--- a/WebContent/docx/泛癌种86基因报告-单样本-苏州市立医院-本部&北区.docx
+++ b/WebContent/docx/泛癌种86基因报告-单样本-苏州市立医院-本部&北区.docx
@@ -1045,17 +1045,7 @@
               <w:sz w:val="28"/>
               <w:lang w:eastAsia="zh-CN"/>
             </w:rPr>
-            <w:t>{% if importantTargetedDiseaseName == ‘泛癌种’%}重要靶向用药{%else%}{% if importantTargetedDiseaseName == ‘肺癌’%}肺癌{% elif importantTargetedDiseaseName == ‘结直肠癌’ %}结直肠癌{% elif importantTargetedDiseaseName == ‘乳腺癌’ %}乳腺癌{% endif %}精准诊疗{% en</w:t>
-          </w:r>
-          <w:bookmarkStart w:id="144" w:name="_GoBack"/>
-          <w:bookmarkEnd w:id="144"/>
-          <w:r>
-            <w:rPr>
-              <w:rFonts w:hint="eastAsia" w:ascii="Times New Roman" w:hAnsi="Times New Roman" w:eastAsia="微软雅黑"/>
-              <w:sz w:val="28"/>
-              <w:lang w:eastAsia="zh-CN"/>
-            </w:rPr>
-            <w:t>dif %}相关基因结果汇总</w:t>
+            <w:t>{% if importantTargetedDiseaseName == ‘泛癌种’%}重要靶向用药{%else%}{% if importantTargetedDiseaseName == ‘肺癌’%}肺癌{% elif importantTargetedDiseaseName == ‘结直肠癌’ %}结直肠癌{% elif importantTargetedDiseaseName == ‘乳腺癌’ %}乳腺癌{% endif %}精准诊疗{% endif %}相关基因结果汇总</w:t>
           </w:r>
           <w:r>
             <w:rPr>
@@ -2743,14 +2733,14 @@
           <w:docGrid w:linePitch="299" w:charSpace="0"/>
         </w:sectPr>
       </w:pPr>
-      <w:bookmarkStart w:id="0" w:name="_Toc21009_WPSOffice_Level1"/>
-      <w:bookmarkStart w:id="1" w:name="_Toc32054"/>
-      <w:bookmarkStart w:id="2" w:name="_Toc27500"/>
-      <w:bookmarkStart w:id="3" w:name="_Toc24397"/>
-      <w:bookmarkStart w:id="4" w:name="_Toc13806"/>
-      <w:bookmarkStart w:id="5" w:name="_Toc30143_WPSOffice_Level1"/>
-      <w:bookmarkStart w:id="6" w:name="_Toc24178_WPSOffice_Level1"/>
-      <w:bookmarkStart w:id="7" w:name="_Toc21669"/>
+      <w:bookmarkStart w:id="0" w:name="_Toc21669"/>
+      <w:bookmarkStart w:id="1" w:name="_Toc21009_WPSOffice_Level1"/>
+      <w:bookmarkStart w:id="2" w:name="_Toc24397"/>
+      <w:bookmarkStart w:id="3" w:name="_Toc13806"/>
+      <w:bookmarkStart w:id="4" w:name="_Toc30143_WPSOffice_Level1"/>
+      <w:bookmarkStart w:id="5" w:name="_Toc32054"/>
+      <w:bookmarkStart w:id="6" w:name="_Toc27500"/>
+      <w:bookmarkStart w:id="7" w:name="_Toc24178_WPSOffice_Level1"/>
     </w:p>
     <w:p>
       <w:pPr>
@@ -3644,11 +3634,11 @@
           </w14:shadow>
         </w:rPr>
       </w:pPr>
-      <w:bookmarkStart w:id="9" w:name="_Toc17451"/>
-      <w:bookmarkStart w:id="10" w:name="_Toc11465"/>
+      <w:bookmarkStart w:id="9" w:name="_Toc11465"/>
+      <w:bookmarkStart w:id="10" w:name="_Toc17451"/>
       <w:bookmarkStart w:id="11" w:name="_Toc11015_WPSOffice_Level1"/>
-      <w:bookmarkStart w:id="12" w:name="_Toc10518"/>
-      <w:bookmarkStart w:id="13" w:name="_Toc28631"/>
+      <w:bookmarkStart w:id="12" w:name="_Toc28631"/>
+      <w:bookmarkStart w:id="13" w:name="_Toc10518"/>
       <w:bookmarkStart w:id="14" w:name="_Toc19594"/>
       <w:bookmarkStart w:id="15" w:name="_Toc7021_WPSOffice_Level1"/>
       <w:bookmarkStart w:id="16" w:name="_Toc18062_WPSOffice_Level1"/>
@@ -3911,13 +3901,13 @@
           <w:lang w:eastAsia="zh-CN"/>
         </w:rPr>
       </w:pPr>
-      <w:bookmarkStart w:id="19" w:name="_Toc18058"/>
-      <w:bookmarkStart w:id="20" w:name="_Toc25920"/>
-      <w:bookmarkStart w:id="21" w:name="_Toc1410"/>
-      <w:bookmarkStart w:id="22" w:name="_Toc4088"/>
-      <w:bookmarkStart w:id="23" w:name="_Toc6221_WPSOffice_Level1"/>
-      <w:bookmarkStart w:id="24" w:name="_Toc23369_WPSOffice_Level1"/>
-      <w:bookmarkStart w:id="25" w:name="_Toc3871"/>
+      <w:bookmarkStart w:id="19" w:name="_Toc23369_WPSOffice_Level1"/>
+      <w:bookmarkStart w:id="20" w:name="_Toc3871"/>
+      <w:bookmarkStart w:id="21" w:name="_Toc18058"/>
+      <w:bookmarkStart w:id="22" w:name="_Toc25920"/>
+      <w:bookmarkStart w:id="23" w:name="_Toc1410"/>
+      <w:bookmarkStart w:id="24" w:name="_Toc4088"/>
+      <w:bookmarkStart w:id="25" w:name="_Toc6221_WPSOffice_Level1"/>
       <w:r>
         <w:rPr>
           <w:rFonts w:hint="eastAsia" w:ascii="Times New Roman" w:hAnsi="Times New Roman" w:eastAsia="微软雅黑" w:cs="Times New Roman"/>
@@ -4012,10 +4002,10 @@
           <w:lang w:eastAsia="zh-CN"/>
         </w:rPr>
       </w:pPr>
-      <w:bookmarkStart w:id="31" w:name="_Toc11674"/>
-      <w:bookmarkStart w:id="32" w:name="_Toc149826003"/>
-      <w:bookmarkStart w:id="33" w:name="_Toc2589"/>
-      <w:bookmarkStart w:id="34" w:name="_Toc149832728"/>
+      <w:bookmarkStart w:id="31" w:name="_Toc149826003"/>
+      <w:bookmarkStart w:id="32" w:name="_Toc2589"/>
+      <w:bookmarkStart w:id="33" w:name="_Toc149832728"/>
+      <w:bookmarkStart w:id="34" w:name="_Toc11674"/>
       <w:r>
         <w:rPr>
           <w:rFonts w:hint="eastAsia"/>
@@ -4075,6 +4065,12 @@
             <w:insideH w:val="single" w:color="A4A4A4" w:sz="4" w:space="0"/>
             <w:insideV w:val="single" w:color="A4A4A4" w:sz="4" w:space="0"/>
           </w:tblBorders>
+          <w:tblCellMar>
+            <w:top w:w="0" w:type="dxa"/>
+            <w:left w:w="0" w:type="dxa"/>
+            <w:bottom w:w="0" w:type="dxa"/>
+            <w:right w:w="0" w:type="dxa"/>
+          </w:tblCellMar>
         </w:tblPrEx>
         <w:trPr>
           <w:trHeight w:val="490" w:hRule="atLeast"/>
@@ -5313,23 +5309,41 @@
     <w:p>
       <w:pPr>
         <w:rPr>
+          <w:rFonts w:hint="default" w:ascii="Times New Roman" w:hAnsi="Times New Roman" w:eastAsia="微软雅黑" w:cs="Times New Roman"/>
+          <w:sz w:val="24"/>
+          <w:szCs w:val="24"/>
+          <w:lang w:val="en-US" w:eastAsia="zh-CN"/>
+        </w:rPr>
+      </w:pPr>
+      <w:bookmarkStart w:id="35" w:name="_Toc31425"/>
+      <w:bookmarkStart w:id="36" w:name="_Toc17266"/>
+      <w:bookmarkStart w:id="37" w:name="_Toc149832729"/>
+      <w:bookmarkStart w:id="38" w:name="_Toc149826004"/>
+      <w:bookmarkStart w:id="39" w:name="_Toc12381"/>
+      <w:bookmarkStart w:id="40" w:name="_Toc19184"/>
+      <w:bookmarkStart w:id="41" w:name="_Toc2781"/>
+      <w:bookmarkStart w:id="42" w:name="_Toc22132"/>
+      <w:bookmarkStart w:id="43" w:name="_Toc14062"/>
+      <w:bookmarkStart w:id="44" w:name="_Toc20136_WPSOffice_Level1"/>
+      <w:bookmarkStart w:id="45" w:name="_Toc19898_WPSOffice_Level1"/>
+      <w:r>
+        <w:rPr>
           <w:rFonts w:hint="eastAsia" w:ascii="Times New Roman" w:hAnsi="Times New Roman" w:eastAsia="微软雅黑" w:cs="Times New Roman"/>
           <w:sz w:val="24"/>
           <w:szCs w:val="24"/>
           <w:lang w:eastAsia="zh-CN"/>
         </w:rPr>
-      </w:pPr>
-      <w:bookmarkStart w:id="35" w:name="_Toc17266"/>
-      <w:bookmarkStart w:id="36" w:name="_Toc149832729"/>
-      <w:bookmarkStart w:id="37" w:name="_Toc149826004"/>
-      <w:bookmarkStart w:id="38" w:name="_Toc31425"/>
-      <w:bookmarkStart w:id="39" w:name="_Toc12381"/>
-      <w:bookmarkStart w:id="40" w:name="_Toc19898_WPSOffice_Level1"/>
-      <w:bookmarkStart w:id="41" w:name="_Toc19184"/>
-      <w:bookmarkStart w:id="42" w:name="_Toc2781"/>
-      <w:bookmarkStart w:id="43" w:name="_Toc20136_WPSOffice_Level1"/>
-      <w:bookmarkStart w:id="44" w:name="_Toc22132"/>
-      <w:bookmarkStart w:id="45" w:name="_Toc14062"/>
+        <w:t xml:space="preserve">{% if testedby == </w:t>
+      </w:r>
+      <w:r>
+        <w:rPr>
+          <w:rFonts w:ascii="Times New Roman" w:hAnsi="Times New Roman" w:eastAsia="微软雅黑" w:cs="Times New Roman"/>
+          <w:sz w:val="24"/>
+          <w:szCs w:val="24"/>
+          <w:lang w:eastAsia="zh-CN"/>
+        </w:rPr>
+        <w:t>“</w:t>
+      </w:r>
       <w:r>
         <w:rPr>
           <w:rFonts w:hint="eastAsia" w:ascii="Times New Roman" w:hAnsi="Times New Roman" w:eastAsia="微软雅黑" w:cs="Times New Roman"/>
@@ -5337,7 +5351,25 @@
           <w:szCs w:val="24"/>
           <w:lang w:eastAsia="zh-CN"/>
         </w:rPr>
-        <w:t>{% if testedby == “1” %}</w:t>
+        <w:t>1</w:t>
+      </w:r>
+      <w:r>
+        <w:rPr>
+          <w:rFonts w:ascii="Times New Roman" w:hAnsi="Times New Roman" w:eastAsia="微软雅黑" w:cs="Times New Roman"/>
+          <w:sz w:val="24"/>
+          <w:szCs w:val="24"/>
+          <w:lang w:eastAsia="zh-CN"/>
+        </w:rPr>
+        <w:t>”</w:t>
+      </w:r>
+      <w:r>
+        <w:rPr>
+          <w:rFonts w:hint="eastAsia" w:ascii="Times New Roman" w:hAnsi="Times New Roman" w:eastAsia="微软雅黑" w:cs="Times New Roman"/>
+          <w:sz w:val="24"/>
+          <w:szCs w:val="24"/>
+          <w:lang w:eastAsia="zh-CN"/>
+        </w:rPr>
+        <w:t xml:space="preserve"> %}</w:t>
       </w:r>
     </w:p>
     <w:p>
@@ -5433,21 +5465,24 @@
               </w:rPr>
             </w:pPr>
             <w:r>
+              <w:rPr>
+                <w:sz w:val="22"/>
+              </w:rPr>
               <mc:AlternateContent>
                 <mc:Choice Requires="wpg">
                   <w:drawing>
-                    <wp:anchor distT="0" distB="0" distL="114300" distR="114300" simplePos="0" relativeHeight="251659264" behindDoc="0" locked="0" layoutInCell="1" allowOverlap="1">
+                    <wp:anchor distT="0" distB="0" distL="114300" distR="114300" simplePos="0" relativeHeight="251663360" behindDoc="0" locked="0" layoutInCell="1" allowOverlap="1">
                       <wp:simplePos x="0" y="0"/>
                       <wp:positionH relativeFrom="column">
-                        <wp:posOffset>31115</wp:posOffset>
+                        <wp:posOffset>0</wp:posOffset>
                       </wp:positionH>
                       <wp:positionV relativeFrom="paragraph">
-                        <wp:posOffset>-547370</wp:posOffset>
+                        <wp:posOffset>-460375</wp:posOffset>
                       </wp:positionV>
-                      <wp:extent cx="3160395" cy="1441450"/>
-                      <wp:effectExtent l="0" t="0" r="9525" b="6350"/>
+                      <wp:extent cx="3080385" cy="1442720"/>
+                      <wp:effectExtent l="0" t="0" r="13335" b="5080"/>
                       <wp:wrapNone/>
-                      <wp:docPr id="101" name="组合 101"/>
+                      <wp:docPr id="34" name="组合 34"/>
                       <wp:cNvGraphicFramePr/>
                       <a:graphic xmlns:a="http://schemas.openxmlformats.org/drawingml/2006/main">
                         <a:graphicData uri="http://schemas.microsoft.com/office/word/2010/wordprocessingGroup">
@@ -5456,25 +5491,25 @@
                             <wpg:grpSpPr>
                               <a:xfrm>
                                 <a:off x="0" y="0"/>
-                                <a:ext cx="3160395" cy="1441450"/>
-                                <a:chOff x="10964" y="3809"/>
-                                <a:chExt cx="4977" cy="2270"/>
+                                <a:ext cx="3080385" cy="1442720"/>
+                                <a:chOff x="17956" y="37747"/>
+                                <a:chExt cx="4851" cy="2272"/>
                               </a:xfrm>
                             </wpg:grpSpPr>
                             <wpg:grpSp>
-                              <wpg:cNvPr id="102" name="组合 6"/>
+                              <wpg:cNvPr id="35" name="组合 16"/>
                               <wpg:cNvGrpSpPr/>
                               <wpg:grpSpPr>
                                 <a:xfrm>
-                                  <a:off x="10964" y="4438"/>
-                                  <a:ext cx="4577" cy="734"/>
-                                  <a:chOff x="10964" y="4438"/>
-                                  <a:chExt cx="4577" cy="734"/>
+                                  <a:off x="17956" y="38313"/>
+                                  <a:ext cx="4049" cy="646"/>
+                                  <a:chOff x="17956" y="38313"/>
+                                  <a:chExt cx="4049" cy="646"/>
                                 </a:xfrm>
                               </wpg:grpSpPr>
                               <pic:pic xmlns:pic="http://schemas.openxmlformats.org/drawingml/2006/picture">
                                 <pic:nvPicPr>
-                                  <pic:cNvPr id="30" name="图片 30" descr="微信图片_20220215110121"/>
+                                  <pic:cNvPr id="12" name="图片 29" descr="IMG_256"/>
                                   <pic:cNvPicPr>
                                     <a:picLocks noChangeAspect="1"/>
                                   </pic:cNvPicPr>
@@ -5483,18 +5518,17 @@
                                   <a:blip r:embed="rId10">
                                     <a:clrChange>
                                       <a:clrFrom>
-                                        <a:srgbClr val="A09D98">
+                                        <a:srgbClr val="FFFFFF">
                                           <a:alpha val="100000"/>
                                         </a:srgbClr>
                                       </a:clrFrom>
                                       <a:clrTo>
-                                        <a:srgbClr val="A09D98">
+                                        <a:srgbClr val="FFFFFF">
                                           <a:alpha val="100000"/>
                                           <a:alpha val="0"/>
                                         </a:srgbClr>
                                       </a:clrTo>
                                     </a:clrChange>
-                                    <a:biLevel thresh="50000"/>
                                   </a:blip>
                                   <a:stretch>
                                     <a:fillRect/>
@@ -5502,57 +5536,46 @@
                                 </pic:blipFill>
                                 <pic:spPr>
                                   <a:xfrm>
-                                    <a:off x="10964" y="4458"/>
-                                    <a:ext cx="1234" cy="715"/>
+                                    <a:off x="21031" y="38313"/>
+                                    <a:ext cx="975" cy="570"/>
+                                  </a:xfrm>
+                                  <a:prstGeom prst="rect">
+                                    <a:avLst/>
+                                  </a:prstGeom>
+                                  <a:noFill/>
+                                  <a:ln w="9525">
+                                    <a:noFill/>
+                                  </a:ln>
+                                </pic:spPr>
+                              </pic:pic>
+                              <pic:pic xmlns:pic="http://schemas.openxmlformats.org/drawingml/2006/picture">
+                                <pic:nvPicPr>
+                                  <pic:cNvPr id="15" name="图片 15" descr="c9514d16fd70679bf0495aeebb03c72d_compress"/>
+                                  <pic:cNvPicPr>
+                                    <a:picLocks noChangeAspect="1"/>
+                                  </pic:cNvPicPr>
+                                </pic:nvPicPr>
+                                <pic:blipFill>
+                                  <a:blip r:embed="rId11"/>
+                                  <a:srcRect l="21003" t="56913" r="27176" b="26386"/>
+                                  <a:stretch>
+                                    <a:fillRect/>
+                                  </a:stretch>
+                                </pic:blipFill>
+                                <pic:spPr>
+                                  <a:xfrm>
+                                    <a:off x="17956" y="38485"/>
+                                    <a:ext cx="1550" cy="475"/>
                                   </a:xfrm>
                                   <a:prstGeom prst="rect">
                                     <a:avLst/>
                                   </a:prstGeom>
                                 </pic:spPr>
                               </pic:pic>
-                              <pic:pic xmlns:pic="http://schemas.openxmlformats.org/drawingml/2006/picture">
-                                <pic:nvPicPr>
-                                  <pic:cNvPr id="21" name="图片 34" descr="晓敏"/>
-                                  <pic:cNvPicPr>
-                                    <a:picLocks noChangeAspect="1"/>
-                                  </pic:cNvPicPr>
-                                </pic:nvPicPr>
-                                <pic:blipFill>
-                                  <a:blip r:embed="rId11">
-                                    <a:clrChange>
-                                      <a:clrFrom>
-                                        <a:srgbClr val="949FA1"/>
-                                      </a:clrFrom>
-                                      <a:clrTo>
-                                        <a:srgbClr val="949FA1">
-                                          <a:alpha val="0"/>
-                                        </a:srgbClr>
-                                      </a:clrTo>
-                                    </a:clrChange>
-                                  </a:blip>
-                                  <a:srcRect l="34062" t="26445" r="34097" b="9325"/>
-                                  <a:stretch>
-                                    <a:fillRect/>
-                                  </a:stretch>
-                                </pic:blipFill>
-                                <pic:spPr>
-                                  <a:xfrm rot="16200000">
-                                    <a:off x="14524" y="3981"/>
-                                    <a:ext cx="560" cy="1475"/>
-                                  </a:xfrm>
-                                  <a:prstGeom prst="rect">
-                                    <a:avLst/>
-                                  </a:prstGeom>
-                                  <a:noFill/>
-                                  <a:ln>
-                                    <a:noFill/>
-                                  </a:ln>
-                                </pic:spPr>
-                              </pic:pic>
                             </wpg:grpSp>
                             <pic:pic xmlns:pic="http://schemas.openxmlformats.org/drawingml/2006/picture">
                               <pic:nvPicPr>
-                                <pic:cNvPr id="18" name="图片 8"/>
+                                <pic:cNvPr id="18" name="图片 25"/>
                                 <pic:cNvPicPr>
                                   <a:picLocks noChangeAspect="1" noChangeArrowheads="1"/>
                                 </pic:cNvPicPr>
@@ -5572,8 +5595,8 @@
                               </pic:blipFill>
                               <pic:spPr>
                                 <a:xfrm>
-                                  <a:off x="13671" y="3809"/>
-                                  <a:ext cx="2271" cy="2271"/>
+                                  <a:off x="20535" y="37747"/>
+                                  <a:ext cx="2273" cy="2273"/>
                                 </a:xfrm>
                                 <a:prstGeom prst="rect">
                                   <a:avLst/>
@@ -5592,24 +5615,24 @@
                 </mc:Choice>
                 <mc:Fallback>
                   <w:pict>
-                    <v:group id="_x0000_s1026" o:spid="_x0000_s1026" o:spt="203" style="position:absolute;left:0pt;margin-left:2.45pt;margin-top:-43.1pt;height:113.5pt;width:248.85pt;z-index:251659264;mso-width-relative:page;mso-height-relative:page;" coordorigin="10964,3809" coordsize="4977,2270" o:gfxdata="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">
+                    <v:group id="_x0000_s1026" o:spid="_x0000_s1026" o:spt="203" style="position:absolute;left:0pt;margin-left:0pt;margin-top:-36.25pt;height:113.6pt;width:242.55pt;z-index:251663360;mso-width-relative:page;mso-height-relative:page;" coordorigin="17956,37747" coordsize="4851,2272" o:gfxdata="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">
                       <o:lock v:ext="edit" aspectratio="f"/>
-                      <v:group id="组合 6" o:spid="_x0000_s1026" o:spt="203" style="position:absolute;left:10964;top:4438;height:734;width:4577;" coordorigin="10964,4438" coordsize="4577,734" o:gfxdata="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">
+                      <v:group id="组合 16" o:spid="_x0000_s1026" o:spt="203" style="position:absolute;left:17956;top:38313;height:646;width:4049;" coordorigin="17956,38313" coordsize="4049,646" o:gfxdata="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">
                         <o:lock v:ext="edit" aspectratio="f"/>
-                        <v:shape id="_x0000_s1026" o:spid="_x0000_s1026" o:spt="75" alt="微信图片_20220215110121" type="#_x0000_t75" style="position:absolute;left:10964;top:4458;height:715;width:1234;" filled="f" o:preferrelative="t" stroked="f" coordsize="21600,21600" o:gfxdata="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">
+                        <v:shape id="图片 29" o:spid="_x0000_s1026" o:spt="75" alt="IMG_256" type="#_x0000_t75" style="position:absolute;left:21031;top:38313;height:570;width:975;" filled="f" o:preferrelative="t" stroked="f" coordsize="21600,21600" o:gfxdata="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">
                           <v:fill on="f" focussize="0,0"/>
                           <v:stroke on="f"/>
-                          <v:imagedata r:id="rId10" grayscale="t" bilevel="t" chromakey="#A09D98" o:title=""/>
+                          <v:imagedata r:id="rId10" chromakey="#FFFFFF" o:title=""/>
                           <o:lock v:ext="edit" aspectratio="t"/>
                         </v:shape>
-                        <v:shape id="图片 34" o:spid="_x0000_s1026" o:spt="75" alt="晓敏" type="#_x0000_t75" style="position:absolute;left:14524;top:3981;height:1475;width:560;rotation:-5898240f;" filled="f" o:preferrelative="t" stroked="f" coordsize="21600,21600" o:gfxdata="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">
+                        <v:shape id="_x0000_s1026" o:spid="_x0000_s1026" o:spt="75" alt="c9514d16fd70679bf0495aeebb03c72d_compress" type="#_x0000_t75" style="position:absolute;left:17956;top:38485;height:475;width:1550;" filled="f" o:preferrelative="t" stroked="f" coordsize="21600,21600" o:gfxdata="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">
                           <v:fill on="f" focussize="0,0"/>
                           <v:stroke on="f"/>
-                          <v:imagedata r:id="rId11" cropleft="22323f" croptop="17331f" cropright="22346f" cropbottom="6111f" chromakey="#949FA1" o:title=""/>
+                          <v:imagedata r:id="rId11" cropleft="13765f" croptop="37299f" cropright="17810f" cropbottom="17292f" o:title=""/>
                           <o:lock v:ext="edit" aspectratio="t"/>
                         </v:shape>
                       </v:group>
-                      <v:shape id="图片 8" o:spid="_x0000_s1026" o:spt="75" type="#_x0000_t75" style="position:absolute;left:13671;top:3809;height:2271;width:2271;" filled="f" o:preferrelative="t" stroked="f" coordsize="21600,21600" o:gfxdata="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">
+                      <v:shape id="图片 25" o:spid="_x0000_s1026" o:spt="75" type="#_x0000_t75" style="position:absolute;left:20535;top:37747;height:2273;width:2273;" filled="f" o:preferrelative="t" stroked="f" coordsize="21600,21600" o:gfxdata="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">
                         <v:fill on="f" focussize="0,0"/>
                         <v:stroke on="f"/>
                         <v:imagedata r:id="rId12" o:title=""/>
@@ -5906,8 +5929,9 @@
     <w:p>
       <w:pPr>
         <w:rPr>
+          <w:rFonts w:hint="default"/>
           <w:sz w:val="24"/>
-          <w:lang w:eastAsia="zh-CN"/>
+          <w:lang w:val="en-US" w:eastAsia="zh-CN"/>
         </w:rPr>
       </w:pPr>
     </w:p>
@@ -5997,6 +6021,185 @@
                 <w:szCs w:val="24"/>
               </w:rPr>
             </w:pPr>
+            <w:r>
+              <w:rPr>
+                <w:sz w:val="22"/>
+              </w:rPr>
+              <mc:AlternateContent>
+                <mc:Choice Requires="wpg">
+                  <w:drawing>
+                    <wp:anchor distT="0" distB="0" distL="114300" distR="114300" simplePos="0" relativeHeight="251664384" behindDoc="0" locked="0" layoutInCell="1" allowOverlap="1">
+                      <wp:simplePos x="0" y="0"/>
+                      <wp:positionH relativeFrom="column">
+                        <wp:posOffset>0</wp:posOffset>
+                      </wp:positionH>
+                      <wp:positionV relativeFrom="paragraph">
+                        <wp:posOffset>-490855</wp:posOffset>
+                      </wp:positionV>
+                      <wp:extent cx="3135630" cy="1442720"/>
+                      <wp:effectExtent l="0" t="0" r="3810" b="5080"/>
+                      <wp:wrapNone/>
+                      <wp:docPr id="36" name="组合 36"/>
+                      <wp:cNvGraphicFramePr/>
+                      <a:graphic xmlns:a="http://schemas.openxmlformats.org/drawingml/2006/main">
+                        <a:graphicData uri="http://schemas.microsoft.com/office/word/2010/wordprocessingGroup">
+                          <wpg:wgp>
+                            <wpg:cNvGrpSpPr/>
+                            <wpg:grpSpPr>
+                              <a:xfrm>
+                                <a:off x="0" y="0"/>
+                                <a:ext cx="3135630" cy="1442720"/>
+                                <a:chOff x="17956" y="39496"/>
+                                <a:chExt cx="4938" cy="2272"/>
+                              </a:xfrm>
+                            </wpg:grpSpPr>
+                            <wpg:grpSp>
+                              <wpg:cNvPr id="37" name="组合 30"/>
+                              <wpg:cNvGrpSpPr/>
+                              <wpg:grpSpPr>
+                                <a:xfrm>
+                                  <a:off x="17956" y="40098"/>
+                                  <a:ext cx="4213" cy="570"/>
+                                  <a:chOff x="17956" y="40098"/>
+                                  <a:chExt cx="4213" cy="570"/>
+                                </a:xfrm>
+                              </wpg:grpSpPr>
+                              <pic:pic xmlns:pic="http://schemas.openxmlformats.org/drawingml/2006/picture">
+                                <pic:nvPicPr>
+                                  <pic:cNvPr id="7" name="图片 1" descr="24f613a0-66be-430b-9e80-270d3393fac5"/>
+                                  <pic:cNvPicPr>
+                                    <a:picLocks noChangeAspect="1"/>
+                                  </pic:cNvPicPr>
+                                </pic:nvPicPr>
+                                <pic:blipFill>
+                                  <a:blip r:embed="rId13"/>
+                                  <a:srcRect l="43292" t="26660" r="21693" b="24394"/>
+                                  <a:stretch>
+                                    <a:fillRect/>
+                                  </a:stretch>
+                                </pic:blipFill>
+                                <pic:spPr>
+                                  <a:xfrm rot="16200000">
+                                    <a:off x="18366" y="39740"/>
+                                    <a:ext cx="506" cy="1327"/>
+                                  </a:xfrm>
+                                  <a:prstGeom prst="rect">
+                                    <a:avLst/>
+                                  </a:prstGeom>
+                                </pic:spPr>
+                              </pic:pic>
+                              <pic:pic xmlns:pic="http://schemas.openxmlformats.org/drawingml/2006/picture">
+                                <pic:nvPicPr>
+                                  <pic:cNvPr id="29" name="图片 29" descr="IMG_256"/>
+                                  <pic:cNvPicPr>
+                                    <a:picLocks noChangeAspect="1"/>
+                                  </pic:cNvPicPr>
+                                </pic:nvPicPr>
+                                <pic:blipFill>
+                                  <a:blip r:embed="rId10">
+                                    <a:clrChange>
+                                      <a:clrFrom>
+                                        <a:srgbClr val="FFFFFF">
+                                          <a:alpha val="100000"/>
+                                        </a:srgbClr>
+                                      </a:clrFrom>
+                                      <a:clrTo>
+                                        <a:srgbClr val="FFFFFF">
+                                          <a:alpha val="100000"/>
+                                          <a:alpha val="0"/>
+                                        </a:srgbClr>
+                                      </a:clrTo>
+                                    </a:clrChange>
+                                  </a:blip>
+                                  <a:stretch>
+                                    <a:fillRect/>
+                                  </a:stretch>
+                                </pic:blipFill>
+                                <pic:spPr>
+                                  <a:xfrm>
+                                    <a:off x="21195" y="40098"/>
+                                    <a:ext cx="975" cy="570"/>
+                                  </a:xfrm>
+                                  <a:prstGeom prst="rect">
+                                    <a:avLst/>
+                                  </a:prstGeom>
+                                  <a:noFill/>
+                                  <a:ln w="9525">
+                                    <a:noFill/>
+                                  </a:ln>
+                                </pic:spPr>
+                              </pic:pic>
+                            </wpg:grpSp>
+                            <pic:pic xmlns:pic="http://schemas.openxmlformats.org/drawingml/2006/picture">
+                              <pic:nvPicPr>
+                                <pic:cNvPr id="31" name="图片 25"/>
+                                <pic:cNvPicPr>
+                                  <a:picLocks noChangeAspect="1" noChangeArrowheads="1"/>
+                                </pic:cNvPicPr>
+                              </pic:nvPicPr>
+                              <pic:blipFill>
+                                <a:blip r:embed="rId12">
+                                  <a:extLst>
+                                    <a:ext uri="{28A0092B-C50C-407E-A947-70E740481C1C}">
+                                      <a14:useLocalDpi xmlns:a14="http://schemas.microsoft.com/office/drawing/2010/main" val="0"/>
+                                    </a:ext>
+                                  </a:extLst>
+                                </a:blip>
+                                <a:srcRect/>
+                                <a:stretch>
+                                  <a:fillRect/>
+                                </a:stretch>
+                              </pic:blipFill>
+                              <pic:spPr>
+                                <a:xfrm>
+                                  <a:off x="20622" y="39496"/>
+                                  <a:ext cx="2273" cy="2273"/>
+                                </a:xfrm>
+                                <a:prstGeom prst="rect">
+                                  <a:avLst/>
+                                </a:prstGeom>
+                                <a:noFill/>
+                                <a:ln>
+                                  <a:noFill/>
+                                </a:ln>
+                              </pic:spPr>
+                            </pic:pic>
+                          </wpg:wgp>
+                        </a:graphicData>
+                      </a:graphic>
+                    </wp:anchor>
+                  </w:drawing>
+                </mc:Choice>
+                <mc:Fallback>
+                  <w:pict>
+                    <v:group id="_x0000_s1026" o:spid="_x0000_s1026" o:spt="203" style="position:absolute;left:0pt;margin-left:0pt;margin-top:-38.65pt;height:113.6pt;width:246.9pt;z-index:251664384;mso-width-relative:page;mso-height-relative:page;" coordorigin="17956,39496" coordsize="4938,2272" o:gfxdata="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">
+                      <o:lock v:ext="edit" aspectratio="f"/>
+                      <v:group id="组合 30" o:spid="_x0000_s1026" o:spt="203" style="position:absolute;left:17956;top:40098;height:570;width:4213;" coordorigin="17956,40098" coordsize="4213,570" o:gfxdata="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">
+                        <o:lock v:ext="edit" aspectratio="f"/>
+                        <v:shape id="图片 1" o:spid="_x0000_s1026" o:spt="75" alt="24f613a0-66be-430b-9e80-270d3393fac5" type="#_x0000_t75" style="position:absolute;left:18366;top:39740;height:1327;width:506;rotation:-5898240f;" filled="f" o:preferrelative="t" stroked="f" coordsize="21600,21600" o:gfxdata="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">
+                          <v:fill on="f" focussize="0,0"/>
+                          <v:stroke on="f"/>
+                          <v:imagedata r:id="rId13" cropleft="28372f" croptop="17472f" cropright="14217f" cropbottom="15987f" o:title=""/>
+                          <o:lock v:ext="edit" aspectratio="t"/>
+                        </v:shape>
+                        <v:shape id="_x0000_s1026" o:spid="_x0000_s1026" o:spt="75" alt="IMG_256" type="#_x0000_t75" style="position:absolute;left:21195;top:40098;height:570;width:975;" filled="f" o:preferrelative="t" stroked="f" coordsize="21600,21600" o:gfxdata="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">
+                          <v:fill on="f" focussize="0,0"/>
+                          <v:stroke on="f"/>
+                          <v:imagedata r:id="rId10" chromakey="#FFFFFF" o:title=""/>
+                          <o:lock v:ext="edit" aspectratio="t"/>
+                        </v:shape>
+                      </v:group>
+                      <v:shape id="图片 25" o:spid="_x0000_s1026" o:spt="75" type="#_x0000_t75" style="position:absolute;left:20622;top:39496;height:2273;width:2273;" filled="f" o:preferrelative="t" stroked="f" coordsize="21600,21600" o:gfxdata="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">
+                        <v:fill on="f" focussize="0,0"/>
+                        <v:stroke on="f"/>
+                        <v:imagedata r:id="rId12" o:title=""/>
+                        <o:lock v:ext="edit" aspectratio="t"/>
+                      </v:shape>
+                    </v:group>
+                  </w:pict>
+                </mc:Fallback>
+              </mc:AlternateContent>
+            </w:r>
           </w:p>
         </w:tc>
         <w:tc>
@@ -6377,21 +6580,24 @@
               </w:rPr>
             </w:pPr>
             <w:r>
+              <w:rPr>
+                <w:sz w:val="24"/>
+              </w:rPr>
               <mc:AlternateContent>
                 <mc:Choice Requires="wpg">
                   <w:drawing>
-                    <wp:anchor distT="0" distB="0" distL="114300" distR="114300" simplePos="0" relativeHeight="251660288" behindDoc="0" locked="0" layoutInCell="1" allowOverlap="1">
+                    <wp:anchor distT="0" distB="0" distL="114300" distR="114300" simplePos="0" relativeHeight="251665408" behindDoc="0" locked="0" layoutInCell="1" allowOverlap="1">
                       <wp:simplePos x="0" y="0"/>
                       <wp:positionH relativeFrom="column">
-                        <wp:posOffset>-17780</wp:posOffset>
+                        <wp:posOffset>-59690</wp:posOffset>
                       </wp:positionH>
                       <wp:positionV relativeFrom="paragraph">
-                        <wp:posOffset>-485775</wp:posOffset>
+                        <wp:posOffset>-527685</wp:posOffset>
                       </wp:positionV>
-                      <wp:extent cx="3196590" cy="1442720"/>
-                      <wp:effectExtent l="0" t="0" r="3810" b="5080"/>
+                      <wp:extent cx="3114040" cy="1442720"/>
+                      <wp:effectExtent l="0" t="0" r="10160" b="5080"/>
                       <wp:wrapNone/>
-                      <wp:docPr id="105" name="组合 105"/>
+                      <wp:docPr id="38" name="组合 38"/>
                       <wp:cNvGraphicFramePr/>
                       <a:graphic xmlns:a="http://schemas.openxmlformats.org/drawingml/2006/main">
                         <a:graphicData uri="http://schemas.microsoft.com/office/word/2010/wordprocessingGroup">
@@ -6400,91 +6606,14 @@
                             <wpg:grpSpPr>
                               <a:xfrm>
                                 <a:off x="0" y="0"/>
-                                <a:ext cx="3196590" cy="1442720"/>
-                                <a:chOff x="19087" y="960"/>
-                                <a:chExt cx="5034" cy="2272"/>
+                                <a:ext cx="3114040" cy="1442720"/>
+                                <a:chOff x="17862" y="41199"/>
+                                <a:chExt cx="4904" cy="2272"/>
                               </a:xfrm>
                             </wpg:grpSpPr>
-                            <wpg:grpSp>
-                              <wpg:cNvPr id="106" name="组合 15"/>
-                              <wpg:cNvGrpSpPr/>
-                              <wpg:grpSpPr>
-                                <a:xfrm>
-                                  <a:off x="19087" y="1459"/>
-                                  <a:ext cx="4523" cy="714"/>
-                                  <a:chOff x="12357" y="7666"/>
-                                  <a:chExt cx="4523" cy="714"/>
-                                </a:xfrm>
-                              </wpg:grpSpPr>
-                              <pic:pic xmlns:pic="http://schemas.openxmlformats.org/drawingml/2006/picture">
-                                <pic:nvPicPr>
-                                  <pic:cNvPr id="22" name="图片 59" descr="图片1"/>
-                                  <pic:cNvPicPr>
-                                    <a:picLocks noChangeAspect="1"/>
-                                  </pic:cNvPicPr>
-                                </pic:nvPicPr>
-                                <pic:blipFill>
-                                  <a:blip r:embed="rId13">
-                                    <a:biLevel thresh="50000"/>
-                                  </a:blip>
-                                  <a:srcRect l="7865" t="11797" r="5322" b="19074"/>
-                                  <a:stretch>
-                                    <a:fillRect/>
-                                  </a:stretch>
-                                </pic:blipFill>
-                                <pic:spPr>
-                                  <a:xfrm>
-                                    <a:off x="12357" y="7738"/>
-                                    <a:ext cx="1468" cy="627"/>
-                                  </a:xfrm>
-                                  <a:prstGeom prst="rect">
-                                    <a:avLst/>
-                                  </a:prstGeom>
-                                  <a:noFill/>
-                                </pic:spPr>
-                              </pic:pic>
-                              <pic:pic xmlns:pic="http://schemas.openxmlformats.org/drawingml/2006/picture">
-                                <pic:nvPicPr>
-                                  <pic:cNvPr id="19" name="图片 14" descr="微信图片_20220215110121"/>
-                                  <pic:cNvPicPr>
-                                    <a:picLocks noChangeAspect="1"/>
-                                  </pic:cNvPicPr>
-                                </pic:nvPicPr>
-                                <pic:blipFill>
-                                  <a:blip r:embed="rId10">
-                                    <a:clrChange>
-                                      <a:clrFrom>
-                                        <a:srgbClr val="A09D98">
-                                          <a:alpha val="100000"/>
-                                        </a:srgbClr>
-                                      </a:clrFrom>
-                                      <a:clrTo>
-                                        <a:srgbClr val="A09D98">
-                                          <a:alpha val="100000"/>
-                                          <a:alpha val="0"/>
-                                        </a:srgbClr>
-                                      </a:clrTo>
-                                    </a:clrChange>
-                                    <a:biLevel thresh="50000"/>
-                                  </a:blip>
-                                  <a:stretch>
-                                    <a:fillRect/>
-                                  </a:stretch>
-                                </pic:blipFill>
-                                <pic:spPr>
-                                  <a:xfrm>
-                                    <a:off x="15646" y="7666"/>
-                                    <a:ext cx="1234" cy="715"/>
-                                  </a:xfrm>
-                                  <a:prstGeom prst="rect">
-                                    <a:avLst/>
-                                  </a:prstGeom>
-                                </pic:spPr>
-                              </pic:pic>
-                            </wpg:grpSp>
                             <pic:pic xmlns:pic="http://schemas.openxmlformats.org/drawingml/2006/picture">
                               <pic:nvPicPr>
-                                <pic:cNvPr id="107" name="图片 23"/>
+                                <pic:cNvPr id="6" name="图片 23"/>
                                 <pic:cNvPicPr>
                                   <a:picLocks noChangeAspect="1" noChangeArrowheads="1"/>
                                 </pic:cNvPicPr>
@@ -6504,7 +6633,7 @@
                               </pic:blipFill>
                               <pic:spPr>
                                 <a:xfrm>
-                                  <a:off x="21849" y="960"/>
+                                  <a:off x="20494" y="41199"/>
                                   <a:ext cx="2273" cy="2273"/>
                                 </a:xfrm>
                                 <a:prstGeom prst="rect">
@@ -6516,6 +6645,86 @@
                                 </a:ln>
                               </pic:spPr>
                             </pic:pic>
+                            <wpg:grpSp>
+                              <wpg:cNvPr id="39" name="组合 23"/>
+                              <wpg:cNvGrpSpPr/>
+                              <wpg:grpSpPr>
+                                <a:xfrm>
+                                  <a:off x="17862" y="41843"/>
+                                  <a:ext cx="4208" cy="652"/>
+                                  <a:chOff x="17862" y="41843"/>
+                                  <a:chExt cx="4208" cy="652"/>
+                                </a:xfrm>
+                              </wpg:grpSpPr>
+                              <pic:pic xmlns:pic="http://schemas.openxmlformats.org/drawingml/2006/picture">
+                                <pic:nvPicPr>
+                                  <pic:cNvPr id="22" name="图片 59" descr="图片1"/>
+                                  <pic:cNvPicPr>
+                                    <a:picLocks noChangeAspect="1"/>
+                                  </pic:cNvPicPr>
+                                </pic:nvPicPr>
+                                <pic:blipFill>
+                                  <a:blip r:embed="rId14">
+                                    <a:biLevel thresh="50000"/>
+                                  </a:blip>
+                                  <a:srcRect l="7865" t="11797" r="5322" b="19074"/>
+                                  <a:stretch>
+                                    <a:fillRect/>
+                                  </a:stretch>
+                                </pic:blipFill>
+                                <pic:spPr>
+                                  <a:xfrm>
+                                    <a:off x="17862" y="41869"/>
+                                    <a:ext cx="1468" cy="627"/>
+                                  </a:xfrm>
+                                  <a:prstGeom prst="rect">
+                                    <a:avLst/>
+                                  </a:prstGeom>
+                                  <a:noFill/>
+                                </pic:spPr>
+                              </pic:pic>
+                              <pic:pic xmlns:pic="http://schemas.openxmlformats.org/drawingml/2006/picture">
+                                <pic:nvPicPr>
+                                  <pic:cNvPr id="21" name="图片 29" descr="IMG_256"/>
+                                  <pic:cNvPicPr>
+                                    <a:picLocks noChangeAspect="1"/>
+                                  </pic:cNvPicPr>
+                                </pic:nvPicPr>
+                                <pic:blipFill>
+                                  <a:blip r:embed="rId10">
+                                    <a:clrChange>
+                                      <a:clrFrom>
+                                        <a:srgbClr val="FFFFFF">
+                                          <a:alpha val="100000"/>
+                                        </a:srgbClr>
+                                      </a:clrFrom>
+                                      <a:clrTo>
+                                        <a:srgbClr val="FFFFFF">
+                                          <a:alpha val="100000"/>
+                                          <a:alpha val="0"/>
+                                        </a:srgbClr>
+                                      </a:clrTo>
+                                    </a:clrChange>
+                                  </a:blip>
+                                  <a:stretch>
+                                    <a:fillRect/>
+                                  </a:stretch>
+                                </pic:blipFill>
+                                <pic:spPr>
+                                  <a:xfrm>
+                                    <a:off x="21096" y="41843"/>
+                                    <a:ext cx="975" cy="570"/>
+                                  </a:xfrm>
+                                  <a:prstGeom prst="rect">
+                                    <a:avLst/>
+                                  </a:prstGeom>
+                                  <a:noFill/>
+                                  <a:ln w="9525">
+                                    <a:noFill/>
+                                  </a:ln>
+                                </pic:spPr>
+                              </pic:pic>
+                            </wpg:grpSp>
                           </wpg:wgp>
                         </a:graphicData>
                       </a:graphic>
@@ -6524,29 +6733,29 @@
                 </mc:Choice>
                 <mc:Fallback>
                   <w:pict>
-                    <v:group id="_x0000_s1026" o:spid="_x0000_s1026" o:spt="203" style="position:absolute;left:0pt;margin-left:-1.4pt;margin-top:-38.25pt;height:113.6pt;width:251.7pt;z-index:251660288;mso-width-relative:page;mso-height-relative:page;" coordorigin="19087,960" coordsize="5034,2272" o:gfxdata="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">
+                    <v:group id="_x0000_s1026" o:spid="_x0000_s1026" o:spt="203" style="position:absolute;left:0pt;margin-left:-4.7pt;margin-top:-41.55pt;height:113.6pt;width:245.2pt;z-index:251665408;mso-width-relative:page;mso-height-relative:page;" coordorigin="17862,41199" coordsize="4904,2272" o:gfxdata="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">
                       <o:lock v:ext="edit" aspectratio="f"/>
-                      <v:group id="组合 15" o:spid="_x0000_s1026" o:spt="203" style="position:absolute;left:19087;top:1459;height:714;width:4523;" coordorigin="12357,7666" coordsize="4523,714" o:gfxdata="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">
-                        <o:lock v:ext="edit" aspectratio="f"/>
-                        <v:shape id="图片 59" o:spid="_x0000_s1026" o:spt="75" alt="图片1" type="#_x0000_t75" style="position:absolute;left:12357;top:7738;height:627;width:1468;" filled="f" o:preferrelative="t" stroked="f" coordsize="21600,21600" o:gfxdata="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">
-                          <v:fill on="f" focussize="0,0"/>
-                          <v:stroke on="f"/>
-                          <v:imagedata r:id="rId13" cropleft="5154f" croptop="7731f" cropright="3488f" cropbottom="12500f" grayscale="t" bilevel="t" o:title=""/>
-                          <o:lock v:ext="edit" aspectratio="t"/>
-                        </v:shape>
-                        <v:shape id="图片 14" o:spid="_x0000_s1026" o:spt="75" alt="微信图片_20220215110121" type="#_x0000_t75" style="position:absolute;left:15646;top:7666;height:715;width:1234;" filled="f" o:preferrelative="t" stroked="f" coordsize="21600,21600" o:gfxdata="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">
-                          <v:fill on="f" focussize="0,0"/>
-                          <v:stroke on="f"/>
-                          <v:imagedata r:id="rId10" grayscale="t" bilevel="t" chromakey="#A09D98" o:title=""/>
-                          <o:lock v:ext="edit" aspectratio="t"/>
-                        </v:shape>
-                      </v:group>
-                      <v:shape id="图片 23" o:spid="_x0000_s1026" o:spt="75" type="#_x0000_t75" style="position:absolute;left:21849;top:960;height:2273;width:2273;" filled="f" o:preferrelative="t" stroked="f" coordsize="21600,21600" o:gfxdata="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">
+                      <v:shape id="图片 23" o:spid="_x0000_s1026" o:spt="75" type="#_x0000_t75" style="position:absolute;left:20494;top:41199;height:2273;width:2273;" filled="f" o:preferrelative="t" stroked="f" coordsize="21600,21600" o:gfxdata="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">
                         <v:fill on="f" focussize="0,0"/>
                         <v:stroke on="f"/>
                         <v:imagedata r:id="rId12" o:title=""/>
                         <o:lock v:ext="edit" aspectratio="t"/>
                       </v:shape>
+                      <v:group id="组合 23" o:spid="_x0000_s1026" o:spt="203" style="position:absolute;left:17862;top:41843;height:652;width:4208;" coordorigin="17862,41843" coordsize="4208,652" o:gfxdata="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">
+                        <o:lock v:ext="edit" aspectratio="f"/>
+                        <v:shape id="图片 59" o:spid="_x0000_s1026" o:spt="75" alt="图片1" type="#_x0000_t75" style="position:absolute;left:17862;top:41869;height:627;width:1468;" filled="f" o:preferrelative="t" stroked="f" coordsize="21600,21600" o:gfxdata="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">
+                          <v:fill on="f" focussize="0,0"/>
+                          <v:stroke on="f"/>
+                          <v:imagedata r:id="rId14" cropleft="5154f" croptop="7731f" cropright="3488f" cropbottom="12500f" grayscale="t" bilevel="t" o:title=""/>
+                          <o:lock v:ext="edit" aspectratio="t"/>
+                        </v:shape>
+                        <v:shape id="图片 29" o:spid="_x0000_s1026" o:spt="75" alt="IMG_256" type="#_x0000_t75" style="position:absolute;left:21096;top:41843;height:570;width:975;" filled="f" o:preferrelative="t" stroked="f" coordsize="21600,21600" o:gfxdata="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">
+                          <v:fill on="f" focussize="0,0"/>
+                          <v:stroke on="f"/>
+                          <v:imagedata r:id="rId10" chromakey="#FFFFFF" o:title=""/>
+                          <o:lock v:ext="edit" aspectratio="t"/>
+                        </v:shape>
+                      </v:group>
                     </v:group>
                   </w:pict>
                 </mc:Fallback>
@@ -6614,14 +6823,6 @@
         </w:tc>
       </w:tr>
       <w:tr>
-        <w:tblPrEx>
-          <w:tblCellMar>
-            <w:top w:w="0" w:type="dxa"/>
-            <w:left w:w="0" w:type="dxa"/>
-            <w:bottom w:w="0" w:type="dxa"/>
-            <w:right w:w="0" w:type="dxa"/>
-          </w:tblCellMar>
-        </w:tblPrEx>
         <w:trPr>
           <w:trHeight w:val="457" w:hRule="exact"/>
           <w:jc w:val="right"/>
@@ -6933,11 +7134,15 @@
                 <w:szCs w:val="24"/>
               </w:rPr>
             </w:pPr>
-            <w:r>
+            <w:bookmarkStart w:id="144" w:name="_GoBack"/>
+            <w:r>
+              <w:rPr>
+                <w:sz w:val="24"/>
+              </w:rPr>
               <mc:AlternateContent>
                 <mc:Choice Requires="wpg">
                   <w:drawing>
-                    <wp:anchor distT="0" distB="0" distL="114300" distR="114300" simplePos="0" relativeHeight="251661312" behindDoc="0" locked="0" layoutInCell="1" allowOverlap="1">
+                    <wp:anchor distT="0" distB="0" distL="114300" distR="114300" simplePos="0" relativeHeight="251666432" behindDoc="0" locked="0" layoutInCell="1" allowOverlap="1">
                       <wp:simplePos x="0" y="0"/>
                       <wp:positionH relativeFrom="column">
                         <wp:posOffset>12700</wp:posOffset>
@@ -6945,10 +7150,10 @@
                       <wp:positionV relativeFrom="paragraph">
                         <wp:posOffset>-514985</wp:posOffset>
                       </wp:positionV>
-                      <wp:extent cx="3143250" cy="1442720"/>
-                      <wp:effectExtent l="0" t="0" r="11430" b="5080"/>
+                      <wp:extent cx="3150235" cy="1442720"/>
+                      <wp:effectExtent l="0" t="0" r="4445" b="5080"/>
                       <wp:wrapNone/>
-                      <wp:docPr id="108" name="组合 108"/>
+                      <wp:docPr id="8" name="组合 8"/>
                       <wp:cNvGraphicFramePr/>
                       <a:graphic xmlns:a="http://schemas.openxmlformats.org/drawingml/2006/main">
                         <a:graphicData uri="http://schemas.microsoft.com/office/word/2010/wordprocessingGroup">
@@ -6957,31 +7162,65 @@
                             <wpg:grpSpPr>
                               <a:xfrm>
                                 <a:off x="0" y="0"/>
-                                <a:ext cx="3143250" cy="1442720"/>
-                                <a:chOff x="19315" y="2640"/>
-                                <a:chExt cx="4950" cy="2272"/>
+                                <a:ext cx="3150235" cy="1442720"/>
+                                <a:chOff x="17976" y="42945"/>
+                                <a:chExt cx="4961" cy="2272"/>
                               </a:xfrm>
                             </wpg:grpSpPr>
+                            <pic:pic xmlns:pic="http://schemas.openxmlformats.org/drawingml/2006/picture">
+                              <pic:nvPicPr>
+                                <pic:cNvPr id="9" name="图片 25"/>
+                                <pic:cNvPicPr>
+                                  <a:picLocks noChangeAspect="1" noChangeArrowheads="1"/>
+                                </pic:cNvPicPr>
+                              </pic:nvPicPr>
+                              <pic:blipFill>
+                                <a:blip r:embed="rId12">
+                                  <a:extLst>
+                                    <a:ext uri="{28A0092B-C50C-407E-A947-70E740481C1C}">
+                                      <a14:useLocalDpi xmlns:a14="http://schemas.microsoft.com/office/drawing/2010/main" val="0"/>
+                                    </a:ext>
+                                  </a:extLst>
+                                </a:blip>
+                                <a:srcRect/>
+                                <a:stretch>
+                                  <a:fillRect/>
+                                </a:stretch>
+                              </pic:blipFill>
+                              <pic:spPr>
+                                <a:xfrm>
+                                  <a:off x="20665" y="42945"/>
+                                  <a:ext cx="2273" cy="2273"/>
+                                </a:xfrm>
+                                <a:prstGeom prst="rect">
+                                  <a:avLst/>
+                                </a:prstGeom>
+                                <a:noFill/>
+                                <a:ln>
+                                  <a:noFill/>
+                                </a:ln>
+                              </pic:spPr>
+                            </pic:pic>
                             <wpg:grpSp>
-                              <wpg:cNvPr id="109" name="组合 22"/>
+                              <wpg:cNvPr id="10" name="组合 27"/>
                               <wpg:cNvGrpSpPr/>
                               <wpg:grpSpPr>
                                 <a:xfrm>
-                                  <a:off x="19315" y="3174"/>
-                                  <a:ext cx="4415" cy="714"/>
-                                  <a:chOff x="12525" y="9562"/>
-                                  <a:chExt cx="4415" cy="714"/>
+                                  <a:off x="17976" y="43614"/>
+                                  <a:ext cx="4551" cy="626"/>
+                                  <a:chOff x="17976" y="43614"/>
+                                  <a:chExt cx="4551" cy="626"/>
                                 </a:xfrm>
                               </wpg:grpSpPr>
                               <pic:pic xmlns:pic="http://schemas.openxmlformats.org/drawingml/2006/picture">
                                 <pic:nvPicPr>
-                                  <pic:cNvPr id="110" name="图片 29" descr="IMG_256"/>
+                                  <pic:cNvPr id="11" name="图片 29" descr="IMG_256"/>
                                   <pic:cNvPicPr>
                                     <a:picLocks noChangeAspect="1"/>
                                   </pic:cNvPicPr>
                                 </pic:nvPicPr>
                                 <pic:blipFill>
-                                  <a:blip r:embed="rId14">
+                                  <a:blip r:embed="rId10">
                                     <a:clrChange>
                                       <a:clrFrom>
                                         <a:srgbClr val="FFFFFF">
@@ -7002,7 +7241,7 @@
                                 </pic:blipFill>
                                 <pic:spPr>
                                   <a:xfrm>
-                                    <a:off x="12525" y="9698"/>
+                                    <a:off x="17976" y="43615"/>
                                     <a:ext cx="975" cy="570"/>
                                   </a:xfrm>
                                   <a:prstGeom prst="rect">
@@ -7016,77 +7255,32 @@
                               </pic:pic>
                               <pic:pic xmlns:pic="http://schemas.openxmlformats.org/drawingml/2006/picture">
                                 <pic:nvPicPr>
-                                  <pic:cNvPr id="29" name="图片 20" descr="微信图片_20220215110121"/>
+                                  <pic:cNvPr id="26" name="图片 59" descr="图片1"/>
                                   <pic:cNvPicPr>
                                     <a:picLocks noChangeAspect="1"/>
                                   </pic:cNvPicPr>
                                 </pic:nvPicPr>
                                 <pic:blipFill>
-                                  <a:blip r:embed="rId10">
-                                    <a:clrChange>
-                                      <a:clrFrom>
-                                        <a:srgbClr val="A09D98">
-                                          <a:alpha val="100000"/>
-                                        </a:srgbClr>
-                                      </a:clrFrom>
-                                      <a:clrTo>
-                                        <a:srgbClr val="A09D98">
-                                          <a:alpha val="100000"/>
-                                          <a:alpha val="0"/>
-                                        </a:srgbClr>
-                                      </a:clrTo>
-                                    </a:clrChange>
+                                  <a:blip r:embed="rId14">
                                     <a:biLevel thresh="50000"/>
                                   </a:blip>
+                                  <a:srcRect l="7865" t="11797" r="5322" b="19074"/>
                                   <a:stretch>
                                     <a:fillRect/>
                                   </a:stretch>
                                 </pic:blipFill>
                                 <pic:spPr>
                                   <a:xfrm>
-                                    <a:off x="15706" y="9562"/>
-                                    <a:ext cx="1234" cy="715"/>
+                                    <a:off x="21059" y="43614"/>
+                                    <a:ext cx="1468" cy="627"/>
                                   </a:xfrm>
                                   <a:prstGeom prst="rect">
                                     <a:avLst/>
                                   </a:prstGeom>
+                                  <a:noFill/>
                                 </pic:spPr>
                               </pic:pic>
                             </wpg:grpSp>
-                            <pic:pic xmlns:pic="http://schemas.openxmlformats.org/drawingml/2006/picture">
-                              <pic:nvPicPr>
-                                <pic:cNvPr id="6" name="图片 25"/>
-                                <pic:cNvPicPr>
-                                  <a:picLocks noChangeAspect="1" noChangeArrowheads="1"/>
-                                </pic:cNvPicPr>
-                              </pic:nvPicPr>
-                              <pic:blipFill>
-                                <a:blip r:embed="rId12">
-                                  <a:extLst>
-                                    <a:ext uri="{28A0092B-C50C-407E-A947-70E740481C1C}">
-                                      <a14:useLocalDpi xmlns:a14="http://schemas.microsoft.com/office/drawing/2010/main" val="0"/>
-                                    </a:ext>
-                                  </a:extLst>
-                                </a:blip>
-                                <a:srcRect/>
-                                <a:stretch>
-                                  <a:fillRect/>
-                                </a:stretch>
-                              </pic:blipFill>
-                              <pic:spPr>
-                                <a:xfrm>
-                                  <a:off x="21993" y="2640"/>
-                                  <a:ext cx="2273" cy="2273"/>
-                                </a:xfrm>
-                                <a:prstGeom prst="rect">
-                                  <a:avLst/>
-                                </a:prstGeom>
-                                <a:noFill/>
-                                <a:ln>
-                                  <a:noFill/>
-                                </a:ln>
-                              </pic:spPr>
-                            </pic:pic>
                           </wpg:wgp>
                         </a:graphicData>
                       </a:graphic>
@@ -7095,34 +7289,35 @@
                 </mc:Choice>
                 <mc:Fallback>
                   <w:pict>
-                    <v:group id="_x0000_s1026" o:spid="_x0000_s1026" o:spt="203" style="position:absolute;left:0pt;margin-left:1pt;margin-top:-40.55pt;height:113.6pt;width:247.5pt;z-index:251661312;mso-width-relative:page;mso-height-relative:page;" coordorigin="19315,2640" coordsize="4950,2272" o:gfxdata="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">
+                    <v:group id="_x0000_s1026" o:spid="_x0000_s1026" o:spt="203" style="position:absolute;left:0pt;margin-left:1pt;margin-top:-40.55pt;height:113.6pt;width:248.05pt;z-index:251666432;mso-width-relative:page;mso-height-relative:page;" coordorigin="17976,42945" coordsize="4961,2272" o:gfxdata="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">
                       <o:lock v:ext="edit" aspectratio="f"/>
-                      <v:group id="组合 22" o:spid="_x0000_s1026" o:spt="203" style="position:absolute;left:19315;top:3174;height:714;width:4415;" coordorigin="12525,9562" coordsize="4415,714" o:gfxdata="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">
-                        <o:lock v:ext="edit" aspectratio="f"/>
-                        <v:shape id="图片 29" o:spid="_x0000_s1026" o:spt="75" alt="IMG_256" type="#_x0000_t75" style="position:absolute;left:12525;top:9698;height:570;width:975;" filled="f" o:preferrelative="t" stroked="f" coordsize="21600,21600" o:gfxdata="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">
-                          <v:fill on="f" focussize="0,0"/>
-                          <v:stroke on="f"/>
-                          <v:imagedata r:id="rId14" chromakey="#FFFFFF" o:title=""/>
-                          <o:lock v:ext="edit" aspectratio="t"/>
-                        </v:shape>
-                        <v:shape id="图片 20" o:spid="_x0000_s1026" o:spt="75" alt="微信图片_20220215110121" type="#_x0000_t75" style="position:absolute;left:15706;top:9562;height:715;width:1234;" filled="f" o:preferrelative="t" stroked="f" coordsize="21600,21600" o:gfxdata="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">
-                          <v:fill on="f" focussize="0,0"/>
-                          <v:stroke on="f"/>
-                          <v:imagedata r:id="rId10" grayscale="t" bilevel="t" chromakey="#A09D98" o:title=""/>
-                          <o:lock v:ext="edit" aspectratio="t"/>
-                        </v:shape>
-                      </v:group>
-                      <v:shape id="图片 25" o:spid="_x0000_s1026" o:spt="75" type="#_x0000_t75" style="position:absolute;left:21993;top:2640;height:2273;width:2273;" filled="f" o:preferrelative="t" stroked="f" coordsize="21600,21600" o:gfxdata="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">
+                      <v:shape id="图片 25" o:spid="_x0000_s1026" o:spt="75" type="#_x0000_t75" style="position:absolute;left:20665;top:42945;height:2273;width:2273;" filled="f" o:preferrelative="t" stroked="f" coordsize="21600,21600" o:gfxdata="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">
                         <v:fill on="f" focussize="0,0"/>
                         <v:stroke on="f"/>
                         <v:imagedata r:id="rId12" o:title=""/>
                         <o:lock v:ext="edit" aspectratio="t"/>
                       </v:shape>
+                      <v:group id="组合 27" o:spid="_x0000_s1026" o:spt="203" style="position:absolute;left:17976;top:43614;height:626;width:4551;" coordorigin="17976,43614" coordsize="4551,626" o:gfxdata="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">
+                        <o:lock v:ext="edit" aspectratio="f"/>
+                        <v:shape id="图片 29" o:spid="_x0000_s1026" o:spt="75" alt="IMG_256" type="#_x0000_t75" style="position:absolute;left:17976;top:43615;height:570;width:975;" filled="f" o:preferrelative="t" stroked="f" coordsize="21600,21600" o:gfxdata="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">
+                          <v:fill on="f" focussize="0,0"/>
+                          <v:stroke on="f"/>
+                          <v:imagedata r:id="rId10" chromakey="#FFFFFF" o:title=""/>
+                          <o:lock v:ext="edit" aspectratio="t"/>
+                        </v:shape>
+                        <v:shape id="图片 59" o:spid="_x0000_s1026" o:spt="75" alt="图片1" type="#_x0000_t75" style="position:absolute;left:21059;top:43614;height:627;width:1468;" filled="f" o:preferrelative="t" stroked="f" coordsize="21600,21600" o:gfxdata="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">
+                          <v:fill on="f" focussize="0,0"/>
+                          <v:stroke on="f"/>
+                          <v:imagedata r:id="rId14" cropleft="5154f" croptop="7731f" cropright="3488f" cropbottom="12500f" grayscale="t" bilevel="t" o:title=""/>
+                          <o:lock v:ext="edit" aspectratio="t"/>
+                        </v:shape>
+                      </v:group>
                     </v:group>
                   </w:pict>
                 </mc:Fallback>
               </mc:AlternateContent>
             </w:r>
+            <w:bookmarkEnd w:id="144"/>
           </w:p>
         </w:tc>
         <w:tc>
@@ -7879,197 +8074,6 @@
                 <w:szCs w:val="24"/>
               </w:rPr>
             </w:pPr>
-            <w:r>
-              <mc:AlternateContent>
-                <mc:Choice Requires="wpg">
-                  <w:drawing>
-                    <wp:anchor distT="0" distB="0" distL="114300" distR="114300" simplePos="0" relativeHeight="251662336" behindDoc="0" locked="0" layoutInCell="1" allowOverlap="1">
-                      <wp:simplePos x="0" y="0"/>
-                      <wp:positionH relativeFrom="column">
-                        <wp:posOffset>111760</wp:posOffset>
-                      </wp:positionH>
-                      <wp:positionV relativeFrom="paragraph">
-                        <wp:posOffset>-577215</wp:posOffset>
-                      </wp:positionV>
-                      <wp:extent cx="3059430" cy="1442720"/>
-                      <wp:effectExtent l="0" t="0" r="3810" b="5080"/>
-                      <wp:wrapNone/>
-                      <wp:docPr id="114" name="组合 114"/>
-                      <wp:cNvGraphicFramePr/>
-                      <a:graphic xmlns:a="http://schemas.openxmlformats.org/drawingml/2006/main">
-                        <a:graphicData uri="http://schemas.microsoft.com/office/word/2010/wordprocessingGroup">
-                          <wpg:wgp>
-                            <wpg:cNvGrpSpPr/>
-                            <wpg:grpSpPr>
-                              <a:xfrm>
-                                <a:off x="0" y="0"/>
-                                <a:ext cx="3059430" cy="1442720"/>
-                                <a:chOff x="19399" y="6180"/>
-                                <a:chExt cx="4818" cy="2272"/>
-                              </a:xfrm>
-                            </wpg:grpSpPr>
-                            <wpg:grpSp>
-                              <wpg:cNvPr id="115" name="组合 34"/>
-                              <wpg:cNvGrpSpPr/>
-                              <wpg:grpSpPr>
-                                <a:xfrm>
-                                  <a:off x="19399" y="6701"/>
-                                  <a:ext cx="4343" cy="988"/>
-                                  <a:chOff x="12609" y="13215"/>
-                                  <a:chExt cx="4343" cy="988"/>
-                                </a:xfrm>
-                              </wpg:grpSpPr>
-                              <pic:pic xmlns:pic="http://schemas.openxmlformats.org/drawingml/2006/picture">
-                                <pic:nvPicPr>
-                                  <pic:cNvPr id="50" name="图片 1" descr="IMG_256"/>
-                                  <pic:cNvPicPr>
-                                    <a:picLocks noChangeAspect="1"/>
-                                  </pic:cNvPicPr>
-                                </pic:nvPicPr>
-                                <pic:blipFill>
-                                  <a:blip r:embed="rId15">
-                                    <a:clrChange>
-                                      <a:clrFrom>
-                                        <a:srgbClr val="AAA9A5">
-                                          <a:alpha val="100000"/>
-                                        </a:srgbClr>
-                                      </a:clrFrom>
-                                      <a:clrTo>
-                                        <a:srgbClr val="AAA9A5">
-                                          <a:alpha val="100000"/>
-                                          <a:alpha val="0"/>
-                                        </a:srgbClr>
-                                      </a:clrTo>
-                                    </a:clrChange>
-                                  </a:blip>
-                                  <a:srcRect l="27431" t="30452" r="31962" b="18126"/>
-                                  <a:stretch>
-                                    <a:fillRect/>
-                                  </a:stretch>
-                                </pic:blipFill>
-                                <pic:spPr>
-                                  <a:xfrm>
-                                    <a:off x="12609" y="13215"/>
-                                    <a:ext cx="781" cy="989"/>
-                                  </a:xfrm>
-                                  <a:prstGeom prst="rect">
-                                    <a:avLst/>
-                                  </a:prstGeom>
-                                  <a:noFill/>
-                                  <a:ln w="9525">
-                                    <a:noFill/>
-                                  </a:ln>
-                                </pic:spPr>
-                              </pic:pic>
-                              <pic:pic xmlns:pic="http://schemas.openxmlformats.org/drawingml/2006/picture">
-                                <pic:nvPicPr>
-                                  <pic:cNvPr id="116" name="图片 31" descr="微信图片_20220215110121"/>
-                                  <pic:cNvPicPr>
-                                    <a:picLocks noChangeAspect="1"/>
-                                  </pic:cNvPicPr>
-                                </pic:nvPicPr>
-                                <pic:blipFill>
-                                  <a:blip r:embed="rId10">
-                                    <a:clrChange>
-                                      <a:clrFrom>
-                                        <a:srgbClr val="A09D98">
-                                          <a:alpha val="100000"/>
-                                        </a:srgbClr>
-                                      </a:clrFrom>
-                                      <a:clrTo>
-                                        <a:srgbClr val="A09D98">
-                                          <a:alpha val="100000"/>
-                                          <a:alpha val="0"/>
-                                        </a:srgbClr>
-                                      </a:clrTo>
-                                    </a:clrChange>
-                                    <a:biLevel thresh="50000"/>
-                                  </a:blip>
-                                  <a:stretch>
-                                    <a:fillRect/>
-                                  </a:stretch>
-                                </pic:blipFill>
-                                <pic:spPr>
-                                  <a:xfrm>
-                                    <a:off x="15718" y="13246"/>
-                                    <a:ext cx="1234" cy="715"/>
-                                  </a:xfrm>
-                                  <a:prstGeom prst="rect">
-                                    <a:avLst/>
-                                  </a:prstGeom>
-                                </pic:spPr>
-                              </pic:pic>
-                            </wpg:grpSp>
-                            <pic:pic xmlns:pic="http://schemas.openxmlformats.org/drawingml/2006/picture">
-                              <pic:nvPicPr>
-                                <pic:cNvPr id="117" name="图片 32"/>
-                                <pic:cNvPicPr>
-                                  <a:picLocks noChangeAspect="1" noChangeArrowheads="1"/>
-                                </pic:cNvPicPr>
-                              </pic:nvPicPr>
-                              <pic:blipFill>
-                                <a:blip r:embed="rId12">
-                                  <a:extLst>
-                                    <a:ext uri="{28A0092B-C50C-407E-A947-70E740481C1C}">
-                                      <a14:useLocalDpi xmlns:a14="http://schemas.microsoft.com/office/drawing/2010/main" val="0"/>
-                                    </a:ext>
-                                  </a:extLst>
-                                </a:blip>
-                                <a:srcRect/>
-                                <a:stretch>
-                                  <a:fillRect/>
-                                </a:stretch>
-                              </pic:blipFill>
-                              <pic:spPr>
-                                <a:xfrm>
-                                  <a:off x="21945" y="6180"/>
-                                  <a:ext cx="2273" cy="2273"/>
-                                </a:xfrm>
-                                <a:prstGeom prst="rect">
-                                  <a:avLst/>
-                                </a:prstGeom>
-                                <a:noFill/>
-                                <a:ln>
-                                  <a:noFill/>
-                                </a:ln>
-                              </pic:spPr>
-                            </pic:pic>
-                          </wpg:wgp>
-                        </a:graphicData>
-                      </a:graphic>
-                    </wp:anchor>
-                  </w:drawing>
-                </mc:Choice>
-                <mc:Fallback>
-                  <w:pict>
-                    <v:group id="_x0000_s1026" o:spid="_x0000_s1026" o:spt="203" style="position:absolute;left:0pt;margin-left:8.8pt;margin-top:-45.45pt;height:113.6pt;width:240.9pt;z-index:251662336;mso-width-relative:page;mso-height-relative:page;" coordorigin="19399,6180" coordsize="4818,2272" o:gfxdata="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">
-                      <o:lock v:ext="edit" aspectratio="f"/>
-                      <v:group id="组合 34" o:spid="_x0000_s1026" o:spt="203" style="position:absolute;left:19399;top:6701;height:988;width:4343;" coordorigin="12609,13215" coordsize="4343,988" o:gfxdata="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">
-                        <o:lock v:ext="edit" aspectratio="f"/>
-                        <v:shape id="图片 1" o:spid="_x0000_s1026" o:spt="75" alt="IMG_256" type="#_x0000_t75" style="position:absolute;left:12609;top:13215;height:989;width:781;" filled="f" o:preferrelative="t" stroked="f" coordsize="21600,21600" o:gfxdata="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">
-                          <v:fill on="f" focussize="0,0"/>
-                          <v:stroke on="f"/>
-                          <v:imagedata r:id="rId15" cropleft="17977f" croptop="19957f" cropright="20947f" cropbottom="11879f" chromakey="#AAA9A5" o:title=""/>
-                          <o:lock v:ext="edit" aspectratio="t"/>
-                        </v:shape>
-                        <v:shape id="图片 31" o:spid="_x0000_s1026" o:spt="75" alt="微信图片_20220215110121" type="#_x0000_t75" style="position:absolute;left:15718;top:13246;height:715;width:1234;" filled="f" o:preferrelative="t" stroked="f" coordsize="21600,21600" o:gfxdata="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">
-                          <v:fill on="f" focussize="0,0"/>
-                          <v:stroke on="f"/>
-                          <v:imagedata r:id="rId10" grayscale="t" bilevel="t" chromakey="#A09D98" o:title=""/>
-                          <o:lock v:ext="edit" aspectratio="t"/>
-                        </v:shape>
-                      </v:group>
-                      <v:shape id="图片 32" o:spid="_x0000_s1026" o:spt="75" type="#_x0000_t75" style="position:absolute;left:21945;top:6180;height:2273;width:2273;" filled="f" o:preferrelative="t" stroked="f" coordsize="21600,21600" o:gfxdata="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">
-                        <v:fill on="f" focussize="0,0"/>
-                        <v:stroke on="f"/>
-                        <v:imagedata r:id="rId12" o:title=""/>
-                        <o:lock v:ext="edit" aspectratio="t"/>
-                      </v:shape>
-                    </v:group>
-                  </w:pict>
-                </mc:Fallback>
-              </mc:AlternateContent>
-            </w:r>
           </w:p>
         </w:tc>
         <w:tc>
@@ -9997,9 +10001,9 @@
           <w:lang w:eastAsia="zh-CN"/>
         </w:rPr>
       </w:pPr>
-      <w:bookmarkStart w:id="47" w:name="_Toc149832732"/>
+      <w:bookmarkStart w:id="47" w:name="_Toc11621"/>
       <w:bookmarkStart w:id="48" w:name="_Toc26774"/>
-      <w:bookmarkStart w:id="49" w:name="_Toc11621"/>
+      <w:bookmarkStart w:id="49" w:name="_Toc149832732"/>
       <w:bookmarkStart w:id="50" w:name="_Toc149826007"/>
       <w:r>
         <w:rPr>
@@ -14815,8 +14819,8 @@
       </w:pPr>
       <w:bookmarkStart w:id="51" w:name="_Toc22117"/>
       <w:bookmarkStart w:id="52" w:name="_Toc149832733"/>
-      <w:bookmarkStart w:id="53" w:name="_Toc20532"/>
-      <w:bookmarkStart w:id="54" w:name="_Toc149826009"/>
+      <w:bookmarkStart w:id="53" w:name="_Toc149826009"/>
+      <w:bookmarkStart w:id="54" w:name="_Toc20532"/>
       <w:r>
         <w:rPr>
           <w:rFonts w:hint="eastAsia"/>
@@ -15332,13 +15336,13 @@
           <w:lang w:eastAsia="zh-CN"/>
         </w:rPr>
       </w:pPr>
-      <w:bookmarkStart w:id="55" w:name="_Toc6221_WPSOffice_Level2"/>
-      <w:bookmarkStart w:id="56" w:name="_Toc25737"/>
-      <w:bookmarkStart w:id="57" w:name="_Toc7551_WPSOffice_Level2"/>
-      <w:bookmarkStart w:id="58" w:name="_Toc32022"/>
-      <w:bookmarkStart w:id="59" w:name="_Toc10835"/>
-      <w:bookmarkStart w:id="60" w:name="_Toc4339"/>
-      <w:bookmarkStart w:id="61" w:name="_Toc17526"/>
+      <w:bookmarkStart w:id="55" w:name="_Toc7551_WPSOffice_Level2"/>
+      <w:bookmarkStart w:id="56" w:name="_Toc32022"/>
+      <w:bookmarkStart w:id="57" w:name="_Toc10835"/>
+      <w:bookmarkStart w:id="58" w:name="_Toc4339"/>
+      <w:bookmarkStart w:id="59" w:name="_Toc17526"/>
+      <w:bookmarkStart w:id="60" w:name="_Toc6221_WPSOffice_Level2"/>
+      <w:bookmarkStart w:id="61" w:name="_Toc25737"/>
       <w:r>
         <w:rPr>
           <w:rFonts w:hint="eastAsia"/>
@@ -15367,12 +15371,12 @@
           <w:lang w:eastAsia="zh-CN"/>
         </w:rPr>
       </w:pPr>
-      <w:bookmarkStart w:id="62" w:name="_Toc23903"/>
-      <w:bookmarkStart w:id="63" w:name="_Toc25727"/>
-      <w:bookmarkStart w:id="64" w:name="_Toc23846_WPSOffice_Level1"/>
+      <w:bookmarkStart w:id="62" w:name="_Toc4331_WPSOffice_Level1"/>
+      <w:bookmarkStart w:id="63" w:name="_Toc23846_WPSOffice_Level1"/>
+      <w:bookmarkStart w:id="64" w:name="_Toc23903"/>
       <w:bookmarkStart w:id="65" w:name="_Toc32443_WPSOffice_Level1"/>
       <w:bookmarkStart w:id="66" w:name="_Toc32661"/>
-      <w:bookmarkStart w:id="67" w:name="_Toc4331_WPSOffice_Level1"/>
+      <w:bookmarkStart w:id="67" w:name="_Toc25727"/>
       <w:bookmarkStart w:id="68" w:name="_Toc5598"/>
       <w:bookmarkStart w:id="69" w:name="_Toc28194"/>
       <w:r>
@@ -19859,10 +19863,10 @@
       <w:bookmarkStart w:id="74" w:name="_Toc16347"/>
       <w:bookmarkStart w:id="75" w:name="_Toc6988"/>
       <w:bookmarkStart w:id="76" w:name="_Toc3782"/>
-      <w:bookmarkStart w:id="77" w:name="_Toc21764_WPSOffice_Level2"/>
-      <w:bookmarkStart w:id="78" w:name="_Toc26649"/>
-      <w:bookmarkStart w:id="79" w:name="_Toc15530"/>
-      <w:bookmarkStart w:id="80" w:name="_Toc1707_WPSOffice_Level2"/>
+      <w:bookmarkStart w:id="77" w:name="_Toc26649"/>
+      <w:bookmarkStart w:id="78" w:name="_Toc21764_WPSOffice_Level2"/>
+      <w:bookmarkStart w:id="79" w:name="_Toc1707_WPSOffice_Level2"/>
+      <w:bookmarkStart w:id="80" w:name="_Toc15530"/>
       <w:r>
         <w:rPr>
           <w:rFonts w:hint="eastAsia" w:ascii="Times New Roman" w:hAnsi="Times New Roman" w:eastAsia="微软雅黑" w:cs="Times New Roman"/>
@@ -19893,8 +19897,8 @@
       </w:pPr>
       <w:bookmarkStart w:id="81" w:name="_Toc18793"/>
       <w:bookmarkStart w:id="82" w:name="_Toc149826012"/>
-      <w:bookmarkStart w:id="83" w:name="_Toc149832736"/>
-      <w:bookmarkStart w:id="84" w:name="_Toc15817"/>
+      <w:bookmarkStart w:id="83" w:name="_Toc15817"/>
+      <w:bookmarkStart w:id="84" w:name="_Toc149832736"/>
       <w:bookmarkStart w:id="85" w:name="_Toc180"/>
       <w:r>
         <w:rPr>
@@ -19950,8 +19954,8 @@
           <w:lang w:eastAsia="zh-CN"/>
         </w:rPr>
       </w:pPr>
-      <w:bookmarkStart w:id="86" w:name="_Toc32302"/>
-      <w:bookmarkStart w:id="87" w:name="_Toc20136"/>
+      <w:bookmarkStart w:id="86" w:name="_Toc20136"/>
+      <w:bookmarkStart w:id="87" w:name="_Toc32302"/>
       <w:bookmarkStart w:id="88" w:name="_Toc149826013"/>
       <w:bookmarkStart w:id="89" w:name="_Toc149832737"/>
       <w:bookmarkStart w:id="90" w:name="_Toc8516"/>
@@ -26807,12 +26811,6 @@
             <w:insideH w:val="dotted" w:color="45A3A7" w:sz="4" w:space="0"/>
             <w:insideV w:val="dotted" w:color="45A3A7" w:sz="4" w:space="0"/>
           </w:tblBorders>
-          <w:tblCellMar>
-            <w:top w:w="0" w:type="dxa"/>
-            <w:left w:w="108" w:type="dxa"/>
-            <w:bottom w:w="0" w:type="dxa"/>
-            <w:right w:w="108" w:type="dxa"/>
-          </w:tblCellMar>
         </w:tblPrEx>
         <w:trPr>
           <w:trHeight w:val="417" w:hRule="atLeast"/>
@@ -28902,11 +28900,11 @@
       <w:bookmarkEnd w:id="78"/>
       <w:bookmarkEnd w:id="79"/>
       <w:bookmarkEnd w:id="80"/>
-      <w:bookmarkStart w:id="91" w:name="_Toc21764_WPSOffice_Level1"/>
-      <w:bookmarkStart w:id="92" w:name="_Toc16594"/>
-      <w:bookmarkStart w:id="93" w:name="_Toc27302"/>
-      <w:bookmarkStart w:id="94" w:name="_Toc28240"/>
-      <w:bookmarkStart w:id="95" w:name="_Toc1707_WPSOffice_Level1"/>
+      <w:bookmarkStart w:id="91" w:name="_Toc27302"/>
+      <w:bookmarkStart w:id="92" w:name="_Toc1707_WPSOffice_Level1"/>
+      <w:bookmarkStart w:id="93" w:name="_Toc28240"/>
+      <w:bookmarkStart w:id="94" w:name="_Toc21764_WPSOffice_Level1"/>
+      <w:bookmarkStart w:id="95" w:name="_Toc16594"/>
       <w:bookmarkStart w:id="96" w:name="_Toc13196_WPSOffice_Level1"/>
       <w:bookmarkStart w:id="97" w:name="_Toc2409"/>
       <w:bookmarkStart w:id="98" w:name="_Toc12505"/>
@@ -28936,10 +28934,10 @@
         </w:rPr>
       </w:pPr>
       <w:bookmarkStart w:id="99" w:name="_Toc21673"/>
-      <w:bookmarkStart w:id="100" w:name="_Toc31324"/>
-      <w:bookmarkStart w:id="101" w:name="_Toc27506"/>
-      <w:bookmarkStart w:id="102" w:name="_Toc26962"/>
-      <w:bookmarkStart w:id="103" w:name="_Toc149832738"/>
+      <w:bookmarkStart w:id="100" w:name="_Toc27506"/>
+      <w:bookmarkStart w:id="101" w:name="_Toc149832738"/>
+      <w:bookmarkStart w:id="102" w:name="_Toc31324"/>
+      <w:bookmarkStart w:id="103" w:name="_Toc26962"/>
       <w:bookmarkStart w:id="104" w:name="_Toc26395"/>
       <w:r>
         <w:rPr>
@@ -30019,8 +30017,8 @@
       </w:pPr>
       <w:bookmarkStart w:id="106" w:name="_Toc8815"/>
       <w:bookmarkStart w:id="107" w:name="_Toc149832739"/>
-      <w:bookmarkStart w:id="108" w:name="_Toc27658"/>
-      <w:bookmarkStart w:id="109" w:name="_Toc149826016"/>
+      <w:bookmarkStart w:id="108" w:name="_Toc149826016"/>
+      <w:bookmarkStart w:id="109" w:name="_Toc27658"/>
       <w:r>
         <w:rPr>
           <w:color w:val="auto"/>
@@ -32116,8 +32114,8 @@
         </w:rPr>
       </w:pPr>
       <w:bookmarkStart w:id="110" w:name="_Toc10731"/>
-      <w:bookmarkStart w:id="111" w:name="_Toc149832740"/>
-      <w:bookmarkStart w:id="112" w:name="_Toc18683"/>
+      <w:bookmarkStart w:id="111" w:name="_Toc18683"/>
+      <w:bookmarkStart w:id="112" w:name="_Toc149832740"/>
       <w:r>
         <w:rPr>
           <w:color w:val="62B541"/>
@@ -32148,12 +32146,12 @@
           <w:lang w:eastAsia="zh-CN"/>
         </w:rPr>
       </w:pPr>
-      <w:bookmarkStart w:id="113" w:name="_Toc22556"/>
-      <w:bookmarkStart w:id="114" w:name="_Toc3674"/>
-      <w:bookmarkStart w:id="115" w:name="_Toc23083"/>
-      <w:bookmarkStart w:id="116" w:name="_Toc10537"/>
-      <w:bookmarkStart w:id="117" w:name="_Toc9066"/>
-      <w:bookmarkStart w:id="118" w:name="_Toc149832741"/>
+      <w:bookmarkStart w:id="113" w:name="_Toc3674"/>
+      <w:bookmarkStart w:id="114" w:name="_Toc23083"/>
+      <w:bookmarkStart w:id="115" w:name="_Toc10537"/>
+      <w:bookmarkStart w:id="116" w:name="_Toc9066"/>
+      <w:bookmarkStart w:id="117" w:name="_Toc149832741"/>
+      <w:bookmarkStart w:id="118" w:name="_Toc22556"/>
       <w:r>
         <w:rPr>
           <w:rFonts w:hint="eastAsia"/>
@@ -34706,16 +34704,16 @@
         </w:rPr>
       </w:pPr>
       <w:bookmarkStart w:id="119" w:name="_Toc30999"/>
-      <w:bookmarkStart w:id="120" w:name="_Toc11406"/>
-      <w:bookmarkStart w:id="121" w:name="_Toc149832743"/>
-      <w:bookmarkStart w:id="122" w:name="_Toc32358"/>
-      <w:bookmarkStart w:id="123" w:name="_Toc30346"/>
-      <w:bookmarkStart w:id="124" w:name="_Toc31185"/>
-      <w:bookmarkStart w:id="125" w:name="_Toc20170_WPSOffice_Level1"/>
-      <w:bookmarkStart w:id="126" w:name="_Toc28454_WPSOffice_Level1"/>
+      <w:bookmarkStart w:id="120" w:name="_Toc32358"/>
+      <w:bookmarkStart w:id="121" w:name="_Toc11406"/>
+      <w:bookmarkStart w:id="122" w:name="_Toc30346"/>
+      <w:bookmarkStart w:id="123" w:name="_Toc149832743"/>
+      <w:bookmarkStart w:id="124" w:name="_Toc20924"/>
+      <w:bookmarkStart w:id="125" w:name="_Toc26985_WPSOffice_Level1"/>
+      <w:bookmarkStart w:id="126" w:name="_Toc20170_WPSOffice_Level1"/>
       <w:bookmarkStart w:id="127" w:name="_Toc27693"/>
-      <w:bookmarkStart w:id="128" w:name="_Toc20924"/>
-      <w:bookmarkStart w:id="129" w:name="_Toc26985_WPSOffice_Level1"/>
+      <w:bookmarkStart w:id="128" w:name="_Toc28454_WPSOffice_Level1"/>
+      <w:bookmarkStart w:id="129" w:name="_Toc31185"/>
       <w:r>
         <w:rPr>
           <w:rFonts w:hint="eastAsia"/>
@@ -35697,8 +35695,8 @@
           <w:lang w:eastAsia="zh-CN"/>
         </w:rPr>
       </w:pPr>
-      <w:bookmarkStart w:id="131" w:name="_Toc14077"/>
-      <w:bookmarkStart w:id="132" w:name="_Toc15114"/>
+      <w:bookmarkStart w:id="131" w:name="_Toc15114"/>
+      <w:bookmarkStart w:id="132" w:name="_Toc14077"/>
       <w:bookmarkStart w:id="133" w:name="_Toc3409"/>
       <w:r>
         <w:rPr>
@@ -35918,16 +35916,16 @@
           <w:sz w:val="30"/>
         </w:rPr>
       </w:pPr>
-      <w:bookmarkStart w:id="134" w:name="_Toc11901"/>
-      <w:bookmarkStart w:id="135" w:name="_Toc4503"/>
-      <w:bookmarkStart w:id="136" w:name="_Toc31956"/>
-      <w:bookmarkStart w:id="137" w:name="_Toc27809"/>
-      <w:bookmarkStart w:id="138" w:name="_Toc13275"/>
-      <w:bookmarkStart w:id="139" w:name="_Toc14611_WPSOffice_Level1"/>
-      <w:bookmarkStart w:id="140" w:name="_Toc17792_WPSOffice_Level2"/>
+      <w:bookmarkStart w:id="134" w:name="_Toc4503"/>
+      <w:bookmarkStart w:id="135" w:name="_Toc11901"/>
+      <w:bookmarkStart w:id="136" w:name="_Toc27809"/>
+      <w:bookmarkStart w:id="137" w:name="_Toc31956"/>
+      <w:bookmarkStart w:id="138" w:name="_Toc19584_WPSOffice_Level1"/>
+      <w:bookmarkStart w:id="139" w:name="_Toc22623"/>
+      <w:bookmarkStart w:id="140" w:name="_Toc13275"/>
       <w:bookmarkStart w:id="141" w:name="_Toc22162_WPSOffice_Level1"/>
-      <w:bookmarkStart w:id="142" w:name="_Toc19584_WPSOffice_Level1"/>
-      <w:bookmarkStart w:id="143" w:name="_Toc22623"/>
+      <w:bookmarkStart w:id="142" w:name="_Toc14611_WPSOffice_Level1"/>
+      <w:bookmarkStart w:id="143" w:name="_Toc17792_WPSOffice_Level2"/>
       <w:r>
         <w:rPr>
           <w:color w:val="auto"/>
@@ -39346,7 +39344,7 @@
         <w:lang w:eastAsia="zh-CN"/>
       </w:rPr>
       <w:drawing>
-        <wp:anchor distT="0" distB="0" distL="0" distR="0" simplePos="0" relativeHeight="251661312" behindDoc="0" locked="0" layoutInCell="1" allowOverlap="1">
+        <wp:anchor distT="0" distB="0" distL="0" distR="0" simplePos="0" relativeHeight="251660288" behindDoc="0" locked="0" layoutInCell="1" allowOverlap="1">
           <wp:simplePos x="0" y="0"/>
           <wp:positionH relativeFrom="column">
             <wp:posOffset>4650105</wp:posOffset>
@@ -39453,7 +39451,7 @@
         <w:lang w:eastAsia="zh-CN"/>
       </w:rPr>
       <w:drawing>
-        <wp:anchor distT="0" distB="0" distL="0" distR="0" simplePos="0" relativeHeight="251663360" behindDoc="0" locked="0" layoutInCell="1" allowOverlap="1">
+        <wp:anchor distT="0" distB="0" distL="0" distR="0" simplePos="0" relativeHeight="251661312" behindDoc="0" locked="0" layoutInCell="1" allowOverlap="1">
           <wp:simplePos x="0" y="0"/>
           <wp:positionH relativeFrom="column">
             <wp:posOffset>4641850</wp:posOffset>
@@ -39560,7 +39558,7 @@
         <w:lang w:eastAsia="zh-CN"/>
       </w:rPr>
       <w:drawing>
-        <wp:anchor distT="0" distB="0" distL="0" distR="0" simplePos="0" relativeHeight="251664384" behindDoc="0" locked="0" layoutInCell="1" allowOverlap="1">
+        <wp:anchor distT="0" distB="0" distL="0" distR="0" simplePos="0" relativeHeight="251662336" behindDoc="0" locked="0" layoutInCell="1" allowOverlap="1">
           <wp:simplePos x="0" y="0"/>
           <wp:positionH relativeFrom="column">
             <wp:posOffset>4582160</wp:posOffset>
@@ -42191,7 +42189,6 @@
     <customSectPr/>
     <customSectPr/>
     <customSectPr/>
-    <customSectPr/>
   </customSectProps>
   <customShpExts>
     <customShpInfo spid="_x0000_s1026" textRotate="1"/>

--- a/WebContent/docx/泛癌种86基因报告-单样本-苏州市立医院-本部&北区.docx
+++ b/WebContent/docx/泛癌种86基因报告-单样本-苏州市立医院-本部&北区.docx
@@ -1045,7 +1045,17 @@
               <w:sz w:val="28"/>
               <w:lang w:eastAsia="zh-CN"/>
             </w:rPr>
-            <w:t>{% if importantTargetedDiseaseName == ‘泛癌种’%}重要靶向用药{%else%}{% if importantTargetedDiseaseName == ‘肺癌’%}肺癌{% elif importantTargetedDiseaseName == ‘结直肠癌’ %}结直肠癌{% elif importantTargetedDiseaseName == ‘乳腺癌’ %}乳腺癌{% endif %}精准诊疗{% endif %}相关基因结果汇总</w:t>
+            <w:t>{% if importantTargetedDiseaseName == ‘泛癌种’%}重要靶向用药{%else%}{% if importantTargetedDiseaseName == ‘肺癌’%}肺癌{% elif importantTargetedDiseaseName == ‘结直肠癌’ %}结直肠癌{% elif importantTargetedDiseaseName == ‘乳腺癌’ %}乳腺癌{% endif %}精准诊疗{% en</w:t>
+          </w:r>
+          <w:bookmarkStart w:id="144" w:name="_GoBack"/>
+          <w:bookmarkEnd w:id="144"/>
+          <w:r>
+            <w:rPr>
+              <w:rFonts w:hint="eastAsia" w:ascii="Times New Roman" w:hAnsi="Times New Roman" w:eastAsia="微软雅黑"/>
+              <w:sz w:val="28"/>
+              <w:lang w:eastAsia="zh-CN"/>
+            </w:rPr>
+            <w:t>dif %}相关基因结果汇总</w:t>
           </w:r>
           <w:r>
             <w:rPr>
@@ -2733,14 +2743,14 @@
           <w:docGrid w:linePitch="299" w:charSpace="0"/>
         </w:sectPr>
       </w:pPr>
-      <w:bookmarkStart w:id="0" w:name="_Toc21669"/>
-      <w:bookmarkStart w:id="1" w:name="_Toc21009_WPSOffice_Level1"/>
-      <w:bookmarkStart w:id="2" w:name="_Toc24397"/>
-      <w:bookmarkStart w:id="3" w:name="_Toc13806"/>
-      <w:bookmarkStart w:id="4" w:name="_Toc30143_WPSOffice_Level1"/>
-      <w:bookmarkStart w:id="5" w:name="_Toc32054"/>
-      <w:bookmarkStart w:id="6" w:name="_Toc27500"/>
-      <w:bookmarkStart w:id="7" w:name="_Toc24178_WPSOffice_Level1"/>
+      <w:bookmarkStart w:id="0" w:name="_Toc21009_WPSOffice_Level1"/>
+      <w:bookmarkStart w:id="1" w:name="_Toc32054"/>
+      <w:bookmarkStart w:id="2" w:name="_Toc27500"/>
+      <w:bookmarkStart w:id="3" w:name="_Toc24397"/>
+      <w:bookmarkStart w:id="4" w:name="_Toc13806"/>
+      <w:bookmarkStart w:id="5" w:name="_Toc30143_WPSOffice_Level1"/>
+      <w:bookmarkStart w:id="6" w:name="_Toc24178_WPSOffice_Level1"/>
+      <w:bookmarkStart w:id="7" w:name="_Toc21669"/>
     </w:p>
     <w:p>
       <w:pPr>
@@ -3634,11 +3644,11 @@
           </w14:shadow>
         </w:rPr>
       </w:pPr>
-      <w:bookmarkStart w:id="9" w:name="_Toc11465"/>
-      <w:bookmarkStart w:id="10" w:name="_Toc17451"/>
+      <w:bookmarkStart w:id="9" w:name="_Toc17451"/>
+      <w:bookmarkStart w:id="10" w:name="_Toc11465"/>
       <w:bookmarkStart w:id="11" w:name="_Toc11015_WPSOffice_Level1"/>
-      <w:bookmarkStart w:id="12" w:name="_Toc28631"/>
-      <w:bookmarkStart w:id="13" w:name="_Toc10518"/>
+      <w:bookmarkStart w:id="12" w:name="_Toc10518"/>
+      <w:bookmarkStart w:id="13" w:name="_Toc28631"/>
       <w:bookmarkStart w:id="14" w:name="_Toc19594"/>
       <w:bookmarkStart w:id="15" w:name="_Toc7021_WPSOffice_Level1"/>
       <w:bookmarkStart w:id="16" w:name="_Toc18062_WPSOffice_Level1"/>
@@ -3901,13 +3911,13 @@
           <w:lang w:eastAsia="zh-CN"/>
         </w:rPr>
       </w:pPr>
-      <w:bookmarkStart w:id="19" w:name="_Toc23369_WPSOffice_Level1"/>
-      <w:bookmarkStart w:id="20" w:name="_Toc3871"/>
-      <w:bookmarkStart w:id="21" w:name="_Toc18058"/>
-      <w:bookmarkStart w:id="22" w:name="_Toc25920"/>
-      <w:bookmarkStart w:id="23" w:name="_Toc1410"/>
-      <w:bookmarkStart w:id="24" w:name="_Toc4088"/>
-      <w:bookmarkStart w:id="25" w:name="_Toc6221_WPSOffice_Level1"/>
+      <w:bookmarkStart w:id="19" w:name="_Toc18058"/>
+      <w:bookmarkStart w:id="20" w:name="_Toc25920"/>
+      <w:bookmarkStart w:id="21" w:name="_Toc1410"/>
+      <w:bookmarkStart w:id="22" w:name="_Toc4088"/>
+      <w:bookmarkStart w:id="23" w:name="_Toc6221_WPSOffice_Level1"/>
+      <w:bookmarkStart w:id="24" w:name="_Toc23369_WPSOffice_Level1"/>
+      <w:bookmarkStart w:id="25" w:name="_Toc3871"/>
       <w:r>
         <w:rPr>
           <w:rFonts w:hint="eastAsia" w:ascii="Times New Roman" w:hAnsi="Times New Roman" w:eastAsia="微软雅黑" w:cs="Times New Roman"/>
@@ -4002,10 +4012,10 @@
           <w:lang w:eastAsia="zh-CN"/>
         </w:rPr>
       </w:pPr>
-      <w:bookmarkStart w:id="31" w:name="_Toc149826003"/>
-      <w:bookmarkStart w:id="32" w:name="_Toc2589"/>
-      <w:bookmarkStart w:id="33" w:name="_Toc149832728"/>
-      <w:bookmarkStart w:id="34" w:name="_Toc11674"/>
+      <w:bookmarkStart w:id="31" w:name="_Toc11674"/>
+      <w:bookmarkStart w:id="32" w:name="_Toc149826003"/>
+      <w:bookmarkStart w:id="33" w:name="_Toc2589"/>
+      <w:bookmarkStart w:id="34" w:name="_Toc149832728"/>
       <w:r>
         <w:rPr>
           <w:rFonts w:hint="eastAsia"/>
@@ -4065,12 +4075,6 @@
             <w:insideH w:val="single" w:color="A4A4A4" w:sz="4" w:space="0"/>
             <w:insideV w:val="single" w:color="A4A4A4" w:sz="4" w:space="0"/>
           </w:tblBorders>
-          <w:tblCellMar>
-            <w:top w:w="0" w:type="dxa"/>
-            <w:left w:w="0" w:type="dxa"/>
-            <w:bottom w:w="0" w:type="dxa"/>
-            <w:right w:w="0" w:type="dxa"/>
-          </w:tblCellMar>
         </w:tblPrEx>
         <w:trPr>
           <w:trHeight w:val="490" w:hRule="atLeast"/>
@@ -5309,41 +5313,23 @@
     <w:p>
       <w:pPr>
         <w:rPr>
-          <w:rFonts w:hint="default" w:ascii="Times New Roman" w:hAnsi="Times New Roman" w:eastAsia="微软雅黑" w:cs="Times New Roman"/>
-          <w:sz w:val="24"/>
-          <w:szCs w:val="24"/>
-          <w:lang w:val="en-US" w:eastAsia="zh-CN"/>
-        </w:rPr>
-      </w:pPr>
-      <w:bookmarkStart w:id="35" w:name="_Toc31425"/>
-      <w:bookmarkStart w:id="36" w:name="_Toc17266"/>
-      <w:bookmarkStart w:id="37" w:name="_Toc149832729"/>
-      <w:bookmarkStart w:id="38" w:name="_Toc149826004"/>
-      <w:bookmarkStart w:id="39" w:name="_Toc12381"/>
-      <w:bookmarkStart w:id="40" w:name="_Toc19184"/>
-      <w:bookmarkStart w:id="41" w:name="_Toc2781"/>
-      <w:bookmarkStart w:id="42" w:name="_Toc22132"/>
-      <w:bookmarkStart w:id="43" w:name="_Toc14062"/>
-      <w:bookmarkStart w:id="44" w:name="_Toc20136_WPSOffice_Level1"/>
-      <w:bookmarkStart w:id="45" w:name="_Toc19898_WPSOffice_Level1"/>
-      <w:r>
-        <w:rPr>
           <w:rFonts w:hint="eastAsia" w:ascii="Times New Roman" w:hAnsi="Times New Roman" w:eastAsia="微软雅黑" w:cs="Times New Roman"/>
           <w:sz w:val="24"/>
           <w:szCs w:val="24"/>
           <w:lang w:eastAsia="zh-CN"/>
         </w:rPr>
-        <w:t xml:space="preserve">{% if testedby == </w:t>
-      </w:r>
-      <w:r>
-        <w:rPr>
-          <w:rFonts w:ascii="Times New Roman" w:hAnsi="Times New Roman" w:eastAsia="微软雅黑" w:cs="Times New Roman"/>
-          <w:sz w:val="24"/>
-          <w:szCs w:val="24"/>
-          <w:lang w:eastAsia="zh-CN"/>
-        </w:rPr>
-        <w:t>“</w:t>
-      </w:r>
+      </w:pPr>
+      <w:bookmarkStart w:id="35" w:name="_Toc17266"/>
+      <w:bookmarkStart w:id="36" w:name="_Toc149832729"/>
+      <w:bookmarkStart w:id="37" w:name="_Toc149826004"/>
+      <w:bookmarkStart w:id="38" w:name="_Toc31425"/>
+      <w:bookmarkStart w:id="39" w:name="_Toc12381"/>
+      <w:bookmarkStart w:id="40" w:name="_Toc19898_WPSOffice_Level1"/>
+      <w:bookmarkStart w:id="41" w:name="_Toc19184"/>
+      <w:bookmarkStart w:id="42" w:name="_Toc2781"/>
+      <w:bookmarkStart w:id="43" w:name="_Toc20136_WPSOffice_Level1"/>
+      <w:bookmarkStart w:id="44" w:name="_Toc22132"/>
+      <w:bookmarkStart w:id="45" w:name="_Toc14062"/>
       <w:r>
         <w:rPr>
           <w:rFonts w:hint="eastAsia" w:ascii="Times New Roman" w:hAnsi="Times New Roman" w:eastAsia="微软雅黑" w:cs="Times New Roman"/>
@@ -5351,25 +5337,7 @@
           <w:szCs w:val="24"/>
           <w:lang w:eastAsia="zh-CN"/>
         </w:rPr>
-        <w:t>1</w:t>
-      </w:r>
-      <w:r>
-        <w:rPr>
-          <w:rFonts w:ascii="Times New Roman" w:hAnsi="Times New Roman" w:eastAsia="微软雅黑" w:cs="Times New Roman"/>
-          <w:sz w:val="24"/>
-          <w:szCs w:val="24"/>
-          <w:lang w:eastAsia="zh-CN"/>
-        </w:rPr>
-        <w:t>”</w:t>
-      </w:r>
-      <w:r>
-        <w:rPr>
-          <w:rFonts w:hint="eastAsia" w:ascii="Times New Roman" w:hAnsi="Times New Roman" w:eastAsia="微软雅黑" w:cs="Times New Roman"/>
-          <w:sz w:val="24"/>
-          <w:szCs w:val="24"/>
-          <w:lang w:eastAsia="zh-CN"/>
-        </w:rPr>
-        <w:t xml:space="preserve"> %}</w:t>
+        <w:t>{% if testedby == “1” %}</w:t>
       </w:r>
     </w:p>
     <w:p>
@@ -5465,24 +5433,21 @@
               </w:rPr>
             </w:pPr>
             <w:r>
-              <w:rPr>
-                <w:sz w:val="22"/>
-              </w:rPr>
               <mc:AlternateContent>
                 <mc:Choice Requires="wpg">
                   <w:drawing>
-                    <wp:anchor distT="0" distB="0" distL="114300" distR="114300" simplePos="0" relativeHeight="251663360" behindDoc="0" locked="0" layoutInCell="1" allowOverlap="1">
+                    <wp:anchor distT="0" distB="0" distL="114300" distR="114300" simplePos="0" relativeHeight="251659264" behindDoc="0" locked="0" layoutInCell="1" allowOverlap="1">
                       <wp:simplePos x="0" y="0"/>
                       <wp:positionH relativeFrom="column">
-                        <wp:posOffset>0</wp:posOffset>
+                        <wp:posOffset>31115</wp:posOffset>
                       </wp:positionH>
                       <wp:positionV relativeFrom="paragraph">
-                        <wp:posOffset>-460375</wp:posOffset>
+                        <wp:posOffset>-547370</wp:posOffset>
                       </wp:positionV>
-                      <wp:extent cx="3080385" cy="1442720"/>
-                      <wp:effectExtent l="0" t="0" r="13335" b="5080"/>
+                      <wp:extent cx="3160395" cy="1441450"/>
+                      <wp:effectExtent l="0" t="0" r="9525" b="6350"/>
                       <wp:wrapNone/>
-                      <wp:docPr id="34" name="组合 34"/>
+                      <wp:docPr id="101" name="组合 101"/>
                       <wp:cNvGraphicFramePr/>
                       <a:graphic xmlns:a="http://schemas.openxmlformats.org/drawingml/2006/main">
                         <a:graphicData uri="http://schemas.microsoft.com/office/word/2010/wordprocessingGroup">
@@ -5491,25 +5456,25 @@
                             <wpg:grpSpPr>
                               <a:xfrm>
                                 <a:off x="0" y="0"/>
-                                <a:ext cx="3080385" cy="1442720"/>
-                                <a:chOff x="17956" y="37747"/>
-                                <a:chExt cx="4851" cy="2272"/>
+                                <a:ext cx="3160395" cy="1441450"/>
+                                <a:chOff x="10964" y="3809"/>
+                                <a:chExt cx="4977" cy="2270"/>
                               </a:xfrm>
                             </wpg:grpSpPr>
                             <wpg:grpSp>
-                              <wpg:cNvPr id="35" name="组合 16"/>
+                              <wpg:cNvPr id="102" name="组合 6"/>
                               <wpg:cNvGrpSpPr/>
                               <wpg:grpSpPr>
                                 <a:xfrm>
-                                  <a:off x="17956" y="38313"/>
-                                  <a:ext cx="4049" cy="646"/>
-                                  <a:chOff x="17956" y="38313"/>
-                                  <a:chExt cx="4049" cy="646"/>
+                                  <a:off x="10964" y="4438"/>
+                                  <a:ext cx="4577" cy="734"/>
+                                  <a:chOff x="10964" y="4438"/>
+                                  <a:chExt cx="4577" cy="734"/>
                                 </a:xfrm>
                               </wpg:grpSpPr>
                               <pic:pic xmlns:pic="http://schemas.openxmlformats.org/drawingml/2006/picture">
                                 <pic:nvPicPr>
-                                  <pic:cNvPr id="12" name="图片 29" descr="IMG_256"/>
+                                  <pic:cNvPr id="30" name="图片 30" descr="微信图片_20220215110121"/>
                                   <pic:cNvPicPr>
                                     <a:picLocks noChangeAspect="1"/>
                                   </pic:cNvPicPr>
@@ -5518,17 +5483,18 @@
                                   <a:blip r:embed="rId10">
                                     <a:clrChange>
                                       <a:clrFrom>
-                                        <a:srgbClr val="FFFFFF">
+                                        <a:srgbClr val="A09D98">
                                           <a:alpha val="100000"/>
                                         </a:srgbClr>
                                       </a:clrFrom>
                                       <a:clrTo>
-                                        <a:srgbClr val="FFFFFF">
+                                        <a:srgbClr val="A09D98">
                                           <a:alpha val="100000"/>
                                           <a:alpha val="0"/>
                                         </a:srgbClr>
                                       </a:clrTo>
                                     </a:clrChange>
+                                    <a:biLevel thresh="50000"/>
                                   </a:blip>
                                   <a:stretch>
                                     <a:fillRect/>
@@ -5536,46 +5502,57 @@
                                 </pic:blipFill>
                                 <pic:spPr>
                                   <a:xfrm>
-                                    <a:off x="21031" y="38313"/>
-                                    <a:ext cx="975" cy="570"/>
-                                  </a:xfrm>
-                                  <a:prstGeom prst="rect">
-                                    <a:avLst/>
-                                  </a:prstGeom>
-                                  <a:noFill/>
-                                  <a:ln w="9525">
-                                    <a:noFill/>
-                                  </a:ln>
-                                </pic:spPr>
-                              </pic:pic>
-                              <pic:pic xmlns:pic="http://schemas.openxmlformats.org/drawingml/2006/picture">
-                                <pic:nvPicPr>
-                                  <pic:cNvPr id="15" name="图片 15" descr="c9514d16fd70679bf0495aeebb03c72d_compress"/>
-                                  <pic:cNvPicPr>
-                                    <a:picLocks noChangeAspect="1"/>
-                                  </pic:cNvPicPr>
-                                </pic:nvPicPr>
-                                <pic:blipFill>
-                                  <a:blip r:embed="rId11"/>
-                                  <a:srcRect l="21003" t="56913" r="27176" b="26386"/>
-                                  <a:stretch>
-                                    <a:fillRect/>
-                                  </a:stretch>
-                                </pic:blipFill>
-                                <pic:spPr>
-                                  <a:xfrm>
-                                    <a:off x="17956" y="38485"/>
-                                    <a:ext cx="1550" cy="475"/>
+                                    <a:off x="10964" y="4458"/>
+                                    <a:ext cx="1234" cy="715"/>
                                   </a:xfrm>
                                   <a:prstGeom prst="rect">
                                     <a:avLst/>
                                   </a:prstGeom>
                                 </pic:spPr>
                               </pic:pic>
+                              <pic:pic xmlns:pic="http://schemas.openxmlformats.org/drawingml/2006/picture">
+                                <pic:nvPicPr>
+                                  <pic:cNvPr id="21" name="图片 34" descr="晓敏"/>
+                                  <pic:cNvPicPr>
+                                    <a:picLocks noChangeAspect="1"/>
+                                  </pic:cNvPicPr>
+                                </pic:nvPicPr>
+                                <pic:blipFill>
+                                  <a:blip r:embed="rId11">
+                                    <a:clrChange>
+                                      <a:clrFrom>
+                                        <a:srgbClr val="949FA1"/>
+                                      </a:clrFrom>
+                                      <a:clrTo>
+                                        <a:srgbClr val="949FA1">
+                                          <a:alpha val="0"/>
+                                        </a:srgbClr>
+                                      </a:clrTo>
+                                    </a:clrChange>
+                                  </a:blip>
+                                  <a:srcRect l="34062" t="26445" r="34097" b="9325"/>
+                                  <a:stretch>
+                                    <a:fillRect/>
+                                  </a:stretch>
+                                </pic:blipFill>
+                                <pic:spPr>
+                                  <a:xfrm rot="16200000">
+                                    <a:off x="14524" y="3981"/>
+                                    <a:ext cx="560" cy="1475"/>
+                                  </a:xfrm>
+                                  <a:prstGeom prst="rect">
+                                    <a:avLst/>
+                                  </a:prstGeom>
+                                  <a:noFill/>
+                                  <a:ln>
+                                    <a:noFill/>
+                                  </a:ln>
+                                </pic:spPr>
+                              </pic:pic>
                             </wpg:grpSp>
                             <pic:pic xmlns:pic="http://schemas.openxmlformats.org/drawingml/2006/picture">
                               <pic:nvPicPr>
-                                <pic:cNvPr id="18" name="图片 25"/>
+                                <pic:cNvPr id="18" name="图片 8"/>
                                 <pic:cNvPicPr>
                                   <a:picLocks noChangeAspect="1" noChangeArrowheads="1"/>
                                 </pic:cNvPicPr>
@@ -5595,8 +5572,8 @@
                               </pic:blipFill>
                               <pic:spPr>
                                 <a:xfrm>
-                                  <a:off x="20535" y="37747"/>
-                                  <a:ext cx="2273" cy="2273"/>
+                                  <a:off x="13671" y="3809"/>
+                                  <a:ext cx="2271" cy="2271"/>
                                 </a:xfrm>
                                 <a:prstGeom prst="rect">
                                   <a:avLst/>
@@ -5615,24 +5592,24 @@
                 </mc:Choice>
                 <mc:Fallback>
                   <w:pict>
-                    <v:group id="_x0000_s1026" o:spid="_x0000_s1026" o:spt="203" style="position:absolute;left:0pt;margin-left:0pt;margin-top:-36.25pt;height:113.6pt;width:242.55pt;z-index:251663360;mso-width-relative:page;mso-height-relative:page;" coordorigin="17956,37747" coordsize="4851,2272" o:gfxdata="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">
+                    <v:group id="_x0000_s1026" o:spid="_x0000_s1026" o:spt="203" style="position:absolute;left:0pt;margin-left:2.45pt;margin-top:-43.1pt;height:113.5pt;width:248.85pt;z-index:251659264;mso-width-relative:page;mso-height-relative:page;" coordorigin="10964,3809" coordsize="4977,2270" o:gfxdata="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">
                       <o:lock v:ext="edit" aspectratio="f"/>
-                      <v:group id="组合 16" o:spid="_x0000_s1026" o:spt="203" style="position:absolute;left:17956;top:38313;height:646;width:4049;" coordorigin="17956,38313" coordsize="4049,646" o:gfxdata="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">
+                      <v:group id="组合 6" o:spid="_x0000_s1026" o:spt="203" style="position:absolute;left:10964;top:4438;height:734;width:4577;" coordorigin="10964,4438" coordsize="4577,734" o:gfxdata="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">
                         <o:lock v:ext="edit" aspectratio="f"/>
-                        <v:shape id="图片 29" o:spid="_x0000_s1026" o:spt="75" alt="IMG_256" type="#_x0000_t75" style="position:absolute;left:21031;top:38313;height:570;width:975;" filled="f" o:preferrelative="t" stroked="f" coordsize="21600,21600" o:gfxdata="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">
+                        <v:shape id="_x0000_s1026" o:spid="_x0000_s1026" o:spt="75" alt="微信图片_20220215110121" type="#_x0000_t75" style="position:absolute;left:10964;top:4458;height:715;width:1234;" filled="f" o:preferrelative="t" stroked="f" coordsize="21600,21600" o:gfxdata="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">
                           <v:fill on="f" focussize="0,0"/>
                           <v:stroke on="f"/>
-                          <v:imagedata r:id="rId10" chromakey="#FFFFFF" o:title=""/>
+                          <v:imagedata r:id="rId10" grayscale="t" bilevel="t" chromakey="#A09D98" o:title=""/>
                           <o:lock v:ext="edit" aspectratio="t"/>
                         </v:shape>
-                        <v:shape id="_x0000_s1026" o:spid="_x0000_s1026" o:spt="75" alt="c9514d16fd70679bf0495aeebb03c72d_compress" type="#_x0000_t75" style="position:absolute;left:17956;top:38485;height:475;width:1550;" filled="f" o:preferrelative="t" stroked="f" coordsize="21600,21600" o:gfxdata="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">
+                        <v:shape id="图片 34" o:spid="_x0000_s1026" o:spt="75" alt="晓敏" type="#_x0000_t75" style="position:absolute;left:14524;top:3981;height:1475;width:560;rotation:-5898240f;" filled="f" o:preferrelative="t" stroked="f" coordsize="21600,21600" o:gfxdata="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">
                           <v:fill on="f" focussize="0,0"/>
                           <v:stroke on="f"/>
-                          <v:imagedata r:id="rId11" cropleft="13765f" croptop="37299f" cropright="17810f" cropbottom="17292f" o:title=""/>
+                          <v:imagedata r:id="rId11" cropleft="22323f" croptop="17331f" cropright="22346f" cropbottom="6111f" chromakey="#949FA1" o:title=""/>
                           <o:lock v:ext="edit" aspectratio="t"/>
                         </v:shape>
                       </v:group>
-                      <v:shape id="图片 25" o:spid="_x0000_s1026" o:spt="75" type="#_x0000_t75" style="position:absolute;left:20535;top:37747;height:2273;width:2273;" filled="f" o:preferrelative="t" stroked="f" coordsize="21600,21600" o:gfxdata="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">
+                      <v:shape id="图片 8" o:spid="_x0000_s1026" o:spt="75" type="#_x0000_t75" style="position:absolute;left:13671;top:3809;height:2271;width:2271;" filled="f" o:preferrelative="t" stroked="f" coordsize="21600,21600" o:gfxdata="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">
                         <v:fill on="f" focussize="0,0"/>
                         <v:stroke on="f"/>
                         <v:imagedata r:id="rId12" o:title=""/>
@@ -5929,9 +5906,8 @@
     <w:p>
       <w:pPr>
         <w:rPr>
-          <w:rFonts w:hint="default"/>
           <w:sz w:val="24"/>
-          <w:lang w:val="en-US" w:eastAsia="zh-CN"/>
+          <w:lang w:eastAsia="zh-CN"/>
         </w:rPr>
       </w:pPr>
     </w:p>
@@ -6021,185 +5997,6 @@
                 <w:szCs w:val="24"/>
               </w:rPr>
             </w:pPr>
-            <w:r>
-              <w:rPr>
-                <w:sz w:val="22"/>
-              </w:rPr>
-              <mc:AlternateContent>
-                <mc:Choice Requires="wpg">
-                  <w:drawing>
-                    <wp:anchor distT="0" distB="0" distL="114300" distR="114300" simplePos="0" relativeHeight="251664384" behindDoc="0" locked="0" layoutInCell="1" allowOverlap="1">
-                      <wp:simplePos x="0" y="0"/>
-                      <wp:positionH relativeFrom="column">
-                        <wp:posOffset>0</wp:posOffset>
-                      </wp:positionH>
-                      <wp:positionV relativeFrom="paragraph">
-                        <wp:posOffset>-490855</wp:posOffset>
-                      </wp:positionV>
-                      <wp:extent cx="3135630" cy="1442720"/>
-                      <wp:effectExtent l="0" t="0" r="3810" b="5080"/>
-                      <wp:wrapNone/>
-                      <wp:docPr id="36" name="组合 36"/>
-                      <wp:cNvGraphicFramePr/>
-                      <a:graphic xmlns:a="http://schemas.openxmlformats.org/drawingml/2006/main">
-                        <a:graphicData uri="http://schemas.microsoft.com/office/word/2010/wordprocessingGroup">
-                          <wpg:wgp>
-                            <wpg:cNvGrpSpPr/>
-                            <wpg:grpSpPr>
-                              <a:xfrm>
-                                <a:off x="0" y="0"/>
-                                <a:ext cx="3135630" cy="1442720"/>
-                                <a:chOff x="17956" y="39496"/>
-                                <a:chExt cx="4938" cy="2272"/>
-                              </a:xfrm>
-                            </wpg:grpSpPr>
-                            <wpg:grpSp>
-                              <wpg:cNvPr id="37" name="组合 30"/>
-                              <wpg:cNvGrpSpPr/>
-                              <wpg:grpSpPr>
-                                <a:xfrm>
-                                  <a:off x="17956" y="40098"/>
-                                  <a:ext cx="4213" cy="570"/>
-                                  <a:chOff x="17956" y="40098"/>
-                                  <a:chExt cx="4213" cy="570"/>
-                                </a:xfrm>
-                              </wpg:grpSpPr>
-                              <pic:pic xmlns:pic="http://schemas.openxmlformats.org/drawingml/2006/picture">
-                                <pic:nvPicPr>
-                                  <pic:cNvPr id="7" name="图片 1" descr="24f613a0-66be-430b-9e80-270d3393fac5"/>
-                                  <pic:cNvPicPr>
-                                    <a:picLocks noChangeAspect="1"/>
-                                  </pic:cNvPicPr>
-                                </pic:nvPicPr>
-                                <pic:blipFill>
-                                  <a:blip r:embed="rId13"/>
-                                  <a:srcRect l="43292" t="26660" r="21693" b="24394"/>
-                                  <a:stretch>
-                                    <a:fillRect/>
-                                  </a:stretch>
-                                </pic:blipFill>
-                                <pic:spPr>
-                                  <a:xfrm rot="16200000">
-                                    <a:off x="18366" y="39740"/>
-                                    <a:ext cx="506" cy="1327"/>
-                                  </a:xfrm>
-                                  <a:prstGeom prst="rect">
-                                    <a:avLst/>
-                                  </a:prstGeom>
-                                </pic:spPr>
-                              </pic:pic>
-                              <pic:pic xmlns:pic="http://schemas.openxmlformats.org/drawingml/2006/picture">
-                                <pic:nvPicPr>
-                                  <pic:cNvPr id="29" name="图片 29" descr="IMG_256"/>
-                                  <pic:cNvPicPr>
-                                    <a:picLocks noChangeAspect="1"/>
-                                  </pic:cNvPicPr>
-                                </pic:nvPicPr>
-                                <pic:blipFill>
-                                  <a:blip r:embed="rId10">
-                                    <a:clrChange>
-                                      <a:clrFrom>
-                                        <a:srgbClr val="FFFFFF">
-                                          <a:alpha val="100000"/>
-                                        </a:srgbClr>
-                                      </a:clrFrom>
-                                      <a:clrTo>
-                                        <a:srgbClr val="FFFFFF">
-                                          <a:alpha val="100000"/>
-                                          <a:alpha val="0"/>
-                                        </a:srgbClr>
-                                      </a:clrTo>
-                                    </a:clrChange>
-                                  </a:blip>
-                                  <a:stretch>
-                                    <a:fillRect/>
-                                  </a:stretch>
-                                </pic:blipFill>
-                                <pic:spPr>
-                                  <a:xfrm>
-                                    <a:off x="21195" y="40098"/>
-                                    <a:ext cx="975" cy="570"/>
-                                  </a:xfrm>
-                                  <a:prstGeom prst="rect">
-                                    <a:avLst/>
-                                  </a:prstGeom>
-                                  <a:noFill/>
-                                  <a:ln w="9525">
-                                    <a:noFill/>
-                                  </a:ln>
-                                </pic:spPr>
-                              </pic:pic>
-                            </wpg:grpSp>
-                            <pic:pic xmlns:pic="http://schemas.openxmlformats.org/drawingml/2006/picture">
-                              <pic:nvPicPr>
-                                <pic:cNvPr id="31" name="图片 25"/>
-                                <pic:cNvPicPr>
-                                  <a:picLocks noChangeAspect="1" noChangeArrowheads="1"/>
-                                </pic:cNvPicPr>
-                              </pic:nvPicPr>
-                              <pic:blipFill>
-                                <a:blip r:embed="rId12">
-                                  <a:extLst>
-                                    <a:ext uri="{28A0092B-C50C-407E-A947-70E740481C1C}">
-                                      <a14:useLocalDpi xmlns:a14="http://schemas.microsoft.com/office/drawing/2010/main" val="0"/>
-                                    </a:ext>
-                                  </a:extLst>
-                                </a:blip>
-                                <a:srcRect/>
-                                <a:stretch>
-                                  <a:fillRect/>
-                                </a:stretch>
-                              </pic:blipFill>
-                              <pic:spPr>
-                                <a:xfrm>
-                                  <a:off x="20622" y="39496"/>
-                                  <a:ext cx="2273" cy="2273"/>
-                                </a:xfrm>
-                                <a:prstGeom prst="rect">
-                                  <a:avLst/>
-                                </a:prstGeom>
-                                <a:noFill/>
-                                <a:ln>
-                                  <a:noFill/>
-                                </a:ln>
-                              </pic:spPr>
-                            </pic:pic>
-                          </wpg:wgp>
-                        </a:graphicData>
-                      </a:graphic>
-                    </wp:anchor>
-                  </w:drawing>
-                </mc:Choice>
-                <mc:Fallback>
-                  <w:pict>
-                    <v:group id="_x0000_s1026" o:spid="_x0000_s1026" o:spt="203" style="position:absolute;left:0pt;margin-left:0pt;margin-top:-38.65pt;height:113.6pt;width:246.9pt;z-index:251664384;mso-width-relative:page;mso-height-relative:page;" coordorigin="17956,39496" coordsize="4938,2272" o:gfxdata="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">
-                      <o:lock v:ext="edit" aspectratio="f"/>
-                      <v:group id="组合 30" o:spid="_x0000_s1026" o:spt="203" style="position:absolute;left:17956;top:40098;height:570;width:4213;" coordorigin="17956,40098" coordsize="4213,570" o:gfxdata="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">
-                        <o:lock v:ext="edit" aspectratio="f"/>
-                        <v:shape id="图片 1" o:spid="_x0000_s1026" o:spt="75" alt="24f613a0-66be-430b-9e80-270d3393fac5" type="#_x0000_t75" style="position:absolute;left:18366;top:39740;height:1327;width:506;rotation:-5898240f;" filled="f" o:preferrelative="t" stroked="f" coordsize="21600,21600" o:gfxdata="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">
-                          <v:fill on="f" focussize="0,0"/>
-                          <v:stroke on="f"/>
-                          <v:imagedata r:id="rId13" cropleft="28372f" croptop="17472f" cropright="14217f" cropbottom="15987f" o:title=""/>
-                          <o:lock v:ext="edit" aspectratio="t"/>
-                        </v:shape>
-                        <v:shape id="_x0000_s1026" o:spid="_x0000_s1026" o:spt="75" alt="IMG_256" type="#_x0000_t75" style="position:absolute;left:21195;top:40098;height:570;width:975;" filled="f" o:preferrelative="t" stroked="f" coordsize="21600,21600" o:gfxdata="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">
-                          <v:fill on="f" focussize="0,0"/>
-                          <v:stroke on="f"/>
-                          <v:imagedata r:id="rId10" chromakey="#FFFFFF" o:title=""/>
-                          <o:lock v:ext="edit" aspectratio="t"/>
-                        </v:shape>
-                      </v:group>
-                      <v:shape id="图片 25" o:spid="_x0000_s1026" o:spt="75" type="#_x0000_t75" style="position:absolute;left:20622;top:39496;height:2273;width:2273;" filled="f" o:preferrelative="t" stroked="f" coordsize="21600,21600" o:gfxdata="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">
-                        <v:fill on="f" focussize="0,0"/>
-                        <v:stroke on="f"/>
-                        <v:imagedata r:id="rId12" o:title=""/>
-                        <o:lock v:ext="edit" aspectratio="t"/>
-                      </v:shape>
-                    </v:group>
-                  </w:pict>
-                </mc:Fallback>
-              </mc:AlternateContent>
-            </w:r>
           </w:p>
         </w:tc>
         <w:tc>
@@ -6580,24 +6377,21 @@
               </w:rPr>
             </w:pPr>
             <w:r>
-              <w:rPr>
-                <w:sz w:val="24"/>
-              </w:rPr>
               <mc:AlternateContent>
                 <mc:Choice Requires="wpg">
                   <w:drawing>
-                    <wp:anchor distT="0" distB="0" distL="114300" distR="114300" simplePos="0" relativeHeight="251665408" behindDoc="0" locked="0" layoutInCell="1" allowOverlap="1">
+                    <wp:anchor distT="0" distB="0" distL="114300" distR="114300" simplePos="0" relativeHeight="251660288" behindDoc="0" locked="0" layoutInCell="1" allowOverlap="1">
                       <wp:simplePos x="0" y="0"/>
                       <wp:positionH relativeFrom="column">
-                        <wp:posOffset>-59690</wp:posOffset>
+                        <wp:posOffset>-17780</wp:posOffset>
                       </wp:positionH>
                       <wp:positionV relativeFrom="paragraph">
-                        <wp:posOffset>-527685</wp:posOffset>
+                        <wp:posOffset>-485775</wp:posOffset>
                       </wp:positionV>
-                      <wp:extent cx="3114040" cy="1442720"/>
-                      <wp:effectExtent l="0" t="0" r="10160" b="5080"/>
+                      <wp:extent cx="3196590" cy="1442720"/>
+                      <wp:effectExtent l="0" t="0" r="3810" b="5080"/>
                       <wp:wrapNone/>
-                      <wp:docPr id="38" name="组合 38"/>
+                      <wp:docPr id="105" name="组合 105"/>
                       <wp:cNvGraphicFramePr/>
                       <a:graphic xmlns:a="http://schemas.openxmlformats.org/drawingml/2006/main">
                         <a:graphicData uri="http://schemas.microsoft.com/office/word/2010/wordprocessingGroup">
@@ -6606,14 +6400,91 @@
                             <wpg:grpSpPr>
                               <a:xfrm>
                                 <a:off x="0" y="0"/>
-                                <a:ext cx="3114040" cy="1442720"/>
-                                <a:chOff x="17862" y="41199"/>
-                                <a:chExt cx="4904" cy="2272"/>
+                                <a:ext cx="3196590" cy="1442720"/>
+                                <a:chOff x="19087" y="960"/>
+                                <a:chExt cx="5034" cy="2272"/>
                               </a:xfrm>
                             </wpg:grpSpPr>
+                            <wpg:grpSp>
+                              <wpg:cNvPr id="106" name="组合 15"/>
+                              <wpg:cNvGrpSpPr/>
+                              <wpg:grpSpPr>
+                                <a:xfrm>
+                                  <a:off x="19087" y="1459"/>
+                                  <a:ext cx="4523" cy="714"/>
+                                  <a:chOff x="12357" y="7666"/>
+                                  <a:chExt cx="4523" cy="714"/>
+                                </a:xfrm>
+                              </wpg:grpSpPr>
+                              <pic:pic xmlns:pic="http://schemas.openxmlformats.org/drawingml/2006/picture">
+                                <pic:nvPicPr>
+                                  <pic:cNvPr id="22" name="图片 59" descr="图片1"/>
+                                  <pic:cNvPicPr>
+                                    <a:picLocks noChangeAspect="1"/>
+                                  </pic:cNvPicPr>
+                                </pic:nvPicPr>
+                                <pic:blipFill>
+                                  <a:blip r:embed="rId13">
+                                    <a:biLevel thresh="50000"/>
+                                  </a:blip>
+                                  <a:srcRect l="7865" t="11797" r="5322" b="19074"/>
+                                  <a:stretch>
+                                    <a:fillRect/>
+                                  </a:stretch>
+                                </pic:blipFill>
+                                <pic:spPr>
+                                  <a:xfrm>
+                                    <a:off x="12357" y="7738"/>
+                                    <a:ext cx="1468" cy="627"/>
+                                  </a:xfrm>
+                                  <a:prstGeom prst="rect">
+                                    <a:avLst/>
+                                  </a:prstGeom>
+                                  <a:noFill/>
+                                </pic:spPr>
+                              </pic:pic>
+                              <pic:pic xmlns:pic="http://schemas.openxmlformats.org/drawingml/2006/picture">
+                                <pic:nvPicPr>
+                                  <pic:cNvPr id="19" name="图片 14" descr="微信图片_20220215110121"/>
+                                  <pic:cNvPicPr>
+                                    <a:picLocks noChangeAspect="1"/>
+                                  </pic:cNvPicPr>
+                                </pic:nvPicPr>
+                                <pic:blipFill>
+                                  <a:blip r:embed="rId10">
+                                    <a:clrChange>
+                                      <a:clrFrom>
+                                        <a:srgbClr val="A09D98">
+                                          <a:alpha val="100000"/>
+                                        </a:srgbClr>
+                                      </a:clrFrom>
+                                      <a:clrTo>
+                                        <a:srgbClr val="A09D98">
+                                          <a:alpha val="100000"/>
+                                          <a:alpha val="0"/>
+                                        </a:srgbClr>
+                                      </a:clrTo>
+                                    </a:clrChange>
+                                    <a:biLevel thresh="50000"/>
+                                  </a:blip>
+                                  <a:stretch>
+                                    <a:fillRect/>
+                                  </a:stretch>
+                                </pic:blipFill>
+                                <pic:spPr>
+                                  <a:xfrm>
+                                    <a:off x="15646" y="7666"/>
+                                    <a:ext cx="1234" cy="715"/>
+                                  </a:xfrm>
+                                  <a:prstGeom prst="rect">
+                                    <a:avLst/>
+                                  </a:prstGeom>
+                                </pic:spPr>
+                              </pic:pic>
+                            </wpg:grpSp>
                             <pic:pic xmlns:pic="http://schemas.openxmlformats.org/drawingml/2006/picture">
                               <pic:nvPicPr>
-                                <pic:cNvPr id="6" name="图片 23"/>
+                                <pic:cNvPr id="107" name="图片 23"/>
                                 <pic:cNvPicPr>
                                   <a:picLocks noChangeAspect="1" noChangeArrowheads="1"/>
                                 </pic:cNvPicPr>
@@ -6633,7 +6504,7 @@
                               </pic:blipFill>
                               <pic:spPr>
                                 <a:xfrm>
-                                  <a:off x="20494" y="41199"/>
+                                  <a:off x="21849" y="960"/>
                                   <a:ext cx="2273" cy="2273"/>
                                 </a:xfrm>
                                 <a:prstGeom prst="rect">
@@ -6645,86 +6516,6 @@
                                 </a:ln>
                               </pic:spPr>
                             </pic:pic>
-                            <wpg:grpSp>
-                              <wpg:cNvPr id="39" name="组合 23"/>
-                              <wpg:cNvGrpSpPr/>
-                              <wpg:grpSpPr>
-                                <a:xfrm>
-                                  <a:off x="17862" y="41843"/>
-                                  <a:ext cx="4208" cy="652"/>
-                                  <a:chOff x="17862" y="41843"/>
-                                  <a:chExt cx="4208" cy="652"/>
-                                </a:xfrm>
-                              </wpg:grpSpPr>
-                              <pic:pic xmlns:pic="http://schemas.openxmlformats.org/drawingml/2006/picture">
-                                <pic:nvPicPr>
-                                  <pic:cNvPr id="22" name="图片 59" descr="图片1"/>
-                                  <pic:cNvPicPr>
-                                    <a:picLocks noChangeAspect="1"/>
-                                  </pic:cNvPicPr>
-                                </pic:nvPicPr>
-                                <pic:blipFill>
-                                  <a:blip r:embed="rId14">
-                                    <a:biLevel thresh="50000"/>
-                                  </a:blip>
-                                  <a:srcRect l="7865" t="11797" r="5322" b="19074"/>
-                                  <a:stretch>
-                                    <a:fillRect/>
-                                  </a:stretch>
-                                </pic:blipFill>
-                                <pic:spPr>
-                                  <a:xfrm>
-                                    <a:off x="17862" y="41869"/>
-                                    <a:ext cx="1468" cy="627"/>
-                                  </a:xfrm>
-                                  <a:prstGeom prst="rect">
-                                    <a:avLst/>
-                                  </a:prstGeom>
-                                  <a:noFill/>
-                                </pic:spPr>
-                              </pic:pic>
-                              <pic:pic xmlns:pic="http://schemas.openxmlformats.org/drawingml/2006/picture">
-                                <pic:nvPicPr>
-                                  <pic:cNvPr id="21" name="图片 29" descr="IMG_256"/>
-                                  <pic:cNvPicPr>
-                                    <a:picLocks noChangeAspect="1"/>
-                                  </pic:cNvPicPr>
-                                </pic:nvPicPr>
-                                <pic:blipFill>
-                                  <a:blip r:embed="rId10">
-                                    <a:clrChange>
-                                      <a:clrFrom>
-                                        <a:srgbClr val="FFFFFF">
-                                          <a:alpha val="100000"/>
-                                        </a:srgbClr>
-                                      </a:clrFrom>
-                                      <a:clrTo>
-                                        <a:srgbClr val="FFFFFF">
-                                          <a:alpha val="100000"/>
-                                          <a:alpha val="0"/>
-                                        </a:srgbClr>
-                                      </a:clrTo>
-                                    </a:clrChange>
-                                  </a:blip>
-                                  <a:stretch>
-                                    <a:fillRect/>
-                                  </a:stretch>
-                                </pic:blipFill>
-                                <pic:spPr>
-                                  <a:xfrm>
-                                    <a:off x="21096" y="41843"/>
-                                    <a:ext cx="975" cy="570"/>
-                                  </a:xfrm>
-                                  <a:prstGeom prst="rect">
-                                    <a:avLst/>
-                                  </a:prstGeom>
-                                  <a:noFill/>
-                                  <a:ln w="9525">
-                                    <a:noFill/>
-                                  </a:ln>
-                                </pic:spPr>
-                              </pic:pic>
-                            </wpg:grpSp>
                           </wpg:wgp>
                         </a:graphicData>
                       </a:graphic>
@@ -6733,29 +6524,29 @@
                 </mc:Choice>
                 <mc:Fallback>
                   <w:pict>
-                    <v:group id="_x0000_s1026" o:spid="_x0000_s1026" o:spt="203" style="position:absolute;left:0pt;margin-left:-4.7pt;margin-top:-41.55pt;height:113.6pt;width:245.2pt;z-index:251665408;mso-width-relative:page;mso-height-relative:page;" coordorigin="17862,41199" coordsize="4904,2272" o:gfxdata="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">
+                    <v:group id="_x0000_s1026" o:spid="_x0000_s1026" o:spt="203" style="position:absolute;left:0pt;margin-left:-1.4pt;margin-top:-38.25pt;height:113.6pt;width:251.7pt;z-index:251660288;mso-width-relative:page;mso-height-relative:page;" coordorigin="19087,960" coordsize="5034,2272" o:gfxdata="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">
                       <o:lock v:ext="edit" aspectratio="f"/>
-                      <v:shape id="图片 23" o:spid="_x0000_s1026" o:spt="75" type="#_x0000_t75" style="position:absolute;left:20494;top:41199;height:2273;width:2273;" filled="f" o:preferrelative="t" stroked="f" coordsize="21600,21600" o:gfxdata="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">
+                      <v:group id="组合 15" o:spid="_x0000_s1026" o:spt="203" style="position:absolute;left:19087;top:1459;height:714;width:4523;" coordorigin="12357,7666" coordsize="4523,714" o:gfxdata="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">
+                        <o:lock v:ext="edit" aspectratio="f"/>
+                        <v:shape id="图片 59" o:spid="_x0000_s1026" o:spt="75" alt="图片1" type="#_x0000_t75" style="position:absolute;left:12357;top:7738;height:627;width:1468;" filled="f" o:preferrelative="t" stroked="f" coordsize="21600,21600" o:gfxdata="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">
+                          <v:fill on="f" focussize="0,0"/>
+                          <v:stroke on="f"/>
+                          <v:imagedata r:id="rId13" cropleft="5154f" croptop="7731f" cropright="3488f" cropbottom="12500f" grayscale="t" bilevel="t" o:title=""/>
+                          <o:lock v:ext="edit" aspectratio="t"/>
+                        </v:shape>
+                        <v:shape id="图片 14" o:spid="_x0000_s1026" o:spt="75" alt="微信图片_20220215110121" type="#_x0000_t75" style="position:absolute;left:15646;top:7666;height:715;width:1234;" filled="f" o:preferrelative="t" stroked="f" coordsize="21600,21600" o:gfxdata="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">
+                          <v:fill on="f" focussize="0,0"/>
+                          <v:stroke on="f"/>
+                          <v:imagedata r:id="rId10" grayscale="t" bilevel="t" chromakey="#A09D98" o:title=""/>
+                          <o:lock v:ext="edit" aspectratio="t"/>
+                        </v:shape>
+                      </v:group>
+                      <v:shape id="图片 23" o:spid="_x0000_s1026" o:spt="75" type="#_x0000_t75" style="position:absolute;left:21849;top:960;height:2273;width:2273;" filled="f" o:preferrelative="t" stroked="f" coordsize="21600,21600" o:gfxdata="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">
                         <v:fill on="f" focussize="0,0"/>
                         <v:stroke on="f"/>
                         <v:imagedata r:id="rId12" o:title=""/>
                         <o:lock v:ext="edit" aspectratio="t"/>
                       </v:shape>
-                      <v:group id="组合 23" o:spid="_x0000_s1026" o:spt="203" style="position:absolute;left:17862;top:41843;height:652;width:4208;" coordorigin="17862,41843" coordsize="4208,652" o:gfxdata="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">
-                        <o:lock v:ext="edit" aspectratio="f"/>
-                        <v:shape id="图片 59" o:spid="_x0000_s1026" o:spt="75" alt="图片1" type="#_x0000_t75" style="position:absolute;left:17862;top:41869;height:627;width:1468;" filled="f" o:preferrelative="t" stroked="f" coordsize="21600,21600" o:gfxdata="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">
-                          <v:fill on="f" focussize="0,0"/>
-                          <v:stroke on="f"/>
-                          <v:imagedata r:id="rId14" cropleft="5154f" croptop="7731f" cropright="3488f" cropbottom="12500f" grayscale="t" bilevel="t" o:title=""/>
-                          <o:lock v:ext="edit" aspectratio="t"/>
-                        </v:shape>
-                        <v:shape id="图片 29" o:spid="_x0000_s1026" o:spt="75" alt="IMG_256" type="#_x0000_t75" style="position:absolute;left:21096;top:41843;height:570;width:975;" filled="f" o:preferrelative="t" stroked="f" coordsize="21600,21600" o:gfxdata="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">
-                          <v:fill on="f" focussize="0,0"/>
-                          <v:stroke on="f"/>
-                          <v:imagedata r:id="rId10" chromakey="#FFFFFF" o:title=""/>
-                          <o:lock v:ext="edit" aspectratio="t"/>
-                        </v:shape>
-                      </v:group>
                     </v:group>
                   </w:pict>
                 </mc:Fallback>
@@ -6823,6 +6614,14 @@
         </w:tc>
       </w:tr>
       <w:tr>
+        <w:tblPrEx>
+          <w:tblCellMar>
+            <w:top w:w="0" w:type="dxa"/>
+            <w:left w:w="0" w:type="dxa"/>
+            <w:bottom w:w="0" w:type="dxa"/>
+            <w:right w:w="0" w:type="dxa"/>
+          </w:tblCellMar>
+        </w:tblPrEx>
         <w:trPr>
           <w:trHeight w:val="457" w:hRule="exact"/>
           <w:jc w:val="right"/>
@@ -7134,15 +6933,11 @@
                 <w:szCs w:val="24"/>
               </w:rPr>
             </w:pPr>
-            <w:bookmarkStart w:id="144" w:name="_GoBack"/>
-            <w:r>
-              <w:rPr>
-                <w:sz w:val="24"/>
-              </w:rPr>
+            <w:r>
               <mc:AlternateContent>
                 <mc:Choice Requires="wpg">
                   <w:drawing>
-                    <wp:anchor distT="0" distB="0" distL="114300" distR="114300" simplePos="0" relativeHeight="251666432" behindDoc="0" locked="0" layoutInCell="1" allowOverlap="1">
+                    <wp:anchor distT="0" distB="0" distL="114300" distR="114300" simplePos="0" relativeHeight="251661312" behindDoc="0" locked="0" layoutInCell="1" allowOverlap="1">
                       <wp:simplePos x="0" y="0"/>
                       <wp:positionH relativeFrom="column">
                         <wp:posOffset>12700</wp:posOffset>
@@ -7150,10 +6945,10 @@
                       <wp:positionV relativeFrom="paragraph">
                         <wp:posOffset>-514985</wp:posOffset>
                       </wp:positionV>
-                      <wp:extent cx="3150235" cy="1442720"/>
-                      <wp:effectExtent l="0" t="0" r="4445" b="5080"/>
+                      <wp:extent cx="3143250" cy="1442720"/>
+                      <wp:effectExtent l="0" t="0" r="11430" b="5080"/>
                       <wp:wrapNone/>
-                      <wp:docPr id="8" name="组合 8"/>
+                      <wp:docPr id="108" name="组合 108"/>
                       <wp:cNvGraphicFramePr/>
                       <a:graphic xmlns:a="http://schemas.openxmlformats.org/drawingml/2006/main">
                         <a:graphicData uri="http://schemas.microsoft.com/office/word/2010/wordprocessingGroup">
@@ -7162,65 +6957,31 @@
                             <wpg:grpSpPr>
                               <a:xfrm>
                                 <a:off x="0" y="0"/>
-                                <a:ext cx="3150235" cy="1442720"/>
-                                <a:chOff x="17976" y="42945"/>
-                                <a:chExt cx="4961" cy="2272"/>
+                                <a:ext cx="3143250" cy="1442720"/>
+                                <a:chOff x="19315" y="2640"/>
+                                <a:chExt cx="4950" cy="2272"/>
                               </a:xfrm>
                             </wpg:grpSpPr>
-                            <pic:pic xmlns:pic="http://schemas.openxmlformats.org/drawingml/2006/picture">
-                              <pic:nvPicPr>
-                                <pic:cNvPr id="9" name="图片 25"/>
-                                <pic:cNvPicPr>
-                                  <a:picLocks noChangeAspect="1" noChangeArrowheads="1"/>
-                                </pic:cNvPicPr>
-                              </pic:nvPicPr>
-                              <pic:blipFill>
-                                <a:blip r:embed="rId12">
-                                  <a:extLst>
-                                    <a:ext uri="{28A0092B-C50C-407E-A947-70E740481C1C}">
-                                      <a14:useLocalDpi xmlns:a14="http://schemas.microsoft.com/office/drawing/2010/main" val="0"/>
-                                    </a:ext>
-                                  </a:extLst>
-                                </a:blip>
-                                <a:srcRect/>
-                                <a:stretch>
-                                  <a:fillRect/>
-                                </a:stretch>
-                              </pic:blipFill>
-                              <pic:spPr>
-                                <a:xfrm>
-                                  <a:off x="20665" y="42945"/>
-                                  <a:ext cx="2273" cy="2273"/>
-                                </a:xfrm>
-                                <a:prstGeom prst="rect">
-                                  <a:avLst/>
-                                </a:prstGeom>
-                                <a:noFill/>
-                                <a:ln>
-                                  <a:noFill/>
-                                </a:ln>
-                              </pic:spPr>
-                            </pic:pic>
                             <wpg:grpSp>
-                              <wpg:cNvPr id="10" name="组合 27"/>
+                              <wpg:cNvPr id="109" name="组合 22"/>
                               <wpg:cNvGrpSpPr/>
                               <wpg:grpSpPr>
                                 <a:xfrm>
-                                  <a:off x="17976" y="43614"/>
-                                  <a:ext cx="4551" cy="626"/>
-                                  <a:chOff x="17976" y="43614"/>
-                                  <a:chExt cx="4551" cy="626"/>
+                                  <a:off x="19315" y="3174"/>
+                                  <a:ext cx="4415" cy="714"/>
+                                  <a:chOff x="12525" y="9562"/>
+                                  <a:chExt cx="4415" cy="714"/>
                                 </a:xfrm>
                               </wpg:grpSpPr>
                               <pic:pic xmlns:pic="http://schemas.openxmlformats.org/drawingml/2006/picture">
                                 <pic:nvPicPr>
-                                  <pic:cNvPr id="11" name="图片 29" descr="IMG_256"/>
+                                  <pic:cNvPr id="110" name="图片 29" descr="IMG_256"/>
                                   <pic:cNvPicPr>
                                     <a:picLocks noChangeAspect="1"/>
                                   </pic:cNvPicPr>
                                 </pic:nvPicPr>
                                 <pic:blipFill>
-                                  <a:blip r:embed="rId10">
+                                  <a:blip r:embed="rId14">
                                     <a:clrChange>
                                       <a:clrFrom>
                                         <a:srgbClr val="FFFFFF">
@@ -7241,7 +7002,7 @@
                                 </pic:blipFill>
                                 <pic:spPr>
                                   <a:xfrm>
-                                    <a:off x="17976" y="43615"/>
+                                    <a:off x="12525" y="9698"/>
                                     <a:ext cx="975" cy="570"/>
                                   </a:xfrm>
                                   <a:prstGeom prst="rect">
@@ -7255,32 +7016,77 @@
                               </pic:pic>
                               <pic:pic xmlns:pic="http://schemas.openxmlformats.org/drawingml/2006/picture">
                                 <pic:nvPicPr>
-                                  <pic:cNvPr id="26" name="图片 59" descr="图片1"/>
+                                  <pic:cNvPr id="29" name="图片 20" descr="微信图片_20220215110121"/>
                                   <pic:cNvPicPr>
                                     <a:picLocks noChangeAspect="1"/>
                                   </pic:cNvPicPr>
                                 </pic:nvPicPr>
                                 <pic:blipFill>
-                                  <a:blip r:embed="rId14">
+                                  <a:blip r:embed="rId10">
+                                    <a:clrChange>
+                                      <a:clrFrom>
+                                        <a:srgbClr val="A09D98">
+                                          <a:alpha val="100000"/>
+                                        </a:srgbClr>
+                                      </a:clrFrom>
+                                      <a:clrTo>
+                                        <a:srgbClr val="A09D98">
+                                          <a:alpha val="100000"/>
+                                          <a:alpha val="0"/>
+                                        </a:srgbClr>
+                                      </a:clrTo>
+                                    </a:clrChange>
                                     <a:biLevel thresh="50000"/>
                                   </a:blip>
-                                  <a:srcRect l="7865" t="11797" r="5322" b="19074"/>
                                   <a:stretch>
                                     <a:fillRect/>
                                   </a:stretch>
                                 </pic:blipFill>
                                 <pic:spPr>
                                   <a:xfrm>
-                                    <a:off x="21059" y="43614"/>
-                                    <a:ext cx="1468" cy="627"/>
+                                    <a:off x="15706" y="9562"/>
+                                    <a:ext cx="1234" cy="715"/>
                                   </a:xfrm>
                                   <a:prstGeom prst="rect">
                                     <a:avLst/>
                                   </a:prstGeom>
-                                  <a:noFill/>
                                 </pic:spPr>
                               </pic:pic>
                             </wpg:grpSp>
+                            <pic:pic xmlns:pic="http://schemas.openxmlformats.org/drawingml/2006/picture">
+                              <pic:nvPicPr>
+                                <pic:cNvPr id="6" name="图片 25"/>
+                                <pic:cNvPicPr>
+                                  <a:picLocks noChangeAspect="1" noChangeArrowheads="1"/>
+                                </pic:cNvPicPr>
+                              </pic:nvPicPr>
+                              <pic:blipFill>
+                                <a:blip r:embed="rId12">
+                                  <a:extLst>
+                                    <a:ext uri="{28A0092B-C50C-407E-A947-70E740481C1C}">
+                                      <a14:useLocalDpi xmlns:a14="http://schemas.microsoft.com/office/drawing/2010/main" val="0"/>
+                                    </a:ext>
+                                  </a:extLst>
+                                </a:blip>
+                                <a:srcRect/>
+                                <a:stretch>
+                                  <a:fillRect/>
+                                </a:stretch>
+                              </pic:blipFill>
+                              <pic:spPr>
+                                <a:xfrm>
+                                  <a:off x="21993" y="2640"/>
+                                  <a:ext cx="2273" cy="2273"/>
+                                </a:xfrm>
+                                <a:prstGeom prst="rect">
+                                  <a:avLst/>
+                                </a:prstGeom>
+                                <a:noFill/>
+                                <a:ln>
+                                  <a:noFill/>
+                                </a:ln>
+                              </pic:spPr>
+                            </pic:pic>
                           </wpg:wgp>
                         </a:graphicData>
                       </a:graphic>
@@ -7289,35 +7095,34 @@
                 </mc:Choice>
                 <mc:Fallback>
                   <w:pict>
-                    <v:group id="_x0000_s1026" o:spid="_x0000_s1026" o:spt="203" style="position:absolute;left:0pt;margin-left:1pt;margin-top:-40.55pt;height:113.6pt;width:248.05pt;z-index:251666432;mso-width-relative:page;mso-height-relative:page;" coordorigin="17976,42945" coordsize="4961,2272" o:gfxdata="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">
+                    <v:group id="_x0000_s1026" o:spid="_x0000_s1026" o:spt="203" style="position:absolute;left:0pt;margin-left:1pt;margin-top:-40.55pt;height:113.6pt;width:247.5pt;z-index:251661312;mso-width-relative:page;mso-height-relative:page;" coordorigin="19315,2640" coordsize="4950,2272" o:gfxdata="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">
                       <o:lock v:ext="edit" aspectratio="f"/>
-                      <v:shape id="图片 25" o:spid="_x0000_s1026" o:spt="75" type="#_x0000_t75" style="position:absolute;left:20665;top:42945;height:2273;width:2273;" filled="f" o:preferrelative="t" stroked="f" coordsize="21600,21600" o:gfxdata="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">
+                      <v:group id="组合 22" o:spid="_x0000_s1026" o:spt="203" style="position:absolute;left:19315;top:3174;height:714;width:4415;" coordorigin="12525,9562" coordsize="4415,714" o:gfxdata="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">
+                        <o:lock v:ext="edit" aspectratio="f"/>
+                        <v:shape id="图片 29" o:spid="_x0000_s1026" o:spt="75" alt="IMG_256" type="#_x0000_t75" style="position:absolute;left:12525;top:9698;height:570;width:975;" filled="f" o:preferrelative="t" stroked="f" coordsize="21600,21600" o:gfxdata="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">
+                          <v:fill on="f" focussize="0,0"/>
+                          <v:stroke on="f"/>
+                          <v:imagedata r:id="rId14" chromakey="#FFFFFF" o:title=""/>
+                          <o:lock v:ext="edit" aspectratio="t"/>
+                        </v:shape>
+                        <v:shape id="图片 20" o:spid="_x0000_s1026" o:spt="75" alt="微信图片_20220215110121" type="#_x0000_t75" style="position:absolute;left:15706;top:9562;height:715;width:1234;" filled="f" o:preferrelative="t" stroked="f" coordsize="21600,21600" o:gfxdata="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">
+                          <v:fill on="f" focussize="0,0"/>
+                          <v:stroke on="f"/>
+                          <v:imagedata r:id="rId10" grayscale="t" bilevel="t" chromakey="#A09D98" o:title=""/>
+                          <o:lock v:ext="edit" aspectratio="t"/>
+                        </v:shape>
+                      </v:group>
+                      <v:shape id="图片 25" o:spid="_x0000_s1026" o:spt="75" type="#_x0000_t75" style="position:absolute;left:21993;top:2640;height:2273;width:2273;" filled="f" o:preferrelative="t" stroked="f" coordsize="21600,21600" o:gfxdata="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">
                         <v:fill on="f" focussize="0,0"/>
                         <v:stroke on="f"/>
                         <v:imagedata r:id="rId12" o:title=""/>
                         <o:lock v:ext="edit" aspectratio="t"/>
                       </v:shape>
-                      <v:group id="组合 27" o:spid="_x0000_s1026" o:spt="203" style="position:absolute;left:17976;top:43614;height:626;width:4551;" coordorigin="17976,43614" coordsize="4551,626" o:gfxdata="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">
-                        <o:lock v:ext="edit" aspectratio="f"/>
-                        <v:shape id="图片 29" o:spid="_x0000_s1026" o:spt="75" alt="IMG_256" type="#_x0000_t75" style="position:absolute;left:17976;top:43615;height:570;width:975;" filled="f" o:preferrelative="t" stroked="f" coordsize="21600,21600" o:gfxdata="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">
-                          <v:fill on="f" focussize="0,0"/>
-                          <v:stroke on="f"/>
-                          <v:imagedata r:id="rId10" chromakey="#FFFFFF" o:title=""/>
-                          <o:lock v:ext="edit" aspectratio="t"/>
-                        </v:shape>
-                        <v:shape id="图片 59" o:spid="_x0000_s1026" o:spt="75" alt="图片1" type="#_x0000_t75" style="position:absolute;left:21059;top:43614;height:627;width:1468;" filled="f" o:preferrelative="t" stroked="f" coordsize="21600,21600" o:gfxdata="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">
-                          <v:fill on="f" focussize="0,0"/>
-                          <v:stroke on="f"/>
-                          <v:imagedata r:id="rId14" cropleft="5154f" croptop="7731f" cropright="3488f" cropbottom="12500f" grayscale="t" bilevel="t" o:title=""/>
-                          <o:lock v:ext="edit" aspectratio="t"/>
-                        </v:shape>
-                      </v:group>
                     </v:group>
                   </w:pict>
                 </mc:Fallback>
               </mc:AlternateContent>
             </w:r>
-            <w:bookmarkEnd w:id="144"/>
           </w:p>
         </w:tc>
         <w:tc>
@@ -8074,6 +7879,197 @@
                 <w:szCs w:val="24"/>
               </w:rPr>
             </w:pPr>
+            <w:r>
+              <mc:AlternateContent>
+                <mc:Choice Requires="wpg">
+                  <w:drawing>
+                    <wp:anchor distT="0" distB="0" distL="114300" distR="114300" simplePos="0" relativeHeight="251662336" behindDoc="0" locked="0" layoutInCell="1" allowOverlap="1">
+                      <wp:simplePos x="0" y="0"/>
+                      <wp:positionH relativeFrom="column">
+                        <wp:posOffset>111760</wp:posOffset>
+                      </wp:positionH>
+                      <wp:positionV relativeFrom="paragraph">
+                        <wp:posOffset>-577215</wp:posOffset>
+                      </wp:positionV>
+                      <wp:extent cx="3059430" cy="1442720"/>
+                      <wp:effectExtent l="0" t="0" r="3810" b="5080"/>
+                      <wp:wrapNone/>
+                      <wp:docPr id="114" name="组合 114"/>
+                      <wp:cNvGraphicFramePr/>
+                      <a:graphic xmlns:a="http://schemas.openxmlformats.org/drawingml/2006/main">
+                        <a:graphicData uri="http://schemas.microsoft.com/office/word/2010/wordprocessingGroup">
+                          <wpg:wgp>
+                            <wpg:cNvGrpSpPr/>
+                            <wpg:grpSpPr>
+                              <a:xfrm>
+                                <a:off x="0" y="0"/>
+                                <a:ext cx="3059430" cy="1442720"/>
+                                <a:chOff x="19399" y="6180"/>
+                                <a:chExt cx="4818" cy="2272"/>
+                              </a:xfrm>
+                            </wpg:grpSpPr>
+                            <wpg:grpSp>
+                              <wpg:cNvPr id="115" name="组合 34"/>
+                              <wpg:cNvGrpSpPr/>
+                              <wpg:grpSpPr>
+                                <a:xfrm>
+                                  <a:off x="19399" y="6701"/>
+                                  <a:ext cx="4343" cy="988"/>
+                                  <a:chOff x="12609" y="13215"/>
+                                  <a:chExt cx="4343" cy="988"/>
+                                </a:xfrm>
+                              </wpg:grpSpPr>
+                              <pic:pic xmlns:pic="http://schemas.openxmlformats.org/drawingml/2006/picture">
+                                <pic:nvPicPr>
+                                  <pic:cNvPr id="50" name="图片 1" descr="IMG_256"/>
+                                  <pic:cNvPicPr>
+                                    <a:picLocks noChangeAspect="1"/>
+                                  </pic:cNvPicPr>
+                                </pic:nvPicPr>
+                                <pic:blipFill>
+                                  <a:blip r:embed="rId15">
+                                    <a:clrChange>
+                                      <a:clrFrom>
+                                        <a:srgbClr val="AAA9A5">
+                                          <a:alpha val="100000"/>
+                                        </a:srgbClr>
+                                      </a:clrFrom>
+                                      <a:clrTo>
+                                        <a:srgbClr val="AAA9A5">
+                                          <a:alpha val="100000"/>
+                                          <a:alpha val="0"/>
+                                        </a:srgbClr>
+                                      </a:clrTo>
+                                    </a:clrChange>
+                                  </a:blip>
+                                  <a:srcRect l="27431" t="30452" r="31962" b="18126"/>
+                                  <a:stretch>
+                                    <a:fillRect/>
+                                  </a:stretch>
+                                </pic:blipFill>
+                                <pic:spPr>
+                                  <a:xfrm>
+                                    <a:off x="12609" y="13215"/>
+                                    <a:ext cx="781" cy="989"/>
+                                  </a:xfrm>
+                                  <a:prstGeom prst="rect">
+                                    <a:avLst/>
+                                  </a:prstGeom>
+                                  <a:noFill/>
+                                  <a:ln w="9525">
+                                    <a:noFill/>
+                                  </a:ln>
+                                </pic:spPr>
+                              </pic:pic>
+                              <pic:pic xmlns:pic="http://schemas.openxmlformats.org/drawingml/2006/picture">
+                                <pic:nvPicPr>
+                                  <pic:cNvPr id="116" name="图片 31" descr="微信图片_20220215110121"/>
+                                  <pic:cNvPicPr>
+                                    <a:picLocks noChangeAspect="1"/>
+                                  </pic:cNvPicPr>
+                                </pic:nvPicPr>
+                                <pic:blipFill>
+                                  <a:blip r:embed="rId10">
+                                    <a:clrChange>
+                                      <a:clrFrom>
+                                        <a:srgbClr val="A09D98">
+                                          <a:alpha val="100000"/>
+                                        </a:srgbClr>
+                                      </a:clrFrom>
+                                      <a:clrTo>
+                                        <a:srgbClr val="A09D98">
+                                          <a:alpha val="100000"/>
+                                          <a:alpha val="0"/>
+                                        </a:srgbClr>
+                                      </a:clrTo>
+                                    </a:clrChange>
+                                    <a:biLevel thresh="50000"/>
+                                  </a:blip>
+                                  <a:stretch>
+                                    <a:fillRect/>
+                                  </a:stretch>
+                                </pic:blipFill>
+                                <pic:spPr>
+                                  <a:xfrm>
+                                    <a:off x="15718" y="13246"/>
+                                    <a:ext cx="1234" cy="715"/>
+                                  </a:xfrm>
+                                  <a:prstGeom prst="rect">
+                                    <a:avLst/>
+                                  </a:prstGeom>
+                                </pic:spPr>
+                              </pic:pic>
+                            </wpg:grpSp>
+                            <pic:pic xmlns:pic="http://schemas.openxmlformats.org/drawingml/2006/picture">
+                              <pic:nvPicPr>
+                                <pic:cNvPr id="117" name="图片 32"/>
+                                <pic:cNvPicPr>
+                                  <a:picLocks noChangeAspect="1" noChangeArrowheads="1"/>
+                                </pic:cNvPicPr>
+                              </pic:nvPicPr>
+                              <pic:blipFill>
+                                <a:blip r:embed="rId12">
+                                  <a:extLst>
+                                    <a:ext uri="{28A0092B-C50C-407E-A947-70E740481C1C}">
+                                      <a14:useLocalDpi xmlns:a14="http://schemas.microsoft.com/office/drawing/2010/main" val="0"/>
+                                    </a:ext>
+                                  </a:extLst>
+                                </a:blip>
+                                <a:srcRect/>
+                                <a:stretch>
+                                  <a:fillRect/>
+                                </a:stretch>
+                              </pic:blipFill>
+                              <pic:spPr>
+                                <a:xfrm>
+                                  <a:off x="21945" y="6180"/>
+                                  <a:ext cx="2273" cy="2273"/>
+                                </a:xfrm>
+                                <a:prstGeom prst="rect">
+                                  <a:avLst/>
+                                </a:prstGeom>
+                                <a:noFill/>
+                                <a:ln>
+                                  <a:noFill/>
+                                </a:ln>
+                              </pic:spPr>
+                            </pic:pic>
+                          </wpg:wgp>
+                        </a:graphicData>
+                      </a:graphic>
+                    </wp:anchor>
+                  </w:drawing>
+                </mc:Choice>
+                <mc:Fallback>
+                  <w:pict>
+                    <v:group id="_x0000_s1026" o:spid="_x0000_s1026" o:spt="203" style="position:absolute;left:0pt;margin-left:8.8pt;margin-top:-45.45pt;height:113.6pt;width:240.9pt;z-index:251662336;mso-width-relative:page;mso-height-relative:page;" coordorigin="19399,6180" coordsize="4818,2272" o:gfxdata="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">
+                      <o:lock v:ext="edit" aspectratio="f"/>
+                      <v:group id="组合 34" o:spid="_x0000_s1026" o:spt="203" style="position:absolute;left:19399;top:6701;height:988;width:4343;" coordorigin="12609,13215" coordsize="4343,988" o:gfxdata="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">
+                        <o:lock v:ext="edit" aspectratio="f"/>
+                        <v:shape id="图片 1" o:spid="_x0000_s1026" o:spt="75" alt="IMG_256" type="#_x0000_t75" style="position:absolute;left:12609;top:13215;height:989;width:781;" filled="f" o:preferrelative="t" stroked="f" coordsize="21600,21600" o:gfxdata="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">
+                          <v:fill on="f" focussize="0,0"/>
+                          <v:stroke on="f"/>
+                          <v:imagedata r:id="rId15" cropleft="17977f" croptop="19957f" cropright="20947f" cropbottom="11879f" chromakey="#AAA9A5" o:title=""/>
+                          <o:lock v:ext="edit" aspectratio="t"/>
+                        </v:shape>
+                        <v:shape id="图片 31" o:spid="_x0000_s1026" o:spt="75" alt="微信图片_20220215110121" type="#_x0000_t75" style="position:absolute;left:15718;top:13246;height:715;width:1234;" filled="f" o:preferrelative="t" stroked="f" coordsize="21600,21600" o:gfxdata="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">
+                          <v:fill on="f" focussize="0,0"/>
+                          <v:stroke on="f"/>
+                          <v:imagedata r:id="rId10" grayscale="t" bilevel="t" chromakey="#A09D98" o:title=""/>
+                          <o:lock v:ext="edit" aspectratio="t"/>
+                        </v:shape>
+                      </v:group>
+                      <v:shape id="图片 32" o:spid="_x0000_s1026" o:spt="75" type="#_x0000_t75" style="position:absolute;left:21945;top:6180;height:2273;width:2273;" filled="f" o:preferrelative="t" stroked="f" coordsize="21600,21600" o:gfxdata="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">
+                        <v:fill on="f" focussize="0,0"/>
+                        <v:stroke on="f"/>
+                        <v:imagedata r:id="rId12" o:title=""/>
+                        <o:lock v:ext="edit" aspectratio="t"/>
+                      </v:shape>
+                    </v:group>
+                  </w:pict>
+                </mc:Fallback>
+              </mc:AlternateContent>
+            </w:r>
           </w:p>
         </w:tc>
         <w:tc>
@@ -10001,9 +9997,9 @@
           <w:lang w:eastAsia="zh-CN"/>
         </w:rPr>
       </w:pPr>
-      <w:bookmarkStart w:id="47" w:name="_Toc11621"/>
+      <w:bookmarkStart w:id="47" w:name="_Toc149832732"/>
       <w:bookmarkStart w:id="48" w:name="_Toc26774"/>
-      <w:bookmarkStart w:id="49" w:name="_Toc149832732"/>
+      <w:bookmarkStart w:id="49" w:name="_Toc11621"/>
       <w:bookmarkStart w:id="50" w:name="_Toc149826007"/>
       <w:r>
         <w:rPr>
@@ -14819,8 +14815,8 @@
       </w:pPr>
       <w:bookmarkStart w:id="51" w:name="_Toc22117"/>
       <w:bookmarkStart w:id="52" w:name="_Toc149832733"/>
-      <w:bookmarkStart w:id="53" w:name="_Toc149826009"/>
-      <w:bookmarkStart w:id="54" w:name="_Toc20532"/>
+      <w:bookmarkStart w:id="53" w:name="_Toc20532"/>
+      <w:bookmarkStart w:id="54" w:name="_Toc149826009"/>
       <w:r>
         <w:rPr>
           <w:rFonts w:hint="eastAsia"/>
@@ -15336,13 +15332,13 @@
           <w:lang w:eastAsia="zh-CN"/>
         </w:rPr>
       </w:pPr>
-      <w:bookmarkStart w:id="55" w:name="_Toc7551_WPSOffice_Level2"/>
-      <w:bookmarkStart w:id="56" w:name="_Toc32022"/>
-      <w:bookmarkStart w:id="57" w:name="_Toc10835"/>
-      <w:bookmarkStart w:id="58" w:name="_Toc4339"/>
-      <w:bookmarkStart w:id="59" w:name="_Toc17526"/>
-      <w:bookmarkStart w:id="60" w:name="_Toc6221_WPSOffice_Level2"/>
-      <w:bookmarkStart w:id="61" w:name="_Toc25737"/>
+      <w:bookmarkStart w:id="55" w:name="_Toc6221_WPSOffice_Level2"/>
+      <w:bookmarkStart w:id="56" w:name="_Toc25737"/>
+      <w:bookmarkStart w:id="57" w:name="_Toc7551_WPSOffice_Level2"/>
+      <w:bookmarkStart w:id="58" w:name="_Toc32022"/>
+      <w:bookmarkStart w:id="59" w:name="_Toc10835"/>
+      <w:bookmarkStart w:id="60" w:name="_Toc4339"/>
+      <w:bookmarkStart w:id="61" w:name="_Toc17526"/>
       <w:r>
         <w:rPr>
           <w:rFonts w:hint="eastAsia"/>
@@ -15371,12 +15367,12 @@
           <w:lang w:eastAsia="zh-CN"/>
         </w:rPr>
       </w:pPr>
-      <w:bookmarkStart w:id="62" w:name="_Toc4331_WPSOffice_Level1"/>
-      <w:bookmarkStart w:id="63" w:name="_Toc23846_WPSOffice_Level1"/>
-      <w:bookmarkStart w:id="64" w:name="_Toc23903"/>
+      <w:bookmarkStart w:id="62" w:name="_Toc23903"/>
+      <w:bookmarkStart w:id="63" w:name="_Toc25727"/>
+      <w:bookmarkStart w:id="64" w:name="_Toc23846_WPSOffice_Level1"/>
       <w:bookmarkStart w:id="65" w:name="_Toc32443_WPSOffice_Level1"/>
       <w:bookmarkStart w:id="66" w:name="_Toc32661"/>
-      <w:bookmarkStart w:id="67" w:name="_Toc25727"/>
+      <w:bookmarkStart w:id="67" w:name="_Toc4331_WPSOffice_Level1"/>
       <w:bookmarkStart w:id="68" w:name="_Toc5598"/>
       <w:bookmarkStart w:id="69" w:name="_Toc28194"/>
       <w:r>
@@ -19863,10 +19859,10 @@
       <w:bookmarkStart w:id="74" w:name="_Toc16347"/>
       <w:bookmarkStart w:id="75" w:name="_Toc6988"/>
       <w:bookmarkStart w:id="76" w:name="_Toc3782"/>
-      <w:bookmarkStart w:id="77" w:name="_Toc26649"/>
-      <w:bookmarkStart w:id="78" w:name="_Toc21764_WPSOffice_Level2"/>
-      <w:bookmarkStart w:id="79" w:name="_Toc1707_WPSOffice_Level2"/>
-      <w:bookmarkStart w:id="80" w:name="_Toc15530"/>
+      <w:bookmarkStart w:id="77" w:name="_Toc21764_WPSOffice_Level2"/>
+      <w:bookmarkStart w:id="78" w:name="_Toc26649"/>
+      <w:bookmarkStart w:id="79" w:name="_Toc15530"/>
+      <w:bookmarkStart w:id="80" w:name="_Toc1707_WPSOffice_Level2"/>
       <w:r>
         <w:rPr>
           <w:rFonts w:hint="eastAsia" w:ascii="Times New Roman" w:hAnsi="Times New Roman" w:eastAsia="微软雅黑" w:cs="Times New Roman"/>
@@ -19897,8 +19893,8 @@
       </w:pPr>
       <w:bookmarkStart w:id="81" w:name="_Toc18793"/>
       <w:bookmarkStart w:id="82" w:name="_Toc149826012"/>
-      <w:bookmarkStart w:id="83" w:name="_Toc15817"/>
-      <w:bookmarkStart w:id="84" w:name="_Toc149832736"/>
+      <w:bookmarkStart w:id="83" w:name="_Toc149832736"/>
+      <w:bookmarkStart w:id="84" w:name="_Toc15817"/>
       <w:bookmarkStart w:id="85" w:name="_Toc180"/>
       <w:r>
         <w:rPr>
@@ -19954,8 +19950,8 @@
           <w:lang w:eastAsia="zh-CN"/>
         </w:rPr>
       </w:pPr>
-      <w:bookmarkStart w:id="86" w:name="_Toc20136"/>
-      <w:bookmarkStart w:id="87" w:name="_Toc32302"/>
+      <w:bookmarkStart w:id="86" w:name="_Toc32302"/>
+      <w:bookmarkStart w:id="87" w:name="_Toc20136"/>
       <w:bookmarkStart w:id="88" w:name="_Toc149826013"/>
       <w:bookmarkStart w:id="89" w:name="_Toc149832737"/>
       <w:bookmarkStart w:id="90" w:name="_Toc8516"/>
@@ -26811,6 +26807,12 @@
             <w:insideH w:val="dotted" w:color="45A3A7" w:sz="4" w:space="0"/>
             <w:insideV w:val="dotted" w:color="45A3A7" w:sz="4" w:space="0"/>
           </w:tblBorders>
+          <w:tblCellMar>
+            <w:top w:w="0" w:type="dxa"/>
+            <w:left w:w="108" w:type="dxa"/>
+            <w:bottom w:w="0" w:type="dxa"/>
+            <w:right w:w="108" w:type="dxa"/>
+          </w:tblCellMar>
         </w:tblPrEx>
         <w:trPr>
           <w:trHeight w:val="417" w:hRule="atLeast"/>
@@ -28900,11 +28902,11 @@
       <w:bookmarkEnd w:id="78"/>
       <w:bookmarkEnd w:id="79"/>
       <w:bookmarkEnd w:id="80"/>
-      <w:bookmarkStart w:id="91" w:name="_Toc27302"/>
-      <w:bookmarkStart w:id="92" w:name="_Toc1707_WPSOffice_Level1"/>
-      <w:bookmarkStart w:id="93" w:name="_Toc28240"/>
-      <w:bookmarkStart w:id="94" w:name="_Toc21764_WPSOffice_Level1"/>
-      <w:bookmarkStart w:id="95" w:name="_Toc16594"/>
+      <w:bookmarkStart w:id="91" w:name="_Toc21764_WPSOffice_Level1"/>
+      <w:bookmarkStart w:id="92" w:name="_Toc16594"/>
+      <w:bookmarkStart w:id="93" w:name="_Toc27302"/>
+      <w:bookmarkStart w:id="94" w:name="_Toc28240"/>
+      <w:bookmarkStart w:id="95" w:name="_Toc1707_WPSOffice_Level1"/>
       <w:bookmarkStart w:id="96" w:name="_Toc13196_WPSOffice_Level1"/>
       <w:bookmarkStart w:id="97" w:name="_Toc2409"/>
       <w:bookmarkStart w:id="98" w:name="_Toc12505"/>
@@ -28934,10 +28936,10 @@
         </w:rPr>
       </w:pPr>
       <w:bookmarkStart w:id="99" w:name="_Toc21673"/>
-      <w:bookmarkStart w:id="100" w:name="_Toc27506"/>
-      <w:bookmarkStart w:id="101" w:name="_Toc149832738"/>
-      <w:bookmarkStart w:id="102" w:name="_Toc31324"/>
-      <w:bookmarkStart w:id="103" w:name="_Toc26962"/>
+      <w:bookmarkStart w:id="100" w:name="_Toc31324"/>
+      <w:bookmarkStart w:id="101" w:name="_Toc27506"/>
+      <w:bookmarkStart w:id="102" w:name="_Toc26962"/>
+      <w:bookmarkStart w:id="103" w:name="_Toc149832738"/>
       <w:bookmarkStart w:id="104" w:name="_Toc26395"/>
       <w:r>
         <w:rPr>
@@ -30017,8 +30019,8 @@
       </w:pPr>
       <w:bookmarkStart w:id="106" w:name="_Toc8815"/>
       <w:bookmarkStart w:id="107" w:name="_Toc149832739"/>
-      <w:bookmarkStart w:id="108" w:name="_Toc149826016"/>
-      <w:bookmarkStart w:id="109" w:name="_Toc27658"/>
+      <w:bookmarkStart w:id="108" w:name="_Toc27658"/>
+      <w:bookmarkStart w:id="109" w:name="_Toc149826016"/>
       <w:r>
         <w:rPr>
           <w:color w:val="auto"/>
@@ -32114,8 +32116,8 @@
         </w:rPr>
       </w:pPr>
       <w:bookmarkStart w:id="110" w:name="_Toc10731"/>
-      <w:bookmarkStart w:id="111" w:name="_Toc18683"/>
-      <w:bookmarkStart w:id="112" w:name="_Toc149832740"/>
+      <w:bookmarkStart w:id="111" w:name="_Toc149832740"/>
+      <w:bookmarkStart w:id="112" w:name="_Toc18683"/>
       <w:r>
         <w:rPr>
           <w:color w:val="62B541"/>
@@ -32146,12 +32148,12 @@
           <w:lang w:eastAsia="zh-CN"/>
         </w:rPr>
       </w:pPr>
-      <w:bookmarkStart w:id="113" w:name="_Toc3674"/>
-      <w:bookmarkStart w:id="114" w:name="_Toc23083"/>
-      <w:bookmarkStart w:id="115" w:name="_Toc10537"/>
-      <w:bookmarkStart w:id="116" w:name="_Toc9066"/>
-      <w:bookmarkStart w:id="117" w:name="_Toc149832741"/>
-      <w:bookmarkStart w:id="118" w:name="_Toc22556"/>
+      <w:bookmarkStart w:id="113" w:name="_Toc22556"/>
+      <w:bookmarkStart w:id="114" w:name="_Toc3674"/>
+      <w:bookmarkStart w:id="115" w:name="_Toc23083"/>
+      <w:bookmarkStart w:id="116" w:name="_Toc10537"/>
+      <w:bookmarkStart w:id="117" w:name="_Toc9066"/>
+      <w:bookmarkStart w:id="118" w:name="_Toc149832741"/>
       <w:r>
         <w:rPr>
           <w:rFonts w:hint="eastAsia"/>
@@ -34704,16 +34706,16 @@
         </w:rPr>
       </w:pPr>
       <w:bookmarkStart w:id="119" w:name="_Toc30999"/>
-      <w:bookmarkStart w:id="120" w:name="_Toc32358"/>
-      <w:bookmarkStart w:id="121" w:name="_Toc11406"/>
-      <w:bookmarkStart w:id="122" w:name="_Toc30346"/>
-      <w:bookmarkStart w:id="123" w:name="_Toc149832743"/>
-      <w:bookmarkStart w:id="124" w:name="_Toc20924"/>
-      <w:bookmarkStart w:id="125" w:name="_Toc26985_WPSOffice_Level1"/>
-      <w:bookmarkStart w:id="126" w:name="_Toc20170_WPSOffice_Level1"/>
+      <w:bookmarkStart w:id="120" w:name="_Toc11406"/>
+      <w:bookmarkStart w:id="121" w:name="_Toc149832743"/>
+      <w:bookmarkStart w:id="122" w:name="_Toc32358"/>
+      <w:bookmarkStart w:id="123" w:name="_Toc30346"/>
+      <w:bookmarkStart w:id="124" w:name="_Toc31185"/>
+      <w:bookmarkStart w:id="125" w:name="_Toc20170_WPSOffice_Level1"/>
+      <w:bookmarkStart w:id="126" w:name="_Toc28454_WPSOffice_Level1"/>
       <w:bookmarkStart w:id="127" w:name="_Toc27693"/>
-      <w:bookmarkStart w:id="128" w:name="_Toc28454_WPSOffice_Level1"/>
-      <w:bookmarkStart w:id="129" w:name="_Toc31185"/>
+      <w:bookmarkStart w:id="128" w:name="_Toc20924"/>
+      <w:bookmarkStart w:id="129" w:name="_Toc26985_WPSOffice_Level1"/>
       <w:r>
         <w:rPr>
           <w:rFonts w:hint="eastAsia"/>
@@ -35695,8 +35697,8 @@
           <w:lang w:eastAsia="zh-CN"/>
         </w:rPr>
       </w:pPr>
-      <w:bookmarkStart w:id="131" w:name="_Toc15114"/>
-      <w:bookmarkStart w:id="132" w:name="_Toc14077"/>
+      <w:bookmarkStart w:id="131" w:name="_Toc14077"/>
+      <w:bookmarkStart w:id="132" w:name="_Toc15114"/>
       <w:bookmarkStart w:id="133" w:name="_Toc3409"/>
       <w:r>
         <w:rPr>
@@ -35916,16 +35918,16 @@
           <w:sz w:val="30"/>
         </w:rPr>
       </w:pPr>
-      <w:bookmarkStart w:id="134" w:name="_Toc4503"/>
-      <w:bookmarkStart w:id="135" w:name="_Toc11901"/>
-      <w:bookmarkStart w:id="136" w:name="_Toc27809"/>
-      <w:bookmarkStart w:id="137" w:name="_Toc31956"/>
-      <w:bookmarkStart w:id="138" w:name="_Toc19584_WPSOffice_Level1"/>
-      <w:bookmarkStart w:id="139" w:name="_Toc22623"/>
-      <w:bookmarkStart w:id="140" w:name="_Toc13275"/>
+      <w:bookmarkStart w:id="134" w:name="_Toc11901"/>
+      <w:bookmarkStart w:id="135" w:name="_Toc4503"/>
+      <w:bookmarkStart w:id="136" w:name="_Toc31956"/>
+      <w:bookmarkStart w:id="137" w:name="_Toc27809"/>
+      <w:bookmarkStart w:id="138" w:name="_Toc13275"/>
+      <w:bookmarkStart w:id="139" w:name="_Toc14611_WPSOffice_Level1"/>
+      <w:bookmarkStart w:id="140" w:name="_Toc17792_WPSOffice_Level2"/>
       <w:bookmarkStart w:id="141" w:name="_Toc22162_WPSOffice_Level1"/>
-      <w:bookmarkStart w:id="142" w:name="_Toc14611_WPSOffice_Level1"/>
-      <w:bookmarkStart w:id="143" w:name="_Toc17792_WPSOffice_Level2"/>
+      <w:bookmarkStart w:id="142" w:name="_Toc19584_WPSOffice_Level1"/>
+      <w:bookmarkStart w:id="143" w:name="_Toc22623"/>
       <w:r>
         <w:rPr>
           <w:color w:val="auto"/>
@@ -39344,7 +39346,7 @@
         <w:lang w:eastAsia="zh-CN"/>
       </w:rPr>
       <w:drawing>
-        <wp:anchor distT="0" distB="0" distL="0" distR="0" simplePos="0" relativeHeight="251660288" behindDoc="0" locked="0" layoutInCell="1" allowOverlap="1">
+        <wp:anchor distT="0" distB="0" distL="0" distR="0" simplePos="0" relativeHeight="251661312" behindDoc="0" locked="0" layoutInCell="1" allowOverlap="1">
           <wp:simplePos x="0" y="0"/>
           <wp:positionH relativeFrom="column">
             <wp:posOffset>4650105</wp:posOffset>
@@ -39451,7 +39453,7 @@
         <w:lang w:eastAsia="zh-CN"/>
       </w:rPr>
       <w:drawing>
-        <wp:anchor distT="0" distB="0" distL="0" distR="0" simplePos="0" relativeHeight="251661312" behindDoc="0" locked="0" layoutInCell="1" allowOverlap="1">
+        <wp:anchor distT="0" distB="0" distL="0" distR="0" simplePos="0" relativeHeight="251663360" behindDoc="0" locked="0" layoutInCell="1" allowOverlap="1">
           <wp:simplePos x="0" y="0"/>
           <wp:positionH relativeFrom="column">
             <wp:posOffset>4641850</wp:posOffset>
@@ -39558,7 +39560,7 @@
         <w:lang w:eastAsia="zh-CN"/>
       </w:rPr>
       <w:drawing>
-        <wp:anchor distT="0" distB="0" distL="0" distR="0" simplePos="0" relativeHeight="251662336" behindDoc="0" locked="0" layoutInCell="1" allowOverlap="1">
+        <wp:anchor distT="0" distB="0" distL="0" distR="0" simplePos="0" relativeHeight="251664384" behindDoc="0" locked="0" layoutInCell="1" allowOverlap="1">
           <wp:simplePos x="0" y="0"/>
           <wp:positionH relativeFrom="column">
             <wp:posOffset>4582160</wp:posOffset>
@@ -42189,6 +42191,7 @@
     <customSectPr/>
     <customSectPr/>
     <customSectPr/>
+    <customSectPr/>
   </customSectProps>
   <customShpExts>
     <customShpInfo spid="_x0000_s1026" textRotate="1"/>

--- a/WebContent/docx/泛癌种86基因报告-单样本-苏州市立医院-本部&北区.docx
+++ b/WebContent/docx/泛癌种86基因报告-单样本-苏州市立医院-本部&北区.docx
@@ -592,7 +592,7 @@
               <w:sz w:val="32"/>
               <w:lang w:eastAsia="zh-CN"/>
             </w:rPr>
-            <w:instrText xml:space="preserve"> HYPERLINK \l _Toc21407 </w:instrText>
+            <w:instrText xml:space="preserve"> HYPERLINK \l _Toc11345 </w:instrText>
           </w:r>
           <w:r>
             <w:rPr>
@@ -638,7 +638,7 @@
               <w:color w:val="62B541"/>
               <w:sz w:val="32"/>
             </w:rPr>
-            <w:instrText xml:space="preserve"> PAGEREF _Toc21407 \h </w:instrText>
+            <w:instrText xml:space="preserve"> PAGEREF _Toc11345 \h </w:instrText>
           </w:r>
           <w:r>
             <w:rPr>
@@ -709,7 +709,7 @@
               <w:sz w:val="32"/>
               <w:lang w:eastAsia="zh-CN"/>
             </w:rPr>
-            <w:instrText xml:space="preserve"> HYPERLINK \l _Toc28631 </w:instrText>
+            <w:instrText xml:space="preserve"> HYPERLINK \l _Toc15049 </w:instrText>
           </w:r>
           <w:r>
             <w:rPr>
@@ -755,7 +755,7 @@
               <w:color w:val="62B541"/>
               <w:sz w:val="32"/>
             </w:rPr>
-            <w:instrText xml:space="preserve"> PAGEREF _Toc28631 \h </w:instrText>
+            <w:instrText xml:space="preserve"> PAGEREF _Toc15049 \h </w:instrText>
           </w:r>
           <w:r>
             <w:rPr>
@@ -826,7 +826,7 @@
               <w:sz w:val="32"/>
               <w:lang w:eastAsia="zh-CN"/>
             </w:rPr>
-            <w:instrText xml:space="preserve"> HYPERLINK \l _Toc3605 </w:instrText>
+            <w:instrText xml:space="preserve"> HYPERLINK \l _Toc16676 </w:instrText>
           </w:r>
           <w:r>
             <w:rPr>
@@ -872,7 +872,7 @@
               <w:color w:val="62B541"/>
               <w:sz w:val="32"/>
             </w:rPr>
-            <w:instrText xml:space="preserve"> PAGEREF _Toc3605 \h </w:instrText>
+            <w:instrText xml:space="preserve"> PAGEREF _Toc16676 \h </w:instrText>
           </w:r>
           <w:r>
             <w:rPr>
@@ -920,13 +920,14 @@
             </w:tabs>
             <w:ind w:left="440"/>
             <w:rPr>
-              <w:rFonts w:ascii="Times New Roman" w:hAnsi="Times New Roman" w:eastAsia="微软雅黑"/>
+              <w:rFonts w:hint="eastAsia" w:ascii="Times New Roman" w:hAnsi="Times New Roman" w:eastAsia="微软雅黑"/>
               <w:sz w:val="28"/>
+              <w:lang w:eastAsia="zh-CN"/>
             </w:rPr>
           </w:pPr>
           <w:r>
             <w:rPr>
-              <w:rFonts w:ascii="Times New Roman" w:hAnsi="Times New Roman" w:eastAsia="微软雅黑"/>
+              <w:rFonts w:hint="eastAsia" w:ascii="Times New Roman" w:hAnsi="Times New Roman" w:eastAsia="微软雅黑"/>
               <w:sz w:val="28"/>
               <w:lang w:eastAsia="zh-CN"/>
             </w:rPr>
@@ -934,15 +935,15 @@
           </w:r>
           <w:r>
             <w:rPr>
-              <w:rFonts w:ascii="Times New Roman" w:hAnsi="Times New Roman" w:eastAsia="微软雅黑"/>
+              <w:rFonts w:hint="eastAsia" w:ascii="Times New Roman" w:hAnsi="Times New Roman" w:eastAsia="微软雅黑"/>
               <w:sz w:val="28"/>
               <w:lang w:eastAsia="zh-CN"/>
             </w:rPr>
-            <w:instrText xml:space="preserve"> HYPERLINK \l _Toc2589 </w:instrText>
+            <w:instrText xml:space="preserve"> HYPERLINK \l _Toc31806 </w:instrText>
           </w:r>
           <w:r>
             <w:rPr>
-              <w:rFonts w:ascii="Times New Roman" w:hAnsi="Times New Roman" w:eastAsia="微软雅黑"/>
+              <w:rFonts w:hint="eastAsia" w:ascii="Times New Roman" w:hAnsi="Times New Roman" w:eastAsia="微软雅黑"/>
               <w:sz w:val="28"/>
               <w:lang w:eastAsia="zh-CN"/>
             </w:rPr>
@@ -958,49 +959,55 @@
           </w:r>
           <w:r>
             <w:rPr>
-              <w:rFonts w:ascii="Times New Roman" w:hAnsi="Times New Roman" w:eastAsia="微软雅黑"/>
+              <w:rFonts w:hint="eastAsia" w:ascii="Times New Roman" w:hAnsi="Times New Roman" w:eastAsia="微软雅黑"/>
               <w:sz w:val="28"/>
+              <w:lang w:eastAsia="zh-CN"/>
             </w:rPr>
             <w:tab/>
           </w:r>
           <w:r>
             <w:rPr>
-              <w:rFonts w:ascii="Times New Roman" w:hAnsi="Times New Roman" w:eastAsia="微软雅黑"/>
+              <w:rFonts w:hint="eastAsia" w:ascii="Times New Roman" w:hAnsi="Times New Roman" w:eastAsia="微软雅黑"/>
               <w:sz w:val="28"/>
+              <w:lang w:eastAsia="zh-CN"/>
             </w:rPr>
             <w:fldChar w:fldCharType="begin"/>
           </w:r>
           <w:r>
             <w:rPr>
-              <w:rFonts w:ascii="Times New Roman" w:hAnsi="Times New Roman" w:eastAsia="微软雅黑"/>
+              <w:rFonts w:hint="eastAsia" w:ascii="Times New Roman" w:hAnsi="Times New Roman" w:eastAsia="微软雅黑"/>
               <w:sz w:val="28"/>
+              <w:lang w:eastAsia="zh-CN"/>
             </w:rPr>
-            <w:instrText xml:space="preserve"> PAGEREF _Toc2589 \h </w:instrText>
+            <w:instrText xml:space="preserve"> PAGEREF _Toc31806 \h </w:instrText>
           </w:r>
           <w:r>
             <w:rPr>
-              <w:rFonts w:ascii="Times New Roman" w:hAnsi="Times New Roman" w:eastAsia="微软雅黑"/>
+              <w:rFonts w:hint="eastAsia" w:ascii="Times New Roman" w:hAnsi="Times New Roman" w:eastAsia="微软雅黑"/>
               <w:sz w:val="28"/>
+              <w:lang w:eastAsia="zh-CN"/>
             </w:rPr>
             <w:fldChar w:fldCharType="separate"/>
           </w:r>
           <w:r>
             <w:rPr>
-              <w:rFonts w:ascii="Times New Roman" w:hAnsi="Times New Roman" w:eastAsia="微软雅黑"/>
+              <w:rFonts w:hint="eastAsia" w:ascii="Times New Roman" w:hAnsi="Times New Roman" w:eastAsia="微软雅黑"/>
               <w:sz w:val="28"/>
+              <w:lang w:eastAsia="zh-CN"/>
             </w:rPr>
             <w:t>1</w:t>
           </w:r>
           <w:r>
             <w:rPr>
-              <w:rFonts w:ascii="Times New Roman" w:hAnsi="Times New Roman" w:eastAsia="微软雅黑"/>
+              <w:rFonts w:hint="eastAsia" w:ascii="Times New Roman" w:hAnsi="Times New Roman" w:eastAsia="微软雅黑"/>
               <w:sz w:val="28"/>
+              <w:lang w:eastAsia="zh-CN"/>
             </w:rPr>
             <w:fldChar w:fldCharType="end"/>
           </w:r>
           <w:r>
             <w:rPr>
-              <w:rFonts w:ascii="Times New Roman" w:hAnsi="Times New Roman" w:eastAsia="微软雅黑"/>
+              <w:rFonts w:hint="eastAsia" w:ascii="Times New Roman" w:hAnsi="Times New Roman" w:eastAsia="微软雅黑"/>
               <w:sz w:val="28"/>
               <w:lang w:eastAsia="zh-CN"/>
             </w:rPr>
@@ -1017,7 +1024,7 @@
           </w:pPr>
           <w:r>
             <w:rPr>
-              <w:rFonts w:ascii="Times New Roman" w:hAnsi="Times New Roman" w:eastAsia="微软雅黑"/>
+              <w:rFonts w:hint="eastAsia" w:ascii="Times New Roman" w:hAnsi="Times New Roman" w:eastAsia="微软雅黑"/>
               <w:sz w:val="28"/>
               <w:lang w:eastAsia="zh-CN"/>
             </w:rPr>
@@ -1025,15 +1032,15 @@
           </w:r>
           <w:r>
             <w:rPr>
-              <w:rFonts w:ascii="Times New Roman" w:hAnsi="Times New Roman" w:eastAsia="微软雅黑"/>
+              <w:rFonts w:hint="eastAsia" w:ascii="Times New Roman" w:hAnsi="Times New Roman" w:eastAsia="微软雅黑"/>
               <w:sz w:val="28"/>
               <w:lang w:eastAsia="zh-CN"/>
             </w:rPr>
-            <w:instrText xml:space="preserve"> HYPERLINK \l _Toc17266 </w:instrText>
+            <w:instrText xml:space="preserve"> HYPERLINK \l _Toc30241 </w:instrText>
           </w:r>
           <w:r>
             <w:rPr>
-              <w:rFonts w:ascii="Times New Roman" w:hAnsi="Times New Roman" w:eastAsia="微软雅黑"/>
+              <w:rFonts w:hint="eastAsia" w:ascii="Times New Roman" w:hAnsi="Times New Roman" w:eastAsia="微软雅黑"/>
               <w:sz w:val="28"/>
               <w:lang w:eastAsia="zh-CN"/>
             </w:rPr>
@@ -1049,49 +1056,55 @@
           </w:r>
           <w:r>
             <w:rPr>
-              <w:rFonts w:ascii="Times New Roman" w:hAnsi="Times New Roman" w:eastAsia="微软雅黑"/>
+              <w:rFonts w:hint="eastAsia" w:ascii="Times New Roman" w:hAnsi="Times New Roman" w:eastAsia="微软雅黑"/>
               <w:sz w:val="28"/>
+              <w:lang w:eastAsia="zh-CN"/>
             </w:rPr>
             <w:tab/>
           </w:r>
           <w:r>
             <w:rPr>
-              <w:rFonts w:ascii="Times New Roman" w:hAnsi="Times New Roman" w:eastAsia="微软雅黑"/>
+              <w:rFonts w:hint="eastAsia" w:ascii="Times New Roman" w:hAnsi="Times New Roman" w:eastAsia="微软雅黑"/>
               <w:sz w:val="28"/>
+              <w:lang w:eastAsia="zh-CN"/>
             </w:rPr>
             <w:fldChar w:fldCharType="begin"/>
           </w:r>
           <w:r>
             <w:rPr>
-              <w:rFonts w:ascii="Times New Roman" w:hAnsi="Times New Roman" w:eastAsia="微软雅黑"/>
+              <w:rFonts w:hint="eastAsia" w:ascii="Times New Roman" w:hAnsi="Times New Roman" w:eastAsia="微软雅黑"/>
               <w:sz w:val="28"/>
+              <w:lang w:eastAsia="zh-CN"/>
             </w:rPr>
-            <w:instrText xml:space="preserve"> PAGEREF _Toc17266 \h </w:instrText>
+            <w:instrText xml:space="preserve"> PAGEREF _Toc30241 \h </w:instrText>
           </w:r>
           <w:r>
             <w:rPr>
-              <w:rFonts w:ascii="Times New Roman" w:hAnsi="Times New Roman" w:eastAsia="微软雅黑"/>
+              <w:rFonts w:hint="eastAsia" w:ascii="Times New Roman" w:hAnsi="Times New Roman" w:eastAsia="微软雅黑"/>
               <w:sz w:val="28"/>
+              <w:lang w:eastAsia="zh-CN"/>
             </w:rPr>
             <w:fldChar w:fldCharType="separate"/>
           </w:r>
           <w:r>
             <w:rPr>
-              <w:rFonts w:ascii="Times New Roman" w:hAnsi="Times New Roman" w:eastAsia="微软雅黑"/>
+              <w:rFonts w:hint="eastAsia" w:ascii="Times New Roman" w:hAnsi="Times New Roman" w:eastAsia="微软雅黑"/>
               <w:sz w:val="28"/>
+              <w:lang w:eastAsia="zh-CN"/>
             </w:rPr>
-            <w:t>2</w:t>
+            <w:t>3</w:t>
           </w:r>
           <w:r>
             <w:rPr>
-              <w:rFonts w:ascii="Times New Roman" w:hAnsi="Times New Roman" w:eastAsia="微软雅黑"/>
+              <w:rFonts w:hint="eastAsia" w:ascii="Times New Roman" w:hAnsi="Times New Roman" w:eastAsia="微软雅黑"/>
               <w:sz w:val="28"/>
+              <w:lang w:eastAsia="zh-CN"/>
             </w:rPr>
             <w:fldChar w:fldCharType="end"/>
           </w:r>
           <w:r>
             <w:rPr>
-              <w:rFonts w:ascii="Times New Roman" w:hAnsi="Times New Roman" w:eastAsia="微软雅黑"/>
+              <w:rFonts w:hint="eastAsia" w:ascii="Times New Roman" w:hAnsi="Times New Roman" w:eastAsia="微软雅黑"/>
               <w:sz w:val="28"/>
               <w:lang w:eastAsia="zh-CN"/>
             </w:rPr>
@@ -1129,7 +1142,7 @@
               <w:sz w:val="32"/>
               <w:lang w:eastAsia="zh-CN"/>
             </w:rPr>
-            <w:instrText xml:space="preserve"> HYPERLINK \l _Toc14872 </w:instrText>
+            <w:instrText xml:space="preserve"> HYPERLINK \l _Toc1489 </w:instrText>
           </w:r>
           <w:r>
             <w:rPr>
@@ -1175,7 +1188,7 @@
               <w:color w:val="62B541"/>
               <w:sz w:val="32"/>
             </w:rPr>
-            <w:instrText xml:space="preserve"> PAGEREF _Toc14872 \h </w:instrText>
+            <w:instrText xml:space="preserve"> PAGEREF _Toc1489 \h </w:instrText>
           </w:r>
           <w:r>
             <w:rPr>
@@ -1223,13 +1236,14 @@
             </w:tabs>
             <w:ind w:left="440"/>
             <w:rPr>
-              <w:rFonts w:ascii="Times New Roman" w:hAnsi="Times New Roman" w:eastAsia="微软雅黑"/>
+              <w:rFonts w:hint="eastAsia" w:ascii="Times New Roman" w:hAnsi="Times New Roman" w:eastAsia="微软雅黑"/>
               <w:sz w:val="28"/>
+              <w:lang w:eastAsia="zh-CN"/>
             </w:rPr>
           </w:pPr>
           <w:r>
             <w:rPr>
-              <w:rFonts w:ascii="Times New Roman" w:hAnsi="Times New Roman" w:eastAsia="微软雅黑"/>
+              <w:rFonts w:hint="eastAsia" w:ascii="Times New Roman" w:hAnsi="Times New Roman" w:eastAsia="微软雅黑"/>
               <w:sz w:val="28"/>
               <w:lang w:eastAsia="zh-CN"/>
             </w:rPr>
@@ -1237,15 +1251,15 @@
           </w:r>
           <w:r>
             <w:rPr>
-              <w:rFonts w:ascii="Times New Roman" w:hAnsi="Times New Roman" w:eastAsia="微软雅黑"/>
+              <w:rFonts w:hint="eastAsia" w:ascii="Times New Roman" w:hAnsi="Times New Roman" w:eastAsia="微软雅黑"/>
               <w:sz w:val="28"/>
               <w:lang w:eastAsia="zh-CN"/>
             </w:rPr>
-            <w:instrText xml:space="preserve"> HYPERLINK \l _Toc11621 </w:instrText>
+            <w:instrText xml:space="preserve"> HYPERLINK \l _Toc8684 </w:instrText>
           </w:r>
           <w:r>
             <w:rPr>
-              <w:rFonts w:ascii="Times New Roman" w:hAnsi="Times New Roman" w:eastAsia="微软雅黑"/>
+              <w:rFonts w:hint="eastAsia" w:ascii="Times New Roman" w:hAnsi="Times New Roman" w:eastAsia="微软雅黑"/>
               <w:sz w:val="28"/>
               <w:lang w:eastAsia="zh-CN"/>
             </w:rPr>
@@ -1261,49 +1275,55 @@
           </w:r>
           <w:r>
             <w:rPr>
-              <w:rFonts w:ascii="Times New Roman" w:hAnsi="Times New Roman" w:eastAsia="微软雅黑"/>
+              <w:rFonts w:hint="eastAsia" w:ascii="Times New Roman" w:hAnsi="Times New Roman" w:eastAsia="微软雅黑"/>
               <w:sz w:val="28"/>
+              <w:lang w:eastAsia="zh-CN"/>
             </w:rPr>
             <w:tab/>
           </w:r>
           <w:r>
             <w:rPr>
-              <w:rFonts w:ascii="Times New Roman" w:hAnsi="Times New Roman" w:eastAsia="微软雅黑"/>
+              <w:rFonts w:hint="eastAsia" w:ascii="Times New Roman" w:hAnsi="Times New Roman" w:eastAsia="微软雅黑"/>
               <w:sz w:val="28"/>
+              <w:lang w:eastAsia="zh-CN"/>
             </w:rPr>
             <w:fldChar w:fldCharType="begin"/>
           </w:r>
           <w:r>
             <w:rPr>
-              <w:rFonts w:ascii="Times New Roman" w:hAnsi="Times New Roman" w:eastAsia="微软雅黑"/>
+              <w:rFonts w:hint="eastAsia" w:ascii="Times New Roman" w:hAnsi="Times New Roman" w:eastAsia="微软雅黑"/>
               <w:sz w:val="28"/>
+              <w:lang w:eastAsia="zh-CN"/>
             </w:rPr>
-            <w:instrText xml:space="preserve"> PAGEREF _Toc11621 \h </w:instrText>
+            <w:instrText xml:space="preserve"> PAGEREF _Toc8684 \h </w:instrText>
           </w:r>
           <w:r>
             <w:rPr>
-              <w:rFonts w:ascii="Times New Roman" w:hAnsi="Times New Roman" w:eastAsia="微软雅黑"/>
+              <w:rFonts w:hint="eastAsia" w:ascii="Times New Roman" w:hAnsi="Times New Roman" w:eastAsia="微软雅黑"/>
               <w:sz w:val="28"/>
+              <w:lang w:eastAsia="zh-CN"/>
             </w:rPr>
             <w:fldChar w:fldCharType="separate"/>
           </w:r>
           <w:r>
             <w:rPr>
-              <w:rFonts w:ascii="Times New Roman" w:hAnsi="Times New Roman" w:eastAsia="微软雅黑"/>
+              <w:rFonts w:hint="eastAsia" w:ascii="Times New Roman" w:hAnsi="Times New Roman" w:eastAsia="微软雅黑"/>
               <w:sz w:val="28"/>
+              <w:lang w:eastAsia="zh-CN"/>
             </w:rPr>
             <w:t>4</w:t>
           </w:r>
           <w:r>
             <w:rPr>
-              <w:rFonts w:ascii="Times New Roman" w:hAnsi="Times New Roman" w:eastAsia="微软雅黑"/>
+              <w:rFonts w:hint="eastAsia" w:ascii="Times New Roman" w:hAnsi="Times New Roman" w:eastAsia="微软雅黑"/>
               <w:sz w:val="28"/>
+              <w:lang w:eastAsia="zh-CN"/>
             </w:rPr>
             <w:fldChar w:fldCharType="end"/>
           </w:r>
           <w:r>
             <w:rPr>
-              <w:rFonts w:ascii="Times New Roman" w:hAnsi="Times New Roman" w:eastAsia="微软雅黑"/>
+              <w:rFonts w:hint="eastAsia" w:ascii="Times New Roman" w:hAnsi="Times New Roman" w:eastAsia="微软雅黑"/>
               <w:sz w:val="28"/>
               <w:lang w:eastAsia="zh-CN"/>
             </w:rPr>
@@ -1318,13 +1338,14 @@
             </w:tabs>
             <w:ind w:left="440"/>
             <w:rPr>
-              <w:rFonts w:ascii="Times New Roman" w:hAnsi="Times New Roman" w:eastAsia="微软雅黑"/>
+              <w:rFonts w:hint="eastAsia" w:ascii="Times New Roman" w:hAnsi="Times New Roman" w:eastAsia="微软雅黑"/>
               <w:sz w:val="28"/>
+              <w:lang w:eastAsia="zh-CN"/>
             </w:rPr>
           </w:pPr>
           <w:r>
             <w:rPr>
-              <w:rFonts w:ascii="Times New Roman" w:hAnsi="Times New Roman" w:eastAsia="微软雅黑"/>
+              <w:rFonts w:hint="eastAsia" w:ascii="Times New Roman" w:hAnsi="Times New Roman" w:eastAsia="微软雅黑"/>
               <w:sz w:val="28"/>
               <w:lang w:eastAsia="zh-CN"/>
             </w:rPr>
@@ -1332,15 +1353,15 @@
           </w:r>
           <w:r>
             <w:rPr>
-              <w:rFonts w:ascii="Times New Roman" w:hAnsi="Times New Roman" w:eastAsia="微软雅黑"/>
+              <w:rFonts w:hint="eastAsia" w:ascii="Times New Roman" w:hAnsi="Times New Roman" w:eastAsia="微软雅黑"/>
               <w:sz w:val="28"/>
               <w:lang w:eastAsia="zh-CN"/>
             </w:rPr>
-            <w:instrText xml:space="preserve"> HYPERLINK \l _Toc20532 </w:instrText>
+            <w:instrText xml:space="preserve"> HYPERLINK \l _Toc25225 </w:instrText>
           </w:r>
           <w:r>
             <w:rPr>
-              <w:rFonts w:ascii="Times New Roman" w:hAnsi="Times New Roman" w:eastAsia="微软雅黑"/>
+              <w:rFonts w:hint="eastAsia" w:ascii="Times New Roman" w:hAnsi="Times New Roman" w:eastAsia="微软雅黑"/>
               <w:sz w:val="28"/>
               <w:lang w:eastAsia="zh-CN"/>
             </w:rPr>
@@ -1356,49 +1377,55 @@
           </w:r>
           <w:r>
             <w:rPr>
-              <w:rFonts w:ascii="Times New Roman" w:hAnsi="Times New Roman" w:eastAsia="微软雅黑"/>
+              <w:rFonts w:hint="eastAsia" w:ascii="Times New Roman" w:hAnsi="Times New Roman" w:eastAsia="微软雅黑"/>
               <w:sz w:val="28"/>
+              <w:lang w:eastAsia="zh-CN"/>
             </w:rPr>
             <w:tab/>
           </w:r>
           <w:r>
             <w:rPr>
-              <w:rFonts w:ascii="Times New Roman" w:hAnsi="Times New Roman" w:eastAsia="微软雅黑"/>
+              <w:rFonts w:hint="eastAsia" w:ascii="Times New Roman" w:hAnsi="Times New Roman" w:eastAsia="微软雅黑"/>
               <w:sz w:val="28"/>
+              <w:lang w:eastAsia="zh-CN"/>
             </w:rPr>
             <w:fldChar w:fldCharType="begin"/>
           </w:r>
           <w:r>
             <w:rPr>
-              <w:rFonts w:ascii="Times New Roman" w:hAnsi="Times New Roman" w:eastAsia="微软雅黑"/>
+              <w:rFonts w:hint="eastAsia" w:ascii="Times New Roman" w:hAnsi="Times New Roman" w:eastAsia="微软雅黑"/>
               <w:sz w:val="28"/>
+              <w:lang w:eastAsia="zh-CN"/>
             </w:rPr>
-            <w:instrText xml:space="preserve"> PAGEREF _Toc20532 \h </w:instrText>
+            <w:instrText xml:space="preserve"> PAGEREF _Toc25225 \h </w:instrText>
           </w:r>
           <w:r>
             <w:rPr>
-              <w:rFonts w:ascii="Times New Roman" w:hAnsi="Times New Roman" w:eastAsia="微软雅黑"/>
+              <w:rFonts w:hint="eastAsia" w:ascii="Times New Roman" w:hAnsi="Times New Roman" w:eastAsia="微软雅黑"/>
               <w:sz w:val="28"/>
+              <w:lang w:eastAsia="zh-CN"/>
             </w:rPr>
             <w:fldChar w:fldCharType="separate"/>
           </w:r>
           <w:r>
             <w:rPr>
-              <w:rFonts w:ascii="Times New Roman" w:hAnsi="Times New Roman" w:eastAsia="微软雅黑"/>
+              <w:rFonts w:hint="eastAsia" w:ascii="Times New Roman" w:hAnsi="Times New Roman" w:eastAsia="微软雅黑"/>
               <w:sz w:val="28"/>
+              <w:lang w:eastAsia="zh-CN"/>
             </w:rPr>
             <w:t>7</w:t>
           </w:r>
           <w:r>
             <w:rPr>
-              <w:rFonts w:ascii="Times New Roman" w:hAnsi="Times New Roman" w:eastAsia="微软雅黑"/>
+              <w:rFonts w:hint="eastAsia" w:ascii="Times New Roman" w:hAnsi="Times New Roman" w:eastAsia="微软雅黑"/>
               <w:sz w:val="28"/>
+              <w:lang w:eastAsia="zh-CN"/>
             </w:rPr>
             <w:fldChar w:fldCharType="end"/>
           </w:r>
           <w:r>
             <w:rPr>
-              <w:rFonts w:ascii="Times New Roman" w:hAnsi="Times New Roman" w:eastAsia="微软雅黑"/>
+              <w:rFonts w:hint="eastAsia" w:ascii="Times New Roman" w:hAnsi="Times New Roman" w:eastAsia="微软雅黑"/>
               <w:sz w:val="28"/>
               <w:lang w:eastAsia="zh-CN"/>
             </w:rPr>
@@ -1413,13 +1440,14 @@
             </w:tabs>
             <w:ind w:left="440"/>
             <w:rPr>
-              <w:rFonts w:ascii="Times New Roman" w:hAnsi="Times New Roman" w:eastAsia="微软雅黑"/>
+              <w:rFonts w:hint="eastAsia" w:ascii="Times New Roman" w:hAnsi="Times New Roman" w:eastAsia="微软雅黑"/>
               <w:sz w:val="28"/>
+              <w:lang w:eastAsia="zh-CN"/>
             </w:rPr>
           </w:pPr>
           <w:r>
             <w:rPr>
-              <w:rFonts w:ascii="Times New Roman" w:hAnsi="Times New Roman" w:eastAsia="微软雅黑"/>
+              <w:rFonts w:hint="eastAsia" w:ascii="Times New Roman" w:hAnsi="Times New Roman" w:eastAsia="微软雅黑"/>
               <w:sz w:val="28"/>
               <w:lang w:eastAsia="zh-CN"/>
             </w:rPr>
@@ -1427,15 +1455,15 @@
           </w:r>
           <w:r>
             <w:rPr>
-              <w:rFonts w:ascii="Times New Roman" w:hAnsi="Times New Roman" w:eastAsia="微软雅黑"/>
+              <w:rFonts w:hint="eastAsia" w:ascii="Times New Roman" w:hAnsi="Times New Roman" w:eastAsia="微软雅黑"/>
               <w:sz w:val="28"/>
               <w:lang w:eastAsia="zh-CN"/>
             </w:rPr>
-            <w:instrText xml:space="preserve"> HYPERLINK \l _Toc10835 </w:instrText>
+            <w:instrText xml:space="preserve"> HYPERLINK \l _Toc16022 </w:instrText>
           </w:r>
           <w:r>
             <w:rPr>
-              <w:rFonts w:ascii="Times New Roman" w:hAnsi="Times New Roman" w:eastAsia="微软雅黑"/>
+              <w:rFonts w:hint="eastAsia" w:ascii="Times New Roman" w:hAnsi="Times New Roman" w:eastAsia="微软雅黑"/>
               <w:sz w:val="28"/>
               <w:lang w:eastAsia="zh-CN"/>
             </w:rPr>
@@ -1451,49 +1479,55 @@
           </w:r>
           <w:r>
             <w:rPr>
-              <w:rFonts w:ascii="Times New Roman" w:hAnsi="Times New Roman" w:eastAsia="微软雅黑"/>
+              <w:rFonts w:hint="eastAsia" w:ascii="Times New Roman" w:hAnsi="Times New Roman" w:eastAsia="微软雅黑"/>
               <w:sz w:val="28"/>
+              <w:lang w:eastAsia="zh-CN"/>
             </w:rPr>
             <w:tab/>
           </w:r>
           <w:r>
             <w:rPr>
-              <w:rFonts w:ascii="Times New Roman" w:hAnsi="Times New Roman" w:eastAsia="微软雅黑"/>
+              <w:rFonts w:hint="eastAsia" w:ascii="Times New Roman" w:hAnsi="Times New Roman" w:eastAsia="微软雅黑"/>
               <w:sz w:val="28"/>
+              <w:lang w:eastAsia="zh-CN"/>
             </w:rPr>
             <w:fldChar w:fldCharType="begin"/>
           </w:r>
           <w:r>
             <w:rPr>
-              <w:rFonts w:ascii="Times New Roman" w:hAnsi="Times New Roman" w:eastAsia="微软雅黑"/>
+              <w:rFonts w:hint="eastAsia" w:ascii="Times New Roman" w:hAnsi="Times New Roman" w:eastAsia="微软雅黑"/>
               <w:sz w:val="28"/>
+              <w:lang w:eastAsia="zh-CN"/>
             </w:rPr>
-            <w:instrText xml:space="preserve"> PAGEREF _Toc10835 \h </w:instrText>
+            <w:instrText xml:space="preserve"> PAGEREF _Toc16022 \h </w:instrText>
           </w:r>
           <w:r>
             <w:rPr>
-              <w:rFonts w:ascii="Times New Roman" w:hAnsi="Times New Roman" w:eastAsia="微软雅黑"/>
+              <w:rFonts w:hint="eastAsia" w:ascii="Times New Roman" w:hAnsi="Times New Roman" w:eastAsia="微软雅黑"/>
               <w:sz w:val="28"/>
+              <w:lang w:eastAsia="zh-CN"/>
             </w:rPr>
             <w:fldChar w:fldCharType="separate"/>
           </w:r>
           <w:r>
             <w:rPr>
-              <w:rFonts w:ascii="Times New Roman" w:hAnsi="Times New Roman" w:eastAsia="微软雅黑"/>
+              <w:rFonts w:hint="eastAsia" w:ascii="Times New Roman" w:hAnsi="Times New Roman" w:eastAsia="微软雅黑"/>
               <w:sz w:val="28"/>
+              <w:lang w:eastAsia="zh-CN"/>
             </w:rPr>
             <w:t>8</w:t>
           </w:r>
           <w:r>
             <w:rPr>
-              <w:rFonts w:ascii="Times New Roman" w:hAnsi="Times New Roman" w:eastAsia="微软雅黑"/>
+              <w:rFonts w:hint="eastAsia" w:ascii="Times New Roman" w:hAnsi="Times New Roman" w:eastAsia="微软雅黑"/>
               <w:sz w:val="28"/>
+              <w:lang w:eastAsia="zh-CN"/>
             </w:rPr>
             <w:fldChar w:fldCharType="end"/>
           </w:r>
           <w:r>
             <w:rPr>
-              <w:rFonts w:ascii="Times New Roman" w:hAnsi="Times New Roman" w:eastAsia="微软雅黑"/>
+              <w:rFonts w:hint="eastAsia" w:ascii="Times New Roman" w:hAnsi="Times New Roman" w:eastAsia="微软雅黑"/>
               <w:sz w:val="28"/>
               <w:lang w:eastAsia="zh-CN"/>
             </w:rPr>
@@ -1553,13 +1587,14 @@
             </w:tabs>
             <w:ind w:left="440"/>
             <w:rPr>
-              <w:rFonts w:ascii="Times New Roman" w:hAnsi="Times New Roman" w:eastAsia="微软雅黑"/>
+              <w:rFonts w:hint="eastAsia" w:ascii="Times New Roman" w:hAnsi="Times New Roman" w:eastAsia="微软雅黑"/>
               <w:sz w:val="28"/>
+              <w:lang w:eastAsia="zh-CN"/>
             </w:rPr>
           </w:pPr>
           <w:r>
             <w:rPr>
-              <w:rFonts w:ascii="Times New Roman" w:hAnsi="Times New Roman" w:eastAsia="微软雅黑"/>
+              <w:rFonts w:hint="eastAsia" w:ascii="Times New Roman" w:hAnsi="Times New Roman" w:eastAsia="微软雅黑"/>
               <w:sz w:val="28"/>
               <w:lang w:eastAsia="zh-CN"/>
             </w:rPr>
@@ -1567,15 +1602,15 @@
           </w:r>
           <w:r>
             <w:rPr>
-              <w:rFonts w:ascii="Times New Roman" w:hAnsi="Times New Roman" w:eastAsia="微软雅黑"/>
+              <w:rFonts w:hint="eastAsia" w:ascii="Times New Roman" w:hAnsi="Times New Roman" w:eastAsia="微软雅黑"/>
               <w:sz w:val="28"/>
               <w:lang w:eastAsia="zh-CN"/>
             </w:rPr>
-            <w:instrText xml:space="preserve"> HYPERLINK \l _Toc27201 </w:instrText>
+            <w:instrText xml:space="preserve"> HYPERLINK \l _Toc31417 </w:instrText>
           </w:r>
           <w:r>
             <w:rPr>
-              <w:rFonts w:ascii="Times New Roman" w:hAnsi="Times New Roman" w:eastAsia="微软雅黑"/>
+              <w:rFonts w:hint="eastAsia" w:ascii="Times New Roman" w:hAnsi="Times New Roman" w:eastAsia="微软雅黑"/>
               <w:sz w:val="28"/>
               <w:lang w:eastAsia="zh-CN"/>
             </w:rPr>
@@ -1591,49 +1626,55 @@
           </w:r>
           <w:r>
             <w:rPr>
-              <w:rFonts w:ascii="Times New Roman" w:hAnsi="Times New Roman" w:eastAsia="微软雅黑"/>
+              <w:rFonts w:hint="eastAsia" w:ascii="Times New Roman" w:hAnsi="Times New Roman" w:eastAsia="微软雅黑"/>
               <w:sz w:val="28"/>
+              <w:lang w:eastAsia="zh-CN"/>
             </w:rPr>
             <w:tab/>
           </w:r>
           <w:r>
             <w:rPr>
-              <w:rFonts w:ascii="Times New Roman" w:hAnsi="Times New Roman" w:eastAsia="微软雅黑"/>
+              <w:rFonts w:hint="eastAsia" w:ascii="Times New Roman" w:hAnsi="Times New Roman" w:eastAsia="微软雅黑"/>
               <w:sz w:val="28"/>
+              <w:lang w:eastAsia="zh-CN"/>
             </w:rPr>
             <w:fldChar w:fldCharType="begin"/>
           </w:r>
           <w:r>
             <w:rPr>
-              <w:rFonts w:ascii="Times New Roman" w:hAnsi="Times New Roman" w:eastAsia="微软雅黑"/>
+              <w:rFonts w:hint="eastAsia" w:ascii="Times New Roman" w:hAnsi="Times New Roman" w:eastAsia="微软雅黑"/>
               <w:sz w:val="28"/>
+              <w:lang w:eastAsia="zh-CN"/>
             </w:rPr>
-            <w:instrText xml:space="preserve"> PAGEREF _Toc27201 \h </w:instrText>
+            <w:instrText xml:space="preserve"> PAGEREF _Toc31417 \h </w:instrText>
           </w:r>
           <w:r>
             <w:rPr>
-              <w:rFonts w:ascii="Times New Roman" w:hAnsi="Times New Roman" w:eastAsia="微软雅黑"/>
+              <w:rFonts w:hint="eastAsia" w:ascii="Times New Roman" w:hAnsi="Times New Roman" w:eastAsia="微软雅黑"/>
               <w:sz w:val="28"/>
+              <w:lang w:eastAsia="zh-CN"/>
             </w:rPr>
             <w:fldChar w:fldCharType="separate"/>
           </w:r>
           <w:r>
             <w:rPr>
-              <w:rFonts w:ascii="Times New Roman" w:hAnsi="Times New Roman" w:eastAsia="微软雅黑"/>
+              <w:rFonts w:hint="eastAsia" w:ascii="Times New Roman" w:hAnsi="Times New Roman" w:eastAsia="微软雅黑"/>
               <w:sz w:val="28"/>
+              <w:lang w:eastAsia="zh-CN"/>
             </w:rPr>
             <w:t>9</w:t>
           </w:r>
           <w:r>
             <w:rPr>
-              <w:rFonts w:ascii="Times New Roman" w:hAnsi="Times New Roman" w:eastAsia="微软雅黑"/>
+              <w:rFonts w:hint="eastAsia" w:ascii="Times New Roman" w:hAnsi="Times New Roman" w:eastAsia="微软雅黑"/>
               <w:sz w:val="28"/>
+              <w:lang w:eastAsia="zh-CN"/>
             </w:rPr>
             <w:fldChar w:fldCharType="end"/>
           </w:r>
           <w:r>
             <w:rPr>
-              <w:rFonts w:ascii="Times New Roman" w:hAnsi="Times New Roman" w:eastAsia="微软雅黑"/>
+              <w:rFonts w:hint="eastAsia" w:ascii="Times New Roman" w:hAnsi="Times New Roman" w:eastAsia="微软雅黑"/>
               <w:sz w:val="28"/>
               <w:lang w:eastAsia="zh-CN"/>
             </w:rPr>
@@ -1680,7 +1721,7 @@
               <w:sz w:val="32"/>
               <w:lang w:eastAsia="zh-CN"/>
             </w:rPr>
-            <w:instrText xml:space="preserve"> HYPERLINK \l _Toc15817 </w:instrText>
+            <w:instrText xml:space="preserve"> HYPERLINK \l _Toc6046 </w:instrText>
           </w:r>
           <w:r>
             <w:rPr>
@@ -1726,7 +1767,7 @@
               <w:color w:val="62B541"/>
               <w:sz w:val="32"/>
             </w:rPr>
-            <w:instrText xml:space="preserve"> PAGEREF _Toc15817 \h </w:instrText>
+            <w:instrText xml:space="preserve"> PAGEREF _Toc6046 \h </w:instrText>
           </w:r>
           <w:r>
             <w:rPr>
@@ -1785,13 +1826,14 @@
             </w:tabs>
             <w:ind w:left="440"/>
             <w:rPr>
-              <w:rFonts w:ascii="Times New Roman" w:hAnsi="Times New Roman" w:eastAsia="微软雅黑"/>
+              <w:rFonts w:hint="eastAsia" w:ascii="Times New Roman" w:hAnsi="Times New Roman" w:eastAsia="微软雅黑"/>
               <w:sz w:val="28"/>
+              <w:lang w:eastAsia="zh-CN"/>
             </w:rPr>
           </w:pPr>
           <w:r>
             <w:rPr>
-              <w:rFonts w:ascii="Times New Roman" w:hAnsi="Times New Roman" w:eastAsia="微软雅黑"/>
+              <w:rFonts w:hint="eastAsia" w:ascii="Times New Roman" w:hAnsi="Times New Roman" w:eastAsia="微软雅黑"/>
               <w:sz w:val="28"/>
               <w:lang w:eastAsia="zh-CN"/>
             </w:rPr>
@@ -1799,15 +1841,15 @@
           </w:r>
           <w:r>
             <w:rPr>
-              <w:rFonts w:ascii="Times New Roman" w:hAnsi="Times New Roman" w:eastAsia="微软雅黑"/>
+              <w:rFonts w:hint="eastAsia" w:ascii="Times New Roman" w:hAnsi="Times New Roman" w:eastAsia="微软雅黑"/>
               <w:sz w:val="28"/>
               <w:lang w:eastAsia="zh-CN"/>
             </w:rPr>
-            <w:instrText xml:space="preserve"> HYPERLINK \l _Toc20136 </w:instrText>
+            <w:instrText xml:space="preserve"> HYPERLINK \l _Toc18032 </w:instrText>
           </w:r>
           <w:r>
             <w:rPr>
-              <w:rFonts w:ascii="Times New Roman" w:hAnsi="Times New Roman" w:eastAsia="微软雅黑"/>
+              <w:rFonts w:hint="eastAsia" w:ascii="Times New Roman" w:hAnsi="Times New Roman" w:eastAsia="微软雅黑"/>
               <w:sz w:val="28"/>
               <w:lang w:eastAsia="zh-CN"/>
             </w:rPr>
@@ -1823,49 +1865,55 @@
           </w:r>
           <w:r>
             <w:rPr>
-              <w:rFonts w:ascii="Times New Roman" w:hAnsi="Times New Roman" w:eastAsia="微软雅黑"/>
+              <w:rFonts w:hint="eastAsia" w:ascii="Times New Roman" w:hAnsi="Times New Roman" w:eastAsia="微软雅黑"/>
               <w:sz w:val="28"/>
+              <w:lang w:eastAsia="zh-CN"/>
             </w:rPr>
             <w:tab/>
           </w:r>
           <w:r>
             <w:rPr>
-              <w:rFonts w:ascii="Times New Roman" w:hAnsi="Times New Roman" w:eastAsia="微软雅黑"/>
+              <w:rFonts w:hint="eastAsia" w:ascii="Times New Roman" w:hAnsi="Times New Roman" w:eastAsia="微软雅黑"/>
               <w:sz w:val="28"/>
+              <w:lang w:eastAsia="zh-CN"/>
             </w:rPr>
             <w:fldChar w:fldCharType="begin"/>
           </w:r>
           <w:r>
             <w:rPr>
-              <w:rFonts w:ascii="Times New Roman" w:hAnsi="Times New Roman" w:eastAsia="微软雅黑"/>
+              <w:rFonts w:hint="eastAsia" w:ascii="Times New Roman" w:hAnsi="Times New Roman" w:eastAsia="微软雅黑"/>
               <w:sz w:val="28"/>
+              <w:lang w:eastAsia="zh-CN"/>
             </w:rPr>
-            <w:instrText xml:space="preserve"> PAGEREF _Toc20136 \h </w:instrText>
+            <w:instrText xml:space="preserve"> PAGEREF _Toc18032 \h </w:instrText>
           </w:r>
           <w:r>
             <w:rPr>
-              <w:rFonts w:ascii="Times New Roman" w:hAnsi="Times New Roman" w:eastAsia="微软雅黑"/>
+              <w:rFonts w:hint="eastAsia" w:ascii="Times New Roman" w:hAnsi="Times New Roman" w:eastAsia="微软雅黑"/>
               <w:sz w:val="28"/>
+              <w:lang w:eastAsia="zh-CN"/>
             </w:rPr>
             <w:fldChar w:fldCharType="separate"/>
           </w:r>
           <w:r>
             <w:rPr>
-              <w:rFonts w:ascii="Times New Roman" w:hAnsi="Times New Roman" w:eastAsia="微软雅黑"/>
+              <w:rFonts w:hint="eastAsia" w:ascii="Times New Roman" w:hAnsi="Times New Roman" w:eastAsia="微软雅黑"/>
               <w:sz w:val="28"/>
+              <w:lang w:eastAsia="zh-CN"/>
             </w:rPr>
             <w:t>12</w:t>
           </w:r>
           <w:r>
             <w:rPr>
-              <w:rFonts w:ascii="Times New Roman" w:hAnsi="Times New Roman" w:eastAsia="微软雅黑"/>
+              <w:rFonts w:hint="eastAsia" w:ascii="Times New Roman" w:hAnsi="Times New Roman" w:eastAsia="微软雅黑"/>
               <w:sz w:val="28"/>
+              <w:lang w:eastAsia="zh-CN"/>
             </w:rPr>
             <w:fldChar w:fldCharType="end"/>
           </w:r>
           <w:r>
             <w:rPr>
-              <w:rFonts w:ascii="Times New Roman" w:hAnsi="Times New Roman" w:eastAsia="微软雅黑"/>
+              <w:rFonts w:hint="eastAsia" w:ascii="Times New Roman" w:hAnsi="Times New Roman" w:eastAsia="微软雅黑"/>
               <w:sz w:val="28"/>
               <w:lang w:eastAsia="zh-CN"/>
             </w:rPr>
@@ -1889,13 +1937,14 @@
             </w:tabs>
             <w:ind w:left="440"/>
             <w:rPr>
-              <w:rFonts w:ascii="Times New Roman" w:hAnsi="Times New Roman" w:eastAsia="微软雅黑"/>
+              <w:rFonts w:hint="eastAsia" w:ascii="Times New Roman" w:hAnsi="Times New Roman" w:eastAsia="微软雅黑"/>
               <w:sz w:val="28"/>
+              <w:lang w:eastAsia="zh-CN"/>
             </w:rPr>
           </w:pPr>
           <w:r>
             <w:rPr>
-              <w:rFonts w:ascii="Times New Roman" w:hAnsi="Times New Roman" w:eastAsia="微软雅黑"/>
+              <w:rFonts w:hint="eastAsia" w:ascii="Times New Roman" w:hAnsi="Times New Roman" w:eastAsia="微软雅黑"/>
               <w:sz w:val="28"/>
               <w:lang w:eastAsia="zh-CN"/>
             </w:rPr>
@@ -1903,15 +1952,15 @@
           </w:r>
           <w:r>
             <w:rPr>
-              <w:rFonts w:ascii="Times New Roman" w:hAnsi="Times New Roman" w:eastAsia="微软雅黑"/>
+              <w:rFonts w:hint="eastAsia" w:ascii="Times New Roman" w:hAnsi="Times New Roman" w:eastAsia="微软雅黑"/>
               <w:sz w:val="28"/>
               <w:lang w:eastAsia="zh-CN"/>
             </w:rPr>
-            <w:instrText xml:space="preserve"> HYPERLINK \l _Toc26962 </w:instrText>
+            <w:instrText xml:space="preserve"> HYPERLINK \l _Toc32040 </w:instrText>
           </w:r>
           <w:r>
             <w:rPr>
-              <w:rFonts w:ascii="Times New Roman" w:hAnsi="Times New Roman" w:eastAsia="微软雅黑"/>
+              <w:rFonts w:hint="eastAsia" w:ascii="Times New Roman" w:hAnsi="Times New Roman" w:eastAsia="微软雅黑"/>
               <w:sz w:val="28"/>
               <w:lang w:eastAsia="zh-CN"/>
             </w:rPr>
@@ -1927,49 +1976,55 @@
           </w:r>
           <w:r>
             <w:rPr>
-              <w:rFonts w:ascii="Times New Roman" w:hAnsi="Times New Roman" w:eastAsia="微软雅黑"/>
+              <w:rFonts w:hint="eastAsia" w:ascii="Times New Roman" w:hAnsi="Times New Roman" w:eastAsia="微软雅黑"/>
               <w:sz w:val="28"/>
+              <w:lang w:eastAsia="zh-CN"/>
             </w:rPr>
             <w:tab/>
           </w:r>
           <w:r>
             <w:rPr>
-              <w:rFonts w:ascii="Times New Roman" w:hAnsi="Times New Roman" w:eastAsia="微软雅黑"/>
+              <w:rFonts w:hint="eastAsia" w:ascii="Times New Roman" w:hAnsi="Times New Roman" w:eastAsia="微软雅黑"/>
               <w:sz w:val="28"/>
+              <w:lang w:eastAsia="zh-CN"/>
             </w:rPr>
             <w:fldChar w:fldCharType="begin"/>
           </w:r>
           <w:r>
             <w:rPr>
-              <w:rFonts w:ascii="Times New Roman" w:hAnsi="Times New Roman" w:eastAsia="微软雅黑"/>
+              <w:rFonts w:hint="eastAsia" w:ascii="Times New Roman" w:hAnsi="Times New Roman" w:eastAsia="微软雅黑"/>
               <w:sz w:val="28"/>
+              <w:lang w:eastAsia="zh-CN"/>
             </w:rPr>
-            <w:instrText xml:space="preserve"> PAGEREF _Toc26962 \h </w:instrText>
+            <w:instrText xml:space="preserve"> PAGEREF _Toc32040 \h </w:instrText>
           </w:r>
           <w:r>
             <w:rPr>
-              <w:rFonts w:ascii="Times New Roman" w:hAnsi="Times New Roman" w:eastAsia="微软雅黑"/>
+              <w:rFonts w:hint="eastAsia" w:ascii="Times New Roman" w:hAnsi="Times New Roman" w:eastAsia="微软雅黑"/>
               <w:sz w:val="28"/>
+              <w:lang w:eastAsia="zh-CN"/>
             </w:rPr>
             <w:fldChar w:fldCharType="separate"/>
           </w:r>
           <w:r>
             <w:rPr>
-              <w:rFonts w:ascii="Times New Roman" w:hAnsi="Times New Roman" w:eastAsia="微软雅黑"/>
+              <w:rFonts w:hint="eastAsia" w:ascii="Times New Roman" w:hAnsi="Times New Roman" w:eastAsia="微软雅黑"/>
               <w:sz w:val="28"/>
+              <w:lang w:eastAsia="zh-CN"/>
             </w:rPr>
             <w:t>15</w:t>
           </w:r>
           <w:r>
             <w:rPr>
-              <w:rFonts w:ascii="Times New Roman" w:hAnsi="Times New Roman" w:eastAsia="微软雅黑"/>
+              <w:rFonts w:hint="eastAsia" w:ascii="Times New Roman" w:hAnsi="Times New Roman" w:eastAsia="微软雅黑"/>
               <w:sz w:val="28"/>
+              <w:lang w:eastAsia="zh-CN"/>
             </w:rPr>
             <w:fldChar w:fldCharType="end"/>
           </w:r>
           <w:r>
             <w:rPr>
-              <w:rFonts w:ascii="Times New Roman" w:hAnsi="Times New Roman" w:eastAsia="微软雅黑"/>
+              <w:rFonts w:hint="eastAsia" w:ascii="Times New Roman" w:hAnsi="Times New Roman" w:eastAsia="微软雅黑"/>
               <w:sz w:val="28"/>
               <w:lang w:eastAsia="zh-CN"/>
             </w:rPr>
@@ -1993,13 +2048,14 @@
             </w:tabs>
             <w:ind w:left="440"/>
             <w:rPr>
-              <w:rFonts w:ascii="Times New Roman" w:hAnsi="Times New Roman" w:eastAsia="微软雅黑"/>
+              <w:rFonts w:hint="eastAsia" w:ascii="Times New Roman" w:hAnsi="Times New Roman" w:eastAsia="微软雅黑"/>
               <w:sz w:val="28"/>
+              <w:lang w:eastAsia="zh-CN"/>
             </w:rPr>
           </w:pPr>
           <w:r>
             <w:rPr>
-              <w:rFonts w:ascii="Times New Roman" w:hAnsi="Times New Roman" w:eastAsia="微软雅黑"/>
+              <w:rFonts w:hint="eastAsia" w:ascii="Times New Roman" w:hAnsi="Times New Roman" w:eastAsia="微软雅黑"/>
               <w:sz w:val="28"/>
               <w:lang w:eastAsia="zh-CN"/>
             </w:rPr>
@@ -2007,15 +2063,15 @@
           </w:r>
           <w:r>
             <w:rPr>
-              <w:rFonts w:ascii="Times New Roman" w:hAnsi="Times New Roman" w:eastAsia="微软雅黑"/>
+              <w:rFonts w:hint="eastAsia" w:ascii="Times New Roman" w:hAnsi="Times New Roman" w:eastAsia="微软雅黑"/>
               <w:sz w:val="28"/>
               <w:lang w:eastAsia="zh-CN"/>
             </w:rPr>
-            <w:instrText xml:space="preserve"> HYPERLINK \l _Toc8815 </w:instrText>
+            <w:instrText xml:space="preserve"> HYPERLINK \l _Toc21611 </w:instrText>
           </w:r>
           <w:r>
             <w:rPr>
-              <w:rFonts w:ascii="Times New Roman" w:hAnsi="Times New Roman" w:eastAsia="微软雅黑"/>
+              <w:rFonts w:hint="eastAsia" w:ascii="Times New Roman" w:hAnsi="Times New Roman" w:eastAsia="微软雅黑"/>
               <w:sz w:val="28"/>
               <w:lang w:eastAsia="zh-CN"/>
             </w:rPr>
@@ -2023,7 +2079,7 @@
           </w:r>
           <w:r>
             <w:rPr>
-              <w:rFonts w:ascii="Times New Roman" w:hAnsi="Times New Roman" w:eastAsia="微软雅黑"/>
+              <w:rFonts w:hint="eastAsia" w:ascii="Times New Roman" w:hAnsi="Times New Roman" w:eastAsia="微软雅黑"/>
               <w:sz w:val="28"/>
               <w:lang w:eastAsia="zh-CN"/>
             </w:rPr>
@@ -2031,49 +2087,55 @@
           </w:r>
           <w:r>
             <w:rPr>
-              <w:rFonts w:ascii="Times New Roman" w:hAnsi="Times New Roman" w:eastAsia="微软雅黑"/>
+              <w:rFonts w:hint="eastAsia" w:ascii="Times New Roman" w:hAnsi="Times New Roman" w:eastAsia="微软雅黑"/>
               <w:sz w:val="28"/>
+              <w:lang w:eastAsia="zh-CN"/>
             </w:rPr>
             <w:tab/>
           </w:r>
           <w:r>
             <w:rPr>
-              <w:rFonts w:ascii="Times New Roman" w:hAnsi="Times New Roman" w:eastAsia="微软雅黑"/>
+              <w:rFonts w:hint="eastAsia" w:ascii="Times New Roman" w:hAnsi="Times New Roman" w:eastAsia="微软雅黑"/>
               <w:sz w:val="28"/>
+              <w:lang w:eastAsia="zh-CN"/>
             </w:rPr>
             <w:fldChar w:fldCharType="begin"/>
           </w:r>
           <w:r>
             <w:rPr>
-              <w:rFonts w:ascii="Times New Roman" w:hAnsi="Times New Roman" w:eastAsia="微软雅黑"/>
+              <w:rFonts w:hint="eastAsia" w:ascii="Times New Roman" w:hAnsi="Times New Roman" w:eastAsia="微软雅黑"/>
               <w:sz w:val="28"/>
+              <w:lang w:eastAsia="zh-CN"/>
             </w:rPr>
-            <w:instrText xml:space="preserve"> PAGEREF _Toc8815 \h </w:instrText>
+            <w:instrText xml:space="preserve"> PAGEREF _Toc21611 \h </w:instrText>
           </w:r>
           <w:r>
             <w:rPr>
-              <w:rFonts w:ascii="Times New Roman" w:hAnsi="Times New Roman" w:eastAsia="微软雅黑"/>
+              <w:rFonts w:hint="eastAsia" w:ascii="Times New Roman" w:hAnsi="Times New Roman" w:eastAsia="微软雅黑"/>
               <w:sz w:val="28"/>
+              <w:lang w:eastAsia="zh-CN"/>
             </w:rPr>
             <w:fldChar w:fldCharType="separate"/>
           </w:r>
           <w:r>
             <w:rPr>
-              <w:rFonts w:ascii="Times New Roman" w:hAnsi="Times New Roman" w:eastAsia="微软雅黑"/>
+              <w:rFonts w:hint="eastAsia" w:ascii="Times New Roman" w:hAnsi="Times New Roman" w:eastAsia="微软雅黑"/>
               <w:sz w:val="28"/>
+              <w:lang w:eastAsia="zh-CN"/>
             </w:rPr>
             <w:t>16</w:t>
           </w:r>
           <w:r>
             <w:rPr>
-              <w:rFonts w:ascii="Times New Roman" w:hAnsi="Times New Roman" w:eastAsia="微软雅黑"/>
+              <w:rFonts w:hint="eastAsia" w:ascii="Times New Roman" w:hAnsi="Times New Roman" w:eastAsia="微软雅黑"/>
               <w:sz w:val="28"/>
+              <w:lang w:eastAsia="zh-CN"/>
             </w:rPr>
             <w:fldChar w:fldCharType="end"/>
           </w:r>
           <w:r>
             <w:rPr>
-              <w:rFonts w:ascii="Times New Roman" w:hAnsi="Times New Roman" w:eastAsia="微软雅黑"/>
+              <w:rFonts w:hint="eastAsia" w:ascii="Times New Roman" w:hAnsi="Times New Roman" w:eastAsia="微软雅黑"/>
               <w:sz w:val="28"/>
               <w:lang w:eastAsia="zh-CN"/>
             </w:rPr>
@@ -2088,6 +2150,8 @@
             </w:rPr>
             <w:t>{% endif %}</w:t>
           </w:r>
+          <w:bookmarkStart w:id="144" w:name="_GoBack"/>
+          <w:bookmarkEnd w:id="144"/>
         </w:p>
         <w:p>
           <w:pPr>
@@ -2120,7 +2184,7 @@
               <w:sz w:val="32"/>
               <w:lang w:eastAsia="zh-CN"/>
             </w:rPr>
-            <w:instrText xml:space="preserve"> HYPERLINK \l _Toc18683 </w:instrText>
+            <w:instrText xml:space="preserve"> HYPERLINK \l _Toc19858 </w:instrText>
           </w:r>
           <w:r>
             <w:rPr>
@@ -2166,7 +2230,7 @@
               <w:color w:val="62B541"/>
               <w:sz w:val="32"/>
             </w:rPr>
-            <w:instrText xml:space="preserve"> PAGEREF _Toc18683 \h </w:instrText>
+            <w:instrText xml:space="preserve"> PAGEREF _Toc19858 \h </w:instrText>
           </w:r>
           <w:r>
             <w:rPr>
@@ -2214,13 +2278,14 @@
             </w:tabs>
             <w:ind w:left="440"/>
             <w:rPr>
-              <w:rFonts w:ascii="Times New Roman" w:hAnsi="Times New Roman" w:eastAsia="微软雅黑"/>
+              <w:rFonts w:hint="eastAsia" w:ascii="Times New Roman" w:hAnsi="Times New Roman" w:eastAsia="微软雅黑"/>
               <w:sz w:val="28"/>
+              <w:lang w:eastAsia="zh-CN"/>
             </w:rPr>
           </w:pPr>
           <w:r>
             <w:rPr>
-              <w:rFonts w:ascii="Times New Roman" w:hAnsi="Times New Roman" w:eastAsia="微软雅黑"/>
+              <w:rFonts w:hint="eastAsia" w:ascii="Times New Roman" w:hAnsi="Times New Roman" w:eastAsia="微软雅黑"/>
               <w:sz w:val="28"/>
               <w:lang w:eastAsia="zh-CN"/>
             </w:rPr>
@@ -2228,15 +2293,15 @@
           </w:r>
           <w:r>
             <w:rPr>
-              <w:rFonts w:ascii="Times New Roman" w:hAnsi="Times New Roman" w:eastAsia="微软雅黑"/>
+              <w:rFonts w:hint="eastAsia" w:ascii="Times New Roman" w:hAnsi="Times New Roman" w:eastAsia="微软雅黑"/>
               <w:sz w:val="28"/>
               <w:lang w:eastAsia="zh-CN"/>
             </w:rPr>
-            <w:instrText xml:space="preserve"> HYPERLINK \l _Toc22556 </w:instrText>
+            <w:instrText xml:space="preserve"> HYPERLINK \l _Toc20922 </w:instrText>
           </w:r>
           <w:r>
             <w:rPr>
-              <w:rFonts w:ascii="Times New Roman" w:hAnsi="Times New Roman" w:eastAsia="微软雅黑"/>
+              <w:rFonts w:hint="eastAsia" w:ascii="Times New Roman" w:hAnsi="Times New Roman" w:eastAsia="微软雅黑"/>
               <w:sz w:val="28"/>
               <w:lang w:eastAsia="zh-CN"/>
             </w:rPr>
@@ -2252,49 +2317,55 @@
           </w:r>
           <w:r>
             <w:rPr>
-              <w:rFonts w:ascii="Times New Roman" w:hAnsi="Times New Roman" w:eastAsia="微软雅黑"/>
+              <w:rFonts w:hint="eastAsia" w:ascii="Times New Roman" w:hAnsi="Times New Roman" w:eastAsia="微软雅黑"/>
               <w:sz w:val="28"/>
+              <w:lang w:eastAsia="zh-CN"/>
             </w:rPr>
             <w:tab/>
           </w:r>
           <w:r>
             <w:rPr>
-              <w:rFonts w:ascii="Times New Roman" w:hAnsi="Times New Roman" w:eastAsia="微软雅黑"/>
+              <w:rFonts w:hint="eastAsia" w:ascii="Times New Roman" w:hAnsi="Times New Roman" w:eastAsia="微软雅黑"/>
               <w:sz w:val="28"/>
+              <w:lang w:eastAsia="zh-CN"/>
             </w:rPr>
             <w:fldChar w:fldCharType="begin"/>
           </w:r>
           <w:r>
             <w:rPr>
-              <w:rFonts w:ascii="Times New Roman" w:hAnsi="Times New Roman" w:eastAsia="微软雅黑"/>
+              <w:rFonts w:hint="eastAsia" w:ascii="Times New Roman" w:hAnsi="Times New Roman" w:eastAsia="微软雅黑"/>
               <w:sz w:val="28"/>
+              <w:lang w:eastAsia="zh-CN"/>
             </w:rPr>
-            <w:instrText xml:space="preserve"> PAGEREF _Toc22556 \h </w:instrText>
+            <w:instrText xml:space="preserve"> PAGEREF _Toc20922 \h </w:instrText>
           </w:r>
           <w:r>
             <w:rPr>
-              <w:rFonts w:ascii="Times New Roman" w:hAnsi="Times New Roman" w:eastAsia="微软雅黑"/>
+              <w:rFonts w:hint="eastAsia" w:ascii="Times New Roman" w:hAnsi="Times New Roman" w:eastAsia="微软雅黑"/>
               <w:sz w:val="28"/>
+              <w:lang w:eastAsia="zh-CN"/>
             </w:rPr>
             <w:fldChar w:fldCharType="separate"/>
           </w:r>
           <w:r>
             <w:rPr>
-              <w:rFonts w:ascii="Times New Roman" w:hAnsi="Times New Roman" w:eastAsia="微软雅黑"/>
+              <w:rFonts w:hint="eastAsia" w:ascii="Times New Roman" w:hAnsi="Times New Roman" w:eastAsia="微软雅黑"/>
               <w:sz w:val="28"/>
+              <w:lang w:eastAsia="zh-CN"/>
             </w:rPr>
             <w:t>18</w:t>
           </w:r>
           <w:r>
             <w:rPr>
-              <w:rFonts w:ascii="Times New Roman" w:hAnsi="Times New Roman" w:eastAsia="微软雅黑"/>
+              <w:rFonts w:hint="eastAsia" w:ascii="Times New Roman" w:hAnsi="Times New Roman" w:eastAsia="微软雅黑"/>
               <w:sz w:val="28"/>
+              <w:lang w:eastAsia="zh-CN"/>
             </w:rPr>
             <w:fldChar w:fldCharType="end"/>
           </w:r>
           <w:r>
             <w:rPr>
-              <w:rFonts w:ascii="Times New Roman" w:hAnsi="Times New Roman" w:eastAsia="微软雅黑"/>
+              <w:rFonts w:hint="eastAsia" w:ascii="Times New Roman" w:hAnsi="Times New Roman" w:eastAsia="微软雅黑"/>
               <w:sz w:val="28"/>
               <w:lang w:eastAsia="zh-CN"/>
             </w:rPr>
@@ -2309,13 +2380,14 @@
             </w:tabs>
             <w:ind w:left="440"/>
             <w:rPr>
-              <w:rFonts w:ascii="Times New Roman" w:hAnsi="Times New Roman" w:eastAsia="微软雅黑"/>
+              <w:rFonts w:hint="eastAsia" w:ascii="Times New Roman" w:hAnsi="Times New Roman" w:eastAsia="微软雅黑"/>
               <w:sz w:val="28"/>
+              <w:lang w:eastAsia="zh-CN"/>
             </w:rPr>
           </w:pPr>
           <w:r>
             <w:rPr>
-              <w:rFonts w:ascii="Times New Roman" w:hAnsi="Times New Roman" w:eastAsia="微软雅黑"/>
+              <w:rFonts w:hint="eastAsia" w:ascii="Times New Roman" w:hAnsi="Times New Roman" w:eastAsia="微软雅黑"/>
               <w:sz w:val="28"/>
               <w:lang w:eastAsia="zh-CN"/>
             </w:rPr>
@@ -2323,15 +2395,15 @@
           </w:r>
           <w:r>
             <w:rPr>
-              <w:rFonts w:ascii="Times New Roman" w:hAnsi="Times New Roman" w:eastAsia="微软雅黑"/>
+              <w:rFonts w:hint="eastAsia" w:ascii="Times New Roman" w:hAnsi="Times New Roman" w:eastAsia="微软雅黑"/>
               <w:sz w:val="28"/>
               <w:lang w:eastAsia="zh-CN"/>
             </w:rPr>
-            <w:instrText xml:space="preserve"> HYPERLINK \l _Toc30999 </w:instrText>
+            <w:instrText xml:space="preserve"> HYPERLINK \l _Toc28949 </w:instrText>
           </w:r>
           <w:r>
             <w:rPr>
-              <w:rFonts w:ascii="Times New Roman" w:hAnsi="Times New Roman" w:eastAsia="微软雅黑"/>
+              <w:rFonts w:hint="eastAsia" w:ascii="Times New Roman" w:hAnsi="Times New Roman" w:eastAsia="微软雅黑"/>
               <w:sz w:val="28"/>
               <w:lang w:eastAsia="zh-CN"/>
             </w:rPr>
@@ -2347,49 +2419,55 @@
           </w:r>
           <w:r>
             <w:rPr>
-              <w:rFonts w:ascii="Times New Roman" w:hAnsi="Times New Roman" w:eastAsia="微软雅黑"/>
+              <w:rFonts w:hint="eastAsia" w:ascii="Times New Roman" w:hAnsi="Times New Roman" w:eastAsia="微软雅黑"/>
               <w:sz w:val="28"/>
+              <w:lang w:eastAsia="zh-CN"/>
             </w:rPr>
             <w:tab/>
           </w:r>
           <w:r>
             <w:rPr>
-              <w:rFonts w:ascii="Times New Roman" w:hAnsi="Times New Roman" w:eastAsia="微软雅黑"/>
+              <w:rFonts w:hint="eastAsia" w:ascii="Times New Roman" w:hAnsi="Times New Roman" w:eastAsia="微软雅黑"/>
               <w:sz w:val="28"/>
+              <w:lang w:eastAsia="zh-CN"/>
             </w:rPr>
             <w:fldChar w:fldCharType="begin"/>
           </w:r>
           <w:r>
             <w:rPr>
-              <w:rFonts w:ascii="Times New Roman" w:hAnsi="Times New Roman" w:eastAsia="微软雅黑"/>
+              <w:rFonts w:hint="eastAsia" w:ascii="Times New Roman" w:hAnsi="Times New Roman" w:eastAsia="微软雅黑"/>
               <w:sz w:val="28"/>
+              <w:lang w:eastAsia="zh-CN"/>
             </w:rPr>
-            <w:instrText xml:space="preserve"> PAGEREF _Toc30999 \h </w:instrText>
+            <w:instrText xml:space="preserve"> PAGEREF _Toc28949 \h </w:instrText>
           </w:r>
           <w:r>
             <w:rPr>
-              <w:rFonts w:ascii="Times New Roman" w:hAnsi="Times New Roman" w:eastAsia="微软雅黑"/>
+              <w:rFonts w:hint="eastAsia" w:ascii="Times New Roman" w:hAnsi="Times New Roman" w:eastAsia="微软雅黑"/>
               <w:sz w:val="28"/>
+              <w:lang w:eastAsia="zh-CN"/>
             </w:rPr>
             <w:fldChar w:fldCharType="separate"/>
           </w:r>
           <w:r>
             <w:rPr>
-              <w:rFonts w:ascii="Times New Roman" w:hAnsi="Times New Roman" w:eastAsia="微软雅黑"/>
+              <w:rFonts w:hint="eastAsia" w:ascii="Times New Roman" w:hAnsi="Times New Roman" w:eastAsia="微软雅黑"/>
               <w:sz w:val="28"/>
+              <w:lang w:eastAsia="zh-CN"/>
             </w:rPr>
             <w:t>19</w:t>
           </w:r>
           <w:r>
             <w:rPr>
-              <w:rFonts w:ascii="Times New Roman" w:hAnsi="Times New Roman" w:eastAsia="微软雅黑"/>
+              <w:rFonts w:hint="eastAsia" w:ascii="Times New Roman" w:hAnsi="Times New Roman" w:eastAsia="微软雅黑"/>
               <w:sz w:val="28"/>
+              <w:lang w:eastAsia="zh-CN"/>
             </w:rPr>
             <w:fldChar w:fldCharType="end"/>
           </w:r>
           <w:r>
             <w:rPr>
-              <w:rFonts w:ascii="Times New Roman" w:hAnsi="Times New Roman" w:eastAsia="微软雅黑"/>
+              <w:rFonts w:hint="eastAsia" w:ascii="Times New Roman" w:hAnsi="Times New Roman" w:eastAsia="微软雅黑"/>
               <w:sz w:val="28"/>
               <w:lang w:eastAsia="zh-CN"/>
             </w:rPr>
@@ -2404,13 +2482,14 @@
             </w:tabs>
             <w:ind w:left="440"/>
             <w:rPr>
-              <w:rFonts w:ascii="Times New Roman" w:hAnsi="Times New Roman" w:eastAsia="微软雅黑"/>
+              <w:rFonts w:hint="eastAsia" w:ascii="Times New Roman" w:hAnsi="Times New Roman" w:eastAsia="微软雅黑"/>
               <w:sz w:val="28"/>
+              <w:lang w:eastAsia="zh-CN"/>
             </w:rPr>
           </w:pPr>
           <w:r>
             <w:rPr>
-              <w:rFonts w:ascii="Times New Roman" w:hAnsi="Times New Roman" w:eastAsia="微软雅黑"/>
+              <w:rFonts w:hint="eastAsia" w:ascii="Times New Roman" w:hAnsi="Times New Roman" w:eastAsia="微软雅黑"/>
               <w:sz w:val="28"/>
               <w:lang w:eastAsia="zh-CN"/>
             </w:rPr>
@@ -2418,15 +2497,15 @@
           </w:r>
           <w:r>
             <w:rPr>
-              <w:rFonts w:ascii="Times New Roman" w:hAnsi="Times New Roman" w:eastAsia="微软雅黑"/>
+              <w:rFonts w:hint="eastAsia" w:ascii="Times New Roman" w:hAnsi="Times New Roman" w:eastAsia="微软雅黑"/>
               <w:sz w:val="28"/>
               <w:lang w:eastAsia="zh-CN"/>
             </w:rPr>
-            <w:instrText xml:space="preserve"> HYPERLINK \l _Toc26364 </w:instrText>
+            <w:instrText xml:space="preserve"> HYPERLINK \l _Toc24442 </w:instrText>
           </w:r>
           <w:r>
             <w:rPr>
-              <w:rFonts w:ascii="Times New Roman" w:hAnsi="Times New Roman" w:eastAsia="微软雅黑"/>
+              <w:rFonts w:hint="eastAsia" w:ascii="Times New Roman" w:hAnsi="Times New Roman" w:eastAsia="微软雅黑"/>
               <w:sz w:val="28"/>
               <w:lang w:eastAsia="zh-CN"/>
             </w:rPr>
@@ -2434,63 +2513,63 @@
           </w:r>
           <w:r>
             <w:rPr>
-              <w:rFonts w:ascii="Times New Roman" w:hAnsi="Times New Roman" w:eastAsia="微软雅黑"/>
+              <w:rFonts w:hint="eastAsia" w:ascii="Times New Roman" w:hAnsi="Times New Roman" w:eastAsia="微软雅黑"/>
               <w:sz w:val="28"/>
+              <w:lang w:eastAsia="zh-CN"/>
             </w:rPr>
-            <w:t>检测</w:t>
+            <w:t>检测基因列表</w:t>
           </w:r>
           <w:r>
             <w:rPr>
               <w:rFonts w:hint="eastAsia" w:ascii="Times New Roman" w:hAnsi="Times New Roman" w:eastAsia="微软雅黑"/>
               <w:sz w:val="28"/>
-            </w:rPr>
-            <w:t>基因列表</w:t>
-          </w:r>
-          <w:r>
-            <w:rPr>
-              <w:rFonts w:ascii="Times New Roman" w:hAnsi="Times New Roman" w:eastAsia="微软雅黑"/>
-              <w:sz w:val="28"/>
+              <w:lang w:eastAsia="zh-CN"/>
             </w:rPr>
             <w:tab/>
           </w:r>
           <w:r>
             <w:rPr>
-              <w:rFonts w:ascii="Times New Roman" w:hAnsi="Times New Roman" w:eastAsia="微软雅黑"/>
+              <w:rFonts w:hint="eastAsia" w:ascii="Times New Roman" w:hAnsi="Times New Roman" w:eastAsia="微软雅黑"/>
               <w:sz w:val="28"/>
+              <w:lang w:eastAsia="zh-CN"/>
             </w:rPr>
             <w:fldChar w:fldCharType="begin"/>
           </w:r>
           <w:r>
             <w:rPr>
-              <w:rFonts w:ascii="Times New Roman" w:hAnsi="Times New Roman" w:eastAsia="微软雅黑"/>
+              <w:rFonts w:hint="eastAsia" w:ascii="Times New Roman" w:hAnsi="Times New Roman" w:eastAsia="微软雅黑"/>
               <w:sz w:val="28"/>
+              <w:lang w:eastAsia="zh-CN"/>
             </w:rPr>
-            <w:instrText xml:space="preserve"> PAGEREF _Toc26364 \h </w:instrText>
+            <w:instrText xml:space="preserve"> PAGEREF _Toc24442 \h </w:instrText>
           </w:r>
           <w:r>
             <w:rPr>
-              <w:rFonts w:ascii="Times New Roman" w:hAnsi="Times New Roman" w:eastAsia="微软雅黑"/>
+              <w:rFonts w:hint="eastAsia" w:ascii="Times New Roman" w:hAnsi="Times New Roman" w:eastAsia="微软雅黑"/>
               <w:sz w:val="28"/>
+              <w:lang w:eastAsia="zh-CN"/>
             </w:rPr>
             <w:fldChar w:fldCharType="separate"/>
           </w:r>
           <w:r>
             <w:rPr>
-              <w:rFonts w:ascii="Times New Roman" w:hAnsi="Times New Roman" w:eastAsia="微软雅黑"/>
+              <w:rFonts w:hint="eastAsia" w:ascii="Times New Roman" w:hAnsi="Times New Roman" w:eastAsia="微软雅黑"/>
               <w:sz w:val="28"/>
+              <w:lang w:eastAsia="zh-CN"/>
             </w:rPr>
             <w:t>20</w:t>
           </w:r>
           <w:r>
             <w:rPr>
-              <w:rFonts w:ascii="Times New Roman" w:hAnsi="Times New Roman" w:eastAsia="微软雅黑"/>
+              <w:rFonts w:hint="eastAsia" w:ascii="Times New Roman" w:hAnsi="Times New Roman" w:eastAsia="微软雅黑"/>
               <w:sz w:val="28"/>
+              <w:lang w:eastAsia="zh-CN"/>
             </w:rPr>
             <w:fldChar w:fldCharType="end"/>
           </w:r>
           <w:r>
             <w:rPr>
-              <w:rFonts w:ascii="Times New Roman" w:hAnsi="Times New Roman" w:eastAsia="微软雅黑"/>
+              <w:rFonts w:hint="eastAsia" w:ascii="Times New Roman" w:hAnsi="Times New Roman" w:eastAsia="微软雅黑"/>
               <w:sz w:val="28"/>
               <w:lang w:eastAsia="zh-CN"/>
             </w:rPr>
@@ -2505,13 +2584,14 @@
             </w:tabs>
             <w:ind w:left="440"/>
             <w:rPr>
-              <w:rFonts w:ascii="Times New Roman" w:hAnsi="Times New Roman" w:eastAsia="微软雅黑"/>
+              <w:rFonts w:hint="eastAsia" w:ascii="Times New Roman" w:hAnsi="Times New Roman" w:eastAsia="微软雅黑"/>
               <w:sz w:val="28"/>
+              <w:lang w:eastAsia="zh-CN"/>
             </w:rPr>
           </w:pPr>
           <w:r>
             <w:rPr>
-              <w:rFonts w:ascii="Times New Roman" w:hAnsi="Times New Roman" w:eastAsia="微软雅黑"/>
+              <w:rFonts w:hint="eastAsia" w:ascii="Times New Roman" w:hAnsi="Times New Roman" w:eastAsia="微软雅黑"/>
               <w:sz w:val="28"/>
               <w:lang w:eastAsia="zh-CN"/>
             </w:rPr>
@@ -2519,15 +2599,15 @@
           </w:r>
           <w:r>
             <w:rPr>
-              <w:rFonts w:ascii="Times New Roman" w:hAnsi="Times New Roman" w:eastAsia="微软雅黑"/>
+              <w:rFonts w:hint="eastAsia" w:ascii="Times New Roman" w:hAnsi="Times New Roman" w:eastAsia="微软雅黑"/>
               <w:sz w:val="28"/>
               <w:lang w:eastAsia="zh-CN"/>
             </w:rPr>
-            <w:instrText xml:space="preserve"> HYPERLINK \l _Toc14077 </w:instrText>
+            <w:instrText xml:space="preserve"> HYPERLINK \l _Toc32537 </w:instrText>
           </w:r>
           <w:r>
             <w:rPr>
-              <w:rFonts w:ascii="Times New Roman" w:hAnsi="Times New Roman" w:eastAsia="微软雅黑"/>
+              <w:rFonts w:hint="eastAsia" w:ascii="Times New Roman" w:hAnsi="Times New Roman" w:eastAsia="微软雅黑"/>
               <w:sz w:val="28"/>
               <w:lang w:eastAsia="zh-CN"/>
             </w:rPr>
@@ -2543,49 +2623,55 @@
           </w:r>
           <w:r>
             <w:rPr>
-              <w:rFonts w:ascii="Times New Roman" w:hAnsi="Times New Roman" w:eastAsia="微软雅黑"/>
+              <w:rFonts w:hint="eastAsia" w:ascii="Times New Roman" w:hAnsi="Times New Roman" w:eastAsia="微软雅黑"/>
               <w:sz w:val="28"/>
+              <w:lang w:eastAsia="zh-CN"/>
             </w:rPr>
             <w:tab/>
           </w:r>
           <w:r>
             <w:rPr>
-              <w:rFonts w:ascii="Times New Roman" w:hAnsi="Times New Roman" w:eastAsia="微软雅黑"/>
+              <w:rFonts w:hint="eastAsia" w:ascii="Times New Roman" w:hAnsi="Times New Roman" w:eastAsia="微软雅黑"/>
               <w:sz w:val="28"/>
+              <w:lang w:eastAsia="zh-CN"/>
             </w:rPr>
             <w:fldChar w:fldCharType="begin"/>
           </w:r>
           <w:r>
             <w:rPr>
-              <w:rFonts w:ascii="Times New Roman" w:hAnsi="Times New Roman" w:eastAsia="微软雅黑"/>
+              <w:rFonts w:hint="eastAsia" w:ascii="Times New Roman" w:hAnsi="Times New Roman" w:eastAsia="微软雅黑"/>
               <w:sz w:val="28"/>
+              <w:lang w:eastAsia="zh-CN"/>
             </w:rPr>
-            <w:instrText xml:space="preserve"> PAGEREF _Toc14077 \h </w:instrText>
+            <w:instrText xml:space="preserve"> PAGEREF _Toc32537 \h </w:instrText>
           </w:r>
           <w:r>
             <w:rPr>
-              <w:rFonts w:ascii="Times New Roman" w:hAnsi="Times New Roman" w:eastAsia="微软雅黑"/>
+              <w:rFonts w:hint="eastAsia" w:ascii="Times New Roman" w:hAnsi="Times New Roman" w:eastAsia="微软雅黑"/>
               <w:sz w:val="28"/>
+              <w:lang w:eastAsia="zh-CN"/>
             </w:rPr>
             <w:fldChar w:fldCharType="separate"/>
           </w:r>
           <w:r>
             <w:rPr>
-              <w:rFonts w:ascii="Times New Roman" w:hAnsi="Times New Roman" w:eastAsia="微软雅黑"/>
+              <w:rFonts w:hint="eastAsia" w:ascii="Times New Roman" w:hAnsi="Times New Roman" w:eastAsia="微软雅黑"/>
               <w:sz w:val="28"/>
+              <w:lang w:eastAsia="zh-CN"/>
             </w:rPr>
             <w:t>21</w:t>
           </w:r>
           <w:r>
             <w:rPr>
-              <w:rFonts w:ascii="Times New Roman" w:hAnsi="Times New Roman" w:eastAsia="微软雅黑"/>
+              <w:rFonts w:hint="eastAsia" w:ascii="Times New Roman" w:hAnsi="Times New Roman" w:eastAsia="微软雅黑"/>
               <w:sz w:val="28"/>
+              <w:lang w:eastAsia="zh-CN"/>
             </w:rPr>
             <w:fldChar w:fldCharType="end"/>
           </w:r>
           <w:r>
             <w:rPr>
-              <w:rFonts w:ascii="Times New Roman" w:hAnsi="Times New Roman" w:eastAsia="微软雅黑"/>
+              <w:rFonts w:hint="eastAsia" w:ascii="Times New Roman" w:hAnsi="Times New Roman" w:eastAsia="微软雅黑"/>
               <w:sz w:val="28"/>
               <w:lang w:eastAsia="zh-CN"/>
             </w:rPr>
@@ -2600,13 +2686,14 @@
             </w:tabs>
             <w:ind w:left="440"/>
             <w:rPr>
-              <w:rFonts w:ascii="Times New Roman" w:hAnsi="Times New Roman" w:eastAsia="微软雅黑"/>
+              <w:rFonts w:hint="eastAsia" w:ascii="Times New Roman" w:hAnsi="Times New Roman" w:eastAsia="微软雅黑"/>
               <w:sz w:val="28"/>
+              <w:lang w:eastAsia="zh-CN"/>
             </w:rPr>
           </w:pPr>
           <w:r>
             <w:rPr>
-              <w:rFonts w:ascii="Times New Roman" w:hAnsi="Times New Roman" w:eastAsia="微软雅黑"/>
+              <w:rFonts w:hint="eastAsia" w:ascii="Times New Roman" w:hAnsi="Times New Roman" w:eastAsia="微软雅黑"/>
               <w:sz w:val="28"/>
               <w:lang w:eastAsia="zh-CN"/>
             </w:rPr>
@@ -2614,15 +2701,15 @@
           </w:r>
           <w:r>
             <w:rPr>
-              <w:rFonts w:ascii="Times New Roman" w:hAnsi="Times New Roman" w:eastAsia="微软雅黑"/>
+              <w:rFonts w:hint="eastAsia" w:ascii="Times New Roman" w:hAnsi="Times New Roman" w:eastAsia="微软雅黑"/>
               <w:sz w:val="28"/>
               <w:lang w:eastAsia="zh-CN"/>
             </w:rPr>
-            <w:instrText xml:space="preserve"> HYPERLINK \l _Toc31956 </w:instrText>
+            <w:instrText xml:space="preserve"> HYPERLINK \l _Toc12101 </w:instrText>
           </w:r>
           <w:r>
             <w:rPr>
-              <w:rFonts w:ascii="Times New Roman" w:hAnsi="Times New Roman" w:eastAsia="微软雅黑"/>
+              <w:rFonts w:hint="eastAsia" w:ascii="Times New Roman" w:hAnsi="Times New Roman" w:eastAsia="微软雅黑"/>
               <w:sz w:val="28"/>
               <w:lang w:eastAsia="zh-CN"/>
             </w:rPr>
@@ -2630,56 +2717,63 @@
           </w:r>
           <w:r>
             <w:rPr>
-              <w:rFonts w:ascii="Times New Roman" w:hAnsi="Times New Roman" w:eastAsia="微软雅黑"/>
+              <w:rFonts w:hint="eastAsia" w:ascii="Times New Roman" w:hAnsi="Times New Roman" w:eastAsia="微软雅黑"/>
               <w:sz w:val="28"/>
+              <w:lang w:eastAsia="zh-CN"/>
             </w:rPr>
             <w:t>参考文献</w:t>
           </w:r>
           <w:r>
             <w:rPr>
-              <w:rFonts w:ascii="Times New Roman" w:hAnsi="Times New Roman" w:eastAsia="微软雅黑"/>
+              <w:rFonts w:hint="eastAsia" w:ascii="Times New Roman" w:hAnsi="Times New Roman" w:eastAsia="微软雅黑"/>
               <w:sz w:val="28"/>
+              <w:lang w:eastAsia="zh-CN"/>
             </w:rPr>
             <w:tab/>
           </w:r>
           <w:r>
             <w:rPr>
-              <w:rFonts w:ascii="Times New Roman" w:hAnsi="Times New Roman" w:eastAsia="微软雅黑"/>
+              <w:rFonts w:hint="eastAsia" w:ascii="Times New Roman" w:hAnsi="Times New Roman" w:eastAsia="微软雅黑"/>
               <w:sz w:val="28"/>
+              <w:lang w:eastAsia="zh-CN"/>
             </w:rPr>
             <w:fldChar w:fldCharType="begin"/>
           </w:r>
           <w:r>
             <w:rPr>
-              <w:rFonts w:ascii="Times New Roman" w:hAnsi="Times New Roman" w:eastAsia="微软雅黑"/>
+              <w:rFonts w:hint="eastAsia" w:ascii="Times New Roman" w:hAnsi="Times New Roman" w:eastAsia="微软雅黑"/>
               <w:sz w:val="28"/>
+              <w:lang w:eastAsia="zh-CN"/>
             </w:rPr>
-            <w:instrText xml:space="preserve"> PAGEREF _Toc31956 \h </w:instrText>
+            <w:instrText xml:space="preserve"> PAGEREF _Toc12101 \h </w:instrText>
           </w:r>
           <w:r>
             <w:rPr>
-              <w:rFonts w:ascii="Times New Roman" w:hAnsi="Times New Roman" w:eastAsia="微软雅黑"/>
+              <w:rFonts w:hint="eastAsia" w:ascii="Times New Roman" w:hAnsi="Times New Roman" w:eastAsia="微软雅黑"/>
               <w:sz w:val="28"/>
+              <w:lang w:eastAsia="zh-CN"/>
             </w:rPr>
             <w:fldChar w:fldCharType="separate"/>
           </w:r>
           <w:r>
             <w:rPr>
-              <w:rFonts w:ascii="Times New Roman" w:hAnsi="Times New Roman" w:eastAsia="微软雅黑"/>
+              <w:rFonts w:hint="eastAsia" w:ascii="Times New Roman" w:hAnsi="Times New Roman" w:eastAsia="微软雅黑"/>
               <w:sz w:val="28"/>
+              <w:lang w:eastAsia="zh-CN"/>
             </w:rPr>
             <w:t>22</w:t>
           </w:r>
           <w:r>
             <w:rPr>
-              <w:rFonts w:ascii="Times New Roman" w:hAnsi="Times New Roman" w:eastAsia="微软雅黑"/>
+              <w:rFonts w:hint="eastAsia" w:ascii="Times New Roman" w:hAnsi="Times New Roman" w:eastAsia="微软雅黑"/>
               <w:sz w:val="28"/>
+              <w:lang w:eastAsia="zh-CN"/>
             </w:rPr>
             <w:fldChar w:fldCharType="end"/>
           </w:r>
           <w:r>
             <w:rPr>
-              <w:rFonts w:ascii="Times New Roman" w:hAnsi="Times New Roman" w:eastAsia="微软雅黑"/>
+              <w:rFonts w:hint="eastAsia" w:ascii="Times New Roman" w:hAnsi="Times New Roman" w:eastAsia="微软雅黑"/>
               <w:sz w:val="28"/>
               <w:lang w:eastAsia="zh-CN"/>
             </w:rPr>
@@ -2733,14 +2827,14 @@
           <w:docGrid w:linePitch="299" w:charSpace="0"/>
         </w:sectPr>
       </w:pPr>
-      <w:bookmarkStart w:id="0" w:name="_Toc21669"/>
+      <w:bookmarkStart w:id="0" w:name="_Toc30143_WPSOffice_Level1"/>
       <w:bookmarkStart w:id="1" w:name="_Toc21009_WPSOffice_Level1"/>
-      <w:bookmarkStart w:id="2" w:name="_Toc24397"/>
-      <w:bookmarkStart w:id="3" w:name="_Toc13806"/>
-      <w:bookmarkStart w:id="4" w:name="_Toc30143_WPSOffice_Level1"/>
-      <w:bookmarkStart w:id="5" w:name="_Toc32054"/>
-      <w:bookmarkStart w:id="6" w:name="_Toc27500"/>
-      <w:bookmarkStart w:id="7" w:name="_Toc24178_WPSOffice_Level1"/>
+      <w:bookmarkStart w:id="2" w:name="_Toc13806"/>
+      <w:bookmarkStart w:id="3" w:name="_Toc32054"/>
+      <w:bookmarkStart w:id="4" w:name="_Toc24178_WPSOffice_Level1"/>
+      <w:bookmarkStart w:id="5" w:name="_Toc21669"/>
+      <w:bookmarkStart w:id="6" w:name="_Toc24397"/>
+      <w:bookmarkStart w:id="7" w:name="_Toc27500"/>
     </w:p>
     <w:p>
       <w:pPr>
@@ -2760,7 +2854,7 @@
           </w14:shadow>
         </w:rPr>
       </w:pPr>
-      <w:bookmarkStart w:id="8" w:name="_Toc21407"/>
+      <w:bookmarkStart w:id="8" w:name="_Toc11345"/>
       <w:r>
         <w:rPr>
           <w:color w:val="62B541"/>
@@ -3634,14 +3728,14 @@
           </w14:shadow>
         </w:rPr>
       </w:pPr>
-      <w:bookmarkStart w:id="9" w:name="_Toc11465"/>
-      <w:bookmarkStart w:id="10" w:name="_Toc17451"/>
-      <w:bookmarkStart w:id="11" w:name="_Toc11015_WPSOffice_Level1"/>
-      <w:bookmarkStart w:id="12" w:name="_Toc28631"/>
-      <w:bookmarkStart w:id="13" w:name="_Toc10518"/>
-      <w:bookmarkStart w:id="14" w:name="_Toc19594"/>
-      <w:bookmarkStart w:id="15" w:name="_Toc7021_WPSOffice_Level1"/>
-      <w:bookmarkStart w:id="16" w:name="_Toc18062_WPSOffice_Level1"/>
+      <w:bookmarkStart w:id="9" w:name="_Toc10518"/>
+      <w:bookmarkStart w:id="10" w:name="_Toc18062_WPSOffice_Level1"/>
+      <w:bookmarkStart w:id="11" w:name="_Toc19594"/>
+      <w:bookmarkStart w:id="12" w:name="_Toc11465"/>
+      <w:bookmarkStart w:id="13" w:name="_Toc7021_WPSOffice_Level1"/>
+      <w:bookmarkStart w:id="14" w:name="_Toc17451"/>
+      <w:bookmarkStart w:id="15" w:name="_Toc11015_WPSOffice_Level1"/>
+      <w:bookmarkStart w:id="16" w:name="_Toc15049"/>
       <w:bookmarkStart w:id="17" w:name="_Toc3823"/>
       <w:r>
         <w:rPr>
@@ -3901,12 +3995,12 @@
           <w:lang w:eastAsia="zh-CN"/>
         </w:rPr>
       </w:pPr>
-      <w:bookmarkStart w:id="19" w:name="_Toc23369_WPSOffice_Level1"/>
-      <w:bookmarkStart w:id="20" w:name="_Toc3871"/>
-      <w:bookmarkStart w:id="21" w:name="_Toc18058"/>
-      <w:bookmarkStart w:id="22" w:name="_Toc25920"/>
-      <w:bookmarkStart w:id="23" w:name="_Toc1410"/>
-      <w:bookmarkStart w:id="24" w:name="_Toc4088"/>
+      <w:bookmarkStart w:id="19" w:name="_Toc1410"/>
+      <w:bookmarkStart w:id="20" w:name="_Toc25920"/>
+      <w:bookmarkStart w:id="21" w:name="_Toc4088"/>
+      <w:bookmarkStart w:id="22" w:name="_Toc18058"/>
+      <w:bookmarkStart w:id="23" w:name="_Toc3871"/>
+      <w:bookmarkStart w:id="24" w:name="_Toc23369_WPSOffice_Level1"/>
       <w:bookmarkStart w:id="25" w:name="_Toc6221_WPSOffice_Level1"/>
       <w:r>
         <w:rPr>
@@ -3947,10 +4041,10 @@
         </w:rPr>
       </w:pPr>
       <w:bookmarkStart w:id="26" w:name="_Toc16576"/>
-      <w:bookmarkStart w:id="27" w:name="_Toc149832727"/>
-      <w:bookmarkStart w:id="28" w:name="_Toc149826002"/>
-      <w:bookmarkStart w:id="29" w:name="_Toc3605"/>
-      <w:bookmarkStart w:id="30" w:name="_Toc11859"/>
+      <w:bookmarkStart w:id="27" w:name="_Toc149826002"/>
+      <w:bookmarkStart w:id="28" w:name="_Toc149832727"/>
+      <w:bookmarkStart w:id="29" w:name="_Toc11859"/>
+      <w:bookmarkStart w:id="30" w:name="_Toc16676"/>
       <w:r>
         <w:rPr>
           <w:rStyle w:val="42"/>
@@ -4003,9 +4097,9 @@
         </w:rPr>
       </w:pPr>
       <w:bookmarkStart w:id="31" w:name="_Toc149826003"/>
-      <w:bookmarkStart w:id="32" w:name="_Toc2589"/>
+      <w:bookmarkStart w:id="32" w:name="_Toc11674"/>
       <w:bookmarkStart w:id="33" w:name="_Toc149832728"/>
-      <w:bookmarkStart w:id="34" w:name="_Toc11674"/>
+      <w:bookmarkStart w:id="34" w:name="_Toc31806"/>
       <w:r>
         <w:rPr>
           <w:rFonts w:hint="eastAsia"/>
@@ -5315,17 +5409,16 @@
           <w:lang w:val="en-US" w:eastAsia="zh-CN"/>
         </w:rPr>
       </w:pPr>
-      <w:bookmarkStart w:id="35" w:name="_Toc31425"/>
-      <w:bookmarkStart w:id="36" w:name="_Toc17266"/>
+      <w:bookmarkStart w:id="35" w:name="_Toc149826004"/>
+      <w:bookmarkStart w:id="36" w:name="_Toc31425"/>
       <w:bookmarkStart w:id="37" w:name="_Toc149832729"/>
-      <w:bookmarkStart w:id="38" w:name="_Toc149826004"/>
-      <w:bookmarkStart w:id="39" w:name="_Toc12381"/>
+      <w:bookmarkStart w:id="38" w:name="_Toc22132"/>
+      <w:bookmarkStart w:id="39" w:name="_Toc14062"/>
       <w:bookmarkStart w:id="40" w:name="_Toc19184"/>
-      <w:bookmarkStart w:id="41" w:name="_Toc2781"/>
-      <w:bookmarkStart w:id="42" w:name="_Toc22132"/>
-      <w:bookmarkStart w:id="43" w:name="_Toc14062"/>
-      <w:bookmarkStart w:id="44" w:name="_Toc20136_WPSOffice_Level1"/>
-      <w:bookmarkStart w:id="45" w:name="_Toc19898_WPSOffice_Level1"/>
+      <w:bookmarkStart w:id="41" w:name="_Toc20136_WPSOffice_Level1"/>
+      <w:bookmarkStart w:id="42" w:name="_Toc12381"/>
+      <w:bookmarkStart w:id="43" w:name="_Toc2781"/>
+      <w:bookmarkStart w:id="44" w:name="_Toc19898_WPSOffice_Level1"/>
       <w:r>
         <w:rPr>
           <w:rFonts w:hint="eastAsia" w:ascii="Times New Roman" w:hAnsi="Times New Roman" w:eastAsia="微软雅黑" w:cs="Times New Roman"/>
@@ -5474,15 +5567,15 @@
                     <wp:anchor distT="0" distB="0" distL="114300" distR="114300" simplePos="0" relativeHeight="251663360" behindDoc="0" locked="0" layoutInCell="1" allowOverlap="1">
                       <wp:simplePos x="0" y="0"/>
                       <wp:positionH relativeFrom="column">
-                        <wp:posOffset>0</wp:posOffset>
+                        <wp:posOffset>7620</wp:posOffset>
                       </wp:positionH>
                       <wp:positionV relativeFrom="paragraph">
-                        <wp:posOffset>-460375</wp:posOffset>
+                        <wp:posOffset>-480060</wp:posOffset>
                       </wp:positionV>
-                      <wp:extent cx="3080385" cy="1442720"/>
-                      <wp:effectExtent l="0" t="0" r="13335" b="5080"/>
+                      <wp:extent cx="3058160" cy="1442720"/>
+                      <wp:effectExtent l="0" t="0" r="0" b="0"/>
                       <wp:wrapNone/>
-                      <wp:docPr id="34" name="组合 34"/>
+                      <wp:docPr id="9" name="组合 9"/>
                       <wp:cNvGraphicFramePr/>
                       <a:graphic xmlns:a="http://schemas.openxmlformats.org/drawingml/2006/main">
                         <a:graphicData uri="http://schemas.microsoft.com/office/word/2010/wordprocessingGroup">
@@ -5491,25 +5584,25 @@
                             <wpg:grpSpPr>
                               <a:xfrm>
                                 <a:off x="0" y="0"/>
-                                <a:ext cx="3080385" cy="1442720"/>
-                                <a:chOff x="17956" y="37747"/>
-                                <a:chExt cx="4851" cy="2272"/>
+                                <a:ext cx="3058160" cy="1442720"/>
+                                <a:chOff x="19211" y="18842"/>
+                                <a:chExt cx="4816" cy="2272"/>
                               </a:xfrm>
                             </wpg:grpSpPr>
                             <wpg:grpSp>
-                              <wpg:cNvPr id="35" name="组合 16"/>
+                              <wpg:cNvPr id="13" name="组合 6"/>
                               <wpg:cNvGrpSpPr/>
                               <wpg:grpSpPr>
                                 <a:xfrm>
-                                  <a:off x="17956" y="38313"/>
-                                  <a:ext cx="4049" cy="646"/>
-                                  <a:chOff x="17956" y="38313"/>
-                                  <a:chExt cx="4049" cy="646"/>
+                                  <a:off x="19211" y="18842"/>
+                                  <a:ext cx="4816" cy="2273"/>
+                                  <a:chOff x="19199" y="18902"/>
+                                  <a:chExt cx="4816" cy="2273"/>
                                 </a:xfrm>
                               </wpg:grpSpPr>
                               <pic:pic xmlns:pic="http://schemas.openxmlformats.org/drawingml/2006/picture">
                                 <pic:nvPicPr>
-                                  <pic:cNvPr id="12" name="图片 29" descr="IMG_256"/>
+                                  <pic:cNvPr id="16" name="图片 6" descr="蔡冬雪"/>
                                   <pic:cNvPicPr>
                                     <a:picLocks noChangeAspect="1"/>
                                   </pic:cNvPicPr>
@@ -5530,81 +5623,91 @@
                                       </a:clrTo>
                                     </a:clrChange>
                                   </a:blip>
+                                  <a:srcRect l="18656" t="33322" r="18897" b="26699"/>
                                   <a:stretch>
                                     <a:fillRect/>
                                   </a:stretch>
                                 </pic:blipFill>
                                 <pic:spPr>
                                   <a:xfrm>
-                                    <a:off x="21031" y="38313"/>
-                                    <a:ext cx="975" cy="570"/>
+                                    <a:off x="19199" y="19551"/>
+                                    <a:ext cx="1261" cy="566"/>
                                   </a:xfrm>
                                   <a:prstGeom prst="rect">
                                     <a:avLst/>
                                   </a:prstGeom>
-                                  <a:noFill/>
-                                  <a:ln w="9525">
-                                    <a:noFill/>
-                                  </a:ln>
                                 </pic:spPr>
                               </pic:pic>
                               <pic:pic xmlns:pic="http://schemas.openxmlformats.org/drawingml/2006/picture">
                                 <pic:nvPicPr>
-                                  <pic:cNvPr id="15" name="图片 15" descr="c9514d16fd70679bf0495aeebb03c72d_compress"/>
+                                  <pic:cNvPr id="21" name="图片 25"/>
                                   <pic:cNvPicPr>
-                                    <a:picLocks noChangeAspect="1"/>
+                                    <a:picLocks noChangeAspect="1" noChangeArrowheads="1"/>
                                   </pic:cNvPicPr>
                                 </pic:nvPicPr>
                                 <pic:blipFill>
-                                  <a:blip r:embed="rId11"/>
-                                  <a:srcRect l="21003" t="56913" r="27176" b="26386"/>
+                                  <a:blip r:embed="rId11">
+                                    <a:extLst>
+                                      <a:ext uri="{28A0092B-C50C-407E-A947-70E740481C1C}">
+                                        <a14:useLocalDpi xmlns:a14="http://schemas.microsoft.com/office/drawing/2010/main" val="0"/>
+                                      </a:ext>
+                                    </a:extLst>
+                                  </a:blip>
+                                  <a:srcRect/>
                                   <a:stretch>
                                     <a:fillRect/>
                                   </a:stretch>
                                 </pic:blipFill>
                                 <pic:spPr>
                                   <a:xfrm>
-                                    <a:off x="17956" y="38485"/>
-                                    <a:ext cx="1550" cy="475"/>
+                                    <a:off x="21742" y="18902"/>
+                                    <a:ext cx="2273" cy="2273"/>
                                   </a:xfrm>
                                   <a:prstGeom prst="rect">
                                     <a:avLst/>
                                   </a:prstGeom>
+                                  <a:noFill/>
+                                  <a:ln>
+                                    <a:noFill/>
+                                  </a:ln>
                                 </pic:spPr>
                               </pic:pic>
                             </wpg:grpSp>
                             <pic:pic xmlns:pic="http://schemas.openxmlformats.org/drawingml/2006/picture">
                               <pic:nvPicPr>
-                                <pic:cNvPr id="18" name="图片 25"/>
+                                <pic:cNvPr id="14" name="图片 4" descr="王建丽"/>
                                 <pic:cNvPicPr>
-                                  <a:picLocks noChangeAspect="1" noChangeArrowheads="1"/>
+                                  <a:picLocks noChangeAspect="1"/>
                                 </pic:cNvPicPr>
                               </pic:nvPicPr>
                               <pic:blipFill>
                                 <a:blip r:embed="rId12">
-                                  <a:extLst>
-                                    <a:ext uri="{28A0092B-C50C-407E-A947-70E740481C1C}">
-                                      <a14:useLocalDpi xmlns:a14="http://schemas.microsoft.com/office/drawing/2010/main" val="0"/>
-                                    </a:ext>
-                                  </a:extLst>
+                                  <a:clrChange>
+                                    <a:clrFrom>
+                                      <a:srgbClr val="FFFFFF">
+                                        <a:alpha val="100000"/>
+                                      </a:srgbClr>
+                                    </a:clrFrom>
+                                    <a:clrTo>
+                                      <a:srgbClr val="FFFFFF">
+                                        <a:alpha val="100000"/>
+                                        <a:alpha val="0"/>
+                                      </a:srgbClr>
+                                    </a:clrTo>
+                                  </a:clrChange>
                                 </a:blip>
-                                <a:srcRect/>
                                 <a:stretch>
                                   <a:fillRect/>
                                 </a:stretch>
                               </pic:blipFill>
                               <pic:spPr>
                                 <a:xfrm>
-                                  <a:off x="20535" y="37747"/>
-                                  <a:ext cx="2273" cy="2273"/>
+                                  <a:off x="22261" y="19395"/>
+                                  <a:ext cx="1258" cy="713"/>
                                 </a:xfrm>
                                 <a:prstGeom prst="rect">
                                   <a:avLst/>
                                 </a:prstGeom>
-                                <a:noFill/>
-                                <a:ln>
-                                  <a:noFill/>
-                                </a:ln>
                               </pic:spPr>
                             </pic:pic>
                           </wpg:wgp>
@@ -5615,27 +5718,27 @@
                 </mc:Choice>
                 <mc:Fallback>
                   <w:pict>
-                    <v:group id="_x0000_s1026" o:spid="_x0000_s1026" o:spt="203" style="position:absolute;left:0pt;margin-left:0pt;margin-top:-36.25pt;height:113.6pt;width:242.55pt;z-index:251663360;mso-width-relative:page;mso-height-relative:page;" coordorigin="17956,37747" coordsize="4851,2272" o:gfxdata="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">
+                    <v:group id="_x0000_s1026" o:spid="_x0000_s1026" o:spt="203" style="position:absolute;left:0pt;margin-left:0.6pt;margin-top:-37.8pt;height:113.6pt;width:240.8pt;z-index:251663360;mso-width-relative:page;mso-height-relative:page;" coordorigin="19211,18842" coordsize="4816,2272" o:gfxdata="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">
                       <o:lock v:ext="edit" aspectratio="f"/>
-                      <v:group id="组合 16" o:spid="_x0000_s1026" o:spt="203" style="position:absolute;left:17956;top:38313;height:646;width:4049;" coordorigin="17956,38313" coordsize="4049,646" o:gfxdata="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">
+                      <v:group id="组合 6" o:spid="_x0000_s1026" o:spt="203" style="position:absolute;left:19211;top:18842;height:2273;width:4816;" coordorigin="19199,18902" coordsize="4816,2273" o:gfxdata="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">
                         <o:lock v:ext="edit" aspectratio="f"/>
-                        <v:shape id="图片 29" o:spid="_x0000_s1026" o:spt="75" alt="IMG_256" type="#_x0000_t75" style="position:absolute;left:21031;top:38313;height:570;width:975;" filled="f" o:preferrelative="t" stroked="f" coordsize="21600,21600" o:gfxdata="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">
+                        <v:shape id="图片 6" o:spid="_x0000_s1026" o:spt="75" alt="蔡冬雪" type="#_x0000_t75" style="position:absolute;left:19199;top:19551;height:566;width:1261;" filled="f" o:preferrelative="t" stroked="f" coordsize="21600,21600" o:gfxdata="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">
                           <v:fill on="f" focussize="0,0"/>
                           <v:stroke on="f"/>
-                          <v:imagedata r:id="rId10" chromakey="#FFFFFF" o:title=""/>
+                          <v:imagedata r:id="rId10" cropleft="12226f" croptop="21838f" cropright="12384f" cropbottom="17497f" chromakey="#FFFFFF" o:title=""/>
                           <o:lock v:ext="edit" aspectratio="t"/>
                         </v:shape>
-                        <v:shape id="_x0000_s1026" o:spid="_x0000_s1026" o:spt="75" alt="c9514d16fd70679bf0495aeebb03c72d_compress" type="#_x0000_t75" style="position:absolute;left:17956;top:38485;height:475;width:1550;" filled="f" o:preferrelative="t" stroked="f" coordsize="21600,21600" o:gfxdata="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">
+                        <v:shape id="图片 25" o:spid="_x0000_s1026" o:spt="75" type="#_x0000_t75" style="position:absolute;left:21742;top:18902;height:2273;width:2273;" filled="f" o:preferrelative="t" stroked="f" coordsize="21600,21600" o:gfxdata="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">
                           <v:fill on="f" focussize="0,0"/>
                           <v:stroke on="f"/>
-                          <v:imagedata r:id="rId11" cropleft="13765f" croptop="37299f" cropright="17810f" cropbottom="17292f" o:title=""/>
+                          <v:imagedata r:id="rId11" o:title=""/>
                           <o:lock v:ext="edit" aspectratio="t"/>
                         </v:shape>
                       </v:group>
-                      <v:shape id="图片 25" o:spid="_x0000_s1026" o:spt="75" type="#_x0000_t75" style="position:absolute;left:20535;top:37747;height:2273;width:2273;" filled="f" o:preferrelative="t" stroked="f" coordsize="21600,21600" o:gfxdata="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">
+                      <v:shape id="图片 4" o:spid="_x0000_s1026" o:spt="75" alt="王建丽" type="#_x0000_t75" style="position:absolute;left:22261;top:19395;height:713;width:1258;" filled="f" o:preferrelative="t" stroked="f" coordsize="21600,21600" o:gfxdata="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">
                         <v:fill on="f" focussize="0,0"/>
                         <v:stroke on="f"/>
-                        <v:imagedata r:id="rId12" o:title=""/>
+                        <v:imagedata r:id="rId12" chromakey="#FFFFFF" o:title=""/>
                         <o:lock v:ext="edit" aspectratio="t"/>
                       </v:shape>
                     </v:group>
@@ -6034,12 +6137,12 @@
                         <wp:posOffset>0</wp:posOffset>
                       </wp:positionH>
                       <wp:positionV relativeFrom="paragraph">
-                        <wp:posOffset>-490855</wp:posOffset>
+                        <wp:posOffset>-370840</wp:posOffset>
                       </wp:positionV>
-                      <wp:extent cx="3135630" cy="1442720"/>
-                      <wp:effectExtent l="0" t="0" r="3810" b="5080"/>
+                      <wp:extent cx="3134360" cy="1443355"/>
+                      <wp:effectExtent l="0" t="0" r="0" b="0"/>
                       <wp:wrapNone/>
-                      <wp:docPr id="36" name="组合 36"/>
+                      <wp:docPr id="15" name="组合 15"/>
                       <wp:cNvGraphicFramePr/>
                       <a:graphic xmlns:a="http://schemas.openxmlformats.org/drawingml/2006/main">
                         <a:graphicData uri="http://schemas.microsoft.com/office/word/2010/wordprocessingGroup">
@@ -6048,55 +6151,31 @@
                             <wpg:grpSpPr>
                               <a:xfrm>
                                 <a:off x="0" y="0"/>
-                                <a:ext cx="3135630" cy="1442720"/>
-                                <a:chOff x="17956" y="39496"/>
-                                <a:chExt cx="4938" cy="2272"/>
+                                <a:ext cx="3134360" cy="1443355"/>
+                                <a:chOff x="19199" y="20810"/>
+                                <a:chExt cx="4936" cy="2273"/>
                               </a:xfrm>
                             </wpg:grpSpPr>
                             <wpg:grpSp>
-                              <wpg:cNvPr id="37" name="组合 30"/>
+                              <wpg:cNvPr id="17" name="组合 23"/>
                               <wpg:cNvGrpSpPr/>
                               <wpg:grpSpPr>
                                 <a:xfrm>
-                                  <a:off x="17956" y="40098"/>
-                                  <a:ext cx="4213" cy="570"/>
-                                  <a:chOff x="17956" y="40098"/>
-                                  <a:chExt cx="4213" cy="570"/>
+                                  <a:off x="19199" y="20810"/>
+                                  <a:ext cx="4936" cy="2273"/>
+                                  <a:chOff x="19199" y="20810"/>
+                                  <a:chExt cx="4936" cy="2273"/>
                                 </a:xfrm>
                               </wpg:grpSpPr>
                               <pic:pic xmlns:pic="http://schemas.openxmlformats.org/drawingml/2006/picture">
                                 <pic:nvPicPr>
-                                  <pic:cNvPr id="7" name="图片 1" descr="24f613a0-66be-430b-9e80-270d3393fac5"/>
+                                  <pic:cNvPr id="12" name="图片 1"/>
                                   <pic:cNvPicPr>
                                     <a:picLocks noChangeAspect="1"/>
                                   </pic:cNvPicPr>
                                 </pic:nvPicPr>
                                 <pic:blipFill>
-                                  <a:blip r:embed="rId13"/>
-                                  <a:srcRect l="43292" t="26660" r="21693" b="24394"/>
-                                  <a:stretch>
-                                    <a:fillRect/>
-                                  </a:stretch>
-                                </pic:blipFill>
-                                <pic:spPr>
-                                  <a:xfrm rot="16200000">
-                                    <a:off x="18366" y="39740"/>
-                                    <a:ext cx="506" cy="1327"/>
-                                  </a:xfrm>
-                                  <a:prstGeom prst="rect">
-                                    <a:avLst/>
-                                  </a:prstGeom>
-                                </pic:spPr>
-                              </pic:pic>
-                              <pic:pic xmlns:pic="http://schemas.openxmlformats.org/drawingml/2006/picture">
-                                <pic:nvPicPr>
-                                  <pic:cNvPr id="29" name="图片 29" descr="IMG_256"/>
-                                  <pic:cNvPicPr>
-                                    <a:picLocks noChangeAspect="1"/>
-                                  </pic:cNvPicPr>
-                                </pic:nvPicPr>
-                                <pic:blipFill>
-                                  <a:blip r:embed="rId10">
+                                  <a:blip r:embed="rId13">
                                     <a:clrChange>
                                       <a:clrFrom>
                                         <a:srgbClr val="FFFFFF">
@@ -6111,20 +6190,55 @@
                                       </a:clrTo>
                                     </a:clrChange>
                                   </a:blip>
+                                  <a:srcRect l="10922" t="11667"/>
                                   <a:stretch>
                                     <a:fillRect/>
                                   </a:stretch>
                                 </pic:blipFill>
                                 <pic:spPr>
                                   <a:xfrm>
-                                    <a:off x="21195" y="40098"/>
-                                    <a:ext cx="975" cy="570"/>
+                                    <a:off x="19199" y="21203"/>
+                                    <a:ext cx="1672" cy="901"/>
                                   </a:xfrm>
                                   <a:prstGeom prst="rect">
                                     <a:avLst/>
                                   </a:prstGeom>
                                   <a:noFill/>
-                                  <a:ln w="9525">
+                                  <a:ln>
+                                    <a:noFill/>
+                                  </a:ln>
+                                </pic:spPr>
+                              </pic:pic>
+                              <pic:pic xmlns:pic="http://schemas.openxmlformats.org/drawingml/2006/picture">
+                                <pic:nvPicPr>
+                                  <pic:cNvPr id="18" name="图片 25"/>
+                                  <pic:cNvPicPr>
+                                    <a:picLocks noChangeAspect="1" noChangeArrowheads="1"/>
+                                  </pic:cNvPicPr>
+                                </pic:nvPicPr>
+                                <pic:blipFill>
+                                  <a:blip r:embed="rId11">
+                                    <a:extLst>
+                                      <a:ext uri="{28A0092B-C50C-407E-A947-70E740481C1C}">
+                                        <a14:useLocalDpi xmlns:a14="http://schemas.microsoft.com/office/drawing/2010/main" val="0"/>
+                                      </a:ext>
+                                    </a:extLst>
+                                  </a:blip>
+                                  <a:srcRect/>
+                                  <a:stretch>
+                                    <a:fillRect/>
+                                  </a:stretch>
+                                </pic:blipFill>
+                                <pic:spPr>
+                                  <a:xfrm>
+                                    <a:off x="21862" y="20810"/>
+                                    <a:ext cx="2273" cy="2273"/>
+                                  </a:xfrm>
+                                  <a:prstGeom prst="rect">
+                                    <a:avLst/>
+                                  </a:prstGeom>
+                                  <a:noFill/>
+                                  <a:ln>
                                     <a:noFill/>
                                   </a:ln>
                                 </pic:spPr>
@@ -6132,36 +6246,39 @@
                             </wpg:grpSp>
                             <pic:pic xmlns:pic="http://schemas.openxmlformats.org/drawingml/2006/picture">
                               <pic:nvPicPr>
-                                <pic:cNvPr id="31" name="图片 25"/>
+                                <pic:cNvPr id="11" name="图片 11" descr="王建丽"/>
                                 <pic:cNvPicPr>
-                                  <a:picLocks noChangeAspect="1" noChangeArrowheads="1"/>
+                                  <a:picLocks noChangeAspect="1"/>
                                 </pic:cNvPicPr>
                               </pic:nvPicPr>
                               <pic:blipFill>
                                 <a:blip r:embed="rId12">
-                                  <a:extLst>
-                                    <a:ext uri="{28A0092B-C50C-407E-A947-70E740481C1C}">
-                                      <a14:useLocalDpi xmlns:a14="http://schemas.microsoft.com/office/drawing/2010/main" val="0"/>
-                                    </a:ext>
-                                  </a:extLst>
+                                  <a:clrChange>
+                                    <a:clrFrom>
+                                      <a:srgbClr val="FFFFFF">
+                                        <a:alpha val="100000"/>
+                                      </a:srgbClr>
+                                    </a:clrFrom>
+                                    <a:clrTo>
+                                      <a:srgbClr val="FFFFFF">
+                                        <a:alpha val="100000"/>
+                                        <a:alpha val="0"/>
+                                      </a:srgbClr>
+                                    </a:clrTo>
+                                  </a:clrChange>
                                 </a:blip>
-                                <a:srcRect/>
                                 <a:stretch>
                                   <a:fillRect/>
                                 </a:stretch>
                               </pic:blipFill>
                               <pic:spPr>
                                 <a:xfrm>
-                                  <a:off x="20622" y="39496"/>
-                                  <a:ext cx="2273" cy="2273"/>
+                                  <a:off x="22321" y="21215"/>
+                                  <a:ext cx="1488" cy="842"/>
                                 </a:xfrm>
                                 <a:prstGeom prst="rect">
                                   <a:avLst/>
                                 </a:prstGeom>
-                                <a:noFill/>
-                                <a:ln>
-                                  <a:noFill/>
-                                </a:ln>
                               </pic:spPr>
                             </pic:pic>
                           </wpg:wgp>
@@ -6172,27 +6289,27 @@
                 </mc:Choice>
                 <mc:Fallback>
                   <w:pict>
-                    <v:group id="_x0000_s1026" o:spid="_x0000_s1026" o:spt="203" style="position:absolute;left:0pt;margin-left:0pt;margin-top:-38.65pt;height:113.6pt;width:246.9pt;z-index:251664384;mso-width-relative:page;mso-height-relative:page;" coordorigin="17956,39496" coordsize="4938,2272" o:gfxdata="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">
+                    <v:group id="_x0000_s1026" o:spid="_x0000_s1026" o:spt="203" style="position:absolute;left:0pt;margin-left:0pt;margin-top:-29.2pt;height:113.65pt;width:246.8pt;z-index:251664384;mso-width-relative:page;mso-height-relative:page;" coordorigin="19199,20810" coordsize="4936,2273" o:gfxdata="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">
                       <o:lock v:ext="edit" aspectratio="f"/>
-                      <v:group id="组合 30" o:spid="_x0000_s1026" o:spt="203" style="position:absolute;left:17956;top:40098;height:570;width:4213;" coordorigin="17956,40098" coordsize="4213,570" o:gfxdata="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">
+                      <v:group id="组合 23" o:spid="_x0000_s1026" o:spt="203" style="position:absolute;left:19199;top:20810;height:2273;width:4936;" coordorigin="19199,20810" coordsize="4936,2273" o:gfxdata="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">
                         <o:lock v:ext="edit" aspectratio="f"/>
-                        <v:shape id="图片 1" o:spid="_x0000_s1026" o:spt="75" alt="24f613a0-66be-430b-9e80-270d3393fac5" type="#_x0000_t75" style="position:absolute;left:18366;top:39740;height:1327;width:506;rotation:-5898240f;" filled="f" o:preferrelative="t" stroked="f" coordsize="21600,21600" o:gfxdata="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">
+                        <v:shape id="图片 1" o:spid="_x0000_s1026" o:spt="75" type="#_x0000_t75" style="position:absolute;left:19199;top:21203;height:901;width:1672;" filled="f" o:preferrelative="t" stroked="f" coordsize="21600,21600" o:gfxdata="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">
                           <v:fill on="f" focussize="0,0"/>
                           <v:stroke on="f"/>
-                          <v:imagedata r:id="rId13" cropleft="28372f" croptop="17472f" cropright="14217f" cropbottom="15987f" o:title=""/>
+                          <v:imagedata r:id="rId13" cropleft="7158f" croptop="7646f" chromakey="#FFFFFF" o:title=""/>
                           <o:lock v:ext="edit" aspectratio="t"/>
                         </v:shape>
-                        <v:shape id="_x0000_s1026" o:spid="_x0000_s1026" o:spt="75" alt="IMG_256" type="#_x0000_t75" style="position:absolute;left:21195;top:40098;height:570;width:975;" filled="f" o:preferrelative="t" stroked="f" coordsize="21600,21600" o:gfxdata="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">
+                        <v:shape id="图片 25" o:spid="_x0000_s1026" o:spt="75" type="#_x0000_t75" style="position:absolute;left:21862;top:20810;height:2273;width:2273;" filled="f" o:preferrelative="t" stroked="f" coordsize="21600,21600" o:gfxdata="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">
                           <v:fill on="f" focussize="0,0"/>
                           <v:stroke on="f"/>
-                          <v:imagedata r:id="rId10" chromakey="#FFFFFF" o:title=""/>
+                          <v:imagedata r:id="rId11" o:title=""/>
                           <o:lock v:ext="edit" aspectratio="t"/>
                         </v:shape>
                       </v:group>
-                      <v:shape id="图片 25" o:spid="_x0000_s1026" o:spt="75" type="#_x0000_t75" style="position:absolute;left:20622;top:39496;height:2273;width:2273;" filled="f" o:preferrelative="t" stroked="f" coordsize="21600,21600" o:gfxdata="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">
+                      <v:shape id="_x0000_s1026" o:spid="_x0000_s1026" o:spt="75" alt="王建丽" type="#_x0000_t75" style="position:absolute;left:22321;top:21215;height:842;width:1488;" filled="f" o:preferrelative="t" stroked="f" coordsize="21600,21600" o:gfxdata="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">
                         <v:fill on="f" focussize="0,0"/>
                         <v:stroke on="f"/>
-                        <v:imagedata r:id="rId12" o:title=""/>
+                        <v:imagedata r:id="rId12" chromakey="#FFFFFF" o:title=""/>
                         <o:lock v:ext="edit" aspectratio="t"/>
                       </v:shape>
                     </v:group>
@@ -6431,30 +6548,12 @@
     <w:p>
       <w:pPr>
         <w:rPr>
-          <w:rFonts w:ascii="Times New Roman" w:hAnsi="Times New Roman" w:eastAsia="微软雅黑" w:cs="Times New Roman"/>
-          <w:sz w:val="24"/>
-          <w:szCs w:val="24"/>
-          <w:lang w:eastAsia="zh-CN"/>
-        </w:rPr>
-      </w:pPr>
-      <w:r>
-        <w:rPr>
           <w:rFonts w:hint="eastAsia" w:ascii="Times New Roman" w:hAnsi="Times New Roman" w:eastAsia="微软雅黑" w:cs="Times New Roman"/>
           <w:sz w:val="24"/>
           <w:szCs w:val="24"/>
           <w:lang w:eastAsia="zh-CN"/>
         </w:rPr>
-        <w:t xml:space="preserve">{% endif %}{% if testedby == </w:t>
-      </w:r>
-      <w:r>
-        <w:rPr>
-          <w:rFonts w:ascii="Times New Roman" w:hAnsi="Times New Roman" w:eastAsia="微软雅黑" w:cs="Times New Roman"/>
-          <w:sz w:val="24"/>
-          <w:szCs w:val="24"/>
-          <w:lang w:eastAsia="zh-CN"/>
-        </w:rPr>
-        <w:t>“</w:t>
-      </w:r>
+      </w:pPr>
       <w:r>
         <w:rPr>
           <w:rFonts w:hint="eastAsia" w:ascii="Times New Roman" w:hAnsi="Times New Roman" w:eastAsia="微软雅黑" w:cs="Times New Roman"/>
@@ -6462,1864 +6561,18 @@
           <w:szCs w:val="24"/>
           <w:lang w:eastAsia="zh-CN"/>
         </w:rPr>
-        <w:t>3</w:t>
-      </w:r>
-      <w:r>
-        <w:rPr>
-          <w:rFonts w:ascii="Times New Roman" w:hAnsi="Times New Roman" w:eastAsia="微软雅黑" w:cs="Times New Roman"/>
-          <w:sz w:val="24"/>
-          <w:szCs w:val="24"/>
-          <w:lang w:eastAsia="zh-CN"/>
-        </w:rPr>
-        <w:t>”</w:t>
-      </w:r>
-      <w:r>
+        <w:t>{% endif %}</w:t>
+      </w:r>
+    </w:p>
+    <w:p>
+      <w:pPr>
         <w:rPr>
           <w:rFonts w:hint="eastAsia" w:ascii="Times New Roman" w:hAnsi="Times New Roman" w:eastAsia="微软雅黑" w:cs="Times New Roman"/>
           <w:sz w:val="24"/>
           <w:szCs w:val="24"/>
           <w:lang w:eastAsia="zh-CN"/>
         </w:rPr>
-        <w:t xml:space="preserve"> %}</w:t>
-      </w:r>
-    </w:p>
-    <w:p>
-      <w:pPr>
-        <w:rPr>
-          <w:rFonts w:ascii="Times New Roman" w:hAnsi="Times New Roman" w:eastAsia="微软雅黑" w:cs="Times New Roman"/>
-          <w:sz w:val="24"/>
-          <w:szCs w:val="24"/>
-          <w:lang w:eastAsia="zh-CN"/>
-        </w:rPr>
       </w:pPr>
-    </w:p>
-    <w:p>
-      <w:pPr>
-        <w:rPr>
-          <w:sz w:val="24"/>
-          <w:lang w:eastAsia="zh-CN"/>
-        </w:rPr>
-      </w:pPr>
-    </w:p>
-    <w:tbl>
-      <w:tblPr>
-        <w:tblStyle w:val="35"/>
-        <w:tblW w:w="6772" w:type="dxa"/>
-        <w:jc w:val="right"/>
-        <w:tblLayout w:type="fixed"/>
-        <w:tblCellMar>
-          <w:top w:w="0" w:type="dxa"/>
-          <w:left w:w="0" w:type="dxa"/>
-          <w:bottom w:w="0" w:type="dxa"/>
-          <w:right w:w="0" w:type="dxa"/>
-        </w:tblCellMar>
-      </w:tblPr>
-      <w:tblGrid>
-        <w:gridCol w:w="1272"/>
-        <w:gridCol w:w="2040"/>
-        <w:gridCol w:w="1166"/>
-        <w:gridCol w:w="2294"/>
-      </w:tblGrid>
-      <w:tr>
-        <w:tblPrEx>
-          <w:tblCellMar>
-            <w:top w:w="0" w:type="dxa"/>
-            <w:left w:w="0" w:type="dxa"/>
-            <w:bottom w:w="0" w:type="dxa"/>
-            <w:right w:w="0" w:type="dxa"/>
-          </w:tblCellMar>
-        </w:tblPrEx>
-        <w:trPr>
-          <w:trHeight w:val="441" w:hRule="exact"/>
-          <w:jc w:val="right"/>
-        </w:trPr>
-        <w:tc>
-          <w:tcPr>
-            <w:tcW w:w="1272" w:type="dxa"/>
-            <w:vAlign w:val="center"/>
-          </w:tcPr>
-          <w:p>
-            <w:pPr>
-              <w:pStyle w:val="20"/>
-              <w:spacing w:before="13"/>
-              <w:ind w:left="13" w:right="95"/>
-              <w:jc w:val="both"/>
-              <w:rPr>
-                <w:rFonts w:ascii="Times New Roman" w:hAnsi="Times New Roman" w:cs="Times New Roman"/>
-                <w:b/>
-                <w:sz w:val="24"/>
-                <w:szCs w:val="24"/>
-              </w:rPr>
-            </w:pPr>
-            <w:r>
-              <w:rPr>
-                <w:rFonts w:ascii="Times New Roman" w:hAnsi="Times New Roman" w:cs="Times New Roman"/>
-                <w:b/>
-                <w:sz w:val="24"/>
-                <w:szCs w:val="24"/>
-              </w:rPr>
-              <w:t>检测人：</w:t>
-            </w:r>
-          </w:p>
-        </w:tc>
-        <w:tc>
-          <w:tcPr>
-            <w:tcW w:w="2040" w:type="dxa"/>
-            <w:vAlign w:val="center"/>
-          </w:tcPr>
-          <w:p>
-            <w:pPr>
-              <w:pStyle w:val="20"/>
-              <w:spacing w:before="13"/>
-              <w:jc w:val="both"/>
-              <w:rPr>
-                <w:rFonts w:ascii="Times New Roman" w:hAnsi="Times New Roman" w:cs="Times New Roman"/>
-                <w:b/>
-                <w:sz w:val="24"/>
-                <w:szCs w:val="24"/>
-              </w:rPr>
-            </w:pPr>
-            <w:r>
-              <w:rPr>
-                <w:sz w:val="24"/>
-              </w:rPr>
-              <mc:AlternateContent>
-                <mc:Choice Requires="wpg">
-                  <w:drawing>
-                    <wp:anchor distT="0" distB="0" distL="114300" distR="114300" simplePos="0" relativeHeight="251665408" behindDoc="0" locked="0" layoutInCell="1" allowOverlap="1">
-                      <wp:simplePos x="0" y="0"/>
-                      <wp:positionH relativeFrom="column">
-                        <wp:posOffset>-59690</wp:posOffset>
-                      </wp:positionH>
-                      <wp:positionV relativeFrom="paragraph">
-                        <wp:posOffset>-527685</wp:posOffset>
-                      </wp:positionV>
-                      <wp:extent cx="3114040" cy="1442720"/>
-                      <wp:effectExtent l="0" t="0" r="10160" b="5080"/>
-                      <wp:wrapNone/>
-                      <wp:docPr id="38" name="组合 38"/>
-                      <wp:cNvGraphicFramePr/>
-                      <a:graphic xmlns:a="http://schemas.openxmlformats.org/drawingml/2006/main">
-                        <a:graphicData uri="http://schemas.microsoft.com/office/word/2010/wordprocessingGroup">
-                          <wpg:wgp>
-                            <wpg:cNvGrpSpPr/>
-                            <wpg:grpSpPr>
-                              <a:xfrm>
-                                <a:off x="0" y="0"/>
-                                <a:ext cx="3114040" cy="1442720"/>
-                                <a:chOff x="17862" y="41199"/>
-                                <a:chExt cx="4904" cy="2272"/>
-                              </a:xfrm>
-                            </wpg:grpSpPr>
-                            <pic:pic xmlns:pic="http://schemas.openxmlformats.org/drawingml/2006/picture">
-                              <pic:nvPicPr>
-                                <pic:cNvPr id="6" name="图片 23"/>
-                                <pic:cNvPicPr>
-                                  <a:picLocks noChangeAspect="1" noChangeArrowheads="1"/>
-                                </pic:cNvPicPr>
-                              </pic:nvPicPr>
-                              <pic:blipFill>
-                                <a:blip r:embed="rId12">
-                                  <a:extLst>
-                                    <a:ext uri="{28A0092B-C50C-407E-A947-70E740481C1C}">
-                                      <a14:useLocalDpi xmlns:a14="http://schemas.microsoft.com/office/drawing/2010/main" val="0"/>
-                                    </a:ext>
-                                  </a:extLst>
-                                </a:blip>
-                                <a:srcRect/>
-                                <a:stretch>
-                                  <a:fillRect/>
-                                </a:stretch>
-                              </pic:blipFill>
-                              <pic:spPr>
-                                <a:xfrm>
-                                  <a:off x="20494" y="41199"/>
-                                  <a:ext cx="2273" cy="2273"/>
-                                </a:xfrm>
-                                <a:prstGeom prst="rect">
-                                  <a:avLst/>
-                                </a:prstGeom>
-                                <a:noFill/>
-                                <a:ln>
-                                  <a:noFill/>
-                                </a:ln>
-                              </pic:spPr>
-                            </pic:pic>
-                            <wpg:grpSp>
-                              <wpg:cNvPr id="39" name="组合 23"/>
-                              <wpg:cNvGrpSpPr/>
-                              <wpg:grpSpPr>
-                                <a:xfrm>
-                                  <a:off x="17862" y="41843"/>
-                                  <a:ext cx="4208" cy="652"/>
-                                  <a:chOff x="17862" y="41843"/>
-                                  <a:chExt cx="4208" cy="652"/>
-                                </a:xfrm>
-                              </wpg:grpSpPr>
-                              <pic:pic xmlns:pic="http://schemas.openxmlformats.org/drawingml/2006/picture">
-                                <pic:nvPicPr>
-                                  <pic:cNvPr id="22" name="图片 59" descr="图片1"/>
-                                  <pic:cNvPicPr>
-                                    <a:picLocks noChangeAspect="1"/>
-                                  </pic:cNvPicPr>
-                                </pic:nvPicPr>
-                                <pic:blipFill>
-                                  <a:blip r:embed="rId14">
-                                    <a:biLevel thresh="50000"/>
-                                  </a:blip>
-                                  <a:srcRect l="7865" t="11797" r="5322" b="19074"/>
-                                  <a:stretch>
-                                    <a:fillRect/>
-                                  </a:stretch>
-                                </pic:blipFill>
-                                <pic:spPr>
-                                  <a:xfrm>
-                                    <a:off x="17862" y="41869"/>
-                                    <a:ext cx="1468" cy="627"/>
-                                  </a:xfrm>
-                                  <a:prstGeom prst="rect">
-                                    <a:avLst/>
-                                  </a:prstGeom>
-                                  <a:noFill/>
-                                </pic:spPr>
-                              </pic:pic>
-                              <pic:pic xmlns:pic="http://schemas.openxmlformats.org/drawingml/2006/picture">
-                                <pic:nvPicPr>
-                                  <pic:cNvPr id="21" name="图片 29" descr="IMG_256"/>
-                                  <pic:cNvPicPr>
-                                    <a:picLocks noChangeAspect="1"/>
-                                  </pic:cNvPicPr>
-                                </pic:nvPicPr>
-                                <pic:blipFill>
-                                  <a:blip r:embed="rId10">
-                                    <a:clrChange>
-                                      <a:clrFrom>
-                                        <a:srgbClr val="FFFFFF">
-                                          <a:alpha val="100000"/>
-                                        </a:srgbClr>
-                                      </a:clrFrom>
-                                      <a:clrTo>
-                                        <a:srgbClr val="FFFFFF">
-                                          <a:alpha val="100000"/>
-                                          <a:alpha val="0"/>
-                                        </a:srgbClr>
-                                      </a:clrTo>
-                                    </a:clrChange>
-                                  </a:blip>
-                                  <a:stretch>
-                                    <a:fillRect/>
-                                  </a:stretch>
-                                </pic:blipFill>
-                                <pic:spPr>
-                                  <a:xfrm>
-                                    <a:off x="21096" y="41843"/>
-                                    <a:ext cx="975" cy="570"/>
-                                  </a:xfrm>
-                                  <a:prstGeom prst="rect">
-                                    <a:avLst/>
-                                  </a:prstGeom>
-                                  <a:noFill/>
-                                  <a:ln w="9525">
-                                    <a:noFill/>
-                                  </a:ln>
-                                </pic:spPr>
-                              </pic:pic>
-                            </wpg:grpSp>
-                          </wpg:wgp>
-                        </a:graphicData>
-                      </a:graphic>
-                    </wp:anchor>
-                  </w:drawing>
-                </mc:Choice>
-                <mc:Fallback>
-                  <w:pict>
-                    <v:group id="_x0000_s1026" o:spid="_x0000_s1026" o:spt="203" style="position:absolute;left:0pt;margin-left:-4.7pt;margin-top:-41.55pt;height:113.6pt;width:245.2pt;z-index:251665408;mso-width-relative:page;mso-height-relative:page;" coordorigin="17862,41199" coordsize="4904,2272" o:gfxdata="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">
-                      <o:lock v:ext="edit" aspectratio="f"/>
-                      <v:shape id="图片 23" o:spid="_x0000_s1026" o:spt="75" type="#_x0000_t75" style="position:absolute;left:20494;top:41199;height:2273;width:2273;" filled="f" o:preferrelative="t" stroked="f" coordsize="21600,21600" o:gfxdata="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">
-                        <v:fill on="f" focussize="0,0"/>
-                        <v:stroke on="f"/>
-                        <v:imagedata r:id="rId12" o:title=""/>
-                        <o:lock v:ext="edit" aspectratio="t"/>
-                      </v:shape>
-                      <v:group id="组合 23" o:spid="_x0000_s1026" o:spt="203" style="position:absolute;left:17862;top:41843;height:652;width:4208;" coordorigin="17862,41843" coordsize="4208,652" o:gfxdata="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">
-                        <o:lock v:ext="edit" aspectratio="f"/>
-                        <v:shape id="图片 59" o:spid="_x0000_s1026" o:spt="75" alt="图片1" type="#_x0000_t75" style="position:absolute;left:17862;top:41869;height:627;width:1468;" filled="f" o:preferrelative="t" stroked="f" coordsize="21600,21600" o:gfxdata="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">
-                          <v:fill on="f" focussize="0,0"/>
-                          <v:stroke on="f"/>
-                          <v:imagedata r:id="rId14" cropleft="5154f" croptop="7731f" cropright="3488f" cropbottom="12500f" grayscale="t" bilevel="t" o:title=""/>
-                          <o:lock v:ext="edit" aspectratio="t"/>
-                        </v:shape>
-                        <v:shape id="图片 29" o:spid="_x0000_s1026" o:spt="75" alt="IMG_256" type="#_x0000_t75" style="position:absolute;left:21096;top:41843;height:570;width:975;" filled="f" o:preferrelative="t" stroked="f" coordsize="21600,21600" o:gfxdata="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">
-                          <v:fill on="f" focussize="0,0"/>
-                          <v:stroke on="f"/>
-                          <v:imagedata r:id="rId10" chromakey="#FFFFFF" o:title=""/>
-                          <o:lock v:ext="edit" aspectratio="t"/>
-                        </v:shape>
-                      </v:group>
-                    </v:group>
-                  </w:pict>
-                </mc:Fallback>
-              </mc:AlternateContent>
-            </w:r>
-          </w:p>
-        </w:tc>
-        <w:tc>
-          <w:tcPr>
-            <w:tcW w:w="1166" w:type="dxa"/>
-            <w:vAlign w:val="center"/>
-          </w:tcPr>
-          <w:p>
-            <w:pPr>
-              <w:pStyle w:val="20"/>
-              <w:spacing w:before="13"/>
-              <w:jc w:val="both"/>
-              <w:rPr>
-                <w:rFonts w:ascii="Times New Roman" w:hAnsi="Times New Roman" w:cs="Times New Roman"/>
-                <w:b/>
-                <w:sz w:val="24"/>
-                <w:szCs w:val="24"/>
-              </w:rPr>
-            </w:pPr>
-            <w:r>
-              <w:rPr>
-                <w:rFonts w:ascii="Times New Roman" w:hAnsi="Times New Roman" w:cs="Times New Roman"/>
-                <w:b/>
-                <w:sz w:val="24"/>
-                <w:szCs w:val="24"/>
-              </w:rPr>
-              <w:t>复核人</w:t>
-            </w:r>
-            <w:r>
-              <w:rPr>
-                <w:rFonts w:ascii="Times New Roman" w:hAnsi="Times New Roman" w:cs="Times New Roman"/>
-                <w:b/>
-                <w:sz w:val="24"/>
-                <w:szCs w:val="24"/>
-                <w:lang w:eastAsia="zh-CN"/>
-              </w:rPr>
-              <w:t>：</w:t>
-            </w:r>
-          </w:p>
-        </w:tc>
-        <w:tc>
-          <w:tcPr>
-            <w:tcW w:w="2294" w:type="dxa"/>
-            <w:vAlign w:val="center"/>
-          </w:tcPr>
-          <w:p>
-            <w:pPr>
-              <w:pStyle w:val="20"/>
-              <w:spacing w:before="13"/>
-              <w:ind w:right="15"/>
-              <w:jc w:val="both"/>
-              <w:rPr>
-                <w:rFonts w:ascii="Times New Roman" w:hAnsi="Times New Roman" w:cs="Times New Roman"/>
-                <w:b/>
-                <w:sz w:val="24"/>
-                <w:szCs w:val="24"/>
-              </w:rPr>
-            </w:pPr>
-          </w:p>
-        </w:tc>
-      </w:tr>
-      <w:tr>
-        <w:trPr>
-          <w:trHeight w:val="457" w:hRule="exact"/>
-          <w:jc w:val="right"/>
-        </w:trPr>
-        <w:tc>
-          <w:tcPr>
-            <w:tcW w:w="1272" w:type="dxa"/>
-            <w:vAlign w:val="center"/>
-          </w:tcPr>
-          <w:p>
-            <w:pPr>
-              <w:pStyle w:val="20"/>
-              <w:spacing w:line="341" w:lineRule="exact"/>
-              <w:ind w:left="13" w:right="165"/>
-              <w:jc w:val="both"/>
-              <w:rPr>
-                <w:rFonts w:ascii="Times New Roman" w:hAnsi="Times New Roman" w:cs="Times New Roman"/>
-                <w:b/>
-                <w:sz w:val="24"/>
-                <w:szCs w:val="24"/>
-              </w:rPr>
-            </w:pPr>
-            <w:r>
-              <w:rPr>
-                <w:rFonts w:ascii="Times New Roman" w:hAnsi="Times New Roman" w:cs="Times New Roman"/>
-                <w:b/>
-                <w:sz w:val="24"/>
-                <w:szCs w:val="24"/>
-              </w:rPr>
-              <w:t>日</w:t>
-            </w:r>
-            <w:r>
-              <w:rPr>
-                <w:rFonts w:ascii="Times New Roman" w:hAnsi="Times New Roman" w:cs="Times New Roman"/>
-                <w:b/>
-                <w:sz w:val="24"/>
-                <w:szCs w:val="24"/>
-                <w:lang w:eastAsia="zh-CN"/>
-              </w:rPr>
-              <w:t xml:space="preserve">  </w:t>
-            </w:r>
-            <w:r>
-              <w:rPr>
-                <w:rFonts w:ascii="Times New Roman" w:hAnsi="Times New Roman" w:cs="Times New Roman"/>
-                <w:b/>
-                <w:sz w:val="24"/>
-                <w:szCs w:val="24"/>
-              </w:rPr>
-              <w:t>期：</w:t>
-            </w:r>
-          </w:p>
-        </w:tc>
-        <w:tc>
-          <w:tcPr>
-            <w:tcW w:w="2040" w:type="dxa"/>
-            <w:vAlign w:val="center"/>
-          </w:tcPr>
-          <w:p>
-            <w:pPr>
-              <w:pStyle w:val="20"/>
-              <w:spacing w:line="363" w:lineRule="exact"/>
-              <w:jc w:val="both"/>
-              <w:rPr>
-                <w:rFonts w:ascii="Times New Roman" w:hAnsi="Times New Roman" w:cs="Times New Roman"/>
-                <w:sz w:val="24"/>
-                <w:szCs w:val="24"/>
-              </w:rPr>
-            </w:pPr>
-            <w:r>
-              <w:rPr>
-                <w:rFonts w:ascii="Times New Roman" w:hAnsi="Times New Roman" w:cs="Times New Roman"/>
-                <w:kern w:val="2"/>
-                <w:sz w:val="24"/>
-                <w:szCs w:val="24"/>
-                <w:lang w:eastAsia="zh-CN"/>
-              </w:rPr>
-              <w:t>{{ reportdate }}</w:t>
-            </w:r>
-          </w:p>
-        </w:tc>
-        <w:tc>
-          <w:tcPr>
-            <w:tcW w:w="1166" w:type="dxa"/>
-            <w:vAlign w:val="center"/>
-          </w:tcPr>
-          <w:p>
-            <w:pPr>
-              <w:pStyle w:val="20"/>
-              <w:spacing w:line="341" w:lineRule="exact"/>
-              <w:jc w:val="both"/>
-              <w:rPr>
-                <w:rFonts w:ascii="Times New Roman" w:hAnsi="Times New Roman" w:cs="Times New Roman"/>
-                <w:b/>
-                <w:sz w:val="24"/>
-                <w:szCs w:val="24"/>
-              </w:rPr>
-            </w:pPr>
-            <w:r>
-              <w:rPr>
-                <w:rFonts w:ascii="Times New Roman" w:hAnsi="Times New Roman" w:cs="Times New Roman"/>
-                <w:b/>
-                <w:sz w:val="24"/>
-                <w:szCs w:val="24"/>
-              </w:rPr>
-              <w:t>日</w:t>
-            </w:r>
-            <w:r>
-              <w:rPr>
-                <w:rFonts w:ascii="Times New Roman" w:hAnsi="Times New Roman" w:cs="Times New Roman"/>
-                <w:b/>
-                <w:sz w:val="24"/>
-                <w:szCs w:val="24"/>
-                <w:lang w:eastAsia="zh-CN"/>
-              </w:rPr>
-              <w:t xml:space="preserve">  </w:t>
-            </w:r>
-            <w:r>
-              <w:rPr>
-                <w:rFonts w:ascii="Times New Roman" w:hAnsi="Times New Roman" w:cs="Times New Roman"/>
-                <w:b/>
-                <w:sz w:val="24"/>
-                <w:szCs w:val="24"/>
-              </w:rPr>
-              <w:t>期：</w:t>
-            </w:r>
-          </w:p>
-        </w:tc>
-        <w:tc>
-          <w:tcPr>
-            <w:tcW w:w="2294" w:type="dxa"/>
-            <w:vAlign w:val="center"/>
-          </w:tcPr>
-          <w:p>
-            <w:pPr>
-              <w:pStyle w:val="20"/>
-              <w:spacing w:line="363" w:lineRule="exact"/>
-              <w:ind w:right="15"/>
-              <w:jc w:val="both"/>
-              <w:rPr>
-                <w:rFonts w:ascii="Times New Roman" w:hAnsi="Times New Roman" w:cs="Times New Roman"/>
-                <w:sz w:val="24"/>
-                <w:szCs w:val="24"/>
-              </w:rPr>
-            </w:pPr>
-            <w:r>
-              <w:rPr>
-                <w:rFonts w:ascii="Times New Roman" w:hAnsi="Times New Roman" w:cs="Times New Roman"/>
-                <w:kern w:val="2"/>
-                <w:sz w:val="24"/>
-                <w:szCs w:val="24"/>
-                <w:lang w:eastAsia="zh-CN"/>
-              </w:rPr>
-              <w:t>{{ reportdate }}</w:t>
-            </w:r>
-          </w:p>
-        </w:tc>
-      </w:tr>
-    </w:tbl>
-    <w:p>
-      <w:pPr>
-        <w:rPr>
-          <w:rFonts w:ascii="Times New Roman" w:hAnsi="Times New Roman" w:eastAsia="微软雅黑" w:cs="Times New Roman"/>
-          <w:sz w:val="24"/>
-          <w:szCs w:val="24"/>
-          <w:lang w:eastAsia="zh-CN"/>
-        </w:rPr>
-      </w:pPr>
-      <w:r>
-        <w:rPr>
-          <w:rFonts w:hint="eastAsia" w:ascii="Times New Roman" w:hAnsi="Times New Roman" w:eastAsia="微软雅黑" w:cs="Times New Roman"/>
-          <w:sz w:val="24"/>
-          <w:szCs w:val="24"/>
-          <w:lang w:eastAsia="zh-CN"/>
-        </w:rPr>
-        <w:t xml:space="preserve">{% endif %}{% if testedby == </w:t>
-      </w:r>
-      <w:r>
-        <w:rPr>
-          <w:rFonts w:ascii="Times New Roman" w:hAnsi="Times New Roman" w:eastAsia="微软雅黑" w:cs="Times New Roman"/>
-          <w:sz w:val="24"/>
-          <w:szCs w:val="24"/>
-          <w:lang w:eastAsia="zh-CN"/>
-        </w:rPr>
-        <w:t>“</w:t>
-      </w:r>
-      <w:r>
-        <w:rPr>
-          <w:rFonts w:hint="eastAsia" w:ascii="Times New Roman" w:hAnsi="Times New Roman" w:eastAsia="微软雅黑" w:cs="Times New Roman"/>
-          <w:sz w:val="24"/>
-          <w:szCs w:val="24"/>
-          <w:lang w:eastAsia="zh-CN"/>
-        </w:rPr>
-        <w:t>4</w:t>
-      </w:r>
-      <w:r>
-        <w:rPr>
-          <w:rFonts w:ascii="Times New Roman" w:hAnsi="Times New Roman" w:eastAsia="微软雅黑" w:cs="Times New Roman"/>
-          <w:sz w:val="24"/>
-          <w:szCs w:val="24"/>
-          <w:lang w:eastAsia="zh-CN"/>
-        </w:rPr>
-        <w:t>”</w:t>
-      </w:r>
-      <w:r>
-        <w:rPr>
-          <w:rFonts w:hint="eastAsia" w:ascii="Times New Roman" w:hAnsi="Times New Roman" w:eastAsia="微软雅黑" w:cs="Times New Roman"/>
-          <w:sz w:val="24"/>
-          <w:szCs w:val="24"/>
-          <w:lang w:eastAsia="zh-CN"/>
-        </w:rPr>
-        <w:t xml:space="preserve"> %}</w:t>
-      </w:r>
-    </w:p>
-    <w:p>
-      <w:pPr>
-        <w:rPr>
-          <w:rFonts w:ascii="Times New Roman" w:hAnsi="Times New Roman" w:eastAsia="微软雅黑" w:cs="Times New Roman"/>
-          <w:sz w:val="24"/>
-          <w:szCs w:val="24"/>
-          <w:lang w:eastAsia="zh-CN"/>
-        </w:rPr>
-      </w:pPr>
-    </w:p>
-    <w:p>
-      <w:pPr>
-        <w:rPr>
-          <w:rFonts w:ascii="Times New Roman" w:hAnsi="Times New Roman" w:eastAsia="微软雅黑" w:cs="Times New Roman"/>
-          <w:sz w:val="24"/>
-          <w:szCs w:val="24"/>
-          <w:lang w:eastAsia="zh-CN"/>
-        </w:rPr>
-      </w:pPr>
-    </w:p>
-    <w:tbl>
-      <w:tblPr>
-        <w:tblStyle w:val="35"/>
-        <w:tblW w:w="6772" w:type="dxa"/>
-        <w:jc w:val="right"/>
-        <w:tblLayout w:type="fixed"/>
-        <w:tblCellMar>
-          <w:top w:w="0" w:type="dxa"/>
-          <w:left w:w="0" w:type="dxa"/>
-          <w:bottom w:w="0" w:type="dxa"/>
-          <w:right w:w="0" w:type="dxa"/>
-        </w:tblCellMar>
-      </w:tblPr>
-      <w:tblGrid>
-        <w:gridCol w:w="1272"/>
-        <w:gridCol w:w="2040"/>
-        <w:gridCol w:w="1166"/>
-        <w:gridCol w:w="2294"/>
-      </w:tblGrid>
-      <w:tr>
-        <w:tblPrEx>
-          <w:tblCellMar>
-            <w:top w:w="0" w:type="dxa"/>
-            <w:left w:w="0" w:type="dxa"/>
-            <w:bottom w:w="0" w:type="dxa"/>
-            <w:right w:w="0" w:type="dxa"/>
-          </w:tblCellMar>
-        </w:tblPrEx>
-        <w:trPr>
-          <w:trHeight w:val="441" w:hRule="exact"/>
-          <w:jc w:val="right"/>
-        </w:trPr>
-        <w:tc>
-          <w:tcPr>
-            <w:tcW w:w="1272" w:type="dxa"/>
-            <w:vAlign w:val="center"/>
-          </w:tcPr>
-          <w:p>
-            <w:pPr>
-              <w:pStyle w:val="20"/>
-              <w:spacing w:before="13"/>
-              <w:ind w:left="13" w:right="95"/>
-              <w:jc w:val="both"/>
-              <w:rPr>
-                <w:rFonts w:ascii="Times New Roman" w:hAnsi="Times New Roman" w:cs="Times New Roman"/>
-                <w:b/>
-                <w:sz w:val="24"/>
-                <w:szCs w:val="24"/>
-              </w:rPr>
-            </w:pPr>
-            <w:r>
-              <w:rPr>
-                <w:rFonts w:ascii="Times New Roman" w:hAnsi="Times New Roman" w:cs="Times New Roman"/>
-                <w:b/>
-                <w:sz w:val="24"/>
-                <w:szCs w:val="24"/>
-              </w:rPr>
-              <w:t>检测人：</w:t>
-            </w:r>
-          </w:p>
-        </w:tc>
-        <w:tc>
-          <w:tcPr>
-            <w:tcW w:w="2040" w:type="dxa"/>
-            <w:vAlign w:val="center"/>
-          </w:tcPr>
-          <w:p>
-            <w:pPr>
-              <w:pStyle w:val="20"/>
-              <w:spacing w:before="13"/>
-              <w:jc w:val="both"/>
-              <w:rPr>
-                <w:rFonts w:ascii="Times New Roman" w:hAnsi="Times New Roman" w:cs="Times New Roman"/>
-                <w:b/>
-                <w:sz w:val="24"/>
-                <w:szCs w:val="24"/>
-              </w:rPr>
-            </w:pPr>
-            <w:bookmarkStart w:id="144" w:name="_GoBack"/>
-            <w:r>
-              <w:rPr>
-                <w:sz w:val="24"/>
-              </w:rPr>
-              <mc:AlternateContent>
-                <mc:Choice Requires="wpg">
-                  <w:drawing>
-                    <wp:anchor distT="0" distB="0" distL="114300" distR="114300" simplePos="0" relativeHeight="251666432" behindDoc="0" locked="0" layoutInCell="1" allowOverlap="1">
-                      <wp:simplePos x="0" y="0"/>
-                      <wp:positionH relativeFrom="column">
-                        <wp:posOffset>12700</wp:posOffset>
-                      </wp:positionH>
-                      <wp:positionV relativeFrom="paragraph">
-                        <wp:posOffset>-514985</wp:posOffset>
-                      </wp:positionV>
-                      <wp:extent cx="3150235" cy="1442720"/>
-                      <wp:effectExtent l="0" t="0" r="4445" b="5080"/>
-                      <wp:wrapNone/>
-                      <wp:docPr id="8" name="组合 8"/>
-                      <wp:cNvGraphicFramePr/>
-                      <a:graphic xmlns:a="http://schemas.openxmlformats.org/drawingml/2006/main">
-                        <a:graphicData uri="http://schemas.microsoft.com/office/word/2010/wordprocessingGroup">
-                          <wpg:wgp>
-                            <wpg:cNvGrpSpPr/>
-                            <wpg:grpSpPr>
-                              <a:xfrm>
-                                <a:off x="0" y="0"/>
-                                <a:ext cx="3150235" cy="1442720"/>
-                                <a:chOff x="17976" y="42945"/>
-                                <a:chExt cx="4961" cy="2272"/>
-                              </a:xfrm>
-                            </wpg:grpSpPr>
-                            <pic:pic xmlns:pic="http://schemas.openxmlformats.org/drawingml/2006/picture">
-                              <pic:nvPicPr>
-                                <pic:cNvPr id="9" name="图片 25"/>
-                                <pic:cNvPicPr>
-                                  <a:picLocks noChangeAspect="1" noChangeArrowheads="1"/>
-                                </pic:cNvPicPr>
-                              </pic:nvPicPr>
-                              <pic:blipFill>
-                                <a:blip r:embed="rId12">
-                                  <a:extLst>
-                                    <a:ext uri="{28A0092B-C50C-407E-A947-70E740481C1C}">
-                                      <a14:useLocalDpi xmlns:a14="http://schemas.microsoft.com/office/drawing/2010/main" val="0"/>
-                                    </a:ext>
-                                  </a:extLst>
-                                </a:blip>
-                                <a:srcRect/>
-                                <a:stretch>
-                                  <a:fillRect/>
-                                </a:stretch>
-                              </pic:blipFill>
-                              <pic:spPr>
-                                <a:xfrm>
-                                  <a:off x="20665" y="42945"/>
-                                  <a:ext cx="2273" cy="2273"/>
-                                </a:xfrm>
-                                <a:prstGeom prst="rect">
-                                  <a:avLst/>
-                                </a:prstGeom>
-                                <a:noFill/>
-                                <a:ln>
-                                  <a:noFill/>
-                                </a:ln>
-                              </pic:spPr>
-                            </pic:pic>
-                            <wpg:grpSp>
-                              <wpg:cNvPr id="10" name="组合 27"/>
-                              <wpg:cNvGrpSpPr/>
-                              <wpg:grpSpPr>
-                                <a:xfrm>
-                                  <a:off x="17976" y="43614"/>
-                                  <a:ext cx="4551" cy="626"/>
-                                  <a:chOff x="17976" y="43614"/>
-                                  <a:chExt cx="4551" cy="626"/>
-                                </a:xfrm>
-                              </wpg:grpSpPr>
-                              <pic:pic xmlns:pic="http://schemas.openxmlformats.org/drawingml/2006/picture">
-                                <pic:nvPicPr>
-                                  <pic:cNvPr id="11" name="图片 29" descr="IMG_256"/>
-                                  <pic:cNvPicPr>
-                                    <a:picLocks noChangeAspect="1"/>
-                                  </pic:cNvPicPr>
-                                </pic:nvPicPr>
-                                <pic:blipFill>
-                                  <a:blip r:embed="rId10">
-                                    <a:clrChange>
-                                      <a:clrFrom>
-                                        <a:srgbClr val="FFFFFF">
-                                          <a:alpha val="100000"/>
-                                        </a:srgbClr>
-                                      </a:clrFrom>
-                                      <a:clrTo>
-                                        <a:srgbClr val="FFFFFF">
-                                          <a:alpha val="100000"/>
-                                          <a:alpha val="0"/>
-                                        </a:srgbClr>
-                                      </a:clrTo>
-                                    </a:clrChange>
-                                  </a:blip>
-                                  <a:stretch>
-                                    <a:fillRect/>
-                                  </a:stretch>
-                                </pic:blipFill>
-                                <pic:spPr>
-                                  <a:xfrm>
-                                    <a:off x="17976" y="43615"/>
-                                    <a:ext cx="975" cy="570"/>
-                                  </a:xfrm>
-                                  <a:prstGeom prst="rect">
-                                    <a:avLst/>
-                                  </a:prstGeom>
-                                  <a:noFill/>
-                                  <a:ln w="9525">
-                                    <a:noFill/>
-                                  </a:ln>
-                                </pic:spPr>
-                              </pic:pic>
-                              <pic:pic xmlns:pic="http://schemas.openxmlformats.org/drawingml/2006/picture">
-                                <pic:nvPicPr>
-                                  <pic:cNvPr id="26" name="图片 59" descr="图片1"/>
-                                  <pic:cNvPicPr>
-                                    <a:picLocks noChangeAspect="1"/>
-                                  </pic:cNvPicPr>
-                                </pic:nvPicPr>
-                                <pic:blipFill>
-                                  <a:blip r:embed="rId14">
-                                    <a:biLevel thresh="50000"/>
-                                  </a:blip>
-                                  <a:srcRect l="7865" t="11797" r="5322" b="19074"/>
-                                  <a:stretch>
-                                    <a:fillRect/>
-                                  </a:stretch>
-                                </pic:blipFill>
-                                <pic:spPr>
-                                  <a:xfrm>
-                                    <a:off x="21059" y="43614"/>
-                                    <a:ext cx="1468" cy="627"/>
-                                  </a:xfrm>
-                                  <a:prstGeom prst="rect">
-                                    <a:avLst/>
-                                  </a:prstGeom>
-                                  <a:noFill/>
-                                </pic:spPr>
-                              </pic:pic>
-                            </wpg:grpSp>
-                          </wpg:wgp>
-                        </a:graphicData>
-                      </a:graphic>
-                    </wp:anchor>
-                  </w:drawing>
-                </mc:Choice>
-                <mc:Fallback>
-                  <w:pict>
-                    <v:group id="_x0000_s1026" o:spid="_x0000_s1026" o:spt="203" style="position:absolute;left:0pt;margin-left:1pt;margin-top:-40.55pt;height:113.6pt;width:248.05pt;z-index:251666432;mso-width-relative:page;mso-height-relative:page;" coordorigin="17976,42945" coordsize="4961,2272" o:gfxdata="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">
-                      <o:lock v:ext="edit" aspectratio="f"/>
-                      <v:shape id="图片 25" o:spid="_x0000_s1026" o:spt="75" type="#_x0000_t75" style="position:absolute;left:20665;top:42945;height:2273;width:2273;" filled="f" o:preferrelative="t" stroked="f" coordsize="21600,21600" o:gfxdata="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">
-                        <v:fill on="f" focussize="0,0"/>
-                        <v:stroke on="f"/>
-                        <v:imagedata r:id="rId12" o:title=""/>
-                        <o:lock v:ext="edit" aspectratio="t"/>
-                      </v:shape>
-                      <v:group id="组合 27" o:spid="_x0000_s1026" o:spt="203" style="position:absolute;left:17976;top:43614;height:626;width:4551;" coordorigin="17976,43614" coordsize="4551,626" o:gfxdata="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">
-                        <o:lock v:ext="edit" aspectratio="f"/>
-                        <v:shape id="图片 29" o:spid="_x0000_s1026" o:spt="75" alt="IMG_256" type="#_x0000_t75" style="position:absolute;left:17976;top:43615;height:570;width:975;" filled="f" o:preferrelative="t" stroked="f" coordsize="21600,21600" o:gfxdata="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">
-                          <v:fill on="f" focussize="0,0"/>
-                          <v:stroke on="f"/>
-                          <v:imagedata r:id="rId10" chromakey="#FFFFFF" o:title=""/>
-                          <o:lock v:ext="edit" aspectratio="t"/>
-                        </v:shape>
-                        <v:shape id="图片 59" o:spid="_x0000_s1026" o:spt="75" alt="图片1" type="#_x0000_t75" style="position:absolute;left:21059;top:43614;height:627;width:1468;" filled="f" o:preferrelative="t" stroked="f" coordsize="21600,21600" o:gfxdata="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">
-                          <v:fill on="f" focussize="0,0"/>
-                          <v:stroke on="f"/>
-                          <v:imagedata r:id="rId14" cropleft="5154f" croptop="7731f" cropright="3488f" cropbottom="12500f" grayscale="t" bilevel="t" o:title=""/>
-                          <o:lock v:ext="edit" aspectratio="t"/>
-                        </v:shape>
-                      </v:group>
-                    </v:group>
-                  </w:pict>
-                </mc:Fallback>
-              </mc:AlternateContent>
-            </w:r>
-            <w:bookmarkEnd w:id="144"/>
-          </w:p>
-        </w:tc>
-        <w:tc>
-          <w:tcPr>
-            <w:tcW w:w="1166" w:type="dxa"/>
-            <w:vAlign w:val="center"/>
-          </w:tcPr>
-          <w:p>
-            <w:pPr>
-              <w:pStyle w:val="20"/>
-              <w:spacing w:before="13"/>
-              <w:jc w:val="both"/>
-              <w:rPr>
-                <w:rFonts w:ascii="Times New Roman" w:hAnsi="Times New Roman" w:cs="Times New Roman"/>
-                <w:b/>
-                <w:sz w:val="24"/>
-                <w:szCs w:val="24"/>
-              </w:rPr>
-            </w:pPr>
-            <w:r>
-              <w:rPr>
-                <w:rFonts w:ascii="Times New Roman" w:hAnsi="Times New Roman" w:cs="Times New Roman"/>
-                <w:b/>
-                <w:sz w:val="24"/>
-                <w:szCs w:val="24"/>
-              </w:rPr>
-              <w:t>复核人</w:t>
-            </w:r>
-            <w:r>
-              <w:rPr>
-                <w:rFonts w:ascii="Times New Roman" w:hAnsi="Times New Roman" w:cs="Times New Roman"/>
-                <w:b/>
-                <w:sz w:val="24"/>
-                <w:szCs w:val="24"/>
-                <w:lang w:eastAsia="zh-CN"/>
-              </w:rPr>
-              <w:t>：</w:t>
-            </w:r>
-          </w:p>
-        </w:tc>
-        <w:tc>
-          <w:tcPr>
-            <w:tcW w:w="2294" w:type="dxa"/>
-            <w:vAlign w:val="center"/>
-          </w:tcPr>
-          <w:p>
-            <w:pPr>
-              <w:pStyle w:val="20"/>
-              <w:spacing w:before="13"/>
-              <w:ind w:right="15"/>
-              <w:jc w:val="both"/>
-              <w:rPr>
-                <w:rFonts w:ascii="Times New Roman" w:hAnsi="Times New Roman" w:cs="Times New Roman"/>
-                <w:b/>
-                <w:sz w:val="24"/>
-                <w:szCs w:val="24"/>
-              </w:rPr>
-            </w:pPr>
-          </w:p>
-        </w:tc>
-      </w:tr>
-      <w:tr>
-        <w:tblPrEx>
-          <w:tblCellMar>
-            <w:top w:w="0" w:type="dxa"/>
-            <w:left w:w="0" w:type="dxa"/>
-            <w:bottom w:w="0" w:type="dxa"/>
-            <w:right w:w="0" w:type="dxa"/>
-          </w:tblCellMar>
-        </w:tblPrEx>
-        <w:trPr>
-          <w:trHeight w:val="457" w:hRule="exact"/>
-          <w:jc w:val="right"/>
-        </w:trPr>
-        <w:tc>
-          <w:tcPr>
-            <w:tcW w:w="1272" w:type="dxa"/>
-            <w:vAlign w:val="center"/>
-          </w:tcPr>
-          <w:p>
-            <w:pPr>
-              <w:pStyle w:val="20"/>
-              <w:spacing w:line="341" w:lineRule="exact"/>
-              <w:ind w:left="13" w:right="165"/>
-              <w:jc w:val="both"/>
-              <w:rPr>
-                <w:rFonts w:ascii="Times New Roman" w:hAnsi="Times New Roman" w:cs="Times New Roman"/>
-                <w:b/>
-                <w:sz w:val="24"/>
-                <w:szCs w:val="24"/>
-              </w:rPr>
-            </w:pPr>
-            <w:r>
-              <w:rPr>
-                <w:rFonts w:ascii="Times New Roman" w:hAnsi="Times New Roman" w:cs="Times New Roman"/>
-                <w:b/>
-                <w:sz w:val="24"/>
-                <w:szCs w:val="24"/>
-              </w:rPr>
-              <w:t>日</w:t>
-            </w:r>
-            <w:r>
-              <w:rPr>
-                <w:rFonts w:ascii="Times New Roman" w:hAnsi="Times New Roman" w:cs="Times New Roman"/>
-                <w:b/>
-                <w:sz w:val="24"/>
-                <w:szCs w:val="24"/>
-                <w:lang w:eastAsia="zh-CN"/>
-              </w:rPr>
-              <w:t xml:space="preserve">  </w:t>
-            </w:r>
-            <w:r>
-              <w:rPr>
-                <w:rFonts w:ascii="Times New Roman" w:hAnsi="Times New Roman" w:cs="Times New Roman"/>
-                <w:b/>
-                <w:sz w:val="24"/>
-                <w:szCs w:val="24"/>
-              </w:rPr>
-              <w:t>期：</w:t>
-            </w:r>
-          </w:p>
-        </w:tc>
-        <w:tc>
-          <w:tcPr>
-            <w:tcW w:w="2040" w:type="dxa"/>
-            <w:vAlign w:val="center"/>
-          </w:tcPr>
-          <w:p>
-            <w:pPr>
-              <w:pStyle w:val="20"/>
-              <w:spacing w:line="363" w:lineRule="exact"/>
-              <w:jc w:val="both"/>
-              <w:rPr>
-                <w:rFonts w:ascii="Times New Roman" w:hAnsi="Times New Roman" w:cs="Times New Roman"/>
-                <w:sz w:val="24"/>
-                <w:szCs w:val="24"/>
-              </w:rPr>
-            </w:pPr>
-            <w:r>
-              <w:rPr>
-                <w:rFonts w:ascii="Times New Roman" w:hAnsi="Times New Roman" w:cs="Times New Roman"/>
-                <w:kern w:val="2"/>
-                <w:sz w:val="24"/>
-                <w:szCs w:val="24"/>
-                <w:lang w:eastAsia="zh-CN"/>
-              </w:rPr>
-              <w:t>{{ reportdate }}</w:t>
-            </w:r>
-          </w:p>
-        </w:tc>
-        <w:tc>
-          <w:tcPr>
-            <w:tcW w:w="1166" w:type="dxa"/>
-            <w:vAlign w:val="center"/>
-          </w:tcPr>
-          <w:p>
-            <w:pPr>
-              <w:pStyle w:val="20"/>
-              <w:spacing w:line="341" w:lineRule="exact"/>
-              <w:jc w:val="both"/>
-              <w:rPr>
-                <w:rFonts w:ascii="Times New Roman" w:hAnsi="Times New Roman" w:cs="Times New Roman"/>
-                <w:b/>
-                <w:sz w:val="24"/>
-                <w:szCs w:val="24"/>
-              </w:rPr>
-            </w:pPr>
-            <w:r>
-              <w:rPr>
-                <w:rFonts w:ascii="Times New Roman" w:hAnsi="Times New Roman" w:cs="Times New Roman"/>
-                <w:b/>
-                <w:sz w:val="24"/>
-                <w:szCs w:val="24"/>
-              </w:rPr>
-              <w:t>日</w:t>
-            </w:r>
-            <w:r>
-              <w:rPr>
-                <w:rFonts w:ascii="Times New Roman" w:hAnsi="Times New Roman" w:cs="Times New Roman"/>
-                <w:b/>
-                <w:sz w:val="24"/>
-                <w:szCs w:val="24"/>
-                <w:lang w:eastAsia="zh-CN"/>
-              </w:rPr>
-              <w:t xml:space="preserve">  </w:t>
-            </w:r>
-            <w:r>
-              <w:rPr>
-                <w:rFonts w:ascii="Times New Roman" w:hAnsi="Times New Roman" w:cs="Times New Roman"/>
-                <w:b/>
-                <w:sz w:val="24"/>
-                <w:szCs w:val="24"/>
-              </w:rPr>
-              <w:t>期：</w:t>
-            </w:r>
-          </w:p>
-        </w:tc>
-        <w:tc>
-          <w:tcPr>
-            <w:tcW w:w="2294" w:type="dxa"/>
-            <w:vAlign w:val="center"/>
-          </w:tcPr>
-          <w:p>
-            <w:pPr>
-              <w:pStyle w:val="20"/>
-              <w:spacing w:line="363" w:lineRule="exact"/>
-              <w:ind w:right="15"/>
-              <w:jc w:val="both"/>
-              <w:rPr>
-                <w:rFonts w:ascii="Times New Roman" w:hAnsi="Times New Roman" w:cs="Times New Roman"/>
-                <w:sz w:val="24"/>
-                <w:szCs w:val="24"/>
-              </w:rPr>
-            </w:pPr>
-            <w:r>
-              <w:rPr>
-                <w:rFonts w:ascii="Times New Roman" w:hAnsi="Times New Roman" w:cs="Times New Roman"/>
-                <w:kern w:val="2"/>
-                <w:sz w:val="24"/>
-                <w:szCs w:val="24"/>
-                <w:lang w:eastAsia="zh-CN"/>
-              </w:rPr>
-              <w:t>{{ reportdate }}</w:t>
-            </w:r>
-          </w:p>
-        </w:tc>
-      </w:tr>
-    </w:tbl>
-    <w:p>
-      <w:pPr>
-        <w:rPr>
-          <w:rFonts w:ascii="Times New Roman" w:hAnsi="Times New Roman" w:eastAsia="微软雅黑" w:cs="Times New Roman"/>
-          <w:sz w:val="24"/>
-          <w:szCs w:val="24"/>
-          <w:lang w:eastAsia="zh-CN"/>
-        </w:rPr>
-      </w:pPr>
-      <w:r>
-        <w:rPr>
-          <w:rFonts w:hint="eastAsia" w:ascii="Times New Roman" w:hAnsi="Times New Roman" w:eastAsia="微软雅黑" w:cs="Times New Roman"/>
-          <w:sz w:val="24"/>
-          <w:szCs w:val="24"/>
-          <w:lang w:eastAsia="zh-CN"/>
-        </w:rPr>
-        <w:t xml:space="preserve">{% endif %}{% if testedby == </w:t>
-      </w:r>
-      <w:r>
-        <w:rPr>
-          <w:rFonts w:ascii="Times New Roman" w:hAnsi="Times New Roman" w:eastAsia="微软雅黑" w:cs="Times New Roman"/>
-          <w:sz w:val="24"/>
-          <w:szCs w:val="24"/>
-          <w:lang w:eastAsia="zh-CN"/>
-        </w:rPr>
-        <w:t>“</w:t>
-      </w:r>
-      <w:r>
-        <w:rPr>
-          <w:rFonts w:hint="eastAsia" w:ascii="Times New Roman" w:hAnsi="Times New Roman" w:eastAsia="微软雅黑" w:cs="Times New Roman"/>
-          <w:sz w:val="24"/>
-          <w:szCs w:val="24"/>
-          <w:lang w:eastAsia="zh-CN"/>
-        </w:rPr>
-        <w:t>5</w:t>
-      </w:r>
-      <w:r>
-        <w:rPr>
-          <w:rFonts w:ascii="Times New Roman" w:hAnsi="Times New Roman" w:eastAsia="微软雅黑" w:cs="Times New Roman"/>
-          <w:sz w:val="24"/>
-          <w:szCs w:val="24"/>
-          <w:lang w:eastAsia="zh-CN"/>
-        </w:rPr>
-        <w:t>”</w:t>
-      </w:r>
-      <w:r>
-        <w:rPr>
-          <w:rFonts w:hint="eastAsia" w:ascii="Times New Roman" w:hAnsi="Times New Roman" w:eastAsia="微软雅黑" w:cs="Times New Roman"/>
-          <w:sz w:val="24"/>
-          <w:szCs w:val="24"/>
-          <w:lang w:eastAsia="zh-CN"/>
-        </w:rPr>
-        <w:t xml:space="preserve"> %}</w:t>
-      </w:r>
-    </w:p>
-    <w:p>
-      <w:pPr>
-        <w:rPr>
-          <w:lang w:eastAsia="zh-CN"/>
-        </w:rPr>
-      </w:pPr>
-    </w:p>
-    <w:p>
-      <w:pPr>
-        <w:rPr>
-          <w:lang w:eastAsia="zh-CN"/>
-        </w:rPr>
-      </w:pPr>
-    </w:p>
-    <w:tbl>
-      <w:tblPr>
-        <w:tblStyle w:val="35"/>
-        <w:tblW w:w="6772" w:type="dxa"/>
-        <w:jc w:val="right"/>
-        <w:tblLayout w:type="fixed"/>
-        <w:tblCellMar>
-          <w:top w:w="0" w:type="dxa"/>
-          <w:left w:w="0" w:type="dxa"/>
-          <w:bottom w:w="0" w:type="dxa"/>
-          <w:right w:w="0" w:type="dxa"/>
-        </w:tblCellMar>
-      </w:tblPr>
-      <w:tblGrid>
-        <w:gridCol w:w="1272"/>
-        <w:gridCol w:w="2040"/>
-        <w:gridCol w:w="1166"/>
-        <w:gridCol w:w="2294"/>
-      </w:tblGrid>
-      <w:tr>
-        <w:tblPrEx>
-          <w:tblCellMar>
-            <w:top w:w="0" w:type="dxa"/>
-            <w:left w:w="0" w:type="dxa"/>
-            <w:bottom w:w="0" w:type="dxa"/>
-            <w:right w:w="0" w:type="dxa"/>
-          </w:tblCellMar>
-        </w:tblPrEx>
-        <w:trPr>
-          <w:trHeight w:val="441" w:hRule="exact"/>
-          <w:jc w:val="right"/>
-        </w:trPr>
-        <w:tc>
-          <w:tcPr>
-            <w:tcW w:w="1272" w:type="dxa"/>
-            <w:vAlign w:val="center"/>
-          </w:tcPr>
-          <w:p>
-            <w:pPr>
-              <w:pStyle w:val="20"/>
-              <w:spacing w:before="13"/>
-              <w:ind w:left="13" w:right="95"/>
-              <w:jc w:val="both"/>
-              <w:rPr>
-                <w:rFonts w:ascii="Times New Roman" w:hAnsi="Times New Roman" w:cs="Times New Roman"/>
-                <w:b/>
-                <w:sz w:val="24"/>
-                <w:szCs w:val="24"/>
-              </w:rPr>
-            </w:pPr>
-            <w:r>
-              <w:rPr>
-                <w:rFonts w:ascii="Times New Roman" w:hAnsi="Times New Roman" w:cs="Times New Roman"/>
-                <w:b/>
-                <w:sz w:val="24"/>
-                <w:szCs w:val="24"/>
-              </w:rPr>
-              <w:t>检测人：</w:t>
-            </w:r>
-          </w:p>
-        </w:tc>
-        <w:tc>
-          <w:tcPr>
-            <w:tcW w:w="2040" w:type="dxa"/>
-            <w:vAlign w:val="center"/>
-          </w:tcPr>
-          <w:p>
-            <w:pPr>
-              <w:pStyle w:val="20"/>
-              <w:spacing w:before="13"/>
-              <w:jc w:val="both"/>
-              <w:rPr>
-                <w:rFonts w:ascii="Times New Roman" w:hAnsi="Times New Roman" w:cs="Times New Roman"/>
-                <w:b/>
-                <w:sz w:val="24"/>
-                <w:szCs w:val="24"/>
-              </w:rPr>
-            </w:pPr>
-          </w:p>
-        </w:tc>
-        <w:tc>
-          <w:tcPr>
-            <w:tcW w:w="1166" w:type="dxa"/>
-            <w:vAlign w:val="center"/>
-          </w:tcPr>
-          <w:p>
-            <w:pPr>
-              <w:pStyle w:val="20"/>
-              <w:spacing w:before="13"/>
-              <w:jc w:val="both"/>
-              <w:rPr>
-                <w:rFonts w:ascii="Times New Roman" w:hAnsi="Times New Roman" w:cs="Times New Roman"/>
-                <w:b/>
-                <w:sz w:val="24"/>
-                <w:szCs w:val="24"/>
-              </w:rPr>
-            </w:pPr>
-            <w:r>
-              <w:rPr>
-                <w:rFonts w:ascii="Times New Roman" w:hAnsi="Times New Roman" w:cs="Times New Roman"/>
-                <w:b/>
-                <w:sz w:val="24"/>
-                <w:szCs w:val="24"/>
-              </w:rPr>
-              <w:t>复核人</w:t>
-            </w:r>
-            <w:r>
-              <w:rPr>
-                <w:rFonts w:ascii="Times New Roman" w:hAnsi="Times New Roman" w:cs="Times New Roman"/>
-                <w:b/>
-                <w:sz w:val="24"/>
-                <w:szCs w:val="24"/>
-                <w:lang w:eastAsia="zh-CN"/>
-              </w:rPr>
-              <w:t>：</w:t>
-            </w:r>
-          </w:p>
-        </w:tc>
-        <w:tc>
-          <w:tcPr>
-            <w:tcW w:w="2294" w:type="dxa"/>
-            <w:vAlign w:val="center"/>
-          </w:tcPr>
-          <w:p>
-            <w:pPr>
-              <w:pStyle w:val="20"/>
-              <w:spacing w:before="13"/>
-              <w:ind w:right="15"/>
-              <w:jc w:val="both"/>
-              <w:rPr>
-                <w:rFonts w:ascii="Times New Roman" w:hAnsi="Times New Roman" w:cs="Times New Roman"/>
-                <w:b/>
-                <w:sz w:val="24"/>
-                <w:szCs w:val="24"/>
-              </w:rPr>
-            </w:pPr>
-          </w:p>
-        </w:tc>
-      </w:tr>
-      <w:tr>
-        <w:tblPrEx>
-          <w:tblCellMar>
-            <w:top w:w="0" w:type="dxa"/>
-            <w:left w:w="0" w:type="dxa"/>
-            <w:bottom w:w="0" w:type="dxa"/>
-            <w:right w:w="0" w:type="dxa"/>
-          </w:tblCellMar>
-        </w:tblPrEx>
-        <w:trPr>
-          <w:trHeight w:val="457" w:hRule="exact"/>
-          <w:jc w:val="right"/>
-        </w:trPr>
-        <w:tc>
-          <w:tcPr>
-            <w:tcW w:w="1272" w:type="dxa"/>
-            <w:vAlign w:val="center"/>
-          </w:tcPr>
-          <w:p>
-            <w:pPr>
-              <w:pStyle w:val="20"/>
-              <w:spacing w:line="341" w:lineRule="exact"/>
-              <w:ind w:left="13" w:right="165"/>
-              <w:jc w:val="both"/>
-              <w:rPr>
-                <w:rFonts w:ascii="Times New Roman" w:hAnsi="Times New Roman" w:cs="Times New Roman"/>
-                <w:b/>
-                <w:sz w:val="24"/>
-                <w:szCs w:val="24"/>
-              </w:rPr>
-            </w:pPr>
-            <w:r>
-              <w:rPr>
-                <w:rFonts w:ascii="Times New Roman" w:hAnsi="Times New Roman" w:cs="Times New Roman"/>
-                <w:b/>
-                <w:sz w:val="24"/>
-                <w:szCs w:val="24"/>
-              </w:rPr>
-              <w:t>日</w:t>
-            </w:r>
-            <w:r>
-              <w:rPr>
-                <w:rFonts w:ascii="Times New Roman" w:hAnsi="Times New Roman" w:cs="Times New Roman"/>
-                <w:b/>
-                <w:sz w:val="24"/>
-                <w:szCs w:val="24"/>
-                <w:lang w:eastAsia="zh-CN"/>
-              </w:rPr>
-              <w:t xml:space="preserve">  </w:t>
-            </w:r>
-            <w:r>
-              <w:rPr>
-                <w:rFonts w:ascii="Times New Roman" w:hAnsi="Times New Roman" w:cs="Times New Roman"/>
-                <w:b/>
-                <w:sz w:val="24"/>
-                <w:szCs w:val="24"/>
-              </w:rPr>
-              <w:t>期：</w:t>
-            </w:r>
-          </w:p>
-        </w:tc>
-        <w:tc>
-          <w:tcPr>
-            <w:tcW w:w="2040" w:type="dxa"/>
-            <w:vAlign w:val="center"/>
-          </w:tcPr>
-          <w:p>
-            <w:pPr>
-              <w:pStyle w:val="20"/>
-              <w:spacing w:line="363" w:lineRule="exact"/>
-              <w:jc w:val="both"/>
-              <w:rPr>
-                <w:rFonts w:ascii="Times New Roman" w:hAnsi="Times New Roman" w:cs="Times New Roman"/>
-                <w:sz w:val="24"/>
-                <w:szCs w:val="24"/>
-              </w:rPr>
-            </w:pPr>
-            <w:r>
-              <w:rPr>
-                <w:rFonts w:ascii="Times New Roman" w:hAnsi="Times New Roman" w:cs="Times New Roman"/>
-                <w:kern w:val="2"/>
-                <w:sz w:val="24"/>
-                <w:szCs w:val="24"/>
-                <w:lang w:eastAsia="zh-CN"/>
-              </w:rPr>
-              <w:t>{{ reportdate }}</w:t>
-            </w:r>
-          </w:p>
-        </w:tc>
-        <w:tc>
-          <w:tcPr>
-            <w:tcW w:w="1166" w:type="dxa"/>
-            <w:vAlign w:val="center"/>
-          </w:tcPr>
-          <w:p>
-            <w:pPr>
-              <w:pStyle w:val="20"/>
-              <w:spacing w:line="341" w:lineRule="exact"/>
-              <w:jc w:val="both"/>
-              <w:rPr>
-                <w:rFonts w:ascii="Times New Roman" w:hAnsi="Times New Roman" w:cs="Times New Roman"/>
-                <w:b/>
-                <w:sz w:val="24"/>
-                <w:szCs w:val="24"/>
-              </w:rPr>
-            </w:pPr>
-            <w:r>
-              <w:rPr>
-                <w:rFonts w:ascii="Times New Roman" w:hAnsi="Times New Roman" w:cs="Times New Roman"/>
-                <w:b/>
-                <w:sz w:val="24"/>
-                <w:szCs w:val="24"/>
-              </w:rPr>
-              <w:t>日</w:t>
-            </w:r>
-            <w:r>
-              <w:rPr>
-                <w:rFonts w:ascii="Times New Roman" w:hAnsi="Times New Roman" w:cs="Times New Roman"/>
-                <w:b/>
-                <w:sz w:val="24"/>
-                <w:szCs w:val="24"/>
-                <w:lang w:eastAsia="zh-CN"/>
-              </w:rPr>
-              <w:t xml:space="preserve">  </w:t>
-            </w:r>
-            <w:r>
-              <w:rPr>
-                <w:rFonts w:ascii="Times New Roman" w:hAnsi="Times New Roman" w:cs="Times New Roman"/>
-                <w:b/>
-                <w:sz w:val="24"/>
-                <w:szCs w:val="24"/>
-              </w:rPr>
-              <w:t>期：</w:t>
-            </w:r>
-          </w:p>
-        </w:tc>
-        <w:tc>
-          <w:tcPr>
-            <w:tcW w:w="2294" w:type="dxa"/>
-            <w:vAlign w:val="center"/>
-          </w:tcPr>
-          <w:p>
-            <w:pPr>
-              <w:pStyle w:val="20"/>
-              <w:spacing w:line="363" w:lineRule="exact"/>
-              <w:ind w:right="15"/>
-              <w:jc w:val="both"/>
-              <w:rPr>
-                <w:rFonts w:ascii="Times New Roman" w:hAnsi="Times New Roman" w:cs="Times New Roman"/>
-                <w:sz w:val="24"/>
-                <w:szCs w:val="24"/>
-              </w:rPr>
-            </w:pPr>
-            <w:r>
-              <w:rPr>
-                <w:rFonts w:ascii="Times New Roman" w:hAnsi="Times New Roman" w:cs="Times New Roman"/>
-                <w:kern w:val="2"/>
-                <w:sz w:val="24"/>
-                <w:szCs w:val="24"/>
-                <w:lang w:eastAsia="zh-CN"/>
-              </w:rPr>
-              <w:t>{{ reportdate }}</w:t>
-            </w:r>
-          </w:p>
-        </w:tc>
-      </w:tr>
-    </w:tbl>
-    <w:p>
-      <w:pPr>
-        <w:rPr>
-          <w:rFonts w:ascii="Times New Roman" w:hAnsi="Times New Roman" w:eastAsia="微软雅黑" w:cs="Times New Roman"/>
-          <w:sz w:val="24"/>
-          <w:szCs w:val="24"/>
-          <w:lang w:eastAsia="zh-CN"/>
-        </w:rPr>
-      </w:pPr>
-      <w:r>
-        <w:rPr>
-          <w:rFonts w:hint="eastAsia" w:ascii="Times New Roman" w:hAnsi="Times New Roman" w:eastAsia="微软雅黑" w:cs="Times New Roman"/>
-          <w:sz w:val="24"/>
-          <w:szCs w:val="24"/>
-          <w:lang w:eastAsia="zh-CN"/>
-        </w:rPr>
-        <w:t xml:space="preserve">{% endif %}{% if testedby == </w:t>
-      </w:r>
-      <w:r>
-        <w:rPr>
-          <w:rFonts w:ascii="Times New Roman" w:hAnsi="Times New Roman" w:eastAsia="微软雅黑" w:cs="Times New Roman"/>
-          <w:sz w:val="24"/>
-          <w:szCs w:val="24"/>
-          <w:lang w:eastAsia="zh-CN"/>
-        </w:rPr>
-        <w:t>“</w:t>
-      </w:r>
-      <w:r>
-        <w:rPr>
-          <w:rFonts w:hint="eastAsia" w:ascii="Times New Roman" w:hAnsi="Times New Roman" w:eastAsia="微软雅黑" w:cs="Times New Roman"/>
-          <w:sz w:val="24"/>
-          <w:szCs w:val="24"/>
-          <w:lang w:eastAsia="zh-CN"/>
-        </w:rPr>
-        <w:t>6</w:t>
-      </w:r>
-      <w:r>
-        <w:rPr>
-          <w:rFonts w:ascii="Times New Roman" w:hAnsi="Times New Roman" w:eastAsia="微软雅黑" w:cs="Times New Roman"/>
-          <w:sz w:val="24"/>
-          <w:szCs w:val="24"/>
-          <w:lang w:eastAsia="zh-CN"/>
-        </w:rPr>
-        <w:t>”</w:t>
-      </w:r>
-      <w:r>
-        <w:rPr>
-          <w:rFonts w:hint="eastAsia" w:ascii="Times New Roman" w:hAnsi="Times New Roman" w:eastAsia="微软雅黑" w:cs="Times New Roman"/>
-          <w:sz w:val="24"/>
-          <w:szCs w:val="24"/>
-          <w:lang w:eastAsia="zh-CN"/>
-        </w:rPr>
-        <w:t xml:space="preserve"> %}</w:t>
-      </w:r>
-    </w:p>
-    <w:p>
-      <w:pPr>
-        <w:rPr>
-          <w:rFonts w:ascii="Times New Roman" w:hAnsi="Times New Roman" w:eastAsia="微软雅黑" w:cs="Times New Roman"/>
-          <w:sz w:val="24"/>
-          <w:szCs w:val="24"/>
-          <w:lang w:eastAsia="zh-CN"/>
-        </w:rPr>
-      </w:pPr>
-    </w:p>
-    <w:p>
-      <w:pPr>
-        <w:rPr>
-          <w:rFonts w:ascii="Times New Roman" w:hAnsi="Times New Roman" w:eastAsia="微软雅黑" w:cs="Times New Roman"/>
-          <w:sz w:val="24"/>
-          <w:szCs w:val="24"/>
-          <w:lang w:eastAsia="zh-CN"/>
-        </w:rPr>
-      </w:pPr>
-    </w:p>
-    <w:tbl>
-      <w:tblPr>
-        <w:tblStyle w:val="35"/>
-        <w:tblW w:w="6772" w:type="dxa"/>
-        <w:jc w:val="right"/>
-        <w:tblLayout w:type="fixed"/>
-        <w:tblCellMar>
-          <w:top w:w="0" w:type="dxa"/>
-          <w:left w:w="0" w:type="dxa"/>
-          <w:bottom w:w="0" w:type="dxa"/>
-          <w:right w:w="0" w:type="dxa"/>
-        </w:tblCellMar>
-      </w:tblPr>
-      <w:tblGrid>
-        <w:gridCol w:w="1272"/>
-        <w:gridCol w:w="2040"/>
-        <w:gridCol w:w="1166"/>
-        <w:gridCol w:w="2294"/>
-      </w:tblGrid>
-      <w:tr>
-        <w:tblPrEx>
-          <w:tblCellMar>
-            <w:top w:w="0" w:type="dxa"/>
-            <w:left w:w="0" w:type="dxa"/>
-            <w:bottom w:w="0" w:type="dxa"/>
-            <w:right w:w="0" w:type="dxa"/>
-          </w:tblCellMar>
-        </w:tblPrEx>
-        <w:trPr>
-          <w:trHeight w:val="441" w:hRule="exact"/>
-          <w:jc w:val="right"/>
-        </w:trPr>
-        <w:tc>
-          <w:tcPr>
-            <w:tcW w:w="1272" w:type="dxa"/>
-            <w:vAlign w:val="center"/>
-          </w:tcPr>
-          <w:p>
-            <w:pPr>
-              <w:pStyle w:val="20"/>
-              <w:spacing w:before="13"/>
-              <w:ind w:left="13" w:right="95"/>
-              <w:jc w:val="both"/>
-              <w:rPr>
-                <w:rFonts w:ascii="Times New Roman" w:hAnsi="Times New Roman" w:cs="Times New Roman"/>
-                <w:b/>
-                <w:sz w:val="24"/>
-                <w:szCs w:val="24"/>
-              </w:rPr>
-            </w:pPr>
-            <w:r>
-              <w:rPr>
-                <w:rFonts w:ascii="Times New Roman" w:hAnsi="Times New Roman" w:cs="Times New Roman"/>
-                <w:b/>
-                <w:sz w:val="24"/>
-                <w:szCs w:val="24"/>
-              </w:rPr>
-              <w:t>检测人：</w:t>
-            </w:r>
-          </w:p>
-        </w:tc>
-        <w:tc>
-          <w:tcPr>
-            <w:tcW w:w="2040" w:type="dxa"/>
-            <w:vAlign w:val="center"/>
-          </w:tcPr>
-          <w:p>
-            <w:pPr>
-              <w:pStyle w:val="20"/>
-              <w:spacing w:before="13"/>
-              <w:jc w:val="both"/>
-              <w:rPr>
-                <w:rFonts w:ascii="Times New Roman" w:hAnsi="Times New Roman" w:cs="Times New Roman"/>
-                <w:b/>
-                <w:sz w:val="24"/>
-                <w:szCs w:val="24"/>
-              </w:rPr>
-            </w:pPr>
-          </w:p>
-        </w:tc>
-        <w:tc>
-          <w:tcPr>
-            <w:tcW w:w="1166" w:type="dxa"/>
-            <w:vAlign w:val="center"/>
-          </w:tcPr>
-          <w:p>
-            <w:pPr>
-              <w:pStyle w:val="20"/>
-              <w:spacing w:before="13"/>
-              <w:jc w:val="both"/>
-              <w:rPr>
-                <w:rFonts w:ascii="Times New Roman" w:hAnsi="Times New Roman" w:cs="Times New Roman"/>
-                <w:b/>
-                <w:sz w:val="24"/>
-                <w:szCs w:val="24"/>
-              </w:rPr>
-            </w:pPr>
-            <w:r>
-              <w:rPr>
-                <w:rFonts w:ascii="Times New Roman" w:hAnsi="Times New Roman" w:cs="Times New Roman"/>
-                <w:b/>
-                <w:sz w:val="24"/>
-                <w:szCs w:val="24"/>
-              </w:rPr>
-              <w:t>复核人</w:t>
-            </w:r>
-            <w:r>
-              <w:rPr>
-                <w:rFonts w:ascii="Times New Roman" w:hAnsi="Times New Roman" w:cs="Times New Roman"/>
-                <w:b/>
-                <w:sz w:val="24"/>
-                <w:szCs w:val="24"/>
-                <w:lang w:eastAsia="zh-CN"/>
-              </w:rPr>
-              <w:t>：</w:t>
-            </w:r>
-          </w:p>
-        </w:tc>
-        <w:tc>
-          <w:tcPr>
-            <w:tcW w:w="2294" w:type="dxa"/>
-            <w:vAlign w:val="center"/>
-          </w:tcPr>
-          <w:p>
-            <w:pPr>
-              <w:pStyle w:val="20"/>
-              <w:spacing w:before="13"/>
-              <w:ind w:right="15"/>
-              <w:jc w:val="both"/>
-              <w:rPr>
-                <w:rFonts w:ascii="Times New Roman" w:hAnsi="Times New Roman" w:cs="Times New Roman"/>
-                <w:b/>
-                <w:sz w:val="24"/>
-                <w:szCs w:val="24"/>
-              </w:rPr>
-            </w:pPr>
-          </w:p>
-        </w:tc>
-      </w:tr>
-      <w:tr>
-        <w:tblPrEx>
-          <w:tblCellMar>
-            <w:top w:w="0" w:type="dxa"/>
-            <w:left w:w="0" w:type="dxa"/>
-            <w:bottom w:w="0" w:type="dxa"/>
-            <w:right w:w="0" w:type="dxa"/>
-          </w:tblCellMar>
-        </w:tblPrEx>
-        <w:trPr>
-          <w:trHeight w:val="457" w:hRule="exact"/>
-          <w:jc w:val="right"/>
-        </w:trPr>
-        <w:tc>
-          <w:tcPr>
-            <w:tcW w:w="1272" w:type="dxa"/>
-            <w:vAlign w:val="center"/>
-          </w:tcPr>
-          <w:p>
-            <w:pPr>
-              <w:pStyle w:val="20"/>
-              <w:spacing w:line="341" w:lineRule="exact"/>
-              <w:ind w:left="13" w:right="165"/>
-              <w:jc w:val="both"/>
-              <w:rPr>
-                <w:rFonts w:ascii="Times New Roman" w:hAnsi="Times New Roman" w:cs="Times New Roman"/>
-                <w:b/>
-                <w:sz w:val="24"/>
-                <w:szCs w:val="24"/>
-              </w:rPr>
-            </w:pPr>
-            <w:r>
-              <w:rPr>
-                <w:rFonts w:ascii="Times New Roman" w:hAnsi="Times New Roman" w:cs="Times New Roman"/>
-                <w:b/>
-                <w:sz w:val="24"/>
-                <w:szCs w:val="24"/>
-              </w:rPr>
-              <w:t>日</w:t>
-            </w:r>
-            <w:r>
-              <w:rPr>
-                <w:rFonts w:ascii="Times New Roman" w:hAnsi="Times New Roman" w:cs="Times New Roman"/>
-                <w:b/>
-                <w:sz w:val="24"/>
-                <w:szCs w:val="24"/>
-                <w:lang w:eastAsia="zh-CN"/>
-              </w:rPr>
-              <w:t xml:space="preserve">  </w:t>
-            </w:r>
-            <w:r>
-              <w:rPr>
-                <w:rFonts w:ascii="Times New Roman" w:hAnsi="Times New Roman" w:cs="Times New Roman"/>
-                <w:b/>
-                <w:sz w:val="24"/>
-                <w:szCs w:val="24"/>
-              </w:rPr>
-              <w:t>期：</w:t>
-            </w:r>
-          </w:p>
-        </w:tc>
-        <w:tc>
-          <w:tcPr>
-            <w:tcW w:w="2040" w:type="dxa"/>
-            <w:vAlign w:val="center"/>
-          </w:tcPr>
-          <w:p>
-            <w:pPr>
-              <w:pStyle w:val="20"/>
-              <w:spacing w:line="363" w:lineRule="exact"/>
-              <w:jc w:val="both"/>
-              <w:rPr>
-                <w:rFonts w:ascii="Times New Roman" w:hAnsi="Times New Roman" w:cs="Times New Roman"/>
-                <w:sz w:val="24"/>
-                <w:szCs w:val="24"/>
-              </w:rPr>
-            </w:pPr>
-            <w:r>
-              <w:rPr>
-                <w:rFonts w:ascii="Times New Roman" w:hAnsi="Times New Roman" w:cs="Times New Roman"/>
-                <w:kern w:val="2"/>
-                <w:sz w:val="24"/>
-                <w:szCs w:val="24"/>
-                <w:lang w:eastAsia="zh-CN"/>
-              </w:rPr>
-              <w:t>{{ reportdate }}</w:t>
-            </w:r>
-          </w:p>
-        </w:tc>
-        <w:tc>
-          <w:tcPr>
-            <w:tcW w:w="1166" w:type="dxa"/>
-            <w:vAlign w:val="center"/>
-          </w:tcPr>
-          <w:p>
-            <w:pPr>
-              <w:pStyle w:val="20"/>
-              <w:spacing w:line="341" w:lineRule="exact"/>
-              <w:jc w:val="both"/>
-              <w:rPr>
-                <w:rFonts w:ascii="Times New Roman" w:hAnsi="Times New Roman" w:cs="Times New Roman"/>
-                <w:b/>
-                <w:sz w:val="24"/>
-                <w:szCs w:val="24"/>
-              </w:rPr>
-            </w:pPr>
-            <w:r>
-              <w:rPr>
-                <w:rFonts w:ascii="Times New Roman" w:hAnsi="Times New Roman" w:cs="Times New Roman"/>
-                <w:b/>
-                <w:sz w:val="24"/>
-                <w:szCs w:val="24"/>
-              </w:rPr>
-              <w:t>日</w:t>
-            </w:r>
-            <w:r>
-              <w:rPr>
-                <w:rFonts w:ascii="Times New Roman" w:hAnsi="Times New Roman" w:cs="Times New Roman"/>
-                <w:b/>
-                <w:sz w:val="24"/>
-                <w:szCs w:val="24"/>
-                <w:lang w:eastAsia="zh-CN"/>
-              </w:rPr>
-              <w:t xml:space="preserve">  </w:t>
-            </w:r>
-            <w:r>
-              <w:rPr>
-                <w:rFonts w:ascii="Times New Roman" w:hAnsi="Times New Roman" w:cs="Times New Roman"/>
-                <w:b/>
-                <w:sz w:val="24"/>
-                <w:szCs w:val="24"/>
-              </w:rPr>
-              <w:t>期：</w:t>
-            </w:r>
-          </w:p>
-        </w:tc>
-        <w:tc>
-          <w:tcPr>
-            <w:tcW w:w="2294" w:type="dxa"/>
-            <w:vAlign w:val="center"/>
-          </w:tcPr>
-          <w:p>
-            <w:pPr>
-              <w:pStyle w:val="20"/>
-              <w:spacing w:line="363" w:lineRule="exact"/>
-              <w:ind w:right="15"/>
-              <w:jc w:val="both"/>
-              <w:rPr>
-                <w:rFonts w:ascii="Times New Roman" w:hAnsi="Times New Roman" w:cs="Times New Roman"/>
-                <w:sz w:val="24"/>
-                <w:szCs w:val="24"/>
-              </w:rPr>
-            </w:pPr>
-            <w:r>
-              <w:rPr>
-                <w:rFonts w:ascii="Times New Roman" w:hAnsi="Times New Roman" w:cs="Times New Roman"/>
-                <w:kern w:val="2"/>
-                <w:sz w:val="24"/>
-                <w:szCs w:val="24"/>
-                <w:lang w:eastAsia="zh-CN"/>
-              </w:rPr>
-              <w:t>{{ reportdate }}</w:t>
-            </w:r>
-          </w:p>
-        </w:tc>
-      </w:tr>
-    </w:tbl>
-    <w:p>
-      <w:pPr>
-        <w:rPr>
-          <w:rFonts w:hint="eastAsia" w:ascii="Times New Roman" w:hAnsi="Times New Roman" w:eastAsia="微软雅黑" w:cs="Times New Roman"/>
-          <w:sz w:val="24"/>
-          <w:szCs w:val="24"/>
-          <w:lang w:eastAsia="zh-CN"/>
-        </w:rPr>
-      </w:pPr>
-      <w:r>
-        <w:rPr>
-          <w:rFonts w:hint="eastAsia" w:ascii="Times New Roman" w:hAnsi="Times New Roman" w:eastAsia="微软雅黑" w:cs="Times New Roman"/>
-          <w:sz w:val="24"/>
-          <w:szCs w:val="24"/>
-          <w:lang w:eastAsia="zh-CN"/>
-        </w:rPr>
-        <w:t>{% endif %}</w:t>
-      </w:r>
     </w:p>
     <w:p>
       <w:pPr>
@@ -8387,6 +6640,7 @@
           <w:lang w:eastAsia="zh-CN"/>
         </w:rPr>
       </w:pPr>
+      <w:bookmarkStart w:id="45" w:name="_Toc30241"/>
       <w:r>
         <w:rPr>
           <w:rFonts w:hint="eastAsia"/>
@@ -8399,7 +6653,7 @@
       <w:bookmarkEnd w:id="35"/>
       <w:bookmarkEnd w:id="36"/>
       <w:bookmarkEnd w:id="37"/>
-      <w:bookmarkEnd w:id="38"/>
+      <w:bookmarkEnd w:id="45"/>
     </w:p>
     <w:p>
       <w:pPr>
@@ -9034,12 +7288,6 @@
             <w:insideH w:val="single" w:color="A4A4A4" w:sz="4" w:space="0"/>
             <w:insideV w:val="single" w:color="A4A4A4" w:sz="4" w:space="0"/>
           </w:tblBorders>
-          <w:tblCellMar>
-            <w:top w:w="0" w:type="dxa"/>
-            <w:left w:w="108" w:type="dxa"/>
-            <w:bottom w:w="0" w:type="dxa"/>
-            <w:right w:w="108" w:type="dxa"/>
-          </w:tblCellMar>
         </w:tblPrEx>
         <w:trPr>
           <w:trHeight w:val="510" w:hRule="atLeast"/>
@@ -9966,7 +8214,7 @@
           <w:szCs w:val="40"/>
         </w:rPr>
       </w:pPr>
-      <w:bookmarkStart w:id="46" w:name="_Toc14872"/>
+      <w:bookmarkStart w:id="46" w:name="_Toc1489"/>
       <w:r>
         <w:rPr>
           <w:rStyle w:val="42"/>
@@ -9978,13 +8226,13 @@
         <w:t>检测结果及用药提示</w:t>
       </w:r>
       <w:bookmarkEnd w:id="18"/>
+      <w:bookmarkEnd w:id="38"/>
       <w:bookmarkEnd w:id="39"/>
       <w:bookmarkEnd w:id="40"/>
       <w:bookmarkEnd w:id="41"/>
       <w:bookmarkEnd w:id="42"/>
       <w:bookmarkEnd w:id="43"/>
       <w:bookmarkEnd w:id="44"/>
-      <w:bookmarkEnd w:id="45"/>
       <w:bookmarkEnd w:id="46"/>
     </w:p>
     <w:p>
@@ -10001,10 +8249,10 @@
           <w:lang w:eastAsia="zh-CN"/>
         </w:rPr>
       </w:pPr>
-      <w:bookmarkStart w:id="47" w:name="_Toc11621"/>
+      <w:bookmarkStart w:id="47" w:name="_Toc149826007"/>
       <w:bookmarkStart w:id="48" w:name="_Toc26774"/>
       <w:bookmarkStart w:id="49" w:name="_Toc149832732"/>
-      <w:bookmarkStart w:id="50" w:name="_Toc149826007"/>
+      <w:bookmarkStart w:id="50" w:name="_Toc8684"/>
       <w:r>
         <w:rPr>
           <w:rFonts w:hint="eastAsia"/>
@@ -14817,10 +13065,10 @@
           <w:lang w:eastAsia="zh-CN"/>
         </w:rPr>
       </w:pPr>
-      <w:bookmarkStart w:id="51" w:name="_Toc22117"/>
-      <w:bookmarkStart w:id="52" w:name="_Toc149832733"/>
+      <w:bookmarkStart w:id="51" w:name="_Toc149832733"/>
+      <w:bookmarkStart w:id="52" w:name="_Toc22117"/>
       <w:bookmarkStart w:id="53" w:name="_Toc149826009"/>
-      <w:bookmarkStart w:id="54" w:name="_Toc20532"/>
+      <w:bookmarkStart w:id="54" w:name="_Toc25225"/>
       <w:r>
         <w:rPr>
           <w:rFonts w:hint="eastAsia"/>
@@ -15336,13 +13584,13 @@
           <w:lang w:eastAsia="zh-CN"/>
         </w:rPr>
       </w:pPr>
-      <w:bookmarkStart w:id="55" w:name="_Toc7551_WPSOffice_Level2"/>
-      <w:bookmarkStart w:id="56" w:name="_Toc32022"/>
-      <w:bookmarkStart w:id="57" w:name="_Toc10835"/>
-      <w:bookmarkStart w:id="58" w:name="_Toc4339"/>
+      <w:bookmarkStart w:id="55" w:name="_Toc32022"/>
+      <w:bookmarkStart w:id="56" w:name="_Toc6221_WPSOffice_Level2"/>
+      <w:bookmarkStart w:id="57" w:name="_Toc4339"/>
+      <w:bookmarkStart w:id="58" w:name="_Toc25737"/>
       <w:bookmarkStart w:id="59" w:name="_Toc17526"/>
-      <w:bookmarkStart w:id="60" w:name="_Toc6221_WPSOffice_Level2"/>
-      <w:bookmarkStart w:id="61" w:name="_Toc25737"/>
+      <w:bookmarkStart w:id="60" w:name="_Toc7551_WPSOffice_Level2"/>
+      <w:bookmarkStart w:id="61" w:name="_Toc16022"/>
       <w:r>
         <w:rPr>
           <w:rFonts w:hint="eastAsia"/>
@@ -15371,14 +13619,14 @@
           <w:lang w:eastAsia="zh-CN"/>
         </w:rPr>
       </w:pPr>
-      <w:bookmarkStart w:id="62" w:name="_Toc4331_WPSOffice_Level1"/>
-      <w:bookmarkStart w:id="63" w:name="_Toc23846_WPSOffice_Level1"/>
-      <w:bookmarkStart w:id="64" w:name="_Toc23903"/>
-      <w:bookmarkStart w:id="65" w:name="_Toc32443_WPSOffice_Level1"/>
-      <w:bookmarkStart w:id="66" w:name="_Toc32661"/>
+      <w:bookmarkStart w:id="62" w:name="_Toc23903"/>
+      <w:bookmarkStart w:id="63" w:name="_Toc4331_WPSOffice_Level1"/>
+      <w:bookmarkStart w:id="64" w:name="_Toc23846_WPSOffice_Level1"/>
+      <w:bookmarkStart w:id="65" w:name="_Toc32661"/>
+      <w:bookmarkStart w:id="66" w:name="_Toc5598"/>
       <w:bookmarkStart w:id="67" w:name="_Toc25727"/>
-      <w:bookmarkStart w:id="68" w:name="_Toc5598"/>
-      <w:bookmarkStart w:id="69" w:name="_Toc28194"/>
+      <w:bookmarkStart w:id="68" w:name="_Toc28194"/>
+      <w:bookmarkStart w:id="69" w:name="_Toc32443_WPSOffice_Level1"/>
       <w:r>
         <w:rPr>
           <w:rFonts w:hint="eastAsia" w:ascii="Times New Roman" w:hAnsi="Times New Roman" w:eastAsia="微软雅黑" w:cs="Times New Roman"/>
@@ -15961,10 +14209,10 @@
           <w:lang w:eastAsia="zh-CN"/>
         </w:rPr>
       </w:pPr>
-      <w:bookmarkStart w:id="70" w:name="_Toc27201"/>
-      <w:bookmarkStart w:id="71" w:name="_Toc149832735"/>
-      <w:bookmarkStart w:id="72" w:name="_Toc149826011"/>
-      <w:bookmarkStart w:id="73" w:name="_Toc16158"/>
+      <w:bookmarkStart w:id="70" w:name="_Toc16158"/>
+      <w:bookmarkStart w:id="71" w:name="_Toc149826011"/>
+      <w:bookmarkStart w:id="72" w:name="_Toc149832735"/>
+      <w:bookmarkStart w:id="73" w:name="_Toc31417"/>
       <w:r>
         <w:rPr>
           <w:rFonts w:hint="eastAsia"/>
@@ -16447,12 +14695,6 @@
             <w:insideH w:val="dotted" w:color="033F86" w:sz="4" w:space="0"/>
             <w:insideV w:val="dotted" w:color="033F86" w:sz="4" w:space="0"/>
           </w:tblBorders>
-          <w:tblCellMar>
-            <w:top w:w="0" w:type="dxa"/>
-            <w:left w:w="108" w:type="dxa"/>
-            <w:bottom w:w="0" w:type="dxa"/>
-            <w:right w:w="108" w:type="dxa"/>
-          </w:tblCellMar>
         </w:tblPrEx>
         <w:trPr>
           <w:trHeight w:val="388" w:hRule="exact"/>
@@ -19860,13 +18102,13 @@
           <w:lang w:eastAsia="zh-CN"/>
         </w:rPr>
       </w:pPr>
-      <w:bookmarkStart w:id="74" w:name="_Toc16347"/>
-      <w:bookmarkStart w:id="75" w:name="_Toc6988"/>
-      <w:bookmarkStart w:id="76" w:name="_Toc3782"/>
-      <w:bookmarkStart w:id="77" w:name="_Toc26649"/>
-      <w:bookmarkStart w:id="78" w:name="_Toc21764_WPSOffice_Level2"/>
-      <w:bookmarkStart w:id="79" w:name="_Toc1707_WPSOffice_Level2"/>
-      <w:bookmarkStart w:id="80" w:name="_Toc15530"/>
+      <w:bookmarkStart w:id="74" w:name="_Toc3782"/>
+      <w:bookmarkStart w:id="75" w:name="_Toc26649"/>
+      <w:bookmarkStart w:id="76" w:name="_Toc21764_WPSOffice_Level2"/>
+      <w:bookmarkStart w:id="77" w:name="_Toc6988"/>
+      <w:bookmarkStart w:id="78" w:name="_Toc15530"/>
+      <w:bookmarkStart w:id="79" w:name="_Toc16347"/>
+      <w:bookmarkStart w:id="80" w:name="_Toc1707_WPSOffice_Level2"/>
       <w:r>
         <w:rPr>
           <w:rFonts w:hint="eastAsia" w:ascii="Times New Roman" w:hAnsi="Times New Roman" w:eastAsia="微软雅黑" w:cs="Times New Roman"/>
@@ -19895,11 +18137,11 @@
           </w14:shadow>
         </w:rPr>
       </w:pPr>
-      <w:bookmarkStart w:id="81" w:name="_Toc18793"/>
-      <w:bookmarkStart w:id="82" w:name="_Toc149826012"/>
-      <w:bookmarkStart w:id="83" w:name="_Toc15817"/>
+      <w:bookmarkStart w:id="81" w:name="_Toc149826012"/>
+      <w:bookmarkStart w:id="82" w:name="_Toc180"/>
+      <w:bookmarkStart w:id="83" w:name="_Toc18793"/>
       <w:bookmarkStart w:id="84" w:name="_Toc149832736"/>
-      <w:bookmarkStart w:id="85" w:name="_Toc180"/>
+      <w:bookmarkStart w:id="85" w:name="_Toc6046"/>
       <w:r>
         <w:rPr>
           <w:color w:val="62B541"/>
@@ -19954,11 +18196,11 @@
           <w:lang w:eastAsia="zh-CN"/>
         </w:rPr>
       </w:pPr>
-      <w:bookmarkStart w:id="86" w:name="_Toc20136"/>
-      <w:bookmarkStart w:id="87" w:name="_Toc32302"/>
-      <w:bookmarkStart w:id="88" w:name="_Toc149826013"/>
-      <w:bookmarkStart w:id="89" w:name="_Toc149832737"/>
-      <w:bookmarkStart w:id="90" w:name="_Toc8516"/>
+      <w:bookmarkStart w:id="86" w:name="_Toc32302"/>
+      <w:bookmarkStart w:id="87" w:name="_Toc18032"/>
+      <w:bookmarkStart w:id="88" w:name="_Toc149832737"/>
+      <w:bookmarkStart w:id="89" w:name="_Toc8516"/>
+      <w:bookmarkStart w:id="90" w:name="_Toc149826013"/>
       <w:r>
         <w:rPr>
           <w:rFonts w:hint="eastAsia"/>
@@ -26811,6 +25053,12 @@
             <w:insideH w:val="dotted" w:color="45A3A7" w:sz="4" w:space="0"/>
             <w:insideV w:val="dotted" w:color="45A3A7" w:sz="4" w:space="0"/>
           </w:tblBorders>
+          <w:tblCellMar>
+            <w:top w:w="0" w:type="dxa"/>
+            <w:left w:w="108" w:type="dxa"/>
+            <w:bottom w:w="0" w:type="dxa"/>
+            <w:right w:w="108" w:type="dxa"/>
+          </w:tblCellMar>
         </w:tblPrEx>
         <w:trPr>
           <w:trHeight w:val="417" w:hRule="atLeast"/>
@@ -28900,12 +27148,12 @@
       <w:bookmarkEnd w:id="78"/>
       <w:bookmarkEnd w:id="79"/>
       <w:bookmarkEnd w:id="80"/>
-      <w:bookmarkStart w:id="91" w:name="_Toc27302"/>
-      <w:bookmarkStart w:id="92" w:name="_Toc1707_WPSOffice_Level1"/>
-      <w:bookmarkStart w:id="93" w:name="_Toc28240"/>
-      <w:bookmarkStart w:id="94" w:name="_Toc21764_WPSOffice_Level1"/>
-      <w:bookmarkStart w:id="95" w:name="_Toc16594"/>
-      <w:bookmarkStart w:id="96" w:name="_Toc13196_WPSOffice_Level1"/>
+      <w:bookmarkStart w:id="91" w:name="_Toc1707_WPSOffice_Level1"/>
+      <w:bookmarkStart w:id="92" w:name="_Toc21764_WPSOffice_Level1"/>
+      <w:bookmarkStart w:id="93" w:name="_Toc13196_WPSOffice_Level1"/>
+      <w:bookmarkStart w:id="94" w:name="_Toc28240"/>
+      <w:bookmarkStart w:id="95" w:name="_Toc27302"/>
+      <w:bookmarkStart w:id="96" w:name="_Toc16594"/>
       <w:bookmarkStart w:id="97" w:name="_Toc2409"/>
       <w:bookmarkStart w:id="98" w:name="_Toc12505"/>
       <w:r>
@@ -28934,10 +27182,10 @@
         </w:rPr>
       </w:pPr>
       <w:bookmarkStart w:id="99" w:name="_Toc21673"/>
-      <w:bookmarkStart w:id="100" w:name="_Toc27506"/>
-      <w:bookmarkStart w:id="101" w:name="_Toc149832738"/>
+      <w:bookmarkStart w:id="100" w:name="_Toc149832738"/>
+      <w:bookmarkStart w:id="101" w:name="_Toc27506"/>
       <w:bookmarkStart w:id="102" w:name="_Toc31324"/>
-      <w:bookmarkStart w:id="103" w:name="_Toc26962"/>
+      <w:bookmarkStart w:id="103" w:name="_Toc32040"/>
       <w:bookmarkStart w:id="104" w:name="_Toc26395"/>
       <w:r>
         <w:rPr>
@@ -30015,10 +28263,10 @@
           <w:lang w:eastAsia="zh-CN"/>
         </w:rPr>
       </w:pPr>
-      <w:bookmarkStart w:id="106" w:name="_Toc8815"/>
-      <w:bookmarkStart w:id="107" w:name="_Toc149832739"/>
-      <w:bookmarkStart w:id="108" w:name="_Toc149826016"/>
-      <w:bookmarkStart w:id="109" w:name="_Toc27658"/>
+      <w:bookmarkStart w:id="106" w:name="_Toc149832739"/>
+      <w:bookmarkStart w:id="107" w:name="_Toc149826016"/>
+      <w:bookmarkStart w:id="108" w:name="_Toc27658"/>
+      <w:bookmarkStart w:id="109" w:name="_Toc21611"/>
       <w:r>
         <w:rPr>
           <w:color w:val="auto"/>
@@ -32113,9 +30361,9 @@
           </w14:shadow>
         </w:rPr>
       </w:pPr>
-      <w:bookmarkStart w:id="110" w:name="_Toc10731"/>
-      <w:bookmarkStart w:id="111" w:name="_Toc18683"/>
-      <w:bookmarkStart w:id="112" w:name="_Toc149832740"/>
+      <w:bookmarkStart w:id="110" w:name="_Toc149832740"/>
+      <w:bookmarkStart w:id="111" w:name="_Toc10731"/>
+      <w:bookmarkStart w:id="112" w:name="_Toc19858"/>
       <w:r>
         <w:rPr>
           <w:color w:val="62B541"/>
@@ -32146,12 +30394,12 @@
           <w:lang w:eastAsia="zh-CN"/>
         </w:rPr>
       </w:pPr>
-      <w:bookmarkStart w:id="113" w:name="_Toc3674"/>
-      <w:bookmarkStart w:id="114" w:name="_Toc23083"/>
+      <w:bookmarkStart w:id="113" w:name="_Toc23083"/>
+      <w:bookmarkStart w:id="114" w:name="_Toc149832741"/>
       <w:bookmarkStart w:id="115" w:name="_Toc10537"/>
-      <w:bookmarkStart w:id="116" w:name="_Toc9066"/>
-      <w:bookmarkStart w:id="117" w:name="_Toc149832741"/>
-      <w:bookmarkStart w:id="118" w:name="_Toc22556"/>
+      <w:bookmarkStart w:id="116" w:name="_Toc3674"/>
+      <w:bookmarkStart w:id="117" w:name="_Toc9066"/>
+      <w:bookmarkStart w:id="118" w:name="_Toc20922"/>
       <w:r>
         <w:rPr>
           <w:rFonts w:hint="eastAsia"/>
@@ -34703,17 +32951,17 @@
           <w:lang w:eastAsia="zh-CN"/>
         </w:rPr>
       </w:pPr>
-      <w:bookmarkStart w:id="119" w:name="_Toc30999"/>
-      <w:bookmarkStart w:id="120" w:name="_Toc32358"/>
+      <w:bookmarkStart w:id="119" w:name="_Toc30346"/>
+      <w:bookmarkStart w:id="120" w:name="_Toc149832743"/>
       <w:bookmarkStart w:id="121" w:name="_Toc11406"/>
-      <w:bookmarkStart w:id="122" w:name="_Toc30346"/>
-      <w:bookmarkStart w:id="123" w:name="_Toc149832743"/>
+      <w:bookmarkStart w:id="122" w:name="_Toc32358"/>
+      <w:bookmarkStart w:id="123" w:name="_Toc28949"/>
       <w:bookmarkStart w:id="124" w:name="_Toc20924"/>
-      <w:bookmarkStart w:id="125" w:name="_Toc26985_WPSOffice_Level1"/>
-      <w:bookmarkStart w:id="126" w:name="_Toc20170_WPSOffice_Level1"/>
-      <w:bookmarkStart w:id="127" w:name="_Toc27693"/>
-      <w:bookmarkStart w:id="128" w:name="_Toc28454_WPSOffice_Level1"/>
-      <w:bookmarkStart w:id="129" w:name="_Toc31185"/>
+      <w:bookmarkStart w:id="125" w:name="_Toc20170_WPSOffice_Level1"/>
+      <w:bookmarkStart w:id="126" w:name="_Toc28454_WPSOffice_Level1"/>
+      <w:bookmarkStart w:id="127" w:name="_Toc26985_WPSOffice_Level1"/>
+      <w:bookmarkStart w:id="128" w:name="_Toc31185"/>
+      <w:bookmarkStart w:id="129" w:name="_Toc27693"/>
       <w:r>
         <w:rPr>
           <w:rFonts w:hint="eastAsia"/>
@@ -35280,7 +33528,7 @@
           <w:sz w:val="30"/>
         </w:rPr>
       </w:pPr>
-      <w:bookmarkStart w:id="130" w:name="_Toc26364"/>
+      <w:bookmarkStart w:id="130" w:name="_Toc24442"/>
       <w:r>
         <w:rPr>
           <w:color w:val="auto"/>
@@ -35695,9 +33943,9 @@
           <w:lang w:eastAsia="zh-CN"/>
         </w:rPr>
       </w:pPr>
-      <w:bookmarkStart w:id="131" w:name="_Toc15114"/>
-      <w:bookmarkStart w:id="132" w:name="_Toc14077"/>
-      <w:bookmarkStart w:id="133" w:name="_Toc3409"/>
+      <w:bookmarkStart w:id="131" w:name="_Toc3409"/>
+      <w:bookmarkStart w:id="132" w:name="_Toc15114"/>
+      <w:bookmarkStart w:id="133" w:name="_Toc32537"/>
       <w:r>
         <w:rPr>
           <w:rFonts w:hint="eastAsia"/>
@@ -35916,16 +34164,16 @@
           <w:sz w:val="30"/>
         </w:rPr>
       </w:pPr>
-      <w:bookmarkStart w:id="134" w:name="_Toc4503"/>
+      <w:bookmarkStart w:id="134" w:name="_Toc27809"/>
       <w:bookmarkStart w:id="135" w:name="_Toc11901"/>
-      <w:bookmarkStart w:id="136" w:name="_Toc27809"/>
-      <w:bookmarkStart w:id="137" w:name="_Toc31956"/>
-      <w:bookmarkStart w:id="138" w:name="_Toc19584_WPSOffice_Level1"/>
-      <w:bookmarkStart w:id="139" w:name="_Toc22623"/>
-      <w:bookmarkStart w:id="140" w:name="_Toc13275"/>
-      <w:bookmarkStart w:id="141" w:name="_Toc22162_WPSOffice_Level1"/>
-      <w:bookmarkStart w:id="142" w:name="_Toc14611_WPSOffice_Level1"/>
-      <w:bookmarkStart w:id="143" w:name="_Toc17792_WPSOffice_Level2"/>
+      <w:bookmarkStart w:id="136" w:name="_Toc4503"/>
+      <w:bookmarkStart w:id="137" w:name="_Toc12101"/>
+      <w:bookmarkStart w:id="138" w:name="_Toc14611_WPSOffice_Level1"/>
+      <w:bookmarkStart w:id="139" w:name="_Toc19584_WPSOffice_Level1"/>
+      <w:bookmarkStart w:id="140" w:name="_Toc22623"/>
+      <w:bookmarkStart w:id="141" w:name="_Toc13275"/>
+      <w:bookmarkStart w:id="142" w:name="_Toc17792_WPSOffice_Level2"/>
+      <w:bookmarkStart w:id="143" w:name="_Toc22162_WPSOffice_Level1"/>
       <w:r>
         <w:rPr>
           <w:color w:val="auto"/>

--- a/WebContent/docx/泛癌种86基因报告-单样本-苏州市立医院-本部&北区.docx
+++ b/WebContent/docx/泛癌种86基因报告-单样本-苏州市立医院-本部&北区.docx
@@ -2150,8 +2150,6 @@
             </w:rPr>
             <w:t>{% endif %}</w:t>
           </w:r>
-          <w:bookmarkStart w:id="144" w:name="_GoBack"/>
-          <w:bookmarkEnd w:id="144"/>
         </w:p>
         <w:p>
           <w:pPr>
@@ -2827,14 +2825,14 @@
           <w:docGrid w:linePitch="299" w:charSpace="0"/>
         </w:sectPr>
       </w:pPr>
-      <w:bookmarkStart w:id="0" w:name="_Toc30143_WPSOffice_Level1"/>
-      <w:bookmarkStart w:id="1" w:name="_Toc21009_WPSOffice_Level1"/>
-      <w:bookmarkStart w:id="2" w:name="_Toc13806"/>
+      <w:bookmarkStart w:id="0" w:name="_Toc24178_WPSOffice_Level1"/>
+      <w:bookmarkStart w:id="1" w:name="_Toc24397"/>
+      <w:bookmarkStart w:id="2" w:name="_Toc30143_WPSOffice_Level1"/>
       <w:bookmarkStart w:id="3" w:name="_Toc32054"/>
-      <w:bookmarkStart w:id="4" w:name="_Toc24178_WPSOffice_Level1"/>
-      <w:bookmarkStart w:id="5" w:name="_Toc21669"/>
-      <w:bookmarkStart w:id="6" w:name="_Toc24397"/>
-      <w:bookmarkStart w:id="7" w:name="_Toc27500"/>
+      <w:bookmarkStart w:id="4" w:name="_Toc13806"/>
+      <w:bookmarkStart w:id="5" w:name="_Toc21009_WPSOffice_Level1"/>
+      <w:bookmarkStart w:id="6" w:name="_Toc27500"/>
+      <w:bookmarkStart w:id="7" w:name="_Toc21669"/>
     </w:p>
     <w:p>
       <w:pPr>
@@ -3728,14 +3726,14 @@
           </w14:shadow>
         </w:rPr>
       </w:pPr>
-      <w:bookmarkStart w:id="9" w:name="_Toc10518"/>
-      <w:bookmarkStart w:id="10" w:name="_Toc18062_WPSOffice_Level1"/>
-      <w:bookmarkStart w:id="11" w:name="_Toc19594"/>
-      <w:bookmarkStart w:id="12" w:name="_Toc11465"/>
-      <w:bookmarkStart w:id="13" w:name="_Toc7021_WPSOffice_Level1"/>
-      <w:bookmarkStart w:id="14" w:name="_Toc17451"/>
-      <w:bookmarkStart w:id="15" w:name="_Toc11015_WPSOffice_Level1"/>
-      <w:bookmarkStart w:id="16" w:name="_Toc15049"/>
+      <w:bookmarkStart w:id="9" w:name="_Toc11465"/>
+      <w:bookmarkStart w:id="10" w:name="_Toc7021_WPSOffice_Level1"/>
+      <w:bookmarkStart w:id="11" w:name="_Toc15049"/>
+      <w:bookmarkStart w:id="12" w:name="_Toc10518"/>
+      <w:bookmarkStart w:id="13" w:name="_Toc11015_WPSOffice_Level1"/>
+      <w:bookmarkStart w:id="14" w:name="_Toc19594"/>
+      <w:bookmarkStart w:id="15" w:name="_Toc17451"/>
+      <w:bookmarkStart w:id="16" w:name="_Toc18062_WPSOffice_Level1"/>
       <w:bookmarkStart w:id="17" w:name="_Toc3823"/>
       <w:r>
         <w:rPr>
@@ -3996,12 +3994,12 @@
         </w:rPr>
       </w:pPr>
       <w:bookmarkStart w:id="19" w:name="_Toc1410"/>
-      <w:bookmarkStart w:id="20" w:name="_Toc25920"/>
-      <w:bookmarkStart w:id="21" w:name="_Toc4088"/>
-      <w:bookmarkStart w:id="22" w:name="_Toc18058"/>
-      <w:bookmarkStart w:id="23" w:name="_Toc3871"/>
-      <w:bookmarkStart w:id="24" w:name="_Toc23369_WPSOffice_Level1"/>
-      <w:bookmarkStart w:id="25" w:name="_Toc6221_WPSOffice_Level1"/>
+      <w:bookmarkStart w:id="20" w:name="_Toc3871"/>
+      <w:bookmarkStart w:id="21" w:name="_Toc23369_WPSOffice_Level1"/>
+      <w:bookmarkStart w:id="22" w:name="_Toc6221_WPSOffice_Level1"/>
+      <w:bookmarkStart w:id="23" w:name="_Toc4088"/>
+      <w:bookmarkStart w:id="24" w:name="_Toc25920"/>
+      <w:bookmarkStart w:id="25" w:name="_Toc18058"/>
       <w:r>
         <w:rPr>
           <w:rFonts w:hint="eastAsia" w:ascii="Times New Roman" w:hAnsi="Times New Roman" w:eastAsia="微软雅黑" w:cs="Times New Roman"/>
@@ -4043,8 +4041,8 @@
       <w:bookmarkStart w:id="26" w:name="_Toc16576"/>
       <w:bookmarkStart w:id="27" w:name="_Toc149826002"/>
       <w:bookmarkStart w:id="28" w:name="_Toc149832727"/>
-      <w:bookmarkStart w:id="29" w:name="_Toc11859"/>
-      <w:bookmarkStart w:id="30" w:name="_Toc16676"/>
+      <w:bookmarkStart w:id="29" w:name="_Toc16676"/>
+      <w:bookmarkStart w:id="30" w:name="_Toc11859"/>
       <w:r>
         <w:rPr>
           <w:rStyle w:val="42"/>
@@ -4096,9 +4094,9 @@
           <w:lang w:eastAsia="zh-CN"/>
         </w:rPr>
       </w:pPr>
-      <w:bookmarkStart w:id="31" w:name="_Toc149826003"/>
-      <w:bookmarkStart w:id="32" w:name="_Toc11674"/>
-      <w:bookmarkStart w:id="33" w:name="_Toc149832728"/>
+      <w:bookmarkStart w:id="31" w:name="_Toc149832728"/>
+      <w:bookmarkStart w:id="32" w:name="_Toc149826003"/>
+      <w:bookmarkStart w:id="33" w:name="_Toc11674"/>
       <w:bookmarkStart w:id="34" w:name="_Toc31806"/>
       <w:r>
         <w:rPr>
@@ -5409,16 +5407,16 @@
           <w:lang w:val="en-US" w:eastAsia="zh-CN"/>
         </w:rPr>
       </w:pPr>
-      <w:bookmarkStart w:id="35" w:name="_Toc149826004"/>
-      <w:bookmarkStart w:id="36" w:name="_Toc31425"/>
+      <w:bookmarkStart w:id="35" w:name="_Toc31425"/>
+      <w:bookmarkStart w:id="36" w:name="_Toc149826004"/>
       <w:bookmarkStart w:id="37" w:name="_Toc149832729"/>
-      <w:bookmarkStart w:id="38" w:name="_Toc22132"/>
-      <w:bookmarkStart w:id="39" w:name="_Toc14062"/>
-      <w:bookmarkStart w:id="40" w:name="_Toc19184"/>
-      <w:bookmarkStart w:id="41" w:name="_Toc20136_WPSOffice_Level1"/>
+      <w:bookmarkStart w:id="38" w:name="_Toc19898_WPSOffice_Level1"/>
+      <w:bookmarkStart w:id="39" w:name="_Toc22132"/>
+      <w:bookmarkStart w:id="40" w:name="_Toc14062"/>
+      <w:bookmarkStart w:id="41" w:name="_Toc19184"/>
       <w:bookmarkStart w:id="42" w:name="_Toc12381"/>
-      <w:bookmarkStart w:id="43" w:name="_Toc2781"/>
-      <w:bookmarkStart w:id="44" w:name="_Toc19898_WPSOffice_Level1"/>
+      <w:bookmarkStart w:id="43" w:name="_Toc20136_WPSOffice_Level1"/>
+      <w:bookmarkStart w:id="44" w:name="_Toc2781"/>
       <w:r>
         <w:rPr>
           <w:rFonts w:hint="eastAsia" w:ascii="Times New Roman" w:hAnsi="Times New Roman" w:eastAsia="微软雅黑" w:cs="Times New Roman"/>
@@ -5718,7 +5716,7 @@
                 </mc:Choice>
                 <mc:Fallback>
                   <w:pict>
-                    <v:group id="_x0000_s1026" o:spid="_x0000_s1026" o:spt="203" style="position:absolute;left:0pt;margin-left:0.6pt;margin-top:-37.8pt;height:113.6pt;width:240.8pt;z-index:251663360;mso-width-relative:page;mso-height-relative:page;" coordorigin="19211,18842" coordsize="4816,2272" o:gfxdata="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">
+                    <v:group id="_x0000_s1026" o:spid="_x0000_s1026" o:spt="203" style="position:absolute;left:0pt;margin-left:0.6pt;margin-top:-37.8pt;height:113.6pt;width:240.8pt;z-index:251663360;mso-width-relative:page;mso-height-relative:page;" coordorigin="19211,18842" coordsize="4816,2272" o:gfxdata="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">
                       <o:lock v:ext="edit" aspectratio="f"/>
                       <v:group id="组合 6" o:spid="_x0000_s1026" o:spt="203" style="position:absolute;left:19211;top:18842;height:2273;width:4816;" coordorigin="19199,18902" coordsize="4816,2273" o:gfxdata="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">
                         <o:lock v:ext="edit" aspectratio="f"/>
@@ -6289,7 +6287,7 @@
                 </mc:Choice>
                 <mc:Fallback>
                   <w:pict>
-                    <v:group id="_x0000_s1026" o:spid="_x0000_s1026" o:spt="203" style="position:absolute;left:0pt;margin-left:0pt;margin-top:-29.2pt;height:113.65pt;width:246.8pt;z-index:251664384;mso-width-relative:page;mso-height-relative:page;" coordorigin="19199,20810" coordsize="4936,2273" o:gfxdata="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">
+                    <v:group id="_x0000_s1026" o:spid="_x0000_s1026" o:spt="203" style="position:absolute;left:0pt;margin-left:0pt;margin-top:-29.2pt;height:113.65pt;width:246.8pt;z-index:251664384;mso-width-relative:page;mso-height-relative:page;" coordorigin="19199,20810" coordsize="4936,2273" o:gfxdata="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">
                       <o:lock v:ext="edit" aspectratio="f"/>
                       <v:group id="组合 23" o:spid="_x0000_s1026" o:spt="203" style="position:absolute;left:19199;top:20810;height:2273;width:4936;" coordorigin="19199,20810" coordsize="4936,2273" o:gfxdata="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">
                         <o:lock v:ext="edit" aspectratio="f"/>
@@ -7288,6 +7286,12 @@
             <w:insideH w:val="single" w:color="A4A4A4" w:sz="4" w:space="0"/>
             <w:insideV w:val="single" w:color="A4A4A4" w:sz="4" w:space="0"/>
           </w:tblBorders>
+          <w:tblCellMar>
+            <w:top w:w="0" w:type="dxa"/>
+            <w:left w:w="108" w:type="dxa"/>
+            <w:bottom w:w="0" w:type="dxa"/>
+            <w:right w:w="108" w:type="dxa"/>
+          </w:tblCellMar>
         </w:tblPrEx>
         <w:trPr>
           <w:trHeight w:val="510" w:hRule="atLeast"/>
@@ -8249,10 +8253,10 @@
           <w:lang w:eastAsia="zh-CN"/>
         </w:rPr>
       </w:pPr>
-      <w:bookmarkStart w:id="47" w:name="_Toc149826007"/>
+      <w:bookmarkStart w:id="47" w:name="_Toc149832732"/>
       <w:bookmarkStart w:id="48" w:name="_Toc26774"/>
-      <w:bookmarkStart w:id="49" w:name="_Toc149832732"/>
-      <w:bookmarkStart w:id="50" w:name="_Toc8684"/>
+      <w:bookmarkStart w:id="49" w:name="_Toc8684"/>
+      <w:bookmarkStart w:id="50" w:name="_Toc149826007"/>
       <w:r>
         <w:rPr>
           <w:rFonts w:hint="eastAsia"/>
@@ -8561,18 +8565,34 @@
             </w:pPr>
             <w:r>
               <w:rPr>
-                <w:rFonts w:ascii="Times New Roman" w:hAnsi="Times New Roman" w:eastAsia="微软雅黑" w:cs="Times New Roman"/>
+                <w:rFonts w:hint="eastAsia" w:ascii="Times New Roman" w:hAnsi="Times New Roman" w:eastAsia="微软雅黑" w:cs="Times New Roman"/>
                 <w:b/>
                 <w:color w:val="FFFFFF" w:themeColor="background1"/>
                 <w:sz w:val="21"/>
                 <w:szCs w:val="21"/>
+                <w:lang w:val="en-US" w:eastAsia="zh-CN"/>
                 <w14:textFill>
                   <w14:solidFill>
                     <w14:schemeClr w14:val="bg1"/>
                   </w14:solidFill>
                 </w14:textFill>
               </w:rPr>
-              <w:t>突变基因</w:t>
+              <w:t>检测</w:t>
+            </w:r>
+            <w:r>
+              <w:rPr>
+                <w:rFonts w:ascii="Times New Roman" w:hAnsi="Times New Roman" w:eastAsia="微软雅黑" w:cs="Times New Roman"/>
+                <w:b/>
+                <w:color w:val="FFFFFF" w:themeColor="background1"/>
+                <w:sz w:val="21"/>
+                <w:szCs w:val="21"/>
+                <w14:textFill>
+                  <w14:solidFill>
+                    <w14:schemeClr w14:val="bg1"/>
+                  </w14:solidFill>
+                </w14:textFill>
+              </w:rPr>
+              <w:t>基因</w:t>
             </w:r>
           </w:p>
         </w:tc>
@@ -10898,7 +10918,7 @@
         </w:tc>
         <w:tc>
           <w:tcPr>
-            <w:tcW w:w="535" w:type="pct"/>
+            <w:tcW w:w="1076" w:type="dxa"/>
             <w:tcBorders>
               <w:top w:val="nil"/>
               <w:left w:val="single" w:color="A4A4A4" w:themeColor="background1" w:themeShade="A5" w:sz="4" w:space="0"/>
@@ -10910,7 +10930,7 @@
           </w:tcPr>
           <w:p>
             <w:pPr>
-              <w:ind w:left="162" w:right="163"/>
+              <w:ind w:left="162" w:leftChars="0" w:right="163" w:rightChars="0"/>
               <w:jc w:val="center"/>
               <w:rPr>
                 <w:rFonts w:ascii="Times New Roman" w:hAnsi="Times New Roman" w:eastAsia="微软雅黑" w:cs="Times New Roman"/>
@@ -10922,19 +10942,39 @@
             </w:pPr>
             <w:r>
               <w:rPr>
-                <w:rFonts w:hint="eastAsia" w:ascii="Times New Roman" w:hAnsi="Times New Roman" w:eastAsia="微软雅黑" w:cs="Times New Roman"/>
-                <w:b/>
-                <w:sz w:val="21"/>
-                <w:szCs w:val="21"/>
-                <w:lang w:eastAsia="zh-CN"/>
-              </w:rPr>
-              <w:t>{{ tip.comutation }}</w:t>
-            </w:r>
-          </w:p>
-        </w:tc>
-        <w:tc>
-          <w:tcPr>
-            <w:tcW w:w="758" w:type="pct"/>
+                <w:rFonts w:hint="default" w:ascii="Times New Roman" w:hAnsi="Times New Roman" w:eastAsia="微软雅黑" w:cs="Times New Roman"/>
+                <w:b/>
+                <w:sz w:val="21"/>
+                <w:szCs w:val="21"/>
+                <w:lang w:eastAsia="zh-CN"/>
+              </w:rPr>
+              <w:t>{{ tip.comutation</w:t>
+            </w:r>
+            <w:r>
+              <w:rPr>
+                <w:rFonts w:hint="eastAsia" w:ascii="Times New Roman" w:hAnsi="Times New Roman" w:eastAsia="微软雅黑" w:cs="Times New Roman"/>
+                <w:b/>
+                <w:sz w:val="21"/>
+                <w:szCs w:val="21"/>
+                <w:lang w:val="en-US" w:eastAsia="zh-CN"/>
+              </w:rPr>
+              <w:t>1</w:t>
+            </w:r>
+            <w:r>
+              <w:rPr>
+                <w:rFonts w:hint="default" w:ascii="Times New Roman" w:hAnsi="Times New Roman" w:eastAsia="微软雅黑" w:cs="Times New Roman"/>
+                <w:b/>
+                <w:sz w:val="21"/>
+                <w:szCs w:val="21"/>
+                <w:lang w:eastAsia="zh-CN"/>
+              </w:rPr>
+              <w:t xml:space="preserve"> }}</w:t>
+            </w:r>
+          </w:p>
+        </w:tc>
+        <w:tc>
+          <w:tcPr>
+            <w:tcW w:w="1526" w:type="dxa"/>
             <w:tcBorders>
               <w:top w:val="nil"/>
               <w:left w:val="single" w:color="A4A4A4" w:themeColor="background1" w:themeShade="A5" w:sz="4" w:space="0"/>
@@ -10947,7 +10987,7 @@
           <w:p>
             <w:pPr>
               <w:spacing w:before="2"/>
-              <w:ind w:left="116" w:right="116"/>
+              <w:ind w:left="116" w:leftChars="0" w:right="116" w:rightChars="0"/>
               <w:jc w:val="center"/>
               <w:rPr>
                 <w:rFonts w:ascii="Times New Roman" w:hAnsi="Times New Roman" w:eastAsia="微软雅黑" w:cs="Times New Roman"/>
@@ -10958,12 +10998,12 @@
             </w:pPr>
             <w:r>
               <w:rPr>
-                <w:rFonts w:hint="eastAsia" w:ascii="Times New Roman" w:hAnsi="Times New Roman" w:eastAsia="微软雅黑" w:cs="Times New Roman"/>
-                <w:sz w:val="21"/>
-                <w:szCs w:val="21"/>
-                <w:lang w:eastAsia="zh-CN"/>
-              </w:rPr>
-              <w:t>-</w:t>
+                <w:rFonts w:hint="default" w:ascii="Times New Roman" w:hAnsi="Times New Roman" w:eastAsia="微软雅黑" w:cs="Times New Roman"/>
+                <w:sz w:val="21"/>
+                <w:szCs w:val="21"/>
+                <w:lang w:eastAsia="zh-CN"/>
+              </w:rPr>
+              <w:t>{{ tip.comutation }}</w:t>
             </w:r>
           </w:p>
         </w:tc>
@@ -13065,9 +13105,9 @@
           <w:lang w:eastAsia="zh-CN"/>
         </w:rPr>
       </w:pPr>
-      <w:bookmarkStart w:id="51" w:name="_Toc149832733"/>
+      <w:bookmarkStart w:id="51" w:name="_Toc149826009"/>
       <w:bookmarkStart w:id="52" w:name="_Toc22117"/>
-      <w:bookmarkStart w:id="53" w:name="_Toc149826009"/>
+      <w:bookmarkStart w:id="53" w:name="_Toc149832733"/>
       <w:bookmarkStart w:id="54" w:name="_Toc25225"/>
       <w:r>
         <w:rPr>
@@ -13584,13 +13624,13 @@
           <w:lang w:eastAsia="zh-CN"/>
         </w:rPr>
       </w:pPr>
-      <w:bookmarkStart w:id="55" w:name="_Toc32022"/>
-      <w:bookmarkStart w:id="56" w:name="_Toc6221_WPSOffice_Level2"/>
+      <w:bookmarkStart w:id="55" w:name="_Toc7551_WPSOffice_Level2"/>
+      <w:bookmarkStart w:id="56" w:name="_Toc32022"/>
       <w:bookmarkStart w:id="57" w:name="_Toc4339"/>
-      <w:bookmarkStart w:id="58" w:name="_Toc25737"/>
+      <w:bookmarkStart w:id="58" w:name="_Toc6221_WPSOffice_Level2"/>
       <w:bookmarkStart w:id="59" w:name="_Toc17526"/>
-      <w:bookmarkStart w:id="60" w:name="_Toc7551_WPSOffice_Level2"/>
-      <w:bookmarkStart w:id="61" w:name="_Toc16022"/>
+      <w:bookmarkStart w:id="60" w:name="_Toc16022"/>
+      <w:bookmarkStart w:id="61" w:name="_Toc25737"/>
       <w:r>
         <w:rPr>
           <w:rFonts w:hint="eastAsia"/>
@@ -13619,14 +13659,14 @@
           <w:lang w:eastAsia="zh-CN"/>
         </w:rPr>
       </w:pPr>
-      <w:bookmarkStart w:id="62" w:name="_Toc23903"/>
-      <w:bookmarkStart w:id="63" w:name="_Toc4331_WPSOffice_Level1"/>
-      <w:bookmarkStart w:id="64" w:name="_Toc23846_WPSOffice_Level1"/>
-      <w:bookmarkStart w:id="65" w:name="_Toc32661"/>
-      <w:bookmarkStart w:id="66" w:name="_Toc5598"/>
-      <w:bookmarkStart w:id="67" w:name="_Toc25727"/>
-      <w:bookmarkStart w:id="68" w:name="_Toc28194"/>
-      <w:bookmarkStart w:id="69" w:name="_Toc32443_WPSOffice_Level1"/>
+      <w:bookmarkStart w:id="62" w:name="_Toc23846_WPSOffice_Level1"/>
+      <w:bookmarkStart w:id="63" w:name="_Toc5598"/>
+      <w:bookmarkStart w:id="64" w:name="_Toc4331_WPSOffice_Level1"/>
+      <w:bookmarkStart w:id="65" w:name="_Toc23903"/>
+      <w:bookmarkStart w:id="66" w:name="_Toc28194"/>
+      <w:bookmarkStart w:id="67" w:name="_Toc32443_WPSOffice_Level1"/>
+      <w:bookmarkStart w:id="68" w:name="_Toc32661"/>
+      <w:bookmarkStart w:id="69" w:name="_Toc25727"/>
       <w:r>
         <w:rPr>
           <w:rFonts w:hint="eastAsia" w:ascii="Times New Roman" w:hAnsi="Times New Roman" w:eastAsia="微软雅黑" w:cs="Times New Roman"/>
@@ -14695,6 +14735,12 @@
             <w:insideH w:val="dotted" w:color="033F86" w:sz="4" w:space="0"/>
             <w:insideV w:val="dotted" w:color="033F86" w:sz="4" w:space="0"/>
           </w:tblBorders>
+          <w:tblCellMar>
+            <w:top w:w="0" w:type="dxa"/>
+            <w:left w:w="108" w:type="dxa"/>
+            <w:bottom w:w="0" w:type="dxa"/>
+            <w:right w:w="108" w:type="dxa"/>
+          </w:tblCellMar>
         </w:tblPrEx>
         <w:trPr>
           <w:trHeight w:val="388" w:hRule="exact"/>
@@ -18102,13 +18148,13 @@
           <w:lang w:eastAsia="zh-CN"/>
         </w:rPr>
       </w:pPr>
-      <w:bookmarkStart w:id="74" w:name="_Toc3782"/>
+      <w:bookmarkStart w:id="74" w:name="_Toc1707_WPSOffice_Level2"/>
       <w:bookmarkStart w:id="75" w:name="_Toc26649"/>
-      <w:bookmarkStart w:id="76" w:name="_Toc21764_WPSOffice_Level2"/>
-      <w:bookmarkStart w:id="77" w:name="_Toc6988"/>
-      <w:bookmarkStart w:id="78" w:name="_Toc15530"/>
+      <w:bookmarkStart w:id="76" w:name="_Toc6988"/>
+      <w:bookmarkStart w:id="77" w:name="_Toc15530"/>
+      <w:bookmarkStart w:id="78" w:name="_Toc21764_WPSOffice_Level2"/>
       <w:bookmarkStart w:id="79" w:name="_Toc16347"/>
-      <w:bookmarkStart w:id="80" w:name="_Toc1707_WPSOffice_Level2"/>
+      <w:bookmarkStart w:id="80" w:name="_Toc3782"/>
       <w:r>
         <w:rPr>
           <w:rFonts w:hint="eastAsia" w:ascii="Times New Roman" w:hAnsi="Times New Roman" w:eastAsia="微软雅黑" w:cs="Times New Roman"/>
@@ -18138,10 +18184,10 @@
         </w:rPr>
       </w:pPr>
       <w:bookmarkStart w:id="81" w:name="_Toc149826012"/>
-      <w:bookmarkStart w:id="82" w:name="_Toc180"/>
-      <w:bookmarkStart w:id="83" w:name="_Toc18793"/>
-      <w:bookmarkStart w:id="84" w:name="_Toc149832736"/>
-      <w:bookmarkStart w:id="85" w:name="_Toc6046"/>
+      <w:bookmarkStart w:id="82" w:name="_Toc149832736"/>
+      <w:bookmarkStart w:id="83" w:name="_Toc6046"/>
+      <w:bookmarkStart w:id="84" w:name="_Toc180"/>
+      <w:bookmarkStart w:id="85" w:name="_Toc18793"/>
       <w:r>
         <w:rPr>
           <w:color w:val="62B541"/>
@@ -18196,10 +18242,10 @@
           <w:lang w:eastAsia="zh-CN"/>
         </w:rPr>
       </w:pPr>
-      <w:bookmarkStart w:id="86" w:name="_Toc32302"/>
-      <w:bookmarkStart w:id="87" w:name="_Toc18032"/>
-      <w:bookmarkStart w:id="88" w:name="_Toc149832737"/>
-      <w:bookmarkStart w:id="89" w:name="_Toc8516"/>
+      <w:bookmarkStart w:id="86" w:name="_Toc18032"/>
+      <w:bookmarkStart w:id="87" w:name="_Toc32302"/>
+      <w:bookmarkStart w:id="88" w:name="_Toc8516"/>
+      <w:bookmarkStart w:id="89" w:name="_Toc149832737"/>
       <w:bookmarkStart w:id="90" w:name="_Toc149826013"/>
       <w:r>
         <w:rPr>
@@ -22555,12 +22601,6 @@
             <w:insideH w:val="dotted" w:color="45A3A7" w:sz="4" w:space="0"/>
             <w:insideV w:val="dotted" w:color="45A3A7" w:sz="4" w:space="0"/>
           </w:tblBorders>
-          <w:tblCellMar>
-            <w:top w:w="0" w:type="dxa"/>
-            <w:left w:w="108" w:type="dxa"/>
-            <w:bottom w:w="0" w:type="dxa"/>
-            <w:right w:w="108" w:type="dxa"/>
-          </w:tblCellMar>
         </w:tblPrEx>
         <w:trPr>
           <w:trHeight w:val="329" w:hRule="atLeast"/>
@@ -22883,7 +22923,29 @@
           <w:szCs w:val="24"/>
           <w:lang w:eastAsia="zh-CN"/>
         </w:rPr>
-        <w:t>{{ tdd.comutation }}</w:t>
+        <w:t>{{ tdd.comutation</w:t>
+      </w:r>
+      <w:r>
+        <w:rPr>
+          <w:rFonts w:hint="eastAsia" w:ascii="Times New Roman" w:hAnsi="Times New Roman" w:eastAsia="微软雅黑" w:cs="Times New Roman"/>
+          <w:b/>
+          <w:sz w:val="24"/>
+          <w:szCs w:val="24"/>
+          <w:lang w:val="en-US" w:eastAsia="zh-CN"/>
+        </w:rPr>
+        <w:t>1</w:t>
+      </w:r>
+      <w:bookmarkStart w:id="144" w:name="_GoBack"/>
+      <w:bookmarkEnd w:id="144"/>
+      <w:r>
+        <w:rPr>
+          <w:rFonts w:hint="eastAsia" w:ascii="Times New Roman" w:hAnsi="Times New Roman" w:eastAsia="微软雅黑" w:cs="Times New Roman"/>
+          <w:b/>
+          <w:sz w:val="24"/>
+          <w:szCs w:val="24"/>
+          <w:lang w:eastAsia="zh-CN"/>
+        </w:rPr>
+        <w:t xml:space="preserve"> }}</w:t>
       </w:r>
     </w:p>
     <w:tbl>
@@ -23015,9 +23077,9 @@
                 <w:bCs/>
                 <w:sz w:val="18"/>
                 <w:szCs w:val="18"/>
-                <w:lang w:eastAsia="zh-CN"/>
-              </w:rPr>
-              <w:t>-</w:t>
+                <w:lang w:val="en-US" w:eastAsia="zh-CN"/>
+              </w:rPr>
+              <w:t>{{tdd.comutation}}</w:t>
             </w:r>
           </w:p>
         </w:tc>
@@ -27149,13 +27211,13 @@
       <w:bookmarkEnd w:id="79"/>
       <w:bookmarkEnd w:id="80"/>
       <w:bookmarkStart w:id="91" w:name="_Toc1707_WPSOffice_Level1"/>
-      <w:bookmarkStart w:id="92" w:name="_Toc21764_WPSOffice_Level1"/>
-      <w:bookmarkStart w:id="93" w:name="_Toc13196_WPSOffice_Level1"/>
-      <w:bookmarkStart w:id="94" w:name="_Toc28240"/>
-      <w:bookmarkStart w:id="95" w:name="_Toc27302"/>
-      <w:bookmarkStart w:id="96" w:name="_Toc16594"/>
-      <w:bookmarkStart w:id="97" w:name="_Toc2409"/>
-      <w:bookmarkStart w:id="98" w:name="_Toc12505"/>
+      <w:bookmarkStart w:id="92" w:name="_Toc13196_WPSOffice_Level1"/>
+      <w:bookmarkStart w:id="93" w:name="_Toc2409"/>
+      <w:bookmarkStart w:id="94" w:name="_Toc21764_WPSOffice_Level1"/>
+      <w:bookmarkStart w:id="95" w:name="_Toc12505"/>
+      <w:bookmarkStart w:id="96" w:name="_Toc28240"/>
+      <w:bookmarkStart w:id="97" w:name="_Toc16594"/>
+      <w:bookmarkStart w:id="98" w:name="_Toc27302"/>
       <w:r>
         <w:rPr>
           <w:rFonts w:hint="eastAsia" w:ascii="Times New Roman" w:hAnsi="Times New Roman" w:eastAsia="微软雅黑" w:cs="Times New Roman"/>
@@ -27181,11 +27243,11 @@
           <w:lang w:eastAsia="zh-CN"/>
         </w:rPr>
       </w:pPr>
-      <w:bookmarkStart w:id="99" w:name="_Toc21673"/>
-      <w:bookmarkStart w:id="100" w:name="_Toc149832738"/>
-      <w:bookmarkStart w:id="101" w:name="_Toc27506"/>
-      <w:bookmarkStart w:id="102" w:name="_Toc31324"/>
-      <w:bookmarkStart w:id="103" w:name="_Toc32040"/>
+      <w:bookmarkStart w:id="99" w:name="_Toc27506"/>
+      <w:bookmarkStart w:id="100" w:name="_Toc21673"/>
+      <w:bookmarkStart w:id="101" w:name="_Toc31324"/>
+      <w:bookmarkStart w:id="102" w:name="_Toc32040"/>
+      <w:bookmarkStart w:id="103" w:name="_Toc149832738"/>
       <w:bookmarkStart w:id="104" w:name="_Toc26395"/>
       <w:r>
         <w:rPr>
@@ -28263,10 +28325,10 @@
           <w:lang w:eastAsia="zh-CN"/>
         </w:rPr>
       </w:pPr>
-      <w:bookmarkStart w:id="106" w:name="_Toc149832739"/>
-      <w:bookmarkStart w:id="107" w:name="_Toc149826016"/>
-      <w:bookmarkStart w:id="108" w:name="_Toc27658"/>
-      <w:bookmarkStart w:id="109" w:name="_Toc21611"/>
+      <w:bookmarkStart w:id="106" w:name="_Toc149826016"/>
+      <w:bookmarkStart w:id="107" w:name="_Toc149832739"/>
+      <w:bookmarkStart w:id="108" w:name="_Toc21611"/>
+      <w:bookmarkStart w:id="109" w:name="_Toc27658"/>
       <w:r>
         <w:rPr>
           <w:color w:val="auto"/>
@@ -30361,9 +30423,9 @@
           </w14:shadow>
         </w:rPr>
       </w:pPr>
-      <w:bookmarkStart w:id="110" w:name="_Toc149832740"/>
-      <w:bookmarkStart w:id="111" w:name="_Toc10731"/>
-      <w:bookmarkStart w:id="112" w:name="_Toc19858"/>
+      <w:bookmarkStart w:id="110" w:name="_Toc10731"/>
+      <w:bookmarkStart w:id="111" w:name="_Toc19858"/>
+      <w:bookmarkStart w:id="112" w:name="_Toc149832740"/>
       <w:r>
         <w:rPr>
           <w:color w:val="62B541"/>
@@ -30394,11 +30456,11 @@
           <w:lang w:eastAsia="zh-CN"/>
         </w:rPr>
       </w:pPr>
-      <w:bookmarkStart w:id="113" w:name="_Toc23083"/>
-      <w:bookmarkStart w:id="114" w:name="_Toc149832741"/>
-      <w:bookmarkStart w:id="115" w:name="_Toc10537"/>
-      <w:bookmarkStart w:id="116" w:name="_Toc3674"/>
-      <w:bookmarkStart w:id="117" w:name="_Toc9066"/>
+      <w:bookmarkStart w:id="113" w:name="_Toc3674"/>
+      <w:bookmarkStart w:id="114" w:name="_Toc9066"/>
+      <w:bookmarkStart w:id="115" w:name="_Toc23083"/>
+      <w:bookmarkStart w:id="116" w:name="_Toc149832741"/>
+      <w:bookmarkStart w:id="117" w:name="_Toc10537"/>
       <w:bookmarkStart w:id="118" w:name="_Toc20922"/>
       <w:r>
         <w:rPr>
@@ -32952,16 +33014,16 @@
         </w:rPr>
       </w:pPr>
       <w:bookmarkStart w:id="119" w:name="_Toc30346"/>
-      <w:bookmarkStart w:id="120" w:name="_Toc149832743"/>
-      <w:bookmarkStart w:id="121" w:name="_Toc11406"/>
-      <w:bookmarkStart w:id="122" w:name="_Toc32358"/>
+      <w:bookmarkStart w:id="120" w:name="_Toc32358"/>
+      <w:bookmarkStart w:id="121" w:name="_Toc149832743"/>
+      <w:bookmarkStart w:id="122" w:name="_Toc11406"/>
       <w:bookmarkStart w:id="123" w:name="_Toc28949"/>
-      <w:bookmarkStart w:id="124" w:name="_Toc20924"/>
-      <w:bookmarkStart w:id="125" w:name="_Toc20170_WPSOffice_Level1"/>
-      <w:bookmarkStart w:id="126" w:name="_Toc28454_WPSOffice_Level1"/>
+      <w:bookmarkStart w:id="124" w:name="_Toc27693"/>
+      <w:bookmarkStart w:id="125" w:name="_Toc28454_WPSOffice_Level1"/>
+      <w:bookmarkStart w:id="126" w:name="_Toc31185"/>
       <w:bookmarkStart w:id="127" w:name="_Toc26985_WPSOffice_Level1"/>
-      <w:bookmarkStart w:id="128" w:name="_Toc31185"/>
-      <w:bookmarkStart w:id="129" w:name="_Toc27693"/>
+      <w:bookmarkStart w:id="128" w:name="_Toc20924"/>
+      <w:bookmarkStart w:id="129" w:name="_Toc20170_WPSOffice_Level1"/>
       <w:r>
         <w:rPr>
           <w:rFonts w:hint="eastAsia"/>
@@ -33943,9 +34005,9 @@
           <w:lang w:eastAsia="zh-CN"/>
         </w:rPr>
       </w:pPr>
-      <w:bookmarkStart w:id="131" w:name="_Toc3409"/>
-      <w:bookmarkStart w:id="132" w:name="_Toc15114"/>
-      <w:bookmarkStart w:id="133" w:name="_Toc32537"/>
+      <w:bookmarkStart w:id="131" w:name="_Toc15114"/>
+      <w:bookmarkStart w:id="132" w:name="_Toc32537"/>
+      <w:bookmarkStart w:id="133" w:name="_Toc3409"/>
       <w:r>
         <w:rPr>
           <w:rFonts w:hint="eastAsia"/>
@@ -34164,16 +34226,16 @@
           <w:sz w:val="30"/>
         </w:rPr>
       </w:pPr>
-      <w:bookmarkStart w:id="134" w:name="_Toc27809"/>
+      <w:bookmarkStart w:id="134" w:name="_Toc4503"/>
       <w:bookmarkStart w:id="135" w:name="_Toc11901"/>
-      <w:bookmarkStart w:id="136" w:name="_Toc4503"/>
-      <w:bookmarkStart w:id="137" w:name="_Toc12101"/>
-      <w:bookmarkStart w:id="138" w:name="_Toc14611_WPSOffice_Level1"/>
-      <w:bookmarkStart w:id="139" w:name="_Toc19584_WPSOffice_Level1"/>
-      <w:bookmarkStart w:id="140" w:name="_Toc22623"/>
-      <w:bookmarkStart w:id="141" w:name="_Toc13275"/>
-      <w:bookmarkStart w:id="142" w:name="_Toc17792_WPSOffice_Level2"/>
-      <w:bookmarkStart w:id="143" w:name="_Toc22162_WPSOffice_Level1"/>
+      <w:bookmarkStart w:id="136" w:name="_Toc12101"/>
+      <w:bookmarkStart w:id="137" w:name="_Toc27809"/>
+      <w:bookmarkStart w:id="138" w:name="_Toc19584_WPSOffice_Level1"/>
+      <w:bookmarkStart w:id="139" w:name="_Toc22162_WPSOffice_Level1"/>
+      <w:bookmarkStart w:id="140" w:name="_Toc13275"/>
+      <w:bookmarkStart w:id="141" w:name="_Toc22623"/>
+      <w:bookmarkStart w:id="142" w:name="_Toc14611_WPSOffice_Level1"/>
+      <w:bookmarkStart w:id="143" w:name="_Toc17792_WPSOffice_Level2"/>
       <w:r>
         <w:rPr>
           <w:color w:val="auto"/>

--- a/WebContent/docx/泛癌种86基因报告-单样本-苏州市立医院-本部&北区.docx
+++ b/WebContent/docx/泛癌种86基因报告-单样本-苏州市立医院-本部&北区.docx
@@ -9,6 +9,8 @@
           <w:lang w:eastAsia="zh-CN"/>
         </w:rPr>
       </w:pPr>
+      <w:bookmarkStart w:id="144" w:name="_GoBack"/>
+      <w:bookmarkEnd w:id="144"/>
     </w:p>
     <w:p>
       <w:pPr>
@@ -2825,13 +2827,13 @@
           <w:docGrid w:linePitch="299" w:charSpace="0"/>
         </w:sectPr>
       </w:pPr>
-      <w:bookmarkStart w:id="0" w:name="_Toc24178_WPSOffice_Level1"/>
-      <w:bookmarkStart w:id="1" w:name="_Toc24397"/>
-      <w:bookmarkStart w:id="2" w:name="_Toc30143_WPSOffice_Level1"/>
-      <w:bookmarkStart w:id="3" w:name="_Toc32054"/>
-      <w:bookmarkStart w:id="4" w:name="_Toc13806"/>
-      <w:bookmarkStart w:id="5" w:name="_Toc21009_WPSOffice_Level1"/>
-      <w:bookmarkStart w:id="6" w:name="_Toc27500"/>
+      <w:bookmarkStart w:id="0" w:name="_Toc24397"/>
+      <w:bookmarkStart w:id="1" w:name="_Toc13806"/>
+      <w:bookmarkStart w:id="2" w:name="_Toc27500"/>
+      <w:bookmarkStart w:id="3" w:name="_Toc30143_WPSOffice_Level1"/>
+      <w:bookmarkStart w:id="4" w:name="_Toc21009_WPSOffice_Level1"/>
+      <w:bookmarkStart w:id="5" w:name="_Toc32054"/>
+      <w:bookmarkStart w:id="6" w:name="_Toc24178_WPSOffice_Level1"/>
       <w:bookmarkStart w:id="7" w:name="_Toc21669"/>
     </w:p>
     <w:p>
@@ -3726,14 +3728,14 @@
           </w14:shadow>
         </w:rPr>
       </w:pPr>
-      <w:bookmarkStart w:id="9" w:name="_Toc11465"/>
+      <w:bookmarkStart w:id="9" w:name="_Toc10518"/>
       <w:bookmarkStart w:id="10" w:name="_Toc7021_WPSOffice_Level1"/>
-      <w:bookmarkStart w:id="11" w:name="_Toc15049"/>
-      <w:bookmarkStart w:id="12" w:name="_Toc10518"/>
-      <w:bookmarkStart w:id="13" w:name="_Toc11015_WPSOffice_Level1"/>
-      <w:bookmarkStart w:id="14" w:name="_Toc19594"/>
-      <w:bookmarkStart w:id="15" w:name="_Toc17451"/>
-      <w:bookmarkStart w:id="16" w:name="_Toc18062_WPSOffice_Level1"/>
+      <w:bookmarkStart w:id="11" w:name="_Toc17451"/>
+      <w:bookmarkStart w:id="12" w:name="_Toc19594"/>
+      <w:bookmarkStart w:id="13" w:name="_Toc11465"/>
+      <w:bookmarkStart w:id="14" w:name="_Toc11015_WPSOffice_Level1"/>
+      <w:bookmarkStart w:id="15" w:name="_Toc18062_WPSOffice_Level1"/>
+      <w:bookmarkStart w:id="16" w:name="_Toc15049"/>
       <w:bookmarkStart w:id="17" w:name="_Toc3823"/>
       <w:r>
         <w:rPr>
@@ -3993,13 +3995,13 @@
           <w:lang w:eastAsia="zh-CN"/>
         </w:rPr>
       </w:pPr>
-      <w:bookmarkStart w:id="19" w:name="_Toc1410"/>
-      <w:bookmarkStart w:id="20" w:name="_Toc3871"/>
+      <w:bookmarkStart w:id="19" w:name="_Toc3871"/>
+      <w:bookmarkStart w:id="20" w:name="_Toc18058"/>
       <w:bookmarkStart w:id="21" w:name="_Toc23369_WPSOffice_Level1"/>
-      <w:bookmarkStart w:id="22" w:name="_Toc6221_WPSOffice_Level1"/>
-      <w:bookmarkStart w:id="23" w:name="_Toc4088"/>
+      <w:bookmarkStart w:id="22" w:name="_Toc4088"/>
+      <w:bookmarkStart w:id="23" w:name="_Toc6221_WPSOffice_Level1"/>
       <w:bookmarkStart w:id="24" w:name="_Toc25920"/>
-      <w:bookmarkStart w:id="25" w:name="_Toc18058"/>
+      <w:bookmarkStart w:id="25" w:name="_Toc1410"/>
       <w:r>
         <w:rPr>
           <w:rFonts w:hint="eastAsia" w:ascii="Times New Roman" w:hAnsi="Times New Roman" w:eastAsia="微软雅黑" w:cs="Times New Roman"/>
@@ -4039,8 +4041,8 @@
         </w:rPr>
       </w:pPr>
       <w:bookmarkStart w:id="26" w:name="_Toc16576"/>
-      <w:bookmarkStart w:id="27" w:name="_Toc149826002"/>
-      <w:bookmarkStart w:id="28" w:name="_Toc149832727"/>
+      <w:bookmarkStart w:id="27" w:name="_Toc149832727"/>
+      <w:bookmarkStart w:id="28" w:name="_Toc149826002"/>
       <w:bookmarkStart w:id="29" w:name="_Toc16676"/>
       <w:bookmarkStart w:id="30" w:name="_Toc11859"/>
       <w:r>
@@ -4094,10 +4096,10 @@
           <w:lang w:eastAsia="zh-CN"/>
         </w:rPr>
       </w:pPr>
-      <w:bookmarkStart w:id="31" w:name="_Toc149832728"/>
-      <w:bookmarkStart w:id="32" w:name="_Toc149826003"/>
+      <w:bookmarkStart w:id="31" w:name="_Toc149826003"/>
+      <w:bookmarkStart w:id="32" w:name="_Toc31806"/>
       <w:bookmarkStart w:id="33" w:name="_Toc11674"/>
-      <w:bookmarkStart w:id="34" w:name="_Toc31806"/>
+      <w:bookmarkStart w:id="34" w:name="_Toc149832728"/>
       <w:r>
         <w:rPr>
           <w:rFonts w:hint="eastAsia"/>
@@ -5407,16 +5409,16 @@
           <w:lang w:val="en-US" w:eastAsia="zh-CN"/>
         </w:rPr>
       </w:pPr>
-      <w:bookmarkStart w:id="35" w:name="_Toc31425"/>
-      <w:bookmarkStart w:id="36" w:name="_Toc149826004"/>
-      <w:bookmarkStart w:id="37" w:name="_Toc149832729"/>
+      <w:bookmarkStart w:id="35" w:name="_Toc149826004"/>
+      <w:bookmarkStart w:id="36" w:name="_Toc149832729"/>
+      <w:bookmarkStart w:id="37" w:name="_Toc31425"/>
       <w:bookmarkStart w:id="38" w:name="_Toc19898_WPSOffice_Level1"/>
-      <w:bookmarkStart w:id="39" w:name="_Toc22132"/>
+      <w:bookmarkStart w:id="39" w:name="_Toc19184"/>
       <w:bookmarkStart w:id="40" w:name="_Toc14062"/>
-      <w:bookmarkStart w:id="41" w:name="_Toc19184"/>
+      <w:bookmarkStart w:id="41" w:name="_Toc2781"/>
       <w:bookmarkStart w:id="42" w:name="_Toc12381"/>
       <w:bookmarkStart w:id="43" w:name="_Toc20136_WPSOffice_Level1"/>
-      <w:bookmarkStart w:id="44" w:name="_Toc2781"/>
+      <w:bookmarkStart w:id="44" w:name="_Toc22132"/>
       <w:r>
         <w:rPr>
           <w:rFonts w:hint="eastAsia" w:ascii="Times New Roman" w:hAnsi="Times New Roman" w:eastAsia="微软雅黑" w:cs="Times New Roman"/>
@@ -5462,13 +5464,6 @@
         </w:rPr>
         <w:t xml:space="preserve"> %}</w:t>
       </w:r>
-    </w:p>
-    <w:p>
-      <w:pPr>
-        <w:rPr>
-          <w:lang w:eastAsia="zh-CN"/>
-        </w:rPr>
-      </w:pPr>
     </w:p>
     <w:p>
       <w:pPr>
@@ -5506,7 +5501,7 @@
           </w:tblCellMar>
         </w:tblPrEx>
         <w:trPr>
-          <w:trHeight w:val="441" w:hRule="exact"/>
+          <w:trHeight w:val="680" w:hRule="exact"/>
           <w:jc w:val="right"/>
         </w:trPr>
         <w:tc>
@@ -5557,192 +5552,12 @@
             </w:pPr>
             <w:r>
               <w:rPr>
-                <w:sz w:val="22"/>
-              </w:rPr>
-              <mc:AlternateContent>
-                <mc:Choice Requires="wpg">
-                  <w:drawing>
-                    <wp:anchor distT="0" distB="0" distL="114300" distR="114300" simplePos="0" relativeHeight="251663360" behindDoc="0" locked="0" layoutInCell="1" allowOverlap="1">
-                      <wp:simplePos x="0" y="0"/>
-                      <wp:positionH relativeFrom="column">
-                        <wp:posOffset>7620</wp:posOffset>
-                      </wp:positionH>
-                      <wp:positionV relativeFrom="paragraph">
-                        <wp:posOffset>-480060</wp:posOffset>
-                      </wp:positionV>
-                      <wp:extent cx="3058160" cy="1442720"/>
-                      <wp:effectExtent l="0" t="0" r="0" b="0"/>
-                      <wp:wrapNone/>
-                      <wp:docPr id="9" name="组合 9"/>
-                      <wp:cNvGraphicFramePr/>
-                      <a:graphic xmlns:a="http://schemas.openxmlformats.org/drawingml/2006/main">
-                        <a:graphicData uri="http://schemas.microsoft.com/office/word/2010/wordprocessingGroup">
-                          <wpg:wgp>
-                            <wpg:cNvGrpSpPr/>
-                            <wpg:grpSpPr>
-                              <a:xfrm>
-                                <a:off x="0" y="0"/>
-                                <a:ext cx="3058160" cy="1442720"/>
-                                <a:chOff x="19211" y="18842"/>
-                                <a:chExt cx="4816" cy="2272"/>
-                              </a:xfrm>
-                            </wpg:grpSpPr>
-                            <wpg:grpSp>
-                              <wpg:cNvPr id="13" name="组合 6"/>
-                              <wpg:cNvGrpSpPr/>
-                              <wpg:grpSpPr>
-                                <a:xfrm>
-                                  <a:off x="19211" y="18842"/>
-                                  <a:ext cx="4816" cy="2273"/>
-                                  <a:chOff x="19199" y="18902"/>
-                                  <a:chExt cx="4816" cy="2273"/>
-                                </a:xfrm>
-                              </wpg:grpSpPr>
-                              <pic:pic xmlns:pic="http://schemas.openxmlformats.org/drawingml/2006/picture">
-                                <pic:nvPicPr>
-                                  <pic:cNvPr id="16" name="图片 6" descr="蔡冬雪"/>
-                                  <pic:cNvPicPr>
-                                    <a:picLocks noChangeAspect="1"/>
-                                  </pic:cNvPicPr>
-                                </pic:nvPicPr>
-                                <pic:blipFill>
-                                  <a:blip r:embed="rId10">
-                                    <a:clrChange>
-                                      <a:clrFrom>
-                                        <a:srgbClr val="FFFFFF">
-                                          <a:alpha val="100000"/>
-                                        </a:srgbClr>
-                                      </a:clrFrom>
-                                      <a:clrTo>
-                                        <a:srgbClr val="FFFFFF">
-                                          <a:alpha val="100000"/>
-                                          <a:alpha val="0"/>
-                                        </a:srgbClr>
-                                      </a:clrTo>
-                                    </a:clrChange>
-                                  </a:blip>
-                                  <a:srcRect l="18656" t="33322" r="18897" b="26699"/>
-                                  <a:stretch>
-                                    <a:fillRect/>
-                                  </a:stretch>
-                                </pic:blipFill>
-                                <pic:spPr>
-                                  <a:xfrm>
-                                    <a:off x="19199" y="19551"/>
-                                    <a:ext cx="1261" cy="566"/>
-                                  </a:xfrm>
-                                  <a:prstGeom prst="rect">
-                                    <a:avLst/>
-                                  </a:prstGeom>
-                                </pic:spPr>
-                              </pic:pic>
-                              <pic:pic xmlns:pic="http://schemas.openxmlformats.org/drawingml/2006/picture">
-                                <pic:nvPicPr>
-                                  <pic:cNvPr id="21" name="图片 25"/>
-                                  <pic:cNvPicPr>
-                                    <a:picLocks noChangeAspect="1" noChangeArrowheads="1"/>
-                                  </pic:cNvPicPr>
-                                </pic:nvPicPr>
-                                <pic:blipFill>
-                                  <a:blip r:embed="rId11">
-                                    <a:extLst>
-                                      <a:ext uri="{28A0092B-C50C-407E-A947-70E740481C1C}">
-                                        <a14:useLocalDpi xmlns:a14="http://schemas.microsoft.com/office/drawing/2010/main" val="0"/>
-                                      </a:ext>
-                                    </a:extLst>
-                                  </a:blip>
-                                  <a:srcRect/>
-                                  <a:stretch>
-                                    <a:fillRect/>
-                                  </a:stretch>
-                                </pic:blipFill>
-                                <pic:spPr>
-                                  <a:xfrm>
-                                    <a:off x="21742" y="18902"/>
-                                    <a:ext cx="2273" cy="2273"/>
-                                  </a:xfrm>
-                                  <a:prstGeom prst="rect">
-                                    <a:avLst/>
-                                  </a:prstGeom>
-                                  <a:noFill/>
-                                  <a:ln>
-                                    <a:noFill/>
-                                  </a:ln>
-                                </pic:spPr>
-                              </pic:pic>
-                            </wpg:grpSp>
-                            <pic:pic xmlns:pic="http://schemas.openxmlformats.org/drawingml/2006/picture">
-                              <pic:nvPicPr>
-                                <pic:cNvPr id="14" name="图片 4" descr="王建丽"/>
-                                <pic:cNvPicPr>
-                                  <a:picLocks noChangeAspect="1"/>
-                                </pic:cNvPicPr>
-                              </pic:nvPicPr>
-                              <pic:blipFill>
-                                <a:blip r:embed="rId12">
-                                  <a:clrChange>
-                                    <a:clrFrom>
-                                      <a:srgbClr val="FFFFFF">
-                                        <a:alpha val="100000"/>
-                                      </a:srgbClr>
-                                    </a:clrFrom>
-                                    <a:clrTo>
-                                      <a:srgbClr val="FFFFFF">
-                                        <a:alpha val="100000"/>
-                                        <a:alpha val="0"/>
-                                      </a:srgbClr>
-                                    </a:clrTo>
-                                  </a:clrChange>
-                                </a:blip>
-                                <a:stretch>
-                                  <a:fillRect/>
-                                </a:stretch>
-                              </pic:blipFill>
-                              <pic:spPr>
-                                <a:xfrm>
-                                  <a:off x="22261" y="19395"/>
-                                  <a:ext cx="1258" cy="713"/>
-                                </a:xfrm>
-                                <a:prstGeom prst="rect">
-                                  <a:avLst/>
-                                </a:prstGeom>
-                              </pic:spPr>
-                            </pic:pic>
-                          </wpg:wgp>
-                        </a:graphicData>
-                      </a:graphic>
-                    </wp:anchor>
-                  </w:drawing>
-                </mc:Choice>
-                <mc:Fallback>
-                  <w:pict>
-                    <v:group id="_x0000_s1026" o:spid="_x0000_s1026" o:spt="203" style="position:absolute;left:0pt;margin-left:0.6pt;margin-top:-37.8pt;height:113.6pt;width:240.8pt;z-index:251663360;mso-width-relative:page;mso-height-relative:page;" coordorigin="19211,18842" coordsize="4816,2272" o:gfxdata="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